--- a/2-运维相关组织架构及职责说明/TXHS-02-01-组织架构与部门职责说明.docx
+++ b/2-运维相关组织架构及职责说明/TXHS-02-01-组织架构与部门职责说明.docx
@@ -1,10 +1,11 @@
 
 <file path=word/document.xml><?xml version="1.0" encoding="utf-8"?>
-<w:document xmlns:wpc="http://schemas.microsoft.com/office/word/2010/wordprocessingCanvas" xmlns:mc="http://schemas.openxmlformats.org/markup-compatibility/2006" xmlns:o="urn:schemas-microsoft-com:office:office" xmlns:r="http://schemas.openxmlformats.org/officeDocument/2006/relationships" xmlns:m="http://schemas.openxmlformats.org/officeDocument/2006/math" xmlns:v="urn:schemas-microsoft-com:vml" xmlns:wp14="http://schemas.microsoft.com/office/word/2010/wordprocessingDrawing" xmlns:wp="http://schemas.openxmlformats.org/drawingml/2006/wordprocessingDrawing" xmlns:w="http://schemas.openxmlformats.org/wordprocessingml/2006/main" xmlns:w14="http://schemas.microsoft.com/office/word/2010/wordml" xmlns:w10="urn:schemas-microsoft-com:office:word" xmlns:w15="http://schemas.microsoft.com/office/word/2012/wordml" xmlns:wpg="http://schemas.microsoft.com/office/word/2010/wordprocessingGroup" xmlns:wpi="http://schemas.microsoft.com/office/word/2010/wordprocessingInk" xmlns:wne="http://schemas.microsoft.com/office/word/2006/wordml" xmlns:wps="http://schemas.microsoft.com/office/word/2010/wordprocessingShape" xmlns:wpsCustomData="http://www.wps.cn/officeDocument/2013/wpsCustomData" mc:Ignorable="w14 w15 wp14">
+<w:document xmlns:wpc="http://schemas.microsoft.com/office/word/2010/wordprocessingCanvas" xmlns:mc="http://schemas.openxmlformats.org/markup-compatibility/2006" xmlns:o="urn:schemas-microsoft-com:office:office" xmlns:r="http://schemas.openxmlformats.org/officeDocument/2006/relationships" xmlns:m="http://schemas.openxmlformats.org/officeDocument/2006/math" xmlns:v="urn:schemas-microsoft-com:vml" xmlns:wp14="http://schemas.microsoft.com/office/word/2010/wordprocessingDrawing" xmlns:wp="http://schemas.openxmlformats.org/drawingml/2006/wordprocessingDrawing" xmlns:w10="urn:schemas-microsoft-com:office:word" xmlns:w="http://schemas.openxmlformats.org/wordprocessingml/2006/main" xmlns:w14="http://schemas.microsoft.com/office/word/2010/wordml" xmlns:w15="http://schemas.microsoft.com/office/word/2012/wordml" xmlns:wne="http://schemas.microsoft.com/office/word/2006/wordml" xmlns:wpg="http://schemas.microsoft.com/office/word/2010/wordprocessingGroup" xmlns:wpi="http://schemas.microsoft.com/office/word/2010/wordprocessingInk" xmlns:wps="http://schemas.microsoft.com/office/word/2010/wordprocessingShape" mc:Ignorable="w14 w15 wp14">
+  <!-- Generated by Aspose.Words for .NET 13.3.0.1 -->
   <w:body>
     <w:p>
       <w:pPr>
-        <w:pStyle w:val="24"/>
+        <w:pStyle w:val="a"/>
         <w:keepNext w:val="0"/>
         <w:keepLines w:val="0"/>
         <w:pageBreakBefore w:val="0"/>
@@ -21,10 +22,10 @@
         <w:spacing w:before="3120" w:beforeLines="1000"/>
         <w:textAlignment w:val="baseline"/>
       </w:pPr>
-      <w:bookmarkStart w:id="0" w:name="_Toc20344"/>
+      <w:bookmarkStart w:id="0" w:name="_Toc28917"/>
       <w:r>
         <w:drawing>
-          <wp:anchor distT="0" distB="0" distL="114300" distR="114300" simplePos="0" relativeHeight="251660288" behindDoc="1" locked="0" layoutInCell="1" allowOverlap="1">
+          <wp:anchor distT="0" distB="0" distL="114300" distR="114300" simplePos="0" relativeHeight="251659264" behindDoc="1" locked="0" layoutInCell="1" allowOverlap="1">
             <wp:simplePos x="0" y="0"/>
             <wp:positionH relativeFrom="column">
               <wp:posOffset>-19050</wp:posOffset>
@@ -49,7 +50,7 @@
                     </pic:cNvPicPr>
                   </pic:nvPicPr>
                   <pic:blipFill>
-                    <a:blip r:embed="rId7"/>
+                    <a:blip xmlns:r="http://schemas.openxmlformats.org/officeDocument/2006/relationships" r:embed="rId4"/>
                     <a:stretch>
                       <a:fillRect/>
                     </a:stretch>
@@ -75,7 +76,7 @@
       </w:r>
       <w:r>
         <w:drawing>
-          <wp:anchor distT="0" distB="0" distL="114300" distR="114300" simplePos="0" relativeHeight="251659264" behindDoc="1" locked="0" layoutInCell="1" allowOverlap="1">
+          <wp:anchor distT="0" distB="0" distL="114300" distR="114300" simplePos="0" relativeHeight="251658240" behindDoc="1" locked="0" layoutInCell="1" allowOverlap="1">
             <wp:simplePos x="0" y="0"/>
             <wp:positionH relativeFrom="column">
               <wp:posOffset>0</wp:posOffset>
@@ -100,7 +101,7 @@
                     </pic:cNvPicPr>
                   </pic:nvPicPr>
                   <pic:blipFill>
-                    <a:blip r:embed="rId8"/>
+                    <a:blip xmlns:r="http://schemas.openxmlformats.org/officeDocument/2006/relationships" r:embed="rId5"/>
                     <a:stretch>
                       <a:fillRect/>
                     </a:stretch>
@@ -135,7 +136,7 @@
     </w:p>
     <w:p>
       <w:pPr>
-        <w:pStyle w:val="25"/>
+        <w:pStyle w:val="a0"/>
         <w:keepNext w:val="0"/>
         <w:keepLines w:val="0"/>
         <w:pageBreakBefore w:val="0"/>
@@ -156,7 +157,7 @@
           <w:lang w:val="en-US" w:eastAsia="zh-CN"/>
         </w:rPr>
       </w:pPr>
-      <w:bookmarkStart w:id="1" w:name="_Toc25223"/>
+      <w:bookmarkStart w:id="1" w:name="_Toc29227"/>
       <w:r>
         <w:rPr>
           <w:rFonts w:hint="eastAsia"/>
@@ -182,11 +183,11 @@
         <w:adjustRightInd w:val="0"/>
         <w:snapToGrid w:val="0"/>
         <w:spacing w:after="624" w:afterLines="200" w:line="219" w:lineRule="auto"/>
-        <w:ind w:left="0" w:leftChars="0" w:right="0" w:rightChars="0" w:firstLine="0" w:firstLineChars="0"/>
+        <w:ind w:left="0" w:right="0" w:firstLine="0" w:leftChars="0" w:rightChars="0" w:firstLineChars="0"/>
         <w:jc w:val="center"/>
         <w:textAlignment w:val="baseline"/>
         <w:rPr>
-          <w:rFonts w:hint="default" w:ascii="宋体" w:hAnsi="宋体" w:eastAsia="宋体" w:cs="宋体"/>
+          <w:rFonts w:ascii="宋体" w:eastAsia="宋体" w:hAnsi="宋体" w:cs="宋体" w:hint="default"/>
           <w:sz w:val="24"/>
           <w:szCs w:val="24"/>
           <w:lang w:val="en-US" w:eastAsia="zh-CN"/>
@@ -194,7 +195,7 @@
       </w:pPr>
       <w:r>
         <w:rPr>
-          <w:rFonts w:ascii="宋体" w:hAnsi="宋体" w:eastAsia="宋体" w:cs="宋体"/>
+          <w:rFonts w:ascii="宋体" w:eastAsia="宋体" w:hAnsi="宋体" w:cs="宋体"/>
           <w:b/>
           <w:bCs/>
           <w:spacing w:val="-3"/>
@@ -205,7 +206,7 @@
       </w:r>
       <w:r>
         <w:rPr>
-          <w:rFonts w:hint="eastAsia" w:ascii="宋体" w:hAnsi="宋体" w:cs="宋体"/>
+          <w:rFonts w:ascii="宋体" w:hAnsi="宋体" w:cs="宋体" w:hint="eastAsia"/>
           <w:b/>
           <w:bCs/>
           <w:spacing w:val="-3"/>
@@ -217,7 +218,7 @@
       </w:r>
       <w:r>
         <w:rPr>
-          <w:rFonts w:ascii="宋体" w:hAnsi="宋体" w:eastAsia="宋体" w:cs="宋体"/>
+          <w:rFonts w:ascii="宋体" w:eastAsia="宋体" w:hAnsi="宋体" w:cs="宋体"/>
           <w:b/>
           <w:bCs/>
           <w:spacing w:val="-3"/>
@@ -228,7 +229,7 @@
       </w:r>
       <w:r>
         <w:rPr>
-          <w:rFonts w:hint="eastAsia" w:ascii="宋体" w:hAnsi="宋体" w:cs="宋体"/>
+          <w:rFonts w:ascii="宋体" w:hAnsi="宋体" w:cs="宋体" w:hint="eastAsia"/>
           <w:b/>
           <w:bCs/>
           <w:spacing w:val="-3"/>
@@ -240,7 +241,7 @@
       </w:r>
       <w:r>
         <w:rPr>
-          <w:rFonts w:ascii="宋体" w:hAnsi="宋体" w:eastAsia="宋体" w:cs="宋体"/>
+          <w:rFonts w:ascii="宋体" w:eastAsia="宋体" w:hAnsi="宋体" w:cs="宋体"/>
           <w:b/>
           <w:bCs/>
           <w:spacing w:val="-3"/>
@@ -252,18 +253,17 @@
     </w:p>
     <w:tbl>
       <w:tblPr>
-        <w:tblStyle w:val="21"/>
+        <w:tblStyle w:val="TableGrid"/>
         <w:tblW w:w="0" w:type="auto"/>
         <w:jc w:val="center"/>
         <w:tblBorders>
-          <w:top w:val="none" w:color="auto" w:sz="0" w:space="0"/>
-          <w:left w:val="none" w:color="auto" w:sz="0" w:space="0"/>
-          <w:bottom w:val="none" w:color="auto" w:sz="0" w:space="0"/>
-          <w:right w:val="none" w:color="auto" w:sz="0" w:space="0"/>
-          <w:insideH w:val="none" w:color="auto" w:sz="0" w:space="0"/>
-          <w:insideV w:val="none" w:color="auto" w:sz="0" w:space="0"/>
+          <w:top w:val="nil"/>
+          <w:left w:val="nil"/>
+          <w:bottom w:val="nil"/>
+          <w:right w:val="nil"/>
+          <w:insideH w:val="nil"/>
+          <w:insideV w:val="nil"/>
         </w:tblBorders>
-        <w:tblLayout w:type="autofit"/>
         <w:tblCellMar>
           <w:top w:w="0" w:type="dxa"/>
           <w:left w:w="108" w:type="dxa"/>
@@ -277,13 +277,15 @@
       </w:tblGrid>
       <w:tr>
         <w:tblPrEx>
+          <w:tblW w:w="0" w:type="auto"/>
+          <w:jc w:val="center"/>
           <w:tblBorders>
-            <w:top w:val="none" w:color="auto" w:sz="0" w:space="0"/>
-            <w:left w:val="none" w:color="auto" w:sz="0" w:space="0"/>
-            <w:bottom w:val="none" w:color="auto" w:sz="0" w:space="0"/>
-            <w:right w:val="none" w:color="auto" w:sz="0" w:space="0"/>
-            <w:insideH w:val="none" w:color="auto" w:sz="0" w:space="0"/>
-            <w:insideV w:val="none" w:color="auto" w:sz="0" w:space="0"/>
+            <w:top w:val="nil"/>
+            <w:left w:val="nil"/>
+            <w:bottom w:val="nil"/>
+            <w:right w:val="nil"/>
+            <w:insideH w:val="nil"/>
+            <w:insideV w:val="nil"/>
           </w:tblBorders>
           <w:tblCellMar>
             <w:top w:w="0" w:type="dxa"/>
@@ -293,7 +295,7 @@
           </w:tblCellMar>
         </w:tblPrEx>
         <w:trPr>
-          <w:trHeight w:val="810" w:hRule="atLeast"/>
+          <w:trHeight w:val="810"/>
           <w:jc w:val="center"/>
         </w:trPr>
         <w:tc>
@@ -331,7 +333,7 @@
             </w:r>
             <w:r>
               <w:rPr>
-                <w:rFonts w:hint="default" w:asciiTheme="minorAscii" w:hAnsiTheme="minorAscii" w:eastAsiaTheme="minorEastAsia"/>
+                <w:rFonts w:asciiTheme="minorAscii" w:eastAsiaTheme="minorEastAsia" w:hAnsiTheme="minorAscii" w:hint="default"/>
                 <w:spacing w:val="227"/>
                 <w:sz w:val="21"/>
                 <w:vertAlign w:val="baseline"/>
@@ -384,7 +386,7 @@
             </w:r>
             <w:r>
               <w:rPr>
-                <w:rFonts w:hint="eastAsia" w:asciiTheme="minorAscii" w:hAnsiTheme="minorAscii" w:eastAsiaTheme="minorEastAsia"/>
+                <w:rFonts w:asciiTheme="minorAscii" w:eastAsiaTheme="minorEastAsia" w:hAnsiTheme="minorAscii" w:hint="eastAsia"/>
                 <w:spacing w:val="227"/>
                 <w:sz w:val="21"/>
                 <w:vertAlign w:val="baseline"/>
@@ -406,14 +408,8 @@
       </w:tr>
       <w:tr>
         <w:tblPrEx>
-          <w:tblBorders>
-            <w:top w:val="none" w:color="auto" w:sz="0" w:space="0"/>
-            <w:left w:val="none" w:color="auto" w:sz="0" w:space="0"/>
-            <w:bottom w:val="none" w:color="auto" w:sz="0" w:space="0"/>
-            <w:right w:val="none" w:color="auto" w:sz="0" w:space="0"/>
-            <w:insideH w:val="none" w:color="auto" w:sz="0" w:space="0"/>
-            <w:insideV w:val="none" w:color="auto" w:sz="0" w:space="0"/>
-          </w:tblBorders>
+          <w:tblW w:w="0" w:type="auto"/>
+          <w:jc w:val="center"/>
           <w:tblCellMar>
             <w:top w:w="0" w:type="dxa"/>
             <w:left w:w="108" w:type="dxa"/>
@@ -422,7 +418,7 @@
           </w:tblCellMar>
         </w:tblPrEx>
         <w:trPr>
-          <w:trHeight w:val="810" w:hRule="atLeast"/>
+          <w:trHeight w:val="810"/>
           <w:jc w:val="center"/>
         </w:trPr>
         <w:tc>
@@ -446,7 +442,7 @@
               <w:snapToGrid w:val="0"/>
               <w:textAlignment w:val="baseline"/>
               <w:rPr>
-                <w:rFonts w:hint="default" w:ascii="Arial" w:hAnsi="Arial" w:eastAsia="Arial" w:cs="Arial"/>
+                <w:rFonts w:ascii="Arial" w:eastAsia="Arial" w:hAnsi="Arial" w:cs="Arial" w:hint="default"/>
                 <w:snapToGrid w:val="0"/>
                 <w:color w:val="000000"/>
                 <w:kern w:val="0"/>
@@ -478,7 +474,7 @@
             </w:r>
             <w:r>
               <w:rPr>
-                <w:rFonts w:hint="default" w:asciiTheme="minorAscii" w:hAnsiTheme="minorAscii" w:eastAsiaTheme="minorEastAsia"/>
+                <w:rFonts w:asciiTheme="minorAscii" w:eastAsiaTheme="minorEastAsia" w:hAnsiTheme="minorAscii" w:hint="default"/>
                 <w:spacing w:val="227"/>
                 <w:sz w:val="21"/>
                 <w:vertAlign w:val="baseline"/>
@@ -495,18 +491,7 @@
                 <w:vertAlign w:val="baseline"/>
                 <w:lang w:val="en-US" w:eastAsia="zh-CN"/>
               </w:rPr>
-              <w:t>V2.</w:t>
-            </w:r>
-            <w:r>
-              <w:rPr>
-                <w:rFonts w:hint="eastAsia"/>
-                <w:spacing w:val="0"/>
-                <w:kern w:val="0"/>
-                <w:u w:val="single"/>
-                <w:vertAlign w:val="baseline"/>
-                <w:lang w:val="en-US" w:eastAsia="zh-CN"/>
-              </w:rPr>
-              <w:t>0</w:t>
+              <w:t>V1.0</w:t>
             </w:r>
           </w:p>
         </w:tc>
@@ -531,7 +516,7 @@
               <w:snapToGrid w:val="0"/>
               <w:textAlignment w:val="baseline"/>
               <w:rPr>
-                <w:rFonts w:hint="default" w:ascii="Arial" w:hAnsi="Arial" w:eastAsia="Arial" w:cs="Arial"/>
+                <w:rFonts w:ascii="Arial" w:eastAsia="Arial" w:hAnsi="Arial" w:cs="Arial" w:hint="default"/>
                 <w:snapToGrid w:val="0"/>
                 <w:color w:val="000000"/>
                 <w:kern w:val="0"/>
@@ -551,7 +536,7 @@
             </w:r>
             <w:r>
               <w:rPr>
-                <w:rFonts w:hint="eastAsia" w:asciiTheme="minorAscii" w:hAnsiTheme="minorAscii" w:eastAsiaTheme="minorEastAsia"/>
+                <w:rFonts w:asciiTheme="minorAscii" w:eastAsiaTheme="minorEastAsia" w:hAnsiTheme="minorAscii" w:hint="eastAsia"/>
                 <w:spacing w:val="227"/>
                 <w:sz w:val="21"/>
                 <w:vertAlign w:val="baseline"/>
@@ -573,14 +558,8 @@
       </w:tr>
       <w:tr>
         <w:tblPrEx>
-          <w:tblBorders>
-            <w:top w:val="none" w:color="auto" w:sz="0" w:space="0"/>
-            <w:left w:val="none" w:color="auto" w:sz="0" w:space="0"/>
-            <w:bottom w:val="none" w:color="auto" w:sz="0" w:space="0"/>
-            <w:right w:val="none" w:color="auto" w:sz="0" w:space="0"/>
-            <w:insideH w:val="none" w:color="auto" w:sz="0" w:space="0"/>
-            <w:insideV w:val="none" w:color="auto" w:sz="0" w:space="0"/>
-          </w:tblBorders>
+          <w:tblW w:w="0" w:type="auto"/>
+          <w:jc w:val="center"/>
           <w:tblCellMar>
             <w:top w:w="0" w:type="dxa"/>
             <w:left w:w="108" w:type="dxa"/>
@@ -589,7 +568,7 @@
           </w:tblCellMar>
         </w:tblPrEx>
         <w:trPr>
-          <w:trHeight w:val="635" w:hRule="atLeast"/>
+          <w:trHeight w:val="635"/>
           <w:jc w:val="center"/>
         </w:trPr>
         <w:tc>
@@ -639,7 +618,7 @@
             </w:r>
             <w:r>
               <w:rPr>
-                <w:rFonts w:hint="eastAsia" w:asciiTheme="minorAscii" w:hAnsiTheme="minorAscii" w:eastAsiaTheme="minorEastAsia"/>
+                <w:rFonts w:asciiTheme="minorAscii" w:eastAsiaTheme="minorEastAsia" w:hAnsiTheme="minorAscii" w:hint="eastAsia"/>
                 <w:spacing w:val="227"/>
                 <w:sz w:val="21"/>
                 <w:vertAlign w:val="baseline"/>
@@ -649,7 +628,7 @@
             </w:r>
             <w:r>
               <w:rPr>
-                <w:rFonts w:hint="eastAsia" w:asciiTheme="minorAscii" w:hAnsiTheme="minorAscii" w:eastAsiaTheme="minorEastAsia"/>
+                <w:rFonts w:asciiTheme="minorAscii" w:eastAsiaTheme="minorEastAsia" w:hAnsiTheme="minorAscii" w:hint="eastAsia"/>
                 <w:spacing w:val="0"/>
                 <w:kern w:val="0"/>
                 <w:sz w:val="21"/>
@@ -696,7 +675,7 @@
             </w:r>
             <w:r>
               <w:rPr>
-                <w:rFonts w:hint="eastAsia" w:asciiTheme="minorAscii" w:hAnsiTheme="minorAscii" w:eastAsiaTheme="minorEastAsia"/>
+                <w:rFonts w:asciiTheme="minorAscii" w:eastAsiaTheme="minorEastAsia" w:hAnsiTheme="minorAscii" w:hint="eastAsia"/>
                 <w:spacing w:val="227"/>
                 <w:sz w:val="21"/>
                 <w:vertAlign w:val="baseline"/>
@@ -755,14 +734,14 @@
         <w:ind w:left="3634"/>
         <w:textAlignment w:val="baseline"/>
         <w:rPr>
-          <w:rFonts w:ascii="宋体" w:hAnsi="宋体" w:eastAsia="宋体" w:cs="宋体"/>
+          <w:rFonts w:ascii="宋体" w:eastAsia="宋体" w:hAnsi="宋体" w:cs="宋体"/>
           <w:sz w:val="31"/>
           <w:szCs w:val="31"/>
         </w:rPr>
       </w:pPr>
       <w:r>
         <w:rPr>
-          <w:rFonts w:ascii="宋体" w:hAnsi="宋体" w:eastAsia="宋体" w:cs="宋体"/>
+          <w:rFonts w:ascii="宋体" w:eastAsia="宋体" w:hAnsi="宋体" w:cs="宋体"/>
           <w:b/>
           <w:bCs/>
           <w:spacing w:val="4"/>
@@ -774,16 +753,16 @@
     </w:p>
     <w:tbl>
       <w:tblPr>
-        <w:tblStyle w:val="26"/>
+        <w:tblStyle w:val="TableNormal0"/>
         <w:tblW w:w="8214" w:type="dxa"/>
         <w:jc w:val="center"/>
         <w:tblBorders>
-          <w:top w:val="single" w:color="000000" w:sz="2" w:space="0"/>
-          <w:left w:val="single" w:color="000000" w:sz="2" w:space="0"/>
-          <w:bottom w:val="single" w:color="000000" w:sz="2" w:space="0"/>
-          <w:right w:val="single" w:color="000000" w:sz="2" w:space="0"/>
-          <w:insideH w:val="single" w:color="000000" w:sz="2" w:space="0"/>
-          <w:insideV w:val="single" w:color="000000" w:sz="2" w:space="0"/>
+          <w:top w:val="single" w:sz="2" w:space="0" w:color="000000"/>
+          <w:left w:val="single" w:sz="2" w:space="0" w:color="000000"/>
+          <w:bottom w:val="single" w:sz="2" w:space="0" w:color="000000"/>
+          <w:right w:val="single" w:sz="2" w:space="0" w:color="000000"/>
+          <w:insideH w:val="single" w:sz="2" w:space="0" w:color="000000"/>
+          <w:insideV w:val="single" w:sz="2" w:space="0" w:color="000000"/>
         </w:tblBorders>
         <w:tblLayout w:type="fixed"/>
         <w:tblCellMar>
@@ -803,14 +782,17 @@
       </w:tblGrid>
       <w:tr>
         <w:tblPrEx>
+          <w:tblW w:w="8214" w:type="dxa"/>
+          <w:jc w:val="center"/>
           <w:tblBorders>
-            <w:top w:val="single" w:color="000000" w:sz="2" w:space="0"/>
-            <w:left w:val="single" w:color="000000" w:sz="2" w:space="0"/>
-            <w:bottom w:val="single" w:color="000000" w:sz="2" w:space="0"/>
-            <w:right w:val="single" w:color="000000" w:sz="2" w:space="0"/>
-            <w:insideH w:val="single" w:color="000000" w:sz="2" w:space="0"/>
-            <w:insideV w:val="single" w:color="000000" w:sz="2" w:space="0"/>
+            <w:top w:val="single" w:sz="2" w:space="0" w:color="000000"/>
+            <w:left w:val="single" w:sz="2" w:space="0" w:color="000000"/>
+            <w:bottom w:val="single" w:sz="2" w:space="0" w:color="000000"/>
+            <w:right w:val="single" w:sz="2" w:space="0" w:color="000000"/>
+            <w:insideH w:val="single" w:sz="2" w:space="0" w:color="000000"/>
+            <w:insideV w:val="single" w:sz="2" w:space="0" w:color="000000"/>
           </w:tblBorders>
+          <w:tblLayout w:type="fixed"/>
           <w:tblCellMar>
             <w:top w:w="0" w:type="dxa"/>
             <w:left w:w="0" w:type="dxa"/>
@@ -819,7 +801,7 @@
           </w:tblCellMar>
         </w:tblPrEx>
         <w:trPr>
-          <w:trHeight w:val="593" w:hRule="atLeast"/>
+          <w:trHeight w:val="593"/>
           <w:jc w:val="center"/>
         </w:trPr>
         <w:tc>
@@ -841,18 +823,18 @@
               <w:adjustRightInd w:val="0"/>
               <w:snapToGrid w:val="0"/>
               <w:spacing w:before="176" w:line="228" w:lineRule="auto"/>
-              <w:ind w:left="0" w:leftChars="0" w:right="0" w:rightChars="0" w:firstLine="0" w:firstLineChars="0"/>
+              <w:ind w:left="0" w:right="0" w:firstLine="0" w:leftChars="0" w:rightChars="0" w:firstLineChars="0"/>
               <w:jc w:val="center"/>
               <w:textAlignment w:val="baseline"/>
               <w:rPr>
-                <w:rFonts w:ascii="宋体" w:hAnsi="宋体" w:eastAsia="宋体" w:cs="宋体"/>
+                <w:rFonts w:ascii="宋体" w:eastAsia="宋体" w:hAnsi="宋体" w:cs="宋体"/>
                 <w:sz w:val="20"/>
                 <w:szCs w:val="20"/>
               </w:rPr>
             </w:pPr>
             <w:r>
               <w:rPr>
-                <w:rFonts w:hint="eastAsia" w:ascii="宋体" w:hAnsi="宋体" w:cs="宋体"/>
+                <w:rFonts w:ascii="宋体" w:hAnsi="宋体" w:cs="宋体" w:hint="eastAsia"/>
                 <w:spacing w:val="-14"/>
                 <w:sz w:val="20"/>
                 <w:szCs w:val="20"/>
@@ -862,7 +844,7 @@
             </w:r>
             <w:r>
               <w:rPr>
-                <w:rFonts w:ascii="宋体" w:hAnsi="宋体" w:eastAsia="宋体" w:cs="宋体"/>
+                <w:rFonts w:ascii="宋体" w:eastAsia="宋体" w:hAnsi="宋体" w:cs="宋体"/>
                 <w:spacing w:val="-14"/>
                 <w:sz w:val="20"/>
                 <w:szCs w:val="20"/>
@@ -890,18 +872,18 @@
               <w:adjustRightInd w:val="0"/>
               <w:snapToGrid w:val="0"/>
               <w:spacing w:before="175" w:line="227" w:lineRule="auto"/>
-              <w:ind w:left="0" w:leftChars="0" w:right="0" w:rightChars="0" w:firstLine="0" w:firstLineChars="0"/>
+              <w:ind w:left="0" w:right="0" w:firstLine="0" w:leftChars="0" w:rightChars="0" w:firstLineChars="0"/>
               <w:jc w:val="center"/>
               <w:textAlignment w:val="baseline"/>
               <w:rPr>
-                <w:rFonts w:ascii="宋体" w:hAnsi="宋体" w:eastAsia="宋体" w:cs="宋体"/>
+                <w:rFonts w:ascii="宋体" w:eastAsia="宋体" w:hAnsi="宋体" w:cs="宋体"/>
                 <w:sz w:val="20"/>
                 <w:szCs w:val="20"/>
               </w:rPr>
             </w:pPr>
             <w:r>
               <w:rPr>
-                <w:rFonts w:ascii="宋体" w:hAnsi="宋体" w:eastAsia="宋体" w:cs="宋体"/>
+                <w:rFonts w:ascii="宋体" w:eastAsia="宋体" w:hAnsi="宋体" w:cs="宋体"/>
                 <w:spacing w:val="4"/>
                 <w:sz w:val="20"/>
                 <w:szCs w:val="20"/>
@@ -929,18 +911,18 @@
               <w:adjustRightInd w:val="0"/>
               <w:snapToGrid w:val="0"/>
               <w:spacing w:before="175" w:line="228" w:lineRule="auto"/>
-              <w:ind w:left="0" w:leftChars="0" w:right="0" w:rightChars="0" w:firstLine="0" w:firstLineChars="0"/>
+              <w:ind w:left="0" w:right="0" w:firstLine="0" w:leftChars="0" w:rightChars="0" w:firstLineChars="0"/>
               <w:jc w:val="center"/>
               <w:textAlignment w:val="baseline"/>
               <w:rPr>
-                <w:rFonts w:ascii="宋体" w:hAnsi="宋体" w:eastAsia="宋体" w:cs="宋体"/>
+                <w:rFonts w:ascii="宋体" w:eastAsia="宋体" w:hAnsi="宋体" w:cs="宋体"/>
                 <w:sz w:val="20"/>
                 <w:szCs w:val="20"/>
               </w:rPr>
             </w:pPr>
             <w:r>
               <w:rPr>
-                <w:rFonts w:ascii="宋体" w:hAnsi="宋体" w:eastAsia="宋体" w:cs="宋体"/>
+                <w:rFonts w:ascii="宋体" w:eastAsia="宋体" w:hAnsi="宋体" w:cs="宋体"/>
                 <w:spacing w:val="7"/>
                 <w:sz w:val="20"/>
                 <w:szCs w:val="20"/>
@@ -968,11 +950,11 @@
               <w:adjustRightInd w:val="0"/>
               <w:snapToGrid w:val="0"/>
               <w:spacing w:before="175" w:line="228" w:lineRule="auto"/>
-              <w:ind w:left="0" w:leftChars="0" w:right="0" w:rightChars="0" w:firstLine="0" w:firstLineChars="0"/>
+              <w:ind w:left="0" w:right="0" w:firstLine="0" w:leftChars="0" w:rightChars="0" w:firstLineChars="0"/>
               <w:jc w:val="center"/>
               <w:textAlignment w:val="baseline"/>
               <w:rPr>
-                <w:rFonts w:hint="eastAsia" w:ascii="宋体" w:hAnsi="宋体" w:eastAsia="宋体" w:cs="宋体"/>
+                <w:rFonts w:ascii="宋体" w:eastAsia="宋体" w:hAnsi="宋体" w:cs="宋体" w:hint="eastAsia"/>
                 <w:spacing w:val="7"/>
                 <w:sz w:val="20"/>
                 <w:szCs w:val="20"/>
@@ -981,7 +963,7 @@
             </w:pPr>
             <w:r>
               <w:rPr>
-                <w:rFonts w:hint="eastAsia" w:ascii="宋体" w:hAnsi="宋体" w:cs="宋体"/>
+                <w:rFonts w:ascii="宋体" w:hAnsi="宋体" w:cs="宋体" w:hint="eastAsia"/>
                 <w:spacing w:val="7"/>
                 <w:sz w:val="20"/>
                 <w:szCs w:val="20"/>
@@ -1010,11 +992,11 @@
               <w:adjustRightInd w:val="0"/>
               <w:snapToGrid w:val="0"/>
               <w:spacing w:before="175" w:line="228" w:lineRule="auto"/>
-              <w:ind w:left="0" w:leftChars="0" w:right="0" w:rightChars="0" w:firstLine="0" w:firstLineChars="0"/>
+              <w:ind w:left="0" w:right="0" w:firstLine="0" w:leftChars="0" w:rightChars="0" w:firstLineChars="0"/>
               <w:jc w:val="center"/>
               <w:textAlignment w:val="baseline"/>
               <w:rPr>
-                <w:rFonts w:hint="default" w:ascii="宋体" w:hAnsi="宋体" w:cs="宋体"/>
+                <w:rFonts w:ascii="宋体" w:hAnsi="宋体" w:cs="宋体" w:hint="default"/>
                 <w:spacing w:val="7"/>
                 <w:sz w:val="20"/>
                 <w:szCs w:val="20"/>
@@ -1023,7 +1005,7 @@
             </w:pPr>
             <w:r>
               <w:rPr>
-                <w:rFonts w:hint="eastAsia" w:ascii="宋体" w:hAnsi="宋体" w:cs="宋体"/>
+                <w:rFonts w:ascii="宋体" w:hAnsi="宋体" w:cs="宋体" w:hint="eastAsia"/>
                 <w:spacing w:val="7"/>
                 <w:sz w:val="20"/>
                 <w:szCs w:val="20"/>
@@ -1052,18 +1034,18 @@
               <w:adjustRightInd w:val="0"/>
               <w:snapToGrid w:val="0"/>
               <w:spacing w:before="176" w:line="229" w:lineRule="auto"/>
-              <w:ind w:left="0" w:leftChars="0" w:right="0" w:rightChars="0" w:firstLine="0" w:firstLineChars="0"/>
+              <w:ind w:left="0" w:right="0" w:firstLine="0" w:leftChars="0" w:rightChars="0" w:firstLineChars="0"/>
               <w:jc w:val="center"/>
               <w:textAlignment w:val="baseline"/>
               <w:rPr>
-                <w:rFonts w:ascii="宋体" w:hAnsi="宋体" w:eastAsia="宋体" w:cs="宋体"/>
+                <w:rFonts w:ascii="宋体" w:eastAsia="宋体" w:hAnsi="宋体" w:cs="宋体"/>
                 <w:sz w:val="20"/>
                 <w:szCs w:val="20"/>
               </w:rPr>
             </w:pPr>
             <w:r>
               <w:rPr>
-                <w:rFonts w:ascii="宋体" w:hAnsi="宋体" w:eastAsia="宋体" w:cs="宋体"/>
+                <w:rFonts w:ascii="宋体" w:eastAsia="宋体" w:hAnsi="宋体" w:cs="宋体"/>
                 <w:spacing w:val="7"/>
                 <w:sz w:val="20"/>
                 <w:szCs w:val="20"/>
@@ -1075,14 +1057,9 @@
       </w:tr>
       <w:tr>
         <w:tblPrEx>
-          <w:tblBorders>
-            <w:top w:val="single" w:color="000000" w:sz="2" w:space="0"/>
-            <w:left w:val="single" w:color="000000" w:sz="2" w:space="0"/>
-            <w:bottom w:val="single" w:color="000000" w:sz="2" w:space="0"/>
-            <w:right w:val="single" w:color="000000" w:sz="2" w:space="0"/>
-            <w:insideH w:val="single" w:color="000000" w:sz="2" w:space="0"/>
-            <w:insideV w:val="single" w:color="000000" w:sz="2" w:space="0"/>
-          </w:tblBorders>
+          <w:tblW w:w="8214" w:type="dxa"/>
+          <w:jc w:val="center"/>
+          <w:tblLayout w:type="fixed"/>
           <w:tblCellMar>
             <w:top w:w="0" w:type="dxa"/>
             <w:left w:w="0" w:type="dxa"/>
@@ -1091,279 +1068,7 @@
           </w:tblCellMar>
         </w:tblPrEx>
         <w:trPr>
-          <w:trHeight w:val="516" w:hRule="atLeast"/>
-          <w:jc w:val="center"/>
-        </w:trPr>
-        <w:tc>
-          <w:tcPr>
-            <w:tcW w:w="1317" w:type="dxa"/>
-          </w:tcPr>
-          <w:p>
-            <w:pPr>
-              <w:keepNext w:val="0"/>
-              <w:keepLines w:val="0"/>
-              <w:pageBreakBefore w:val="0"/>
-              <w:widowControl w:val="0"/>
-              <w:kinsoku w:val="0"/>
-              <w:wordWrap/>
-              <w:overflowPunct/>
-              <w:autoSpaceDE w:val="0"/>
-              <w:autoSpaceDN w:val="0"/>
-              <w:bidi w:val="0"/>
-              <w:adjustRightInd w:val="0"/>
-              <w:snapToGrid w:val="0"/>
-              <w:spacing w:before="173" w:line="267" w:lineRule="exact"/>
-              <w:ind w:left="0" w:leftChars="0" w:right="0" w:rightChars="0" w:firstLine="0" w:firstLineChars="0"/>
-              <w:jc w:val="center"/>
-              <w:textAlignment w:val="baseline"/>
-              <w:rPr>
-                <w:rFonts w:hint="default" w:ascii="宋体" w:hAnsi="宋体" w:eastAsia="宋体" w:cs="宋体"/>
-                <w:sz w:val="20"/>
-                <w:szCs w:val="20"/>
-                <w:lang w:val="en-US"/>
-              </w:rPr>
-            </w:pPr>
-            <w:r>
-              <w:rPr>
-                <w:rFonts w:ascii="宋体" w:hAnsi="宋体" w:eastAsia="宋体" w:cs="宋体"/>
-                <w:spacing w:val="3"/>
-                <w:position w:val="1"/>
-                <w:sz w:val="20"/>
-                <w:szCs w:val="20"/>
-              </w:rPr>
-              <w:t>2022.06.20</w:t>
-            </w:r>
-          </w:p>
-        </w:tc>
-        <w:tc>
-          <w:tcPr>
-            <w:tcW w:w="972" w:type="dxa"/>
-          </w:tcPr>
-          <w:p>
-            <w:pPr>
-              <w:keepNext w:val="0"/>
-              <w:keepLines w:val="0"/>
-              <w:pageBreakBefore w:val="0"/>
-              <w:widowControl w:val="0"/>
-              <w:kinsoku w:val="0"/>
-              <w:wordWrap/>
-              <w:overflowPunct/>
-              <w:autoSpaceDE w:val="0"/>
-              <w:autoSpaceDN w:val="0"/>
-              <w:bidi w:val="0"/>
-              <w:adjustRightInd w:val="0"/>
-              <w:snapToGrid w:val="0"/>
-              <w:spacing w:before="173" w:line="267" w:lineRule="exact"/>
-              <w:ind w:left="0" w:leftChars="0" w:right="0" w:rightChars="0" w:firstLine="0" w:firstLineChars="0"/>
-              <w:jc w:val="center"/>
-              <w:textAlignment w:val="baseline"/>
-              <w:rPr>
-                <w:rFonts w:ascii="宋体" w:hAnsi="宋体" w:eastAsia="宋体" w:cs="宋体"/>
-                <w:sz w:val="20"/>
-                <w:szCs w:val="20"/>
-              </w:rPr>
-            </w:pPr>
-            <w:r>
-              <w:rPr>
-                <w:rFonts w:ascii="宋体" w:hAnsi="宋体" w:eastAsia="宋体" w:cs="宋体"/>
-                <w:spacing w:val="4"/>
-                <w:position w:val="1"/>
-                <w:sz w:val="20"/>
-                <w:szCs w:val="20"/>
-              </w:rPr>
-              <w:t>V1.0</w:t>
-            </w:r>
-          </w:p>
-        </w:tc>
-        <w:tc>
-          <w:tcPr>
-            <w:tcW w:w="1575" w:type="dxa"/>
-          </w:tcPr>
-          <w:p>
-            <w:pPr>
-              <w:keepNext w:val="0"/>
-              <w:keepLines w:val="0"/>
-              <w:pageBreakBefore w:val="0"/>
-              <w:widowControl w:val="0"/>
-              <w:kinsoku w:val="0"/>
-              <w:wordWrap/>
-              <w:overflowPunct/>
-              <w:autoSpaceDE w:val="0"/>
-              <w:autoSpaceDN w:val="0"/>
-              <w:bidi w:val="0"/>
-              <w:adjustRightInd w:val="0"/>
-              <w:snapToGrid w:val="0"/>
-              <w:spacing w:before="172" w:line="228" w:lineRule="auto"/>
-              <w:ind w:left="0" w:leftChars="0" w:right="0" w:rightChars="0" w:firstLine="0" w:firstLineChars="0"/>
-              <w:jc w:val="center"/>
-              <w:textAlignment w:val="baseline"/>
-              <w:rPr>
-                <w:rFonts w:ascii="宋体" w:hAnsi="宋体" w:eastAsia="宋体" w:cs="宋体"/>
-                <w:sz w:val="20"/>
-                <w:szCs w:val="20"/>
-              </w:rPr>
-            </w:pPr>
-            <w:r>
-              <w:rPr>
-                <w:rFonts w:ascii="宋体" w:hAnsi="宋体" w:eastAsia="宋体" w:cs="宋体"/>
-                <w:spacing w:val="200"/>
-                <w:kern w:val="0"/>
-                <w:sz w:val="20"/>
-                <w:szCs w:val="20"/>
-              </w:rPr>
-              <w:t>新</w:t>
-            </w:r>
-            <w:r>
-              <w:rPr>
-                <w:rFonts w:ascii="宋体" w:hAnsi="宋体" w:eastAsia="宋体" w:cs="宋体"/>
-                <w:spacing w:val="0"/>
-                <w:kern w:val="0"/>
-                <w:sz w:val="20"/>
-                <w:szCs w:val="20"/>
-              </w:rPr>
-              <w:t>建</w:t>
-            </w:r>
-          </w:p>
-        </w:tc>
-        <w:tc>
-          <w:tcPr>
-            <w:tcW w:w="1829" w:type="dxa"/>
-          </w:tcPr>
-          <w:p>
-            <w:pPr>
-              <w:keepNext w:val="0"/>
-              <w:keepLines w:val="0"/>
-              <w:pageBreakBefore w:val="0"/>
-              <w:widowControl w:val="0"/>
-              <w:kinsoku w:val="0"/>
-              <w:wordWrap/>
-              <w:overflowPunct/>
-              <w:autoSpaceDE w:val="0"/>
-              <w:autoSpaceDN w:val="0"/>
-              <w:bidi w:val="0"/>
-              <w:adjustRightInd w:val="0"/>
-              <w:snapToGrid w:val="0"/>
-              <w:spacing w:before="173" w:line="229" w:lineRule="auto"/>
-              <w:ind w:left="0" w:leftChars="0" w:right="0" w:rightChars="0" w:firstLine="0" w:firstLineChars="0"/>
-              <w:jc w:val="center"/>
-              <w:textAlignment w:val="baseline"/>
-              <w:rPr>
-                <w:rFonts w:hint="eastAsia" w:ascii="宋体" w:hAnsi="宋体" w:eastAsia="宋体" w:cs="宋体"/>
-                <w:spacing w:val="200"/>
-                <w:kern w:val="0"/>
-                <w:sz w:val="20"/>
-                <w:szCs w:val="20"/>
-                <w:lang w:val="en-US" w:eastAsia="zh-CN"/>
-              </w:rPr>
-            </w:pPr>
-            <w:r>
-              <w:rPr>
-                <w:rFonts w:hint="eastAsia"/>
-                <w:lang w:val="en-US" w:eastAsia="zh-CN"/>
-              </w:rPr>
-              <w:t>吴夤</w:t>
-            </w:r>
-          </w:p>
-        </w:tc>
-        <w:tc>
-          <w:tcPr>
-            <w:tcW w:w="1606" w:type="dxa"/>
-          </w:tcPr>
-          <w:p>
-            <w:pPr>
-              <w:keepNext w:val="0"/>
-              <w:keepLines w:val="0"/>
-              <w:pageBreakBefore w:val="0"/>
-              <w:widowControl w:val="0"/>
-              <w:kinsoku w:val="0"/>
-              <w:wordWrap/>
-              <w:overflowPunct/>
-              <w:autoSpaceDE w:val="0"/>
-              <w:autoSpaceDN w:val="0"/>
-              <w:bidi w:val="0"/>
-              <w:adjustRightInd w:val="0"/>
-              <w:snapToGrid w:val="0"/>
-              <w:spacing w:before="172" w:line="228" w:lineRule="auto"/>
-              <w:ind w:left="0" w:leftChars="0" w:right="0" w:rightChars="0" w:firstLine="0" w:firstLineChars="0"/>
-              <w:jc w:val="center"/>
-              <w:textAlignment w:val="baseline"/>
-              <w:rPr>
-                <w:rFonts w:ascii="宋体" w:hAnsi="宋体" w:eastAsia="宋体" w:cs="宋体"/>
-                <w:spacing w:val="200"/>
-                <w:kern w:val="0"/>
-                <w:sz w:val="20"/>
-                <w:szCs w:val="20"/>
-              </w:rPr>
-            </w:pPr>
-            <w:r>
-              <w:rPr>
-                <w:rFonts w:hint="eastAsia"/>
-              </w:rPr>
-              <w:t>茅建根</w:t>
-            </w:r>
-          </w:p>
-        </w:tc>
-        <w:tc>
-          <w:tcPr>
-            <w:tcW w:w="915" w:type="dxa"/>
-          </w:tcPr>
-          <w:p>
-            <w:pPr>
-              <w:keepNext w:val="0"/>
-              <w:keepLines w:val="0"/>
-              <w:pageBreakBefore w:val="0"/>
-              <w:widowControl w:val="0"/>
-              <w:kinsoku w:val="0"/>
-              <w:wordWrap/>
-              <w:overflowPunct/>
-              <w:autoSpaceDE w:val="0"/>
-              <w:autoSpaceDN w:val="0"/>
-              <w:bidi w:val="0"/>
-              <w:adjustRightInd w:val="0"/>
-              <w:snapToGrid w:val="0"/>
-              <w:spacing w:before="173" w:line="229" w:lineRule="auto"/>
-              <w:ind w:left="0" w:leftChars="0" w:right="0" w:rightChars="0" w:firstLine="0" w:firstLineChars="0"/>
-              <w:jc w:val="center"/>
-              <w:textAlignment w:val="baseline"/>
-              <w:rPr>
-                <w:rFonts w:ascii="宋体" w:hAnsi="宋体" w:eastAsia="宋体" w:cs="宋体"/>
-                <w:sz w:val="20"/>
-                <w:szCs w:val="20"/>
-              </w:rPr>
-            </w:pPr>
-            <w:r>
-              <w:rPr>
-                <w:rFonts w:hint="eastAsia" w:asciiTheme="minorAscii" w:hAnsiTheme="minorAscii" w:eastAsiaTheme="minorEastAsia"/>
-                <w:spacing w:val="0"/>
-                <w:kern w:val="0"/>
-                <w:sz w:val="21"/>
-                <w:vertAlign w:val="baseline"/>
-                <w:lang w:val="en-US" w:eastAsia="zh-CN"/>
-              </w:rPr>
-              <w:t>吴亚红</w:t>
-            </w:r>
-          </w:p>
-        </w:tc>
-      </w:tr>
-      <w:tr>
-        <w:tblPrEx>
-          <w:tblBorders>
-            <w:top w:val="single" w:color="000000" w:sz="2" w:space="0"/>
-            <w:left w:val="single" w:color="000000" w:sz="2" w:space="0"/>
-            <w:bottom w:val="single" w:color="000000" w:sz="2" w:space="0"/>
-            <w:right w:val="single" w:color="000000" w:sz="2" w:space="0"/>
-            <w:insideH w:val="single" w:color="000000" w:sz="2" w:space="0"/>
-            <w:insideV w:val="single" w:color="000000" w:sz="2" w:space="0"/>
-          </w:tblBorders>
-          <w:tblCellMar>
-            <w:top w:w="0" w:type="dxa"/>
-            <w:left w:w="0" w:type="dxa"/>
-            <w:bottom w:w="0" w:type="dxa"/>
-            <w:right w:w="0" w:type="dxa"/>
-          </w:tblCellMar>
-        </w:tblPrEx>
-        <w:trPr>
-          <w:trHeight w:val="556" w:hRule="atLeast"/>
+          <w:trHeight w:val="516"/>
           <w:jc w:val="center"/>
         </w:trPr>
         <w:tc>
@@ -1386,11 +1091,11 @@
               <w:adjustRightInd w:val="0"/>
               <w:snapToGrid w:val="0"/>
               <w:spacing w:before="173" w:line="267" w:lineRule="exact"/>
-              <w:ind w:left="0" w:leftChars="0" w:right="0" w:rightChars="0" w:firstLine="0" w:firstLineChars="0"/>
+              <w:ind w:left="0" w:right="0" w:firstLine="0" w:leftChars="0" w:rightChars="0" w:firstLineChars="0"/>
               <w:jc w:val="center"/>
               <w:textAlignment w:val="baseline"/>
               <w:rPr>
-                <w:rFonts w:hint="default" w:ascii="宋体" w:hAnsi="宋体" w:eastAsia="宋体" w:cs="宋体"/>
+                <w:rFonts w:ascii="宋体" w:eastAsia="宋体" w:hAnsi="宋体" w:cs="宋体" w:hint="default"/>
                 <w:snapToGrid w:val="0"/>
                 <w:color w:val="000000"/>
                 <w:kern w:val="0"/>
@@ -1401,7 +1106,7 @@
             </w:pPr>
             <w:r>
               <w:rPr>
-                <w:rFonts w:ascii="宋体" w:hAnsi="宋体" w:eastAsia="宋体" w:cs="宋体"/>
+                <w:rFonts w:ascii="宋体" w:eastAsia="宋体" w:hAnsi="宋体" w:cs="宋体"/>
                 <w:spacing w:val="3"/>
                 <w:position w:val="1"/>
                 <w:sz w:val="20"/>
@@ -1411,7 +1116,7 @@
             </w:r>
             <w:r>
               <w:rPr>
-                <w:rFonts w:hint="eastAsia" w:ascii="宋体" w:hAnsi="宋体" w:cs="宋体"/>
+                <w:rFonts w:ascii="宋体" w:hAnsi="宋体" w:cs="宋体" w:hint="eastAsia"/>
                 <w:spacing w:val="3"/>
                 <w:position w:val="1"/>
                 <w:sz w:val="20"/>
@@ -1442,11 +1147,11 @@
               <w:adjustRightInd w:val="0"/>
               <w:snapToGrid w:val="0"/>
               <w:spacing w:before="173" w:line="267" w:lineRule="exact"/>
-              <w:ind w:left="0" w:leftChars="0" w:right="0" w:rightChars="0" w:firstLine="0" w:firstLineChars="0"/>
+              <w:ind w:left="0" w:right="0" w:firstLine="0" w:leftChars="0" w:rightChars="0" w:firstLineChars="0"/>
               <w:jc w:val="center"/>
               <w:textAlignment w:val="baseline"/>
               <w:rPr>
-                <w:rFonts w:ascii="宋体" w:hAnsi="宋体" w:eastAsia="宋体" w:cs="宋体"/>
+                <w:rFonts w:ascii="宋体" w:eastAsia="宋体" w:hAnsi="宋体" w:cs="宋体"/>
                 <w:snapToGrid w:val="0"/>
                 <w:color w:val="000000"/>
                 <w:kern w:val="0"/>
@@ -1457,34 +1162,13 @@
             </w:pPr>
             <w:r>
               <w:rPr>
-                <w:rFonts w:ascii="宋体" w:hAnsi="宋体" w:eastAsia="宋体" w:cs="宋体"/>
+                <w:rFonts w:ascii="宋体" w:eastAsia="宋体" w:hAnsi="宋体" w:cs="宋体"/>
                 <w:spacing w:val="4"/>
                 <w:position w:val="1"/>
                 <w:sz w:val="20"/>
                 <w:szCs w:val="20"/>
               </w:rPr>
-              <w:t>V</w:t>
-            </w:r>
-            <w:r>
-              <w:rPr>
-                <w:rFonts w:hint="eastAsia" w:ascii="宋体" w:hAnsi="宋体" w:cs="宋体"/>
-                <w:spacing w:val="4"/>
-                <w:position w:val="1"/>
-                <w:sz w:val="20"/>
-                <w:szCs w:val="20"/>
-                <w:lang w:val="en-US" w:eastAsia="zh-CN"/>
-              </w:rPr>
-              <w:t>2</w:t>
-            </w:r>
-            <w:r>
-              <w:rPr>
-                <w:rFonts w:ascii="宋体" w:hAnsi="宋体" w:eastAsia="宋体" w:cs="宋体"/>
-                <w:spacing w:val="4"/>
-                <w:position w:val="1"/>
-                <w:sz w:val="20"/>
-                <w:szCs w:val="20"/>
-              </w:rPr>
-              <w:t>.0</w:t>
+              <w:t>V1.0</w:t>
             </w:r>
           </w:p>
         </w:tc>
@@ -1508,11 +1192,11 @@
               <w:adjustRightInd w:val="0"/>
               <w:snapToGrid w:val="0"/>
               <w:spacing w:before="172" w:line="228" w:lineRule="auto"/>
-              <w:ind w:left="0" w:leftChars="0" w:right="0" w:rightChars="0" w:firstLine="0" w:firstLineChars="0"/>
+              <w:ind w:left="0" w:right="0" w:firstLine="0" w:leftChars="0" w:rightChars="0" w:firstLineChars="0"/>
               <w:jc w:val="center"/>
               <w:textAlignment w:val="baseline"/>
               <w:rPr>
-                <w:rFonts w:hint="default" w:ascii="宋体" w:hAnsi="宋体" w:eastAsia="宋体" w:cs="宋体"/>
+                <w:rFonts w:ascii="宋体" w:eastAsia="宋体" w:hAnsi="宋体" w:cs="宋体" w:hint="default"/>
                 <w:snapToGrid w:val="0"/>
                 <w:color w:val="000000"/>
                 <w:kern w:val="0"/>
@@ -1523,7 +1207,7 @@
             </w:pPr>
             <w:r>
               <w:rPr>
-                <w:rFonts w:hint="eastAsia" w:ascii="宋体" w:hAnsi="宋体" w:cs="宋体"/>
+                <w:rFonts w:ascii="宋体" w:hAnsi="宋体" w:cs="宋体" w:hint="eastAsia"/>
                 <w:snapToGrid w:val="0"/>
                 <w:color w:val="000000"/>
                 <w:kern w:val="0"/>
@@ -1531,7 +1215,7 @@
                 <w:szCs w:val="20"/>
                 <w:lang w:val="en-US" w:eastAsia="zh-CN" w:bidi="ar-SA"/>
               </w:rPr>
-              <w:t>组织架构调整</w:t>
+              <w:t>新建</w:t>
             </w:r>
           </w:p>
         </w:tc>
@@ -1555,11 +1239,11 @@
               <w:adjustRightInd w:val="0"/>
               <w:snapToGrid w:val="0"/>
               <w:spacing w:before="173" w:line="229" w:lineRule="auto"/>
-              <w:ind w:left="0" w:leftChars="0" w:right="0" w:rightChars="0" w:firstLine="0" w:firstLineChars="0"/>
+              <w:ind w:left="0" w:right="0" w:firstLine="0" w:leftChars="0" w:rightChars="0" w:firstLineChars="0"/>
               <w:jc w:val="center"/>
               <w:textAlignment w:val="baseline"/>
               <w:rPr>
-                <w:rFonts w:hint="eastAsia" w:ascii="宋体" w:hAnsi="宋体" w:eastAsia="宋体" w:cs="宋体"/>
+                <w:rFonts w:ascii="宋体" w:eastAsia="宋体" w:hAnsi="宋体" w:cs="宋体" w:hint="eastAsia"/>
                 <w:snapToGrid w:val="0"/>
                 <w:color w:val="000000"/>
                 <w:spacing w:val="200"/>
@@ -1574,7 +1258,7 @@
                 <w:rFonts w:hint="eastAsia"/>
                 <w:lang w:val="en-US" w:eastAsia="zh-CN"/>
               </w:rPr>
-              <w:t>吴夤</w:t>
+              <w:t>平湾</w:t>
             </w:r>
           </w:p>
         </w:tc>
@@ -1598,11 +1282,11 @@
               <w:adjustRightInd w:val="0"/>
               <w:snapToGrid w:val="0"/>
               <w:spacing w:before="172" w:line="228" w:lineRule="auto"/>
-              <w:ind w:left="0" w:leftChars="0" w:right="0" w:rightChars="0" w:firstLine="0" w:firstLineChars="0"/>
+              <w:ind w:left="0" w:right="0" w:firstLine="0" w:leftChars="0" w:rightChars="0" w:firstLineChars="0"/>
               <w:jc w:val="center"/>
               <w:textAlignment w:val="baseline"/>
               <w:rPr>
-                <w:rFonts w:ascii="宋体" w:hAnsi="宋体" w:eastAsia="宋体" w:cs="宋体"/>
+                <w:rFonts w:ascii="宋体" w:eastAsia="宋体" w:hAnsi="宋体" w:cs="宋体"/>
                 <w:snapToGrid w:val="0"/>
                 <w:color w:val="000000"/>
                 <w:spacing w:val="200"/>
@@ -1616,7 +1300,7 @@
               <w:rPr>
                 <w:rFonts w:hint="eastAsia"/>
               </w:rPr>
-              <w:t>茅建根</w:t>
+              <w:t>陈凯</w:t>
             </w:r>
           </w:p>
         </w:tc>
@@ -1640,11 +1324,11 @@
               <w:adjustRightInd w:val="0"/>
               <w:snapToGrid w:val="0"/>
               <w:spacing w:before="173" w:line="229" w:lineRule="auto"/>
-              <w:ind w:left="0" w:leftChars="0" w:right="0" w:rightChars="0" w:firstLine="0" w:firstLineChars="0"/>
+              <w:ind w:left="0" w:right="0" w:firstLine="0" w:leftChars="0" w:rightChars="0" w:firstLineChars="0"/>
               <w:jc w:val="center"/>
               <w:textAlignment w:val="baseline"/>
               <w:rPr>
-                <w:rFonts w:ascii="宋体" w:hAnsi="宋体" w:eastAsia="宋体" w:cs="宋体"/>
+                <w:rFonts w:ascii="宋体" w:eastAsia="宋体" w:hAnsi="宋体" w:cs="宋体"/>
                 <w:snapToGrid w:val="0"/>
                 <w:color w:val="000000"/>
                 <w:kern w:val="0"/>
@@ -1655,7 +1339,7 @@
             </w:pPr>
             <w:r>
               <w:rPr>
-                <w:rFonts w:hint="eastAsia" w:asciiTheme="minorAscii" w:hAnsiTheme="minorAscii" w:eastAsiaTheme="minorEastAsia"/>
+                <w:rFonts w:asciiTheme="minorAscii" w:eastAsiaTheme="minorEastAsia" w:hAnsiTheme="minorAscii" w:hint="eastAsia"/>
                 <w:spacing w:val="0"/>
                 <w:kern w:val="0"/>
                 <w:sz w:val="21"/>
@@ -1669,14 +1353,9 @@
       </w:tr>
       <w:tr>
         <w:tblPrEx>
-          <w:tblBorders>
-            <w:top w:val="single" w:color="000000" w:sz="2" w:space="0"/>
-            <w:left w:val="single" w:color="000000" w:sz="2" w:space="0"/>
-            <w:bottom w:val="single" w:color="000000" w:sz="2" w:space="0"/>
-            <w:right w:val="single" w:color="000000" w:sz="2" w:space="0"/>
-            <w:insideH w:val="single" w:color="000000" w:sz="2" w:space="0"/>
-            <w:insideV w:val="single" w:color="000000" w:sz="2" w:space="0"/>
-          </w:tblBorders>
+          <w:tblW w:w="8214" w:type="dxa"/>
+          <w:jc w:val="center"/>
+          <w:tblLayout w:type="fixed"/>
           <w:tblCellMar>
             <w:top w:w="0" w:type="dxa"/>
             <w:left w:w="0" w:type="dxa"/>
@@ -1685,7 +1364,7 @@
           </w:tblCellMar>
         </w:tblPrEx>
         <w:trPr>
-          <w:trHeight w:val="556" w:hRule="atLeast"/>
+          <w:trHeight w:val="556"/>
           <w:jc w:val="center"/>
         </w:trPr>
         <w:tc>
@@ -1708,11 +1387,11 @@
               <w:adjustRightInd w:val="0"/>
               <w:snapToGrid w:val="0"/>
               <w:spacing w:before="173" w:line="267" w:lineRule="exact"/>
-              <w:ind w:left="0" w:leftChars="0" w:right="0" w:rightChars="0" w:firstLine="0" w:firstLineChars="0"/>
+              <w:ind w:left="0" w:right="0" w:firstLine="0" w:leftChars="0" w:rightChars="0" w:firstLineChars="0"/>
               <w:jc w:val="center"/>
               <w:textAlignment w:val="baseline"/>
               <w:rPr>
-                <w:rFonts w:hint="default" w:ascii="宋体" w:hAnsi="宋体" w:eastAsia="宋体" w:cs="宋体"/>
+                <w:rFonts w:ascii="宋体" w:eastAsia="宋体" w:hAnsi="宋体" w:cs="宋体" w:hint="default"/>
                 <w:snapToGrid w:val="0"/>
                 <w:color w:val="000000"/>
                 <w:kern w:val="0"/>
@@ -1743,11 +1422,11 @@
               <w:adjustRightInd w:val="0"/>
               <w:snapToGrid w:val="0"/>
               <w:spacing w:before="173" w:line="267" w:lineRule="exact"/>
-              <w:ind w:left="0" w:leftChars="0" w:right="0" w:rightChars="0" w:firstLine="0" w:firstLineChars="0"/>
+              <w:ind w:left="0" w:right="0" w:firstLine="0" w:leftChars="0" w:rightChars="0" w:firstLineChars="0"/>
               <w:jc w:val="center"/>
               <w:textAlignment w:val="baseline"/>
               <w:rPr>
-                <w:rFonts w:ascii="宋体" w:hAnsi="宋体" w:eastAsia="宋体" w:cs="宋体"/>
+                <w:rFonts w:ascii="宋体" w:eastAsia="宋体" w:hAnsi="宋体" w:cs="宋体"/>
                 <w:snapToGrid w:val="0"/>
                 <w:color w:val="000000"/>
                 <w:kern w:val="0"/>
@@ -1778,11 +1457,11 @@
               <w:adjustRightInd w:val="0"/>
               <w:snapToGrid w:val="0"/>
               <w:spacing w:before="172" w:line="228" w:lineRule="auto"/>
-              <w:ind w:left="0" w:leftChars="0" w:right="0" w:rightChars="0" w:firstLine="0" w:firstLineChars="0"/>
+              <w:ind w:left="0" w:right="0" w:firstLine="0" w:leftChars="0" w:rightChars="0" w:firstLineChars="0"/>
               <w:jc w:val="center"/>
               <w:textAlignment w:val="baseline"/>
               <w:rPr>
-                <w:rFonts w:hint="default" w:ascii="宋体" w:hAnsi="宋体" w:eastAsia="宋体" w:cs="宋体"/>
+                <w:rFonts w:ascii="宋体" w:eastAsia="宋体" w:hAnsi="宋体" w:cs="宋体" w:hint="default"/>
                 <w:snapToGrid w:val="0"/>
                 <w:color w:val="000000"/>
                 <w:kern w:val="0"/>
@@ -1813,11 +1492,11 @@
               <w:adjustRightInd w:val="0"/>
               <w:snapToGrid w:val="0"/>
               <w:spacing w:before="173" w:line="229" w:lineRule="auto"/>
-              <w:ind w:left="0" w:leftChars="0" w:right="0" w:rightChars="0" w:firstLine="0" w:firstLineChars="0"/>
+              <w:ind w:left="0" w:right="0" w:firstLine="0" w:leftChars="0" w:rightChars="0" w:firstLineChars="0"/>
               <w:jc w:val="center"/>
               <w:textAlignment w:val="baseline"/>
               <w:rPr>
-                <w:rFonts w:hint="eastAsia" w:ascii="宋体" w:hAnsi="宋体" w:eastAsia="宋体" w:cs="宋体"/>
+                <w:rFonts w:ascii="宋体" w:eastAsia="宋体" w:hAnsi="宋体" w:cs="宋体" w:hint="eastAsia"/>
                 <w:snapToGrid w:val="0"/>
                 <w:color w:val="000000"/>
                 <w:spacing w:val="200"/>
@@ -1849,11 +1528,11 @@
               <w:adjustRightInd w:val="0"/>
               <w:snapToGrid w:val="0"/>
               <w:spacing w:before="172" w:line="228" w:lineRule="auto"/>
-              <w:ind w:left="0" w:leftChars="0" w:right="0" w:rightChars="0" w:firstLine="0" w:firstLineChars="0"/>
+              <w:ind w:left="0" w:right="0" w:firstLine="0" w:leftChars="0" w:rightChars="0" w:firstLineChars="0"/>
               <w:jc w:val="center"/>
               <w:textAlignment w:val="baseline"/>
               <w:rPr>
-                <w:rFonts w:ascii="宋体" w:hAnsi="宋体" w:eastAsia="宋体" w:cs="宋体"/>
+                <w:rFonts w:ascii="宋体" w:eastAsia="宋体" w:hAnsi="宋体" w:cs="宋体"/>
                 <w:snapToGrid w:val="0"/>
                 <w:color w:val="000000"/>
                 <w:spacing w:val="200"/>
@@ -1885,11 +1564,11 @@
               <w:adjustRightInd w:val="0"/>
               <w:snapToGrid w:val="0"/>
               <w:spacing w:before="173" w:line="229" w:lineRule="auto"/>
-              <w:ind w:left="0" w:leftChars="0" w:right="0" w:rightChars="0" w:firstLine="0" w:firstLineChars="0"/>
+              <w:ind w:left="0" w:right="0" w:firstLine="0" w:leftChars="0" w:rightChars="0" w:firstLineChars="0"/>
               <w:jc w:val="center"/>
               <w:textAlignment w:val="baseline"/>
               <w:rPr>
-                <w:rFonts w:ascii="宋体" w:hAnsi="宋体" w:eastAsia="宋体" w:cs="宋体"/>
+                <w:rFonts w:ascii="宋体" w:eastAsia="宋体" w:hAnsi="宋体" w:cs="宋体"/>
                 <w:snapToGrid w:val="0"/>
                 <w:color w:val="000000"/>
                 <w:kern w:val="0"/>
@@ -1903,14 +1582,9 @@
       </w:tr>
       <w:tr>
         <w:tblPrEx>
-          <w:tblBorders>
-            <w:top w:val="single" w:color="000000" w:sz="2" w:space="0"/>
-            <w:left w:val="single" w:color="000000" w:sz="2" w:space="0"/>
-            <w:bottom w:val="single" w:color="000000" w:sz="2" w:space="0"/>
-            <w:right w:val="single" w:color="000000" w:sz="2" w:space="0"/>
-            <w:insideH w:val="single" w:color="000000" w:sz="2" w:space="0"/>
-            <w:insideV w:val="single" w:color="000000" w:sz="2" w:space="0"/>
-          </w:tblBorders>
+          <w:tblW w:w="8214" w:type="dxa"/>
+          <w:jc w:val="center"/>
+          <w:tblLayout w:type="fixed"/>
           <w:tblCellMar>
             <w:top w:w="0" w:type="dxa"/>
             <w:left w:w="0" w:type="dxa"/>
@@ -1919,16 +1593,16 @@
           </w:tblCellMar>
         </w:tblPrEx>
         <w:trPr>
-          <w:trHeight w:val="557" w:hRule="atLeast"/>
+          <w:trHeight w:val="556"/>
           <w:jc w:val="center"/>
         </w:trPr>
         <w:tc>
           <w:tcPr>
             <w:tcW w:w="1317" w:type="dxa"/>
+            <w:shd w:val="clear" w:color="auto" w:fill="auto"/>
           </w:tcPr>
           <w:p>
             <w:pPr>
-              <w:pStyle w:val="27"/>
               <w:keepNext w:val="0"/>
               <w:keepLines w:val="0"/>
               <w:pageBreakBefore w:val="0"/>
@@ -1941,19 +1615,29 @@
               <w:bidi w:val="0"/>
               <w:adjustRightInd w:val="0"/>
               <w:snapToGrid w:val="0"/>
-              <w:ind w:left="0" w:leftChars="0" w:right="0" w:rightChars="0" w:firstLine="0" w:firstLineChars="0"/>
+              <w:spacing w:before="173" w:line="267" w:lineRule="exact"/>
+              <w:ind w:left="0" w:right="0" w:firstLine="0" w:leftChars="0" w:rightChars="0" w:firstLineChars="0"/>
               <w:jc w:val="center"/>
               <w:textAlignment w:val="baseline"/>
+              <w:rPr>
+                <w:rFonts w:ascii="宋体" w:eastAsia="宋体" w:hAnsi="宋体" w:cs="宋体" w:hint="default"/>
+                <w:snapToGrid w:val="0"/>
+                <w:color w:val="000000"/>
+                <w:kern w:val="0"/>
+                <w:sz w:val="20"/>
+                <w:szCs w:val="20"/>
+                <w:lang w:val="en-US" w:eastAsia="en-US" w:bidi="ar-SA"/>
+              </w:rPr>
             </w:pPr>
           </w:p>
         </w:tc>
         <w:tc>
           <w:tcPr>
             <w:tcW w:w="972" w:type="dxa"/>
+            <w:shd w:val="clear" w:color="auto" w:fill="auto"/>
           </w:tcPr>
           <w:p>
             <w:pPr>
-              <w:pStyle w:val="27"/>
               <w:keepNext w:val="0"/>
               <w:keepLines w:val="0"/>
               <w:pageBreakBefore w:val="0"/>
@@ -1966,19 +1650,29 @@
               <w:bidi w:val="0"/>
               <w:adjustRightInd w:val="0"/>
               <w:snapToGrid w:val="0"/>
-              <w:ind w:left="0" w:leftChars="0" w:right="0" w:rightChars="0" w:firstLine="0" w:firstLineChars="0"/>
+              <w:spacing w:before="173" w:line="267" w:lineRule="exact"/>
+              <w:ind w:left="0" w:right="0" w:firstLine="0" w:leftChars="0" w:rightChars="0" w:firstLineChars="0"/>
               <w:jc w:val="center"/>
               <w:textAlignment w:val="baseline"/>
+              <w:rPr>
+                <w:rFonts w:ascii="宋体" w:eastAsia="宋体" w:hAnsi="宋体" w:cs="宋体"/>
+                <w:snapToGrid w:val="0"/>
+                <w:color w:val="000000"/>
+                <w:kern w:val="0"/>
+                <w:sz w:val="20"/>
+                <w:szCs w:val="20"/>
+                <w:lang w:val="en-US" w:eastAsia="en-US" w:bidi="ar-SA"/>
+              </w:rPr>
             </w:pPr>
           </w:p>
         </w:tc>
         <w:tc>
           <w:tcPr>
             <w:tcW w:w="1575" w:type="dxa"/>
+            <w:shd w:val="clear" w:color="auto" w:fill="auto"/>
           </w:tcPr>
           <w:p>
             <w:pPr>
-              <w:pStyle w:val="27"/>
               <w:keepNext w:val="0"/>
               <w:keepLines w:val="0"/>
               <w:pageBreakBefore w:val="0"/>
@@ -1991,19 +1685,29 @@
               <w:bidi w:val="0"/>
               <w:adjustRightInd w:val="0"/>
               <w:snapToGrid w:val="0"/>
-              <w:ind w:left="0" w:leftChars="0" w:right="0" w:rightChars="0" w:firstLine="0" w:firstLineChars="0"/>
+              <w:spacing w:before="172" w:line="228" w:lineRule="auto"/>
+              <w:ind w:left="0" w:right="0" w:firstLine="0" w:leftChars="0" w:rightChars="0" w:firstLineChars="0"/>
               <w:jc w:val="center"/>
               <w:textAlignment w:val="baseline"/>
+              <w:rPr>
+                <w:rFonts w:ascii="宋体" w:eastAsia="宋体" w:hAnsi="宋体" w:cs="宋体" w:hint="default"/>
+                <w:snapToGrid w:val="0"/>
+                <w:color w:val="000000"/>
+                <w:kern w:val="0"/>
+                <w:sz w:val="20"/>
+                <w:szCs w:val="20"/>
+                <w:lang w:val="en-US" w:eastAsia="zh-CN" w:bidi="ar-SA"/>
+              </w:rPr>
             </w:pPr>
           </w:p>
         </w:tc>
         <w:tc>
           <w:tcPr>
             <w:tcW w:w="1829" w:type="dxa"/>
+            <w:shd w:val="clear" w:color="auto" w:fill="auto"/>
           </w:tcPr>
           <w:p>
             <w:pPr>
-              <w:pStyle w:val="27"/>
               <w:keepNext w:val="0"/>
               <w:keepLines w:val="0"/>
               <w:pageBreakBefore w:val="0"/>
@@ -2016,19 +1720,30 @@
               <w:bidi w:val="0"/>
               <w:adjustRightInd w:val="0"/>
               <w:snapToGrid w:val="0"/>
-              <w:ind w:left="0" w:leftChars="0" w:right="0" w:rightChars="0" w:firstLine="0" w:firstLineChars="0"/>
+              <w:spacing w:before="173" w:line="229" w:lineRule="auto"/>
+              <w:ind w:left="0" w:right="0" w:firstLine="0" w:leftChars="0" w:rightChars="0" w:firstLineChars="0"/>
               <w:jc w:val="center"/>
               <w:textAlignment w:val="baseline"/>
+              <w:rPr>
+                <w:rFonts w:ascii="宋体" w:eastAsia="宋体" w:hAnsi="宋体" w:cs="宋体" w:hint="eastAsia"/>
+                <w:snapToGrid w:val="0"/>
+                <w:color w:val="000000"/>
+                <w:spacing w:val="200"/>
+                <w:kern w:val="0"/>
+                <w:sz w:val="20"/>
+                <w:szCs w:val="20"/>
+                <w:lang w:val="en-US" w:eastAsia="zh-CN" w:bidi="ar-SA"/>
+              </w:rPr>
             </w:pPr>
           </w:p>
         </w:tc>
         <w:tc>
           <w:tcPr>
             <w:tcW w:w="1606" w:type="dxa"/>
+            <w:shd w:val="clear" w:color="auto" w:fill="auto"/>
           </w:tcPr>
           <w:p>
             <w:pPr>
-              <w:pStyle w:val="27"/>
               <w:keepNext w:val="0"/>
               <w:keepLines w:val="0"/>
               <w:pageBreakBefore w:val="0"/>
@@ -2041,19 +1756,30 @@
               <w:bidi w:val="0"/>
               <w:adjustRightInd w:val="0"/>
               <w:snapToGrid w:val="0"/>
-              <w:ind w:left="0" w:leftChars="0" w:right="0" w:rightChars="0" w:firstLine="0" w:firstLineChars="0"/>
+              <w:spacing w:before="172" w:line="228" w:lineRule="auto"/>
+              <w:ind w:left="0" w:right="0" w:firstLine="0" w:leftChars="0" w:rightChars="0" w:firstLineChars="0"/>
               <w:jc w:val="center"/>
               <w:textAlignment w:val="baseline"/>
+              <w:rPr>
+                <w:rFonts w:ascii="宋体" w:eastAsia="宋体" w:hAnsi="宋体" w:cs="宋体"/>
+                <w:snapToGrid w:val="0"/>
+                <w:color w:val="000000"/>
+                <w:spacing w:val="200"/>
+                <w:kern w:val="0"/>
+                <w:sz w:val="20"/>
+                <w:szCs w:val="20"/>
+                <w:lang w:val="en-US" w:eastAsia="en-US" w:bidi="ar-SA"/>
+              </w:rPr>
             </w:pPr>
           </w:p>
         </w:tc>
         <w:tc>
           <w:tcPr>
             <w:tcW w:w="915" w:type="dxa"/>
+            <w:shd w:val="clear" w:color="auto" w:fill="auto"/>
           </w:tcPr>
           <w:p>
             <w:pPr>
-              <w:pStyle w:val="27"/>
               <w:keepNext w:val="0"/>
               <w:keepLines w:val="0"/>
               <w:pageBreakBefore w:val="0"/>
@@ -2066,7 +1792,184 @@
               <w:bidi w:val="0"/>
               <w:adjustRightInd w:val="0"/>
               <w:snapToGrid w:val="0"/>
-              <w:ind w:left="0" w:leftChars="0" w:right="0" w:rightChars="0" w:firstLine="0" w:firstLineChars="0"/>
+              <w:spacing w:before="173" w:line="229" w:lineRule="auto"/>
+              <w:ind w:left="0" w:right="0" w:firstLine="0" w:leftChars="0" w:rightChars="0" w:firstLineChars="0"/>
+              <w:jc w:val="center"/>
+              <w:textAlignment w:val="baseline"/>
+              <w:rPr>
+                <w:rFonts w:ascii="宋体" w:eastAsia="宋体" w:hAnsi="宋体" w:cs="宋体"/>
+                <w:snapToGrid w:val="0"/>
+                <w:color w:val="000000"/>
+                <w:kern w:val="0"/>
+                <w:sz w:val="20"/>
+                <w:szCs w:val="20"/>
+                <w:lang w:val="en-US" w:eastAsia="en-US" w:bidi="ar-SA"/>
+              </w:rPr>
+            </w:pPr>
+          </w:p>
+        </w:tc>
+      </w:tr>
+      <w:tr>
+        <w:tblPrEx>
+          <w:tblW w:w="8214" w:type="dxa"/>
+          <w:jc w:val="center"/>
+          <w:tblLayout w:type="fixed"/>
+          <w:tblCellMar>
+            <w:top w:w="0" w:type="dxa"/>
+            <w:left w:w="0" w:type="dxa"/>
+            <w:bottom w:w="0" w:type="dxa"/>
+            <w:right w:w="0" w:type="dxa"/>
+          </w:tblCellMar>
+        </w:tblPrEx>
+        <w:trPr>
+          <w:trHeight w:val="557"/>
+          <w:jc w:val="center"/>
+        </w:trPr>
+        <w:tc>
+          <w:tcPr>
+            <w:tcW w:w="1317" w:type="dxa"/>
+          </w:tcPr>
+          <w:p>
+            <w:pPr>
+              <w:pStyle w:val="TableText"/>
+              <w:keepNext w:val="0"/>
+              <w:keepLines w:val="0"/>
+              <w:pageBreakBefore w:val="0"/>
+              <w:widowControl w:val="0"/>
+              <w:kinsoku w:val="0"/>
+              <w:wordWrap/>
+              <w:overflowPunct/>
+              <w:autoSpaceDE w:val="0"/>
+              <w:autoSpaceDN w:val="0"/>
+              <w:bidi w:val="0"/>
+              <w:adjustRightInd w:val="0"/>
+              <w:snapToGrid w:val="0"/>
+              <w:ind w:left="0" w:right="0" w:firstLine="0" w:leftChars="0" w:rightChars="0" w:firstLineChars="0"/>
+              <w:jc w:val="center"/>
+              <w:textAlignment w:val="baseline"/>
+            </w:pPr>
+          </w:p>
+        </w:tc>
+        <w:tc>
+          <w:tcPr>
+            <w:tcW w:w="972" w:type="dxa"/>
+          </w:tcPr>
+          <w:p>
+            <w:pPr>
+              <w:pStyle w:val="TableText"/>
+              <w:keepNext w:val="0"/>
+              <w:keepLines w:val="0"/>
+              <w:pageBreakBefore w:val="0"/>
+              <w:widowControl w:val="0"/>
+              <w:kinsoku w:val="0"/>
+              <w:wordWrap/>
+              <w:overflowPunct/>
+              <w:autoSpaceDE w:val="0"/>
+              <w:autoSpaceDN w:val="0"/>
+              <w:bidi w:val="0"/>
+              <w:adjustRightInd w:val="0"/>
+              <w:snapToGrid w:val="0"/>
+              <w:ind w:left="0" w:right="0" w:firstLine="0" w:leftChars="0" w:rightChars="0" w:firstLineChars="0"/>
+              <w:jc w:val="center"/>
+              <w:textAlignment w:val="baseline"/>
+            </w:pPr>
+          </w:p>
+        </w:tc>
+        <w:tc>
+          <w:tcPr>
+            <w:tcW w:w="1575" w:type="dxa"/>
+          </w:tcPr>
+          <w:p>
+            <w:pPr>
+              <w:pStyle w:val="TableText"/>
+              <w:keepNext w:val="0"/>
+              <w:keepLines w:val="0"/>
+              <w:pageBreakBefore w:val="0"/>
+              <w:widowControl w:val="0"/>
+              <w:kinsoku w:val="0"/>
+              <w:wordWrap/>
+              <w:overflowPunct/>
+              <w:autoSpaceDE w:val="0"/>
+              <w:autoSpaceDN w:val="0"/>
+              <w:bidi w:val="0"/>
+              <w:adjustRightInd w:val="0"/>
+              <w:snapToGrid w:val="0"/>
+              <w:ind w:left="0" w:right="0" w:firstLine="0" w:leftChars="0" w:rightChars="0" w:firstLineChars="0"/>
+              <w:jc w:val="center"/>
+              <w:textAlignment w:val="baseline"/>
+            </w:pPr>
+          </w:p>
+        </w:tc>
+        <w:tc>
+          <w:tcPr>
+            <w:tcW w:w="1829" w:type="dxa"/>
+          </w:tcPr>
+          <w:p>
+            <w:pPr>
+              <w:pStyle w:val="TableText"/>
+              <w:keepNext w:val="0"/>
+              <w:keepLines w:val="0"/>
+              <w:pageBreakBefore w:val="0"/>
+              <w:widowControl w:val="0"/>
+              <w:kinsoku w:val="0"/>
+              <w:wordWrap/>
+              <w:overflowPunct/>
+              <w:autoSpaceDE w:val="0"/>
+              <w:autoSpaceDN w:val="0"/>
+              <w:bidi w:val="0"/>
+              <w:adjustRightInd w:val="0"/>
+              <w:snapToGrid w:val="0"/>
+              <w:ind w:left="0" w:right="0" w:firstLine="0" w:leftChars="0" w:rightChars="0" w:firstLineChars="0"/>
+              <w:jc w:val="center"/>
+              <w:textAlignment w:val="baseline"/>
+            </w:pPr>
+          </w:p>
+        </w:tc>
+        <w:tc>
+          <w:tcPr>
+            <w:tcW w:w="1606" w:type="dxa"/>
+          </w:tcPr>
+          <w:p>
+            <w:pPr>
+              <w:pStyle w:val="TableText"/>
+              <w:keepNext w:val="0"/>
+              <w:keepLines w:val="0"/>
+              <w:pageBreakBefore w:val="0"/>
+              <w:widowControl w:val="0"/>
+              <w:kinsoku w:val="0"/>
+              <w:wordWrap/>
+              <w:overflowPunct/>
+              <w:autoSpaceDE w:val="0"/>
+              <w:autoSpaceDN w:val="0"/>
+              <w:bidi w:val="0"/>
+              <w:adjustRightInd w:val="0"/>
+              <w:snapToGrid w:val="0"/>
+              <w:ind w:left="0" w:right="0" w:firstLine="0" w:leftChars="0" w:rightChars="0" w:firstLineChars="0"/>
+              <w:jc w:val="center"/>
+              <w:textAlignment w:val="baseline"/>
+            </w:pPr>
+          </w:p>
+        </w:tc>
+        <w:tc>
+          <w:tcPr>
+            <w:tcW w:w="915" w:type="dxa"/>
+          </w:tcPr>
+          <w:p>
+            <w:pPr>
+              <w:pStyle w:val="TableText"/>
+              <w:keepNext w:val="0"/>
+              <w:keepLines w:val="0"/>
+              <w:pageBreakBefore w:val="0"/>
+              <w:widowControl w:val="0"/>
+              <w:kinsoku w:val="0"/>
+              <w:wordWrap/>
+              <w:overflowPunct/>
+              <w:autoSpaceDE w:val="0"/>
+              <w:autoSpaceDN w:val="0"/>
+              <w:bidi w:val="0"/>
+              <w:adjustRightInd w:val="0"/>
+              <w:snapToGrid w:val="0"/>
+              <w:ind w:left="0" w:right="0" w:firstLine="0" w:leftChars="0" w:rightChars="0" w:firstLineChars="0"/>
               <w:jc w:val="center"/>
               <w:textAlignment w:val="baseline"/>
             </w:pPr>
@@ -2097,7 +2000,7 @@
     <w:sdt>
       <w:sdtPr>
         <w:rPr>
-          <w:rFonts w:ascii="宋体" w:hAnsi="宋体" w:eastAsia="宋体" w:cs="Arial"/>
+          <w:rFonts w:ascii="宋体" w:eastAsia="宋体" w:hAnsi="宋体" w:cs="Arial"/>
           <w:snapToGrid w:val="0"/>
           <w:color w:val="000000"/>
           <w:kern w:val="0"/>
@@ -2113,7 +2016,7 @@
       </w:sdtPr>
       <w:sdtEndPr>
         <w:rPr>
-          <w:rFonts w:hint="eastAsia" w:ascii="宋体" w:hAnsi="宋体" w:eastAsia="宋体" w:cs="宋体"/>
+          <w:rFonts w:ascii="宋体" w:eastAsia="宋体" w:hAnsi="宋体" w:cs="宋体" w:hint="eastAsia"/>
           <w:snapToGrid w:val="0"/>
           <w:color w:val="000000"/>
           <w:kern w:val="0"/>
@@ -2138,18 +2041,18 @@
             <w:adjustRightInd w:val="0"/>
             <w:snapToGrid w:val="0"/>
             <w:spacing w:before="0" w:beforeLines="0" w:after="0" w:afterLines="0" w:line="240" w:lineRule="auto"/>
-            <w:ind w:left="0" w:leftChars="0" w:right="0" w:rightChars="0" w:firstLine="0" w:firstLineChars="0"/>
+            <w:ind w:left="0" w:right="0" w:firstLine="0" w:leftChars="0" w:rightChars="0" w:firstLineChars="0"/>
             <w:jc w:val="center"/>
             <w:textAlignment w:val="baseline"/>
             <w:rPr>
-              <w:rFonts w:hint="eastAsia" w:ascii="宋体" w:hAnsi="宋体" w:eastAsia="宋体" w:cs="宋体"/>
+              <w:rFonts w:ascii="宋体" w:eastAsia="宋体" w:hAnsi="宋体" w:cs="宋体" w:hint="eastAsia"/>
               <w:sz w:val="24"/>
               <w:szCs w:val="24"/>
             </w:rPr>
           </w:pPr>
           <w:r>
             <w:rPr>
-              <w:rFonts w:hint="eastAsia" w:ascii="宋体" w:hAnsi="宋体" w:eastAsia="宋体" w:cs="宋体"/>
+              <w:rFonts w:ascii="宋体" w:eastAsia="宋体" w:hAnsi="宋体" w:cs="宋体" w:hint="eastAsia"/>
               <w:sz w:val="24"/>
               <w:szCs w:val="24"/>
             </w:rPr>
@@ -2158,14 +2061,14 @@
         </w:p>
         <w:p>
           <w:pPr>
-            <w:pStyle w:val="16"/>
+            <w:pStyle w:val="TOC1"/>
             <w:tabs>
               <w:tab w:val="right" w:leader="dot" w:pos="8306"/>
             </w:tabs>
           </w:pPr>
           <w:r>
             <w:rPr>
-              <w:rFonts w:hint="eastAsia" w:ascii="宋体" w:hAnsi="宋体" w:eastAsia="宋体" w:cs="宋体"/>
+              <w:rFonts w:ascii="宋体" w:eastAsia="宋体" w:hAnsi="宋体" w:cs="宋体" w:hint="eastAsia"/>
               <w:sz w:val="24"/>
               <w:szCs w:val="24"/>
             </w:rPr>
@@ -2173,7 +2076,7 @@
           </w:r>
           <w:r>
             <w:rPr>
-              <w:rFonts w:hint="eastAsia" w:ascii="宋体" w:hAnsi="宋体" w:eastAsia="宋体" w:cs="宋体"/>
+              <w:rFonts w:ascii="宋体" w:eastAsia="宋体" w:hAnsi="宋体" w:cs="宋体" w:hint="eastAsia"/>
               <w:sz w:val="24"/>
               <w:szCs w:val="24"/>
             </w:rPr>
@@ -2181,7 +2084,7 @@
           </w:r>
           <w:r>
             <w:rPr>
-              <w:rFonts w:hint="eastAsia" w:ascii="宋体" w:hAnsi="宋体" w:eastAsia="宋体" w:cs="宋体"/>
+              <w:rFonts w:ascii="宋体" w:eastAsia="宋体" w:hAnsi="宋体" w:cs="宋体" w:hint="eastAsia"/>
               <w:sz w:val="24"/>
               <w:szCs w:val="24"/>
             </w:rPr>
@@ -2189,21 +2092,21 @@
           </w:r>
           <w:r>
             <w:rPr>
-              <w:rFonts w:hint="eastAsia" w:ascii="宋体" w:hAnsi="宋体" w:eastAsia="宋体" w:cs="宋体"/>
+              <w:rFonts w:ascii="宋体" w:eastAsia="宋体" w:hAnsi="宋体" w:cs="宋体" w:hint="eastAsia"/>
               <w:szCs w:val="24"/>
             </w:rPr>
             <w:fldChar w:fldCharType="begin"/>
           </w:r>
           <w:r>
             <w:rPr>
-              <w:rFonts w:hint="eastAsia" w:ascii="宋体" w:hAnsi="宋体" w:eastAsia="宋体" w:cs="宋体"/>
+              <w:rFonts w:ascii="宋体" w:eastAsia="宋体" w:hAnsi="宋体" w:cs="宋体" w:hint="eastAsia"/>
               <w:szCs w:val="24"/>
             </w:rPr>
-            <w:instrText xml:space="preserve"> HYPERLINK \l _Toc20344 </w:instrText>
-          </w:r>
-          <w:r>
-            <w:rPr>
-              <w:rFonts w:hint="eastAsia" w:ascii="宋体" w:hAnsi="宋体" w:eastAsia="宋体" w:cs="宋体"/>
+            <w:instrText xml:space="preserve"> HYPERLINK \l _Toc28917 </w:instrText>
+          </w:r>
+          <w:r>
+            <w:rPr>
+              <w:rFonts w:ascii="宋体" w:eastAsia="宋体" w:hAnsi="宋体" w:cs="宋体" w:hint="eastAsia"/>
               <w:szCs w:val="24"/>
             </w:rPr>
             <w:fldChar w:fldCharType="separate"/>
@@ -2222,7 +2125,7 @@
             <w:fldChar w:fldCharType="begin"/>
           </w:r>
           <w:r>
-            <w:instrText xml:space="preserve"> PAGEREF _Toc20344 \h </w:instrText>
+            <w:instrText xml:space="preserve"> PAGEREF _Toc28917 \h </w:instrText>
           </w:r>
           <w:r>
             <w:fldChar w:fldCharType="separate"/>
@@ -2235,7 +2138,7 @@
           </w:r>
           <w:r>
             <w:rPr>
-              <w:rFonts w:hint="eastAsia" w:ascii="宋体" w:hAnsi="宋体" w:eastAsia="宋体" w:cs="宋体"/>
+              <w:rFonts w:ascii="宋体" w:eastAsia="宋体" w:hAnsi="宋体" w:cs="宋体" w:hint="eastAsia"/>
               <w:szCs w:val="24"/>
             </w:rPr>
             <w:fldChar w:fldCharType="end"/>
@@ -2243,28 +2146,28 @@
         </w:p>
         <w:p>
           <w:pPr>
-            <w:pStyle w:val="16"/>
+            <w:pStyle w:val="TOC1"/>
             <w:tabs>
               <w:tab w:val="right" w:leader="dot" w:pos="8306"/>
             </w:tabs>
           </w:pPr>
           <w:r>
             <w:rPr>
-              <w:rFonts w:hint="eastAsia" w:ascii="宋体" w:hAnsi="宋体" w:eastAsia="宋体" w:cs="宋体"/>
+              <w:rFonts w:ascii="宋体" w:eastAsia="宋体" w:hAnsi="宋体" w:cs="宋体" w:hint="eastAsia"/>
               <w:szCs w:val="24"/>
             </w:rPr>
             <w:fldChar w:fldCharType="begin"/>
           </w:r>
           <w:r>
             <w:rPr>
-              <w:rFonts w:hint="eastAsia" w:ascii="宋体" w:hAnsi="宋体" w:eastAsia="宋体" w:cs="宋体"/>
+              <w:rFonts w:ascii="宋体" w:eastAsia="宋体" w:hAnsi="宋体" w:cs="宋体" w:hint="eastAsia"/>
               <w:szCs w:val="24"/>
             </w:rPr>
-            <w:instrText xml:space="preserve"> HYPERLINK \l _Toc25223 </w:instrText>
-          </w:r>
-          <w:r>
-            <w:rPr>
-              <w:rFonts w:hint="eastAsia" w:ascii="宋体" w:hAnsi="宋体" w:eastAsia="宋体" w:cs="宋体"/>
+            <w:instrText xml:space="preserve"> HYPERLINK \l _Toc29227 </w:instrText>
+          </w:r>
+          <w:r>
+            <w:rPr>
+              <w:rFonts w:ascii="宋体" w:eastAsia="宋体" w:hAnsi="宋体" w:cs="宋体" w:hint="eastAsia"/>
               <w:szCs w:val="24"/>
             </w:rPr>
             <w:fldChar w:fldCharType="separate"/>
@@ -2283,7 +2186,7 @@
             <w:fldChar w:fldCharType="begin"/>
           </w:r>
           <w:r>
-            <w:instrText xml:space="preserve"> PAGEREF _Toc25223 \h </w:instrText>
+            <w:instrText xml:space="preserve"> PAGEREF _Toc29227 \h </w:instrText>
           </w:r>
           <w:r>
             <w:fldChar w:fldCharType="separate"/>
@@ -2296,7 +2199,7 @@
           </w:r>
           <w:r>
             <w:rPr>
-              <w:rFonts w:hint="eastAsia" w:ascii="宋体" w:hAnsi="宋体" w:eastAsia="宋体" w:cs="宋体"/>
+              <w:rFonts w:ascii="宋体" w:eastAsia="宋体" w:hAnsi="宋体" w:cs="宋体" w:hint="eastAsia"/>
               <w:szCs w:val="24"/>
             </w:rPr>
             <w:fldChar w:fldCharType="end"/>
@@ -2304,28 +2207,28 @@
         </w:p>
         <w:p>
           <w:pPr>
-            <w:pStyle w:val="16"/>
+            <w:pStyle w:val="TOC1"/>
             <w:tabs>
               <w:tab w:val="right" w:leader="dot" w:pos="8306"/>
             </w:tabs>
           </w:pPr>
           <w:r>
             <w:rPr>
-              <w:rFonts w:hint="eastAsia" w:ascii="宋体" w:hAnsi="宋体" w:eastAsia="宋体" w:cs="宋体"/>
+              <w:rFonts w:ascii="宋体" w:eastAsia="宋体" w:hAnsi="宋体" w:cs="宋体" w:hint="eastAsia"/>
               <w:szCs w:val="24"/>
             </w:rPr>
             <w:fldChar w:fldCharType="begin"/>
           </w:r>
           <w:r>
             <w:rPr>
-              <w:rFonts w:hint="eastAsia" w:ascii="宋体" w:hAnsi="宋体" w:eastAsia="宋体" w:cs="宋体"/>
+              <w:rFonts w:ascii="宋体" w:eastAsia="宋体" w:hAnsi="宋体" w:cs="宋体" w:hint="eastAsia"/>
               <w:szCs w:val="24"/>
             </w:rPr>
-            <w:instrText xml:space="preserve"> HYPERLINK \l _Toc6100 </w:instrText>
-          </w:r>
-          <w:r>
-            <w:rPr>
-              <w:rFonts w:hint="eastAsia" w:ascii="宋体" w:hAnsi="宋体" w:eastAsia="宋体" w:cs="宋体"/>
+            <w:instrText xml:space="preserve"> HYPERLINK \l _Toc2441 </w:instrText>
+          </w:r>
+          <w:r>
+            <w:rPr>
+              <w:rFonts w:ascii="宋体" w:eastAsia="宋体" w:hAnsi="宋体" w:cs="宋体" w:hint="eastAsia"/>
               <w:szCs w:val="24"/>
             </w:rPr>
             <w:fldChar w:fldCharType="separate"/>
@@ -2350,7 +2253,7 @@
             <w:fldChar w:fldCharType="begin"/>
           </w:r>
           <w:r>
-            <w:instrText xml:space="preserve"> PAGEREF _Toc6100 \h </w:instrText>
+            <w:instrText xml:space="preserve"> PAGEREF _Toc2441 \h </w:instrText>
           </w:r>
           <w:r>
             <w:fldChar w:fldCharType="separate"/>
@@ -2363,7 +2266,7 @@
           </w:r>
           <w:r>
             <w:rPr>
-              <w:rFonts w:hint="eastAsia" w:ascii="宋体" w:hAnsi="宋体" w:eastAsia="宋体" w:cs="宋体"/>
+              <w:rFonts w:ascii="宋体" w:eastAsia="宋体" w:hAnsi="宋体" w:cs="宋体" w:hint="eastAsia"/>
               <w:szCs w:val="24"/>
             </w:rPr>
             <w:fldChar w:fldCharType="end"/>
@@ -2371,28 +2274,28 @@
         </w:p>
         <w:p>
           <w:pPr>
-            <w:pStyle w:val="16"/>
+            <w:pStyle w:val="TOC1"/>
             <w:tabs>
               <w:tab w:val="right" w:leader="dot" w:pos="8306"/>
             </w:tabs>
           </w:pPr>
           <w:r>
             <w:rPr>
-              <w:rFonts w:hint="eastAsia" w:ascii="宋体" w:hAnsi="宋体" w:eastAsia="宋体" w:cs="宋体"/>
+              <w:rFonts w:ascii="宋体" w:eastAsia="宋体" w:hAnsi="宋体" w:cs="宋体" w:hint="eastAsia"/>
               <w:szCs w:val="24"/>
             </w:rPr>
             <w:fldChar w:fldCharType="begin"/>
           </w:r>
           <w:r>
             <w:rPr>
-              <w:rFonts w:hint="eastAsia" w:ascii="宋体" w:hAnsi="宋体" w:eastAsia="宋体" w:cs="宋体"/>
+              <w:rFonts w:ascii="宋体" w:eastAsia="宋体" w:hAnsi="宋体" w:cs="宋体" w:hint="eastAsia"/>
               <w:szCs w:val="24"/>
             </w:rPr>
-            <w:instrText xml:space="preserve"> HYPERLINK \l _Toc2548 </w:instrText>
-          </w:r>
-          <w:r>
-            <w:rPr>
-              <w:rFonts w:hint="eastAsia" w:ascii="宋体" w:hAnsi="宋体" w:eastAsia="宋体" w:cs="宋体"/>
+            <w:instrText xml:space="preserve"> HYPERLINK \l _Toc7202 </w:instrText>
+          </w:r>
+          <w:r>
+            <w:rPr>
+              <w:rFonts w:ascii="宋体" w:eastAsia="宋体" w:hAnsi="宋体" w:cs="宋体" w:hint="eastAsia"/>
               <w:szCs w:val="24"/>
             </w:rPr>
             <w:fldChar w:fldCharType="separate"/>
@@ -2418,7 +2321,7 @@
             <w:fldChar w:fldCharType="begin"/>
           </w:r>
           <w:r>
-            <w:instrText xml:space="preserve"> PAGEREF _Toc2548 \h </w:instrText>
+            <w:instrText xml:space="preserve"> PAGEREF _Toc7202 \h </w:instrText>
           </w:r>
           <w:r>
             <w:fldChar w:fldCharType="separate"/>
@@ -2431,7 +2334,7 @@
           </w:r>
           <w:r>
             <w:rPr>
-              <w:rFonts w:hint="eastAsia" w:ascii="宋体" w:hAnsi="宋体" w:eastAsia="宋体" w:cs="宋体"/>
+              <w:rFonts w:ascii="宋体" w:eastAsia="宋体" w:hAnsi="宋体" w:cs="宋体" w:hint="eastAsia"/>
               <w:szCs w:val="24"/>
             </w:rPr>
             <w:fldChar w:fldCharType="end"/>
@@ -2439,28 +2342,28 @@
         </w:p>
         <w:p>
           <w:pPr>
-            <w:pStyle w:val="17"/>
+            <w:pStyle w:val="TOC2"/>
             <w:tabs>
               <w:tab w:val="right" w:leader="dot" w:pos="8306"/>
             </w:tabs>
           </w:pPr>
           <w:r>
             <w:rPr>
-              <w:rFonts w:hint="eastAsia" w:ascii="宋体" w:hAnsi="宋体" w:eastAsia="宋体" w:cs="宋体"/>
+              <w:rFonts w:ascii="宋体" w:eastAsia="宋体" w:hAnsi="宋体" w:cs="宋体" w:hint="eastAsia"/>
               <w:szCs w:val="24"/>
             </w:rPr>
             <w:fldChar w:fldCharType="begin"/>
           </w:r>
           <w:r>
             <w:rPr>
-              <w:rFonts w:hint="eastAsia" w:ascii="宋体" w:hAnsi="宋体" w:eastAsia="宋体" w:cs="宋体"/>
+              <w:rFonts w:ascii="宋体" w:eastAsia="宋体" w:hAnsi="宋体" w:cs="宋体" w:hint="eastAsia"/>
               <w:szCs w:val="24"/>
             </w:rPr>
-            <w:instrText xml:space="preserve"> HYPERLINK \l _Toc9520 </w:instrText>
-          </w:r>
-          <w:r>
-            <w:rPr>
-              <w:rFonts w:hint="eastAsia" w:ascii="宋体" w:hAnsi="宋体" w:eastAsia="宋体" w:cs="宋体"/>
+            <w:instrText xml:space="preserve"> HYPERLINK \l _Toc7467 </w:instrText>
+          </w:r>
+          <w:r>
+            <w:rPr>
+              <w:rFonts w:ascii="宋体" w:eastAsia="宋体" w:hAnsi="宋体" w:cs="宋体" w:hint="eastAsia"/>
               <w:szCs w:val="24"/>
             </w:rPr>
             <w:fldChar w:fldCharType="separate"/>
@@ -2486,7 +2389,7 @@
             <w:fldChar w:fldCharType="begin"/>
           </w:r>
           <w:r>
-            <w:instrText xml:space="preserve"> PAGEREF _Toc9520 \h </w:instrText>
+            <w:instrText xml:space="preserve"> PAGEREF _Toc7467 \h </w:instrText>
           </w:r>
           <w:r>
             <w:fldChar w:fldCharType="separate"/>
@@ -2499,7 +2402,7 @@
           </w:r>
           <w:r>
             <w:rPr>
-              <w:rFonts w:hint="eastAsia" w:ascii="宋体" w:hAnsi="宋体" w:eastAsia="宋体" w:cs="宋体"/>
+              <w:rFonts w:ascii="宋体" w:eastAsia="宋体" w:hAnsi="宋体" w:cs="宋体" w:hint="eastAsia"/>
               <w:szCs w:val="24"/>
             </w:rPr>
             <w:fldChar w:fldCharType="end"/>
@@ -2507,28 +2410,28 @@
         </w:p>
         <w:p>
           <w:pPr>
-            <w:pStyle w:val="13"/>
+            <w:pStyle w:val="TOC3"/>
             <w:tabs>
               <w:tab w:val="right" w:leader="dot" w:pos="8306"/>
             </w:tabs>
           </w:pPr>
           <w:r>
             <w:rPr>
-              <w:rFonts w:hint="eastAsia" w:ascii="宋体" w:hAnsi="宋体" w:eastAsia="宋体" w:cs="宋体"/>
+              <w:rFonts w:ascii="宋体" w:eastAsia="宋体" w:hAnsi="宋体" w:cs="宋体" w:hint="eastAsia"/>
               <w:szCs w:val="24"/>
             </w:rPr>
             <w:fldChar w:fldCharType="begin"/>
           </w:r>
           <w:r>
             <w:rPr>
-              <w:rFonts w:hint="eastAsia" w:ascii="宋体" w:hAnsi="宋体" w:eastAsia="宋体" w:cs="宋体"/>
+              <w:rFonts w:ascii="宋体" w:eastAsia="宋体" w:hAnsi="宋体" w:cs="宋体" w:hint="eastAsia"/>
               <w:szCs w:val="24"/>
             </w:rPr>
-            <w:instrText xml:space="preserve"> HYPERLINK \l _Toc18323 </w:instrText>
-          </w:r>
-          <w:r>
-            <w:rPr>
-              <w:rFonts w:hint="eastAsia" w:ascii="宋体" w:hAnsi="宋体" w:eastAsia="宋体" w:cs="宋体"/>
+            <w:instrText xml:space="preserve"> HYPERLINK \l _Toc26309 </w:instrText>
+          </w:r>
+          <w:r>
+            <w:rPr>
+              <w:rFonts w:ascii="宋体" w:eastAsia="宋体" w:hAnsi="宋体" w:cs="宋体" w:hint="eastAsia"/>
               <w:szCs w:val="24"/>
             </w:rPr>
             <w:fldChar w:fldCharType="separate"/>
@@ -2554,7 +2457,7 @@
             <w:fldChar w:fldCharType="begin"/>
           </w:r>
           <w:r>
-            <w:instrText xml:space="preserve"> PAGEREF _Toc18323 \h </w:instrText>
+            <w:instrText xml:space="preserve"> PAGEREF _Toc26309 \h </w:instrText>
           </w:r>
           <w:r>
             <w:fldChar w:fldCharType="separate"/>
@@ -2567,7 +2470,7 @@
           </w:r>
           <w:r>
             <w:rPr>
-              <w:rFonts w:hint="eastAsia" w:ascii="宋体" w:hAnsi="宋体" w:eastAsia="宋体" w:cs="宋体"/>
+              <w:rFonts w:ascii="宋体" w:eastAsia="宋体" w:hAnsi="宋体" w:cs="宋体" w:hint="eastAsia"/>
               <w:szCs w:val="24"/>
             </w:rPr>
             <w:fldChar w:fldCharType="end"/>
@@ -2575,28 +2478,28 @@
         </w:p>
         <w:p>
           <w:pPr>
-            <w:pStyle w:val="13"/>
+            <w:pStyle w:val="TOC3"/>
             <w:tabs>
               <w:tab w:val="right" w:leader="dot" w:pos="8306"/>
             </w:tabs>
           </w:pPr>
           <w:r>
             <w:rPr>
-              <w:rFonts w:hint="eastAsia" w:ascii="宋体" w:hAnsi="宋体" w:eastAsia="宋体" w:cs="宋体"/>
+              <w:rFonts w:ascii="宋体" w:eastAsia="宋体" w:hAnsi="宋体" w:cs="宋体" w:hint="eastAsia"/>
               <w:szCs w:val="24"/>
             </w:rPr>
             <w:fldChar w:fldCharType="begin"/>
           </w:r>
           <w:r>
             <w:rPr>
-              <w:rFonts w:hint="eastAsia" w:ascii="宋体" w:hAnsi="宋体" w:eastAsia="宋体" w:cs="宋体"/>
+              <w:rFonts w:ascii="宋体" w:eastAsia="宋体" w:hAnsi="宋体" w:cs="宋体" w:hint="eastAsia"/>
               <w:szCs w:val="24"/>
             </w:rPr>
-            <w:instrText xml:space="preserve"> HYPERLINK \l _Toc26963 </w:instrText>
-          </w:r>
-          <w:r>
-            <w:rPr>
-              <w:rFonts w:hint="eastAsia" w:ascii="宋体" w:hAnsi="宋体" w:eastAsia="宋体" w:cs="宋体"/>
+            <w:instrText xml:space="preserve"> HYPERLINK \l _Toc32330 </w:instrText>
+          </w:r>
+          <w:r>
+            <w:rPr>
+              <w:rFonts w:ascii="宋体" w:eastAsia="宋体" w:hAnsi="宋体" w:cs="宋体" w:hint="eastAsia"/>
               <w:szCs w:val="24"/>
             </w:rPr>
             <w:fldChar w:fldCharType="separate"/>
@@ -2622,7 +2525,7 @@
             <w:fldChar w:fldCharType="begin"/>
           </w:r>
           <w:r>
-            <w:instrText xml:space="preserve"> PAGEREF _Toc26963 \h </w:instrText>
+            <w:instrText xml:space="preserve"> PAGEREF _Toc32330 \h </w:instrText>
           </w:r>
           <w:r>
             <w:fldChar w:fldCharType="separate"/>
@@ -2635,7 +2538,7 @@
           </w:r>
           <w:r>
             <w:rPr>
-              <w:rFonts w:hint="eastAsia" w:ascii="宋体" w:hAnsi="宋体" w:eastAsia="宋体" w:cs="宋体"/>
+              <w:rFonts w:ascii="宋体" w:eastAsia="宋体" w:hAnsi="宋体" w:cs="宋体" w:hint="eastAsia"/>
               <w:szCs w:val="24"/>
             </w:rPr>
             <w:fldChar w:fldCharType="end"/>
@@ -2643,28 +2546,28 @@
         </w:p>
         <w:p>
           <w:pPr>
-            <w:pStyle w:val="13"/>
+            <w:pStyle w:val="TOC3"/>
             <w:tabs>
               <w:tab w:val="right" w:leader="dot" w:pos="8306"/>
             </w:tabs>
           </w:pPr>
           <w:r>
             <w:rPr>
-              <w:rFonts w:hint="eastAsia" w:ascii="宋体" w:hAnsi="宋体" w:eastAsia="宋体" w:cs="宋体"/>
+              <w:rFonts w:ascii="宋体" w:eastAsia="宋体" w:hAnsi="宋体" w:cs="宋体" w:hint="eastAsia"/>
               <w:szCs w:val="24"/>
             </w:rPr>
             <w:fldChar w:fldCharType="begin"/>
           </w:r>
           <w:r>
             <w:rPr>
-              <w:rFonts w:hint="eastAsia" w:ascii="宋体" w:hAnsi="宋体" w:eastAsia="宋体" w:cs="宋体"/>
+              <w:rFonts w:ascii="宋体" w:eastAsia="宋体" w:hAnsi="宋体" w:cs="宋体" w:hint="eastAsia"/>
               <w:szCs w:val="24"/>
             </w:rPr>
-            <w:instrText xml:space="preserve"> HYPERLINK \l _Toc31175 </w:instrText>
-          </w:r>
-          <w:r>
-            <w:rPr>
-              <w:rFonts w:hint="eastAsia" w:ascii="宋体" w:hAnsi="宋体" w:eastAsia="宋体" w:cs="宋体"/>
+            <w:instrText xml:space="preserve"> HYPERLINK \l _Toc2925 </w:instrText>
+          </w:r>
+          <w:r>
+            <w:rPr>
+              <w:rFonts w:ascii="宋体" w:eastAsia="宋体" w:hAnsi="宋体" w:cs="宋体" w:hint="eastAsia"/>
               <w:szCs w:val="24"/>
             </w:rPr>
             <w:fldChar w:fldCharType="separate"/>
@@ -2690,7 +2593,7 @@
             <w:fldChar w:fldCharType="begin"/>
           </w:r>
           <w:r>
-            <w:instrText xml:space="preserve"> PAGEREF _Toc31175 \h </w:instrText>
+            <w:instrText xml:space="preserve"> PAGEREF _Toc2925 \h </w:instrText>
           </w:r>
           <w:r>
             <w:fldChar w:fldCharType="separate"/>
@@ -2703,7 +2606,7 @@
           </w:r>
           <w:r>
             <w:rPr>
-              <w:rFonts w:hint="eastAsia" w:ascii="宋体" w:hAnsi="宋体" w:eastAsia="宋体" w:cs="宋体"/>
+              <w:rFonts w:ascii="宋体" w:eastAsia="宋体" w:hAnsi="宋体" w:cs="宋体" w:hint="eastAsia"/>
               <w:szCs w:val="24"/>
             </w:rPr>
             <w:fldChar w:fldCharType="end"/>
@@ -2711,28 +2614,28 @@
         </w:p>
         <w:p>
           <w:pPr>
-            <w:pStyle w:val="17"/>
+            <w:pStyle w:val="TOC2"/>
             <w:tabs>
               <w:tab w:val="right" w:leader="dot" w:pos="8306"/>
             </w:tabs>
           </w:pPr>
           <w:r>
             <w:rPr>
-              <w:rFonts w:hint="eastAsia" w:ascii="宋体" w:hAnsi="宋体" w:eastAsia="宋体" w:cs="宋体"/>
+              <w:rFonts w:ascii="宋体" w:eastAsia="宋体" w:hAnsi="宋体" w:cs="宋体" w:hint="eastAsia"/>
               <w:szCs w:val="24"/>
             </w:rPr>
             <w:fldChar w:fldCharType="begin"/>
           </w:r>
           <w:r>
             <w:rPr>
-              <w:rFonts w:hint="eastAsia" w:ascii="宋体" w:hAnsi="宋体" w:eastAsia="宋体" w:cs="宋体"/>
+              <w:rFonts w:ascii="宋体" w:eastAsia="宋体" w:hAnsi="宋体" w:cs="宋体" w:hint="eastAsia"/>
               <w:szCs w:val="24"/>
             </w:rPr>
-            <w:instrText xml:space="preserve"> HYPERLINK \l _Toc30209 </w:instrText>
-          </w:r>
-          <w:r>
-            <w:rPr>
-              <w:rFonts w:hint="eastAsia" w:ascii="宋体" w:hAnsi="宋体" w:eastAsia="宋体" w:cs="宋体"/>
+            <w:instrText xml:space="preserve"> HYPERLINK \l _Toc5853 </w:instrText>
+          </w:r>
+          <w:r>
+            <w:rPr>
+              <w:rFonts w:ascii="宋体" w:eastAsia="宋体" w:hAnsi="宋体" w:cs="宋体" w:hint="eastAsia"/>
               <w:szCs w:val="24"/>
             </w:rPr>
             <w:fldChar w:fldCharType="separate"/>
@@ -2758,7 +2661,7 @@
             <w:fldChar w:fldCharType="begin"/>
           </w:r>
           <w:r>
-            <w:instrText xml:space="preserve"> PAGEREF _Toc30209 \h </w:instrText>
+            <w:instrText xml:space="preserve"> PAGEREF _Toc5853 \h </w:instrText>
           </w:r>
           <w:r>
             <w:fldChar w:fldCharType="separate"/>
@@ -2771,7 +2674,7 @@
           </w:r>
           <w:r>
             <w:rPr>
-              <w:rFonts w:hint="eastAsia" w:ascii="宋体" w:hAnsi="宋体" w:eastAsia="宋体" w:cs="宋体"/>
+              <w:rFonts w:ascii="宋体" w:eastAsia="宋体" w:hAnsi="宋体" w:cs="宋体" w:hint="eastAsia"/>
               <w:szCs w:val="24"/>
             </w:rPr>
             <w:fldChar w:fldCharType="end"/>
@@ -2779,28 +2682,28 @@
         </w:p>
         <w:p>
           <w:pPr>
-            <w:pStyle w:val="17"/>
+            <w:pStyle w:val="TOC2"/>
             <w:tabs>
               <w:tab w:val="right" w:leader="dot" w:pos="8306"/>
             </w:tabs>
           </w:pPr>
           <w:r>
             <w:rPr>
-              <w:rFonts w:hint="eastAsia" w:ascii="宋体" w:hAnsi="宋体" w:eastAsia="宋体" w:cs="宋体"/>
+              <w:rFonts w:ascii="宋体" w:eastAsia="宋体" w:hAnsi="宋体" w:cs="宋体" w:hint="eastAsia"/>
               <w:szCs w:val="24"/>
             </w:rPr>
             <w:fldChar w:fldCharType="begin"/>
           </w:r>
           <w:r>
             <w:rPr>
-              <w:rFonts w:hint="eastAsia" w:ascii="宋体" w:hAnsi="宋体" w:eastAsia="宋体" w:cs="宋体"/>
+              <w:rFonts w:ascii="宋体" w:eastAsia="宋体" w:hAnsi="宋体" w:cs="宋体" w:hint="eastAsia"/>
               <w:szCs w:val="24"/>
             </w:rPr>
-            <w:instrText xml:space="preserve"> HYPERLINK \l _Toc3207 </w:instrText>
-          </w:r>
-          <w:r>
-            <w:rPr>
-              <w:rFonts w:hint="eastAsia" w:ascii="宋体" w:hAnsi="宋体" w:eastAsia="宋体" w:cs="宋体"/>
+            <w:instrText xml:space="preserve"> HYPERLINK \l _Toc4660 </w:instrText>
+          </w:r>
+          <w:r>
+            <w:rPr>
+              <w:rFonts w:ascii="宋体" w:eastAsia="宋体" w:hAnsi="宋体" w:cs="宋体" w:hint="eastAsia"/>
               <w:szCs w:val="24"/>
             </w:rPr>
             <w:fldChar w:fldCharType="separate"/>
@@ -2825,7 +2728,7 @@
             <w:fldChar w:fldCharType="begin"/>
           </w:r>
           <w:r>
-            <w:instrText xml:space="preserve"> PAGEREF _Toc3207 \h </w:instrText>
+            <w:instrText xml:space="preserve"> PAGEREF _Toc4660 \h </w:instrText>
           </w:r>
           <w:r>
             <w:fldChar w:fldCharType="separate"/>
@@ -2838,7 +2741,7 @@
           </w:r>
           <w:r>
             <w:rPr>
-              <w:rFonts w:hint="eastAsia" w:ascii="宋体" w:hAnsi="宋体" w:eastAsia="宋体" w:cs="宋体"/>
+              <w:rFonts w:ascii="宋体" w:eastAsia="宋体" w:hAnsi="宋体" w:cs="宋体" w:hint="eastAsia"/>
               <w:szCs w:val="24"/>
             </w:rPr>
             <w:fldChar w:fldCharType="end"/>
@@ -2846,28 +2749,28 @@
         </w:p>
         <w:p>
           <w:pPr>
-            <w:pStyle w:val="17"/>
+            <w:pStyle w:val="TOC2"/>
             <w:tabs>
               <w:tab w:val="right" w:leader="dot" w:pos="8306"/>
             </w:tabs>
           </w:pPr>
           <w:r>
             <w:rPr>
-              <w:rFonts w:hint="eastAsia" w:ascii="宋体" w:hAnsi="宋体" w:eastAsia="宋体" w:cs="宋体"/>
+              <w:rFonts w:ascii="宋体" w:eastAsia="宋体" w:hAnsi="宋体" w:cs="宋体" w:hint="eastAsia"/>
               <w:szCs w:val="24"/>
             </w:rPr>
             <w:fldChar w:fldCharType="begin"/>
           </w:r>
           <w:r>
             <w:rPr>
-              <w:rFonts w:hint="eastAsia" w:ascii="宋体" w:hAnsi="宋体" w:eastAsia="宋体" w:cs="宋体"/>
+              <w:rFonts w:ascii="宋体" w:eastAsia="宋体" w:hAnsi="宋体" w:cs="宋体" w:hint="eastAsia"/>
               <w:szCs w:val="24"/>
             </w:rPr>
-            <w:instrText xml:space="preserve"> HYPERLINK \l _Toc11146 </w:instrText>
-          </w:r>
-          <w:r>
-            <w:rPr>
-              <w:rFonts w:hint="eastAsia" w:ascii="宋体" w:hAnsi="宋体" w:eastAsia="宋体" w:cs="宋体"/>
+            <w:instrText xml:space="preserve"> HYPERLINK \l _Toc25767 </w:instrText>
+          </w:r>
+          <w:r>
+            <w:rPr>
+              <w:rFonts w:ascii="宋体" w:eastAsia="宋体" w:hAnsi="宋体" w:cs="宋体" w:hint="eastAsia"/>
               <w:szCs w:val="24"/>
             </w:rPr>
             <w:fldChar w:fldCharType="separate"/>
@@ -2893,7 +2796,7 @@
             <w:fldChar w:fldCharType="begin"/>
           </w:r>
           <w:r>
-            <w:instrText xml:space="preserve"> PAGEREF _Toc11146 \h </w:instrText>
+            <w:instrText xml:space="preserve"> PAGEREF _Toc25767 \h </w:instrText>
           </w:r>
           <w:r>
             <w:fldChar w:fldCharType="separate"/>
@@ -2906,7 +2809,7 @@
           </w:r>
           <w:r>
             <w:rPr>
-              <w:rFonts w:hint="eastAsia" w:ascii="宋体" w:hAnsi="宋体" w:eastAsia="宋体" w:cs="宋体"/>
+              <w:rFonts w:ascii="宋体" w:eastAsia="宋体" w:hAnsi="宋体" w:cs="宋体" w:hint="eastAsia"/>
               <w:szCs w:val="24"/>
             </w:rPr>
             <w:fldChar w:fldCharType="end"/>
@@ -2914,28 +2817,28 @@
         </w:p>
         <w:p>
           <w:pPr>
-            <w:pStyle w:val="17"/>
+            <w:pStyle w:val="TOC2"/>
             <w:tabs>
               <w:tab w:val="right" w:leader="dot" w:pos="8306"/>
             </w:tabs>
           </w:pPr>
           <w:r>
             <w:rPr>
-              <w:rFonts w:hint="eastAsia" w:ascii="宋体" w:hAnsi="宋体" w:eastAsia="宋体" w:cs="宋体"/>
+              <w:rFonts w:ascii="宋体" w:eastAsia="宋体" w:hAnsi="宋体" w:cs="宋体" w:hint="eastAsia"/>
               <w:szCs w:val="24"/>
             </w:rPr>
             <w:fldChar w:fldCharType="begin"/>
           </w:r>
           <w:r>
             <w:rPr>
-              <w:rFonts w:hint="eastAsia" w:ascii="宋体" w:hAnsi="宋体" w:eastAsia="宋体" w:cs="宋体"/>
+              <w:rFonts w:ascii="宋体" w:eastAsia="宋体" w:hAnsi="宋体" w:cs="宋体" w:hint="eastAsia"/>
               <w:szCs w:val="24"/>
             </w:rPr>
-            <w:instrText xml:space="preserve"> HYPERLINK \l _Toc23085 </w:instrText>
-          </w:r>
-          <w:r>
-            <w:rPr>
-              <w:rFonts w:hint="eastAsia" w:ascii="宋体" w:hAnsi="宋体" w:eastAsia="宋体" w:cs="宋体"/>
+            <w:instrText xml:space="preserve"> HYPERLINK \l _Toc1948 </w:instrText>
+          </w:r>
+          <w:r>
+            <w:rPr>
+              <w:rFonts w:ascii="宋体" w:eastAsia="宋体" w:hAnsi="宋体" w:cs="宋体" w:hint="eastAsia"/>
               <w:szCs w:val="24"/>
             </w:rPr>
             <w:fldChar w:fldCharType="separate"/>
@@ -2960,7 +2863,7 @@
             <w:fldChar w:fldCharType="begin"/>
           </w:r>
           <w:r>
-            <w:instrText xml:space="preserve"> PAGEREF _Toc23085 \h </w:instrText>
+            <w:instrText xml:space="preserve"> PAGEREF _Toc1948 \h </w:instrText>
           </w:r>
           <w:r>
             <w:fldChar w:fldCharType="separate"/>
@@ -2973,7 +2876,7 @@
           </w:r>
           <w:r>
             <w:rPr>
-              <w:rFonts w:hint="eastAsia" w:ascii="宋体" w:hAnsi="宋体" w:eastAsia="宋体" w:cs="宋体"/>
+              <w:rFonts w:ascii="宋体" w:eastAsia="宋体" w:hAnsi="宋体" w:cs="宋体" w:hint="eastAsia"/>
               <w:szCs w:val="24"/>
             </w:rPr>
             <w:fldChar w:fldCharType="end"/>
@@ -2981,28 +2884,28 @@
         </w:p>
         <w:p>
           <w:pPr>
-            <w:pStyle w:val="17"/>
+            <w:pStyle w:val="TOC2"/>
             <w:tabs>
               <w:tab w:val="right" w:leader="dot" w:pos="8306"/>
             </w:tabs>
           </w:pPr>
           <w:r>
             <w:rPr>
-              <w:rFonts w:hint="eastAsia" w:ascii="宋体" w:hAnsi="宋体" w:eastAsia="宋体" w:cs="宋体"/>
+              <w:rFonts w:ascii="宋体" w:eastAsia="宋体" w:hAnsi="宋体" w:cs="宋体" w:hint="eastAsia"/>
               <w:szCs w:val="24"/>
             </w:rPr>
             <w:fldChar w:fldCharType="begin"/>
           </w:r>
           <w:r>
             <w:rPr>
-              <w:rFonts w:hint="eastAsia" w:ascii="宋体" w:hAnsi="宋体" w:eastAsia="宋体" w:cs="宋体"/>
+              <w:rFonts w:ascii="宋体" w:eastAsia="宋体" w:hAnsi="宋体" w:cs="宋体" w:hint="eastAsia"/>
               <w:szCs w:val="24"/>
             </w:rPr>
-            <w:instrText xml:space="preserve"> HYPERLINK \l _Toc20717 </w:instrText>
-          </w:r>
-          <w:r>
-            <w:rPr>
-              <w:rFonts w:hint="eastAsia" w:ascii="宋体" w:hAnsi="宋体" w:eastAsia="宋体" w:cs="宋体"/>
+            <w:instrText xml:space="preserve"> HYPERLINK \l _Toc22725 </w:instrText>
+          </w:r>
+          <w:r>
+            <w:rPr>
+              <w:rFonts w:ascii="宋体" w:eastAsia="宋体" w:hAnsi="宋体" w:cs="宋体" w:hint="eastAsia"/>
               <w:szCs w:val="24"/>
             </w:rPr>
             <w:fldChar w:fldCharType="separate"/>
@@ -3028,7 +2931,7 @@
             <w:fldChar w:fldCharType="begin"/>
           </w:r>
           <w:r>
-            <w:instrText xml:space="preserve"> PAGEREF _Toc20717 \h </w:instrText>
+            <w:instrText xml:space="preserve"> PAGEREF _Toc22725 \h </w:instrText>
           </w:r>
           <w:r>
             <w:fldChar w:fldCharType="separate"/>
@@ -3041,7 +2944,7 @@
           </w:r>
           <w:r>
             <w:rPr>
-              <w:rFonts w:hint="eastAsia" w:ascii="宋体" w:hAnsi="宋体" w:eastAsia="宋体" w:cs="宋体"/>
+              <w:rFonts w:ascii="宋体" w:eastAsia="宋体" w:hAnsi="宋体" w:cs="宋体" w:hint="eastAsia"/>
               <w:szCs w:val="24"/>
             </w:rPr>
             <w:fldChar w:fldCharType="end"/>
@@ -3063,7 +2966,7 @@
             <w:snapToGrid w:val="0"/>
             <w:textAlignment w:val="baseline"/>
             <w:rPr>
-              <w:rFonts w:hint="eastAsia" w:ascii="宋体" w:hAnsi="宋体" w:eastAsia="宋体" w:cs="宋体"/>
+              <w:rFonts w:ascii="宋体" w:eastAsia="宋体" w:hAnsi="宋体" w:cs="宋体" w:hint="eastAsia"/>
               <w:snapToGrid w:val="0"/>
               <w:color w:val="000000"/>
               <w:kern w:val="0"/>
@@ -3074,7 +2977,7 @@
           </w:pPr>
           <w:r>
             <w:rPr>
-              <w:rFonts w:hint="eastAsia" w:ascii="宋体" w:hAnsi="宋体" w:eastAsia="宋体" w:cs="宋体"/>
+              <w:rFonts w:ascii="宋体" w:eastAsia="宋体" w:hAnsi="宋体" w:cs="宋体" w:hint="eastAsia"/>
               <w:szCs w:val="24"/>
             </w:rPr>
             <w:fldChar w:fldCharType="end"/>
@@ -3098,7 +3001,7 @@
         <w:snapToGrid w:val="0"/>
         <w:textAlignment w:val="baseline"/>
         <w:rPr>
-          <w:rFonts w:ascii="Arial" w:hAnsi="Arial" w:eastAsia="Arial" w:cs="Arial"/>
+          <w:rFonts w:ascii="Arial" w:eastAsia="Arial" w:hAnsi="Arial" w:cs="Arial"/>
           <w:snapToGrid w:val="0"/>
           <w:color w:val="000000"/>
           <w:kern w:val="0"/>
@@ -3109,7 +3012,7 @@
       </w:pPr>
       <w:r>
         <w:rPr>
-          <w:rFonts w:ascii="Arial" w:hAnsi="Arial" w:eastAsia="Arial" w:cs="Arial"/>
+          <w:rFonts w:ascii="Arial" w:eastAsia="Arial" w:hAnsi="Arial" w:cs="Arial"/>
           <w:snapToGrid w:val="0"/>
           <w:color w:val="000000"/>
           <w:kern w:val="0"/>
@@ -3122,7 +3025,7 @@
     </w:p>
     <w:p>
       <w:pPr>
-        <w:pStyle w:val="28"/>
+        <w:pStyle w:val="1"/>
         <w:keepNext w:val="0"/>
         <w:keepLines w:val="0"/>
         <w:pageBreakBefore w:val="0"/>
@@ -3137,7 +3040,7 @@
         <w:snapToGrid w:val="0"/>
         <w:textAlignment w:val="baseline"/>
       </w:pPr>
-      <w:bookmarkStart w:id="2" w:name="_Toc6100"/>
+      <w:bookmarkStart w:id="2" w:name="_Toc2441"/>
       <w:r>
         <w:rPr>
           <w:rFonts w:hint="eastAsia"/>
@@ -3149,7 +3052,7 @@
     </w:p>
     <w:p>
       <w:pPr>
-        <w:pStyle w:val="29"/>
+        <w:pStyle w:val="a1"/>
         <w:bidi w:val="0"/>
         <w:rPr>
           <w:rFonts w:hint="eastAsia"/>
@@ -3166,8 +3069,8 @@
     </w:p>
     <w:p>
       <w:pPr>
-        <w:pStyle w:val="29"/>
-        <w:ind w:left="0" w:leftChars="0" w:right="0" w:rightChars="0" w:firstLine="0" w:firstLineChars="0"/>
+        <w:pStyle w:val="a1"/>
+        <w:ind w:left="0" w:right="0" w:firstLine="0" w:leftChars="0" w:rightChars="0" w:firstLineChars="0"/>
         <w:jc w:val="center"/>
         <w:rPr>
           <w:rFonts w:hint="eastAsia"/>
@@ -3268,8 +3171,8 @@
     </w:p>
     <w:p>
       <w:pPr>
-        <w:pStyle w:val="29"/>
-        <w:ind w:left="0" w:leftChars="0" w:right="0" w:rightChars="0" w:firstLine="0" w:firstLineChars="0"/>
+        <w:pStyle w:val="a1"/>
+        <w:ind w:left="0" w:right="0" w:firstLine="0" w:leftChars="0" w:rightChars="0" w:firstLineChars="0"/>
         <w:jc w:val="center"/>
         <w:rPr>
           <w:rFonts w:hint="default"/>
@@ -3279,9 +3182,9 @@
     </w:p>
     <w:p>
       <w:pPr>
-        <w:pStyle w:val="29"/>
+        <w:pStyle w:val="a1"/>
         <w:bidi w:val="0"/>
-        <w:ind w:left="0" w:leftChars="0" w:right="0" w:rightChars="0" w:firstLine="0" w:firstLineChars="0"/>
+        <w:ind w:left="0" w:right="0" w:firstLine="0" w:leftChars="0" w:rightChars="0" w:firstLineChars="0"/>
         <w:jc w:val="left"/>
         <w:rPr>
           <w:rFonts w:hint="default"/>
@@ -3294,35 +3197,49 @@
           <w:lang w:val="en-US" w:eastAsia="zh-CN"/>
         </w:rPr>
         <w:object>
-          <v:shape id="_x0000_i1025" o:spt="75" type="#_x0000_t75" style="height:177.7pt;width:424.35pt;" o:ole="t" filled="f" o:preferrelative="t" stroked="f" coordsize="21600,21600">
-            <v:path/>
-            <v:fill on="f" focussize="0,0"/>
-            <v:stroke on="f" joinstyle="miter"/>
-            <v:imagedata r:id="rId10" o:title=""/>
+          <v:shapetype id="_x0000_t75" coordsize="21600,21600" o:spt="75" o:preferrelative="t" path="m@4@5l@4@11@9@11@9@5xe" filled="f" stroked="f">
+            <v:stroke joinstyle="miter"/>
+            <v:formulas>
+              <v:f eqn="if lineDrawn pixelLineWidth 0"/>
+              <v:f eqn="sum @0 1 0"/>
+              <v:f eqn="sum 0 0 @1"/>
+              <v:f eqn="prod @2 1 2"/>
+              <v:f eqn="prod @3 21600 pixelWidth"/>
+              <v:f eqn="prod @3 21600 pixelHeight"/>
+              <v:f eqn="sum @0 0 1"/>
+              <v:f eqn="prod @6 1 2"/>
+              <v:f eqn="prod @7 21600 pixelWidth"/>
+              <v:f eqn="sum @8 21600 0"/>
+              <v:f eqn="prod @7 21600 pixelHeight"/>
+              <v:f eqn="sum @10 21600 0"/>
+            </v:formulas>
+            <v:path o:extrusionok="f" gradientshapeok="t" o:connecttype="rect"/>
             <o:lock v:ext="edit" aspectratio="t"/>
-            <w10:wrap type="none"/>
+          </v:shapetype>
+          <v:shape id="_x0000_i1025" type="#_x0000_t75" style="height:177.7pt;width:424.35pt" o:oleicon="f" o:ole="" coordsize="21600,21600" o:preferrelative="t" filled="f" stroked="f">
+            <v:stroke joinstyle="miter"/>
+            <v:imagedata r:id="rId6" o:title=""/>
+            <o:lock v:ext="edit" aspectratio="t"/>
             <w10:anchorlock/>
           </v:shape>
-          <o:OLEObject Type="Embed" ProgID="Visio.Drawing.15" ShapeID="_x0000_i1025" DrawAspect="Content" ObjectID="_1468075725" r:id="rId9">
-            <o:LockedField>false</o:LockedField>
-          </o:OLEObject>
+          <o:OLEObject Type="Embed" ProgID="Visio.Drawing.15" ShapeID="_x0000_i1025" DrawAspect="Content" ObjectID="_1468075725" r:id="rId7"/>
         </w:object>
       </w:r>
     </w:p>
     <w:p>
       <w:pPr>
-        <w:pStyle w:val="28"/>
+        <w:pStyle w:val="1"/>
         <w:bidi w:val="0"/>
         <w:rPr>
-          <w:rStyle w:val="38"/>
+          <w:rStyle w:val="1Char"/>
           <w:rFonts w:hint="default"/>
           <w:lang w:val="en-US" w:eastAsia="zh-CN"/>
         </w:rPr>
       </w:pPr>
-      <w:bookmarkStart w:id="3" w:name="_Toc2548"/>
-      <w:r>
-        <w:rPr>
-          <w:rStyle w:val="38"/>
+      <w:bookmarkStart w:id="3" w:name="_Toc7202"/>
+      <w:r>
+        <w:rPr>
+          <w:rStyle w:val="1Char"/>
           <w:rFonts w:hint="eastAsia"/>
           <w:lang w:val="en-US" w:eastAsia="zh-CN"/>
         </w:rPr>
@@ -3332,14 +3249,14 @@
     </w:p>
     <w:p>
       <w:pPr>
-        <w:pStyle w:val="30"/>
+        <w:pStyle w:val="2"/>
         <w:bidi w:val="0"/>
         <w:rPr>
           <w:rFonts w:hint="eastAsia"/>
           <w:lang w:val="en-US" w:eastAsia="zh-CN"/>
         </w:rPr>
       </w:pPr>
-      <w:bookmarkStart w:id="4" w:name="_Toc9520"/>
+      <w:bookmarkStart w:id="4" w:name="_Toc7467"/>
       <w:r>
         <w:rPr>
           <w:rFonts w:hint="eastAsia"/>
@@ -3351,7 +3268,7 @@
     </w:p>
     <w:p>
       <w:pPr>
-        <w:pStyle w:val="40"/>
+        <w:pStyle w:val="a3"/>
         <w:numPr>
           <w:ilvl w:val="0"/>
           <w:numId w:val="2"/>
@@ -3364,7 +3281,7 @@
     </w:p>
     <w:p>
       <w:pPr>
-        <w:pStyle w:val="40"/>
+        <w:pStyle w:val="a3"/>
         <w:numPr>
           <w:ilvl w:val="0"/>
           <w:numId w:val="2"/>
@@ -3377,7 +3294,7 @@
     </w:p>
     <w:p>
       <w:pPr>
-        <w:pStyle w:val="40"/>
+        <w:pStyle w:val="a3"/>
         <w:numPr>
           <w:ilvl w:val="0"/>
           <w:numId w:val="2"/>
@@ -3390,7 +3307,7 @@
     </w:p>
     <w:p>
       <w:pPr>
-        <w:pStyle w:val="40"/>
+        <w:pStyle w:val="a3"/>
         <w:numPr>
           <w:ilvl w:val="0"/>
           <w:numId w:val="2"/>
@@ -3403,7 +3320,7 @@
     </w:p>
     <w:p>
       <w:pPr>
-        <w:pStyle w:val="40"/>
+        <w:pStyle w:val="a3"/>
         <w:numPr>
           <w:ilvl w:val="0"/>
           <w:numId w:val="2"/>
@@ -3426,7 +3343,7 @@
     </w:p>
     <w:p>
       <w:pPr>
-        <w:pStyle w:val="40"/>
+        <w:pStyle w:val="a3"/>
         <w:numPr>
           <w:ilvl w:val="0"/>
           <w:numId w:val="2"/>
@@ -3446,7 +3363,7 @@
     </w:p>
     <w:p>
       <w:pPr>
-        <w:pStyle w:val="40"/>
+        <w:pStyle w:val="a3"/>
         <w:numPr>
           <w:ilvl w:val="0"/>
           <w:numId w:val="2"/>
@@ -3459,7 +3376,7 @@
     </w:p>
     <w:p>
       <w:pPr>
-        <w:pStyle w:val="40"/>
+        <w:pStyle w:val="a3"/>
         <w:numPr>
           <w:ilvl w:val="0"/>
           <w:numId w:val="2"/>
@@ -3472,7 +3389,7 @@
     </w:p>
     <w:p>
       <w:pPr>
-        <w:pStyle w:val="40"/>
+        <w:pStyle w:val="a3"/>
         <w:numPr>
           <w:ilvl w:val="0"/>
           <w:numId w:val="2"/>
@@ -3485,7 +3402,7 @@
     </w:p>
     <w:p>
       <w:pPr>
-        <w:pStyle w:val="40"/>
+        <w:pStyle w:val="a3"/>
         <w:numPr>
           <w:ilvl w:val="0"/>
           <w:numId w:val="2"/>
@@ -3498,14 +3415,14 @@
     </w:p>
     <w:p>
       <w:pPr>
-        <w:pStyle w:val="31"/>
+        <w:pStyle w:val="3"/>
         <w:bidi w:val="0"/>
         <w:rPr>
           <w:rFonts w:hint="eastAsia"/>
           <w:lang w:val="en-US" w:eastAsia="zh-CN"/>
         </w:rPr>
       </w:pPr>
-      <w:bookmarkStart w:id="5" w:name="_Toc18323"/>
+      <w:bookmarkStart w:id="5" w:name="_Toc26309"/>
       <w:r>
         <w:rPr>
           <w:rFonts w:hint="eastAsia"/>
@@ -3517,12 +3434,12 @@
     </w:p>
     <w:p>
       <w:pPr>
-        <w:pStyle w:val="29"/>
+        <w:pStyle w:val="a1"/>
         <w:numPr>
           <w:ilvl w:val="0"/>
           <w:numId w:val="3"/>
         </w:numPr>
-        <w:ind w:left="425" w:leftChars="0" w:hanging="425" w:firstLineChars="0"/>
+        <w:ind w:left="425" w:hanging="425" w:leftChars="0" w:firstLineChars="0"/>
         <w:rPr>
           <w:rFonts w:hint="eastAsia"/>
           <w:lang w:val="en-US" w:eastAsia="zh-CN"/>
@@ -3538,12 +3455,12 @@
     </w:p>
     <w:p>
       <w:pPr>
-        <w:pStyle w:val="29"/>
+        <w:pStyle w:val="a1"/>
         <w:numPr>
           <w:ilvl w:val="0"/>
           <w:numId w:val="3"/>
         </w:numPr>
-        <w:ind w:left="425" w:leftChars="0" w:hanging="425" w:firstLineChars="0"/>
+        <w:ind w:left="425" w:hanging="425" w:leftChars="0" w:firstLineChars="0"/>
         <w:rPr>
           <w:rFonts w:hint="eastAsia"/>
           <w:lang w:val="en-US" w:eastAsia="zh-CN"/>
@@ -3559,12 +3476,12 @@
     </w:p>
     <w:p>
       <w:pPr>
-        <w:pStyle w:val="29"/>
+        <w:pStyle w:val="a1"/>
         <w:numPr>
           <w:ilvl w:val="0"/>
           <w:numId w:val="3"/>
         </w:numPr>
-        <w:ind w:left="425" w:leftChars="0" w:hanging="425" w:firstLineChars="0"/>
+        <w:ind w:left="425" w:hanging="425" w:leftChars="0" w:firstLineChars="0"/>
         <w:rPr>
           <w:rFonts w:hint="eastAsia"/>
           <w:lang w:val="en-US" w:eastAsia="zh-CN"/>
@@ -3580,42 +3497,33 @@
     </w:p>
     <w:p>
       <w:pPr>
-        <w:pStyle w:val="29"/>
+        <w:pStyle w:val="a1"/>
         <w:numPr>
           <w:ilvl w:val="0"/>
           <w:numId w:val="3"/>
         </w:numPr>
-        <w:ind w:left="425" w:leftChars="0" w:hanging="425" w:firstLineChars="0"/>
-        <w:rPr>
-          <w:rFonts w:hint="eastAsia"/>
-          <w:lang w:val="en-US" w:eastAsia="zh-CN"/>
-        </w:rPr>
-      </w:pPr>
-      <w:r>
-        <w:rPr>
-          <w:rFonts w:hint="eastAsia"/>
-          <w:lang w:val="en-US" w:eastAsia="zh-CN"/>
-        </w:rPr>
-        <w:t>负责接听现场应急处置方面的需求，建立与应急管理部</w:t>
-      </w:r>
-      <w:bookmarkStart w:id="13" w:name="_GoBack"/>
-      <w:bookmarkEnd w:id="13"/>
-      <w:r>
-        <w:rPr>
-          <w:rFonts w:hint="eastAsia"/>
-          <w:lang w:val="en-US" w:eastAsia="zh-CN"/>
-        </w:rPr>
-        <w:t>的应急联络机制，以确保应急处置的快速响应；</w:t>
-      </w:r>
-    </w:p>
-    <w:p>
-      <w:pPr>
-        <w:pStyle w:val="29"/>
+        <w:ind w:left="425" w:hanging="425" w:leftChars="0" w:firstLineChars="0"/>
+        <w:rPr>
+          <w:rFonts w:hint="eastAsia"/>
+          <w:lang w:val="en-US" w:eastAsia="zh-CN"/>
+        </w:rPr>
+      </w:pPr>
+      <w:r>
+        <w:rPr>
+          <w:rFonts w:hint="eastAsia"/>
+          <w:lang w:val="en-US" w:eastAsia="zh-CN"/>
+        </w:rPr>
+        <w:t>负责接听现场应急处置方面的需求，建立与应急管理部的应急联络机制，以确保应急处置的快速响应；</w:t>
+      </w:r>
+    </w:p>
+    <w:p>
+      <w:pPr>
+        <w:pStyle w:val="a1"/>
         <w:numPr>
           <w:ilvl w:val="0"/>
           <w:numId w:val="3"/>
         </w:numPr>
-        <w:ind w:left="425" w:leftChars="0" w:hanging="425" w:firstLineChars="0"/>
+        <w:ind w:left="425" w:hanging="425" w:leftChars="0" w:firstLineChars="0"/>
         <w:rPr>
           <w:rFonts w:hint="eastAsia"/>
           <w:lang w:val="en-US" w:eastAsia="zh-CN"/>
@@ -3631,14 +3539,14 @@
     </w:p>
     <w:p>
       <w:pPr>
-        <w:pStyle w:val="31"/>
+        <w:pStyle w:val="3"/>
         <w:bidi w:val="0"/>
         <w:rPr>
           <w:rFonts w:hint="default"/>
           <w:lang w:val="en-US" w:eastAsia="zh-CN"/>
         </w:rPr>
       </w:pPr>
-      <w:bookmarkStart w:id="6" w:name="_Toc26963"/>
+      <w:bookmarkStart w:id="6" w:name="_Toc32330"/>
       <w:r>
         <w:rPr>
           <w:rFonts w:hint="eastAsia"/>
@@ -3650,12 +3558,12 @@
     </w:p>
     <w:p>
       <w:pPr>
-        <w:pStyle w:val="29"/>
+        <w:pStyle w:val="a1"/>
         <w:numPr>
           <w:ilvl w:val="0"/>
           <w:numId w:val="4"/>
         </w:numPr>
-        <w:ind w:left="425" w:leftChars="0" w:hanging="425" w:firstLineChars="0"/>
+        <w:ind w:left="425" w:hanging="425" w:leftChars="0" w:firstLineChars="0"/>
         <w:rPr>
           <w:rFonts w:hint="default"/>
           <w:lang w:val="en-US" w:eastAsia="zh-CN"/>
@@ -3671,12 +3579,12 @@
     </w:p>
     <w:p>
       <w:pPr>
-        <w:pStyle w:val="29"/>
+        <w:pStyle w:val="a1"/>
         <w:numPr>
           <w:ilvl w:val="0"/>
           <w:numId w:val="4"/>
         </w:numPr>
-        <w:ind w:left="425" w:leftChars="0" w:hanging="425" w:firstLineChars="0"/>
+        <w:ind w:left="425" w:hanging="425" w:leftChars="0" w:firstLineChars="0"/>
         <w:rPr>
           <w:rFonts w:hint="default"/>
           <w:lang w:val="en-US" w:eastAsia="zh-CN"/>
@@ -3713,12 +3621,12 @@
     </w:p>
     <w:p>
       <w:pPr>
-        <w:pStyle w:val="29"/>
+        <w:pStyle w:val="a1"/>
         <w:numPr>
           <w:ilvl w:val="0"/>
           <w:numId w:val="4"/>
         </w:numPr>
-        <w:ind w:left="425" w:leftChars="0" w:hanging="425" w:firstLineChars="0"/>
+        <w:ind w:left="425" w:hanging="425" w:leftChars="0" w:firstLineChars="0"/>
         <w:rPr>
           <w:rFonts w:hint="default"/>
           <w:lang w:val="en-US" w:eastAsia="zh-CN"/>
@@ -3734,12 +3642,12 @@
     </w:p>
     <w:p>
       <w:pPr>
-        <w:pStyle w:val="29"/>
+        <w:pStyle w:val="a1"/>
         <w:numPr>
           <w:ilvl w:val="0"/>
           <w:numId w:val="4"/>
         </w:numPr>
-        <w:ind w:left="425" w:leftChars="0" w:hanging="425" w:firstLineChars="0"/>
+        <w:ind w:left="425" w:hanging="425" w:leftChars="0" w:firstLineChars="0"/>
         <w:rPr>
           <w:rFonts w:hint="default"/>
           <w:lang w:val="en-US" w:eastAsia="zh-CN"/>
@@ -3755,12 +3663,12 @@
     </w:p>
     <w:p>
       <w:pPr>
-        <w:pStyle w:val="29"/>
+        <w:pStyle w:val="a1"/>
         <w:numPr>
           <w:ilvl w:val="0"/>
           <w:numId w:val="4"/>
         </w:numPr>
-        <w:ind w:left="425" w:leftChars="0" w:hanging="425" w:firstLineChars="0"/>
+        <w:ind w:left="425" w:hanging="425" w:leftChars="0" w:firstLineChars="0"/>
         <w:rPr>
           <w:rFonts w:hint="default"/>
           <w:lang w:val="en-US" w:eastAsia="zh-CN"/>
@@ -3776,12 +3684,12 @@
     </w:p>
     <w:p>
       <w:pPr>
-        <w:pStyle w:val="29"/>
+        <w:pStyle w:val="a1"/>
         <w:numPr>
           <w:ilvl w:val="0"/>
           <w:numId w:val="4"/>
         </w:numPr>
-        <w:ind w:left="425" w:leftChars="0" w:hanging="425" w:firstLineChars="0"/>
+        <w:ind w:left="425" w:hanging="425" w:leftChars="0" w:firstLineChars="0"/>
         <w:rPr>
           <w:rFonts w:hint="default"/>
           <w:lang w:val="en-US" w:eastAsia="zh-CN"/>
@@ -3797,14 +3705,14 @@
     </w:p>
     <w:p>
       <w:pPr>
-        <w:pStyle w:val="31"/>
+        <w:pStyle w:val="3"/>
         <w:bidi w:val="0"/>
         <w:rPr>
           <w:rFonts w:hint="default"/>
           <w:lang w:val="en-US" w:eastAsia="zh-CN"/>
         </w:rPr>
       </w:pPr>
-      <w:bookmarkStart w:id="7" w:name="_Toc31175"/>
+      <w:bookmarkStart w:id="7" w:name="_Toc2925"/>
       <w:r>
         <w:rPr>
           <w:rFonts w:hint="eastAsia"/>
@@ -3816,12 +3724,12 @@
     </w:p>
     <w:p>
       <w:pPr>
-        <w:pStyle w:val="29"/>
+        <w:pStyle w:val="a1"/>
         <w:numPr>
           <w:ilvl w:val="0"/>
           <w:numId w:val="5"/>
         </w:numPr>
-        <w:ind w:left="425" w:leftChars="0" w:hanging="425" w:firstLineChars="0"/>
+        <w:ind w:left="425" w:hanging="425" w:leftChars="0" w:firstLineChars="0"/>
         <w:rPr>
           <w:rFonts w:hint="default"/>
           <w:lang w:val="en-US" w:eastAsia="zh-CN"/>
@@ -3837,12 +3745,12 @@
     </w:p>
     <w:p>
       <w:pPr>
-        <w:pStyle w:val="29"/>
+        <w:pStyle w:val="a1"/>
         <w:numPr>
           <w:ilvl w:val="0"/>
           <w:numId w:val="5"/>
         </w:numPr>
-        <w:ind w:left="425" w:leftChars="0" w:hanging="425" w:firstLineChars="0"/>
+        <w:ind w:left="425" w:hanging="425" w:leftChars="0" w:firstLineChars="0"/>
         <w:rPr>
           <w:rFonts w:hint="default"/>
           <w:lang w:val="en-US" w:eastAsia="zh-CN"/>
@@ -3858,12 +3766,12 @@
     </w:p>
     <w:p>
       <w:pPr>
-        <w:pStyle w:val="29"/>
+        <w:pStyle w:val="a1"/>
         <w:numPr>
           <w:ilvl w:val="0"/>
           <w:numId w:val="5"/>
         </w:numPr>
-        <w:ind w:left="425" w:leftChars="0" w:hanging="425" w:firstLineChars="0"/>
+        <w:ind w:left="425" w:hanging="425" w:leftChars="0" w:firstLineChars="0"/>
         <w:rPr>
           <w:rFonts w:hint="default"/>
           <w:lang w:val="en-US" w:eastAsia="zh-CN"/>
@@ -3879,12 +3787,12 @@
     </w:p>
     <w:p>
       <w:pPr>
-        <w:pStyle w:val="29"/>
+        <w:pStyle w:val="a1"/>
         <w:numPr>
           <w:ilvl w:val="0"/>
           <w:numId w:val="5"/>
         </w:numPr>
-        <w:ind w:left="425" w:leftChars="0" w:hanging="425" w:firstLineChars="0"/>
+        <w:ind w:left="425" w:hanging="425" w:leftChars="0" w:firstLineChars="0"/>
         <w:rPr>
           <w:rFonts w:hint="default"/>
           <w:lang w:val="en-US" w:eastAsia="zh-CN"/>
@@ -3900,12 +3808,12 @@
     </w:p>
     <w:p>
       <w:pPr>
-        <w:pStyle w:val="29"/>
+        <w:pStyle w:val="a1"/>
         <w:numPr>
           <w:ilvl w:val="0"/>
           <w:numId w:val="5"/>
         </w:numPr>
-        <w:ind w:left="425" w:leftChars="0" w:hanging="425" w:firstLineChars="0"/>
+        <w:ind w:left="425" w:hanging="425" w:leftChars="0" w:firstLineChars="0"/>
         <w:rPr>
           <w:rFonts w:hint="default"/>
           <w:lang w:val="en-US" w:eastAsia="zh-CN"/>
@@ -3921,14 +3829,14 @@
     </w:p>
     <w:p>
       <w:pPr>
-        <w:pStyle w:val="30"/>
+        <w:pStyle w:val="2"/>
         <w:bidi w:val="0"/>
         <w:rPr>
           <w:rFonts w:hint="eastAsia"/>
           <w:lang w:val="en-US" w:eastAsia="zh-CN"/>
         </w:rPr>
       </w:pPr>
-      <w:bookmarkStart w:id="8" w:name="_Toc30209"/>
+      <w:bookmarkStart w:id="8" w:name="_Toc5853"/>
       <w:r>
         <w:rPr>
           <w:rFonts w:hint="eastAsia"/>
@@ -3940,140 +3848,75 @@
     </w:p>
     <w:p>
       <w:pPr>
+        <w:pStyle w:val="a3"/>
         <w:numPr>
           <w:ilvl w:val="0"/>
           <w:numId w:val="6"/>
         </w:numPr>
-        <w:spacing w:before="78" w:line="217" w:lineRule="auto"/>
-        <w:ind w:left="425" w:leftChars="0" w:hanging="425" w:firstLineChars="0"/>
-        <w:rPr>
-          <w:rFonts w:ascii="宋体" w:hAnsi="宋体" w:eastAsia="宋体" w:cs="宋体"/>
-          <w:sz w:val="24"/>
-          <w:szCs w:val="24"/>
-        </w:rPr>
-      </w:pPr>
-      <w:r>
-        <w:rPr>
-          <w:rFonts w:ascii="宋体" w:hAnsi="宋体" w:eastAsia="宋体" w:cs="宋体"/>
-          <w:spacing w:val="-2"/>
-          <w:sz w:val="24"/>
-          <w:szCs w:val="24"/>
-        </w:rPr>
-        <w:t>软件产品研发的立项、架构设计、程序开发</w:t>
-      </w:r>
-      <w:r>
-        <w:rPr>
-          <w:rFonts w:ascii="宋体" w:hAnsi="宋体" w:eastAsia="宋体" w:cs="宋体"/>
-          <w:spacing w:val="-3"/>
-          <w:sz w:val="24"/>
-          <w:szCs w:val="24"/>
-        </w:rPr>
-        <w:t>、功能测试等；</w:t>
-      </w:r>
-    </w:p>
-    <w:p>
-      <w:pPr>
+        <w:bidi w:val="0"/>
+      </w:pPr>
+      <w:r>
+        <w:t>软件产品研发的立项、架构设计、程序开发、功能测试等；</w:t>
+      </w:r>
+    </w:p>
+    <w:p>
+      <w:pPr>
+        <w:pStyle w:val="a3"/>
         <w:numPr>
           <w:ilvl w:val="0"/>
           <w:numId w:val="6"/>
         </w:numPr>
-        <w:spacing w:before="185" w:line="217" w:lineRule="auto"/>
-        <w:ind w:left="425" w:leftChars="0" w:hanging="425" w:firstLineChars="0"/>
-        <w:rPr>
-          <w:rFonts w:ascii="宋体" w:hAnsi="宋体" w:eastAsia="宋体" w:cs="宋体"/>
-          <w:sz w:val="24"/>
-          <w:szCs w:val="24"/>
-        </w:rPr>
-      </w:pPr>
-      <w:r>
-        <w:rPr>
-          <w:rFonts w:ascii="宋体" w:hAnsi="宋体" w:eastAsia="宋体" w:cs="宋体"/>
-          <w:spacing w:val="-4"/>
-          <w:sz w:val="24"/>
-          <w:szCs w:val="24"/>
-        </w:rPr>
+        <w:bidi w:val="0"/>
+      </w:pPr>
+      <w:r>
         <w:t>软件项目资料的标准化管理；</w:t>
       </w:r>
     </w:p>
     <w:p>
       <w:pPr>
+        <w:pStyle w:val="a3"/>
         <w:numPr>
           <w:ilvl w:val="0"/>
           <w:numId w:val="6"/>
         </w:numPr>
-        <w:spacing w:before="185" w:line="217" w:lineRule="auto"/>
-        <w:ind w:left="425" w:leftChars="0" w:hanging="425" w:firstLineChars="0"/>
-        <w:rPr>
-          <w:rFonts w:ascii="宋体" w:hAnsi="宋体" w:eastAsia="宋体" w:cs="宋体"/>
-          <w:sz w:val="24"/>
-          <w:szCs w:val="24"/>
-        </w:rPr>
-      </w:pPr>
-      <w:r>
-        <w:rPr>
-          <w:rFonts w:ascii="宋体" w:hAnsi="宋体" w:eastAsia="宋体" w:cs="宋体"/>
-          <w:spacing w:val="-1"/>
-          <w:sz w:val="24"/>
-          <w:szCs w:val="24"/>
-        </w:rPr>
+        <w:bidi w:val="0"/>
+      </w:pPr>
+      <w:r>
         <w:t>软件使用说明材料的编订和培训，</w:t>
       </w:r>
     </w:p>
     <w:p>
       <w:pPr>
+        <w:pStyle w:val="a3"/>
         <w:numPr>
           <w:ilvl w:val="0"/>
           <w:numId w:val="6"/>
         </w:numPr>
-        <w:spacing w:before="186" w:line="217" w:lineRule="auto"/>
-        <w:ind w:left="425" w:leftChars="0" w:hanging="425" w:firstLineChars="0"/>
-        <w:rPr>
-          <w:rFonts w:ascii="宋体" w:hAnsi="宋体" w:eastAsia="宋体" w:cs="宋体"/>
-          <w:sz w:val="24"/>
-          <w:szCs w:val="24"/>
-        </w:rPr>
-      </w:pPr>
-      <w:r>
-        <w:rPr>
-          <w:rFonts w:ascii="宋体" w:hAnsi="宋体" w:eastAsia="宋体" w:cs="宋体"/>
-          <w:spacing w:val="-3"/>
-          <w:sz w:val="24"/>
-          <w:szCs w:val="24"/>
-        </w:rPr>
+        <w:bidi w:val="0"/>
+      </w:pPr>
+      <w:r>
         <w:t>负责运维工具的研制与开发。</w:t>
       </w:r>
     </w:p>
     <w:p>
       <w:pPr>
+        <w:pStyle w:val="a3"/>
         <w:numPr>
           <w:ilvl w:val="0"/>
           <w:numId w:val="6"/>
         </w:numPr>
-        <w:spacing w:before="185" w:line="217" w:lineRule="auto"/>
-        <w:ind w:left="425" w:leftChars="0" w:hanging="425" w:firstLineChars="0"/>
-        <w:rPr>
-          <w:rFonts w:ascii="宋体" w:hAnsi="宋体" w:eastAsia="宋体" w:cs="宋体"/>
-          <w:spacing w:val="-1"/>
-          <w:sz w:val="24"/>
-          <w:szCs w:val="24"/>
-        </w:rPr>
-      </w:pPr>
-      <w:r>
-        <w:rPr>
-          <w:rFonts w:ascii="宋体" w:hAnsi="宋体" w:eastAsia="宋体" w:cs="宋体"/>
-          <w:spacing w:val="-1"/>
-          <w:sz w:val="24"/>
-          <w:szCs w:val="24"/>
-        </w:rPr>
+        <w:bidi w:val="0"/>
+      </w:pPr>
+      <w:r>
         <w:t>参与运维活动中复杂技术问题的分析与解决方案编制，为运维团队提供技术支持和工具保障。</w:t>
       </w:r>
     </w:p>
     <w:p>
       <w:pPr>
-        <w:pStyle w:val="30"/>
+        <w:pStyle w:val="2"/>
         <w:bidi w:val="0"/>
       </w:pPr>
-      <w:bookmarkStart w:id="9" w:name="_Toc3207"/>
+      <w:bookmarkStart w:id="9" w:name="_Toc4660"/>
       <w:r>
         <w:rPr>
           <w:rFonts w:hint="eastAsia"/>
@@ -4085,12 +3928,12 @@
     </w:p>
     <w:p>
       <w:pPr>
-        <w:pStyle w:val="29"/>
+        <w:pStyle w:val="a1"/>
         <w:numPr>
           <w:ilvl w:val="0"/>
           <w:numId w:val="7"/>
         </w:numPr>
-        <w:ind w:left="425" w:leftChars="0" w:hanging="425" w:firstLineChars="0"/>
+        <w:ind w:left="425" w:hanging="425" w:leftChars="0" w:firstLineChars="0"/>
         <w:rPr>
           <w:rFonts w:hint="eastAsia"/>
         </w:rPr>
@@ -4104,12 +3947,12 @@
     </w:p>
     <w:p>
       <w:pPr>
-        <w:pStyle w:val="29"/>
+        <w:pStyle w:val="a1"/>
         <w:numPr>
           <w:ilvl w:val="0"/>
           <w:numId w:val="7"/>
         </w:numPr>
-        <w:ind w:left="425" w:leftChars="0" w:hanging="425" w:firstLineChars="0"/>
+        <w:ind w:left="425" w:hanging="425" w:leftChars="0" w:firstLineChars="0"/>
         <w:rPr>
           <w:rFonts w:hint="eastAsia"/>
         </w:rPr>
@@ -4123,12 +3966,12 @@
     </w:p>
     <w:p>
       <w:pPr>
-        <w:pStyle w:val="29"/>
+        <w:pStyle w:val="a1"/>
         <w:numPr>
           <w:ilvl w:val="0"/>
           <w:numId w:val="7"/>
         </w:numPr>
-        <w:ind w:left="425" w:leftChars="0" w:hanging="425" w:firstLineChars="0"/>
+        <w:ind w:left="425" w:hanging="425" w:leftChars="0" w:firstLineChars="0"/>
         <w:rPr>
           <w:rFonts w:hint="eastAsia"/>
         </w:rPr>
@@ -4142,12 +3985,12 @@
     </w:p>
     <w:p>
       <w:pPr>
-        <w:pStyle w:val="29"/>
+        <w:pStyle w:val="a1"/>
         <w:numPr>
           <w:ilvl w:val="0"/>
           <w:numId w:val="7"/>
         </w:numPr>
-        <w:ind w:left="425" w:leftChars="0" w:hanging="425" w:firstLineChars="0"/>
+        <w:ind w:left="425" w:hanging="425" w:leftChars="0" w:firstLineChars="0"/>
       </w:pPr>
       <w:r>
         <w:rPr>
@@ -4158,16 +4001,16 @@
     </w:p>
     <w:p>
       <w:pPr>
-        <w:pStyle w:val="29"/>
+        <w:pStyle w:val="a1"/>
         <w:numPr>
           <w:ilvl w:val="0"/>
           <w:numId w:val="7"/>
         </w:numPr>
-        <w:ind w:left="425" w:leftChars="0" w:hanging="425" w:firstLineChars="0"/>
-      </w:pPr>
-      <w:r>
-        <w:rPr>
-          <w:rFonts w:ascii="宋体" w:hAnsi="宋体" w:eastAsia="宋体" w:cs="宋体"/>
+        <w:ind w:left="425" w:hanging="425" w:leftChars="0" w:firstLineChars="0"/>
+      </w:pPr>
+      <w:r>
+        <w:rPr>
+          <w:rFonts w:ascii="宋体" w:eastAsia="宋体" w:hAnsi="宋体" w:cs="宋体"/>
           <w:sz w:val="24"/>
           <w:szCs w:val="24"/>
         </w:rPr>
@@ -4176,14 +4019,14 @@
     </w:p>
     <w:p>
       <w:pPr>
-        <w:pStyle w:val="30"/>
+        <w:pStyle w:val="2"/>
         <w:bidi w:val="0"/>
         <w:rPr>
           <w:rFonts w:hint="eastAsia"/>
           <w:lang w:val="en-US" w:eastAsia="zh-CN"/>
         </w:rPr>
       </w:pPr>
-      <w:bookmarkStart w:id="10" w:name="_Toc11146"/>
+      <w:bookmarkStart w:id="10" w:name="_Toc25767"/>
       <w:r>
         <w:rPr>
           <w:rFonts w:hint="eastAsia"/>
@@ -4195,147 +4038,75 @@
     </w:p>
     <w:p>
       <w:pPr>
+        <w:pStyle w:val="a3"/>
         <w:numPr>
           <w:ilvl w:val="0"/>
           <w:numId w:val="8"/>
         </w:numPr>
-        <w:spacing w:before="183" w:line="290" w:lineRule="auto"/>
-        <w:ind w:left="425" w:leftChars="0" w:right="84" w:hanging="425" w:firstLineChars="0"/>
-        <w:rPr>
-          <w:rFonts w:ascii="宋体" w:hAnsi="宋体" w:eastAsia="宋体" w:cs="宋体"/>
-          <w:sz w:val="24"/>
-          <w:szCs w:val="24"/>
-        </w:rPr>
-      </w:pPr>
-      <w:r>
-        <w:rPr>
-          <w:rFonts w:ascii="宋体" w:hAnsi="宋体" w:eastAsia="宋体" w:cs="宋体"/>
-          <w:sz w:val="24"/>
-          <w:szCs w:val="24"/>
-        </w:rPr>
-        <w:t>负责组织发展管理（组织设计、岗位设计、业务流程梳理、任职资格与</w:t>
-      </w:r>
-      <w:r>
-        <w:rPr>
-          <w:rFonts w:ascii="宋体" w:hAnsi="宋体" w:eastAsia="宋体" w:cs="宋体"/>
-          <w:spacing w:val="-4"/>
-          <w:sz w:val="24"/>
-          <w:szCs w:val="24"/>
-        </w:rPr>
-        <w:t>胜任能力模型）</w:t>
-      </w:r>
-    </w:p>
-    <w:p>
-      <w:pPr>
+        <w:bidi w:val="0"/>
+      </w:pPr>
+      <w:r>
+        <w:t>负责组织发展管理（组织设计、岗位设计、业务流程梳理、任职资格与胜任能力模型）</w:t>
+      </w:r>
+    </w:p>
+    <w:p>
+      <w:pPr>
+        <w:pStyle w:val="a3"/>
         <w:numPr>
           <w:ilvl w:val="0"/>
           <w:numId w:val="8"/>
         </w:numPr>
-        <w:spacing w:before="181" w:line="289" w:lineRule="auto"/>
-        <w:ind w:left="425" w:leftChars="0" w:hanging="425" w:firstLineChars="0"/>
-        <w:rPr>
-          <w:rFonts w:ascii="宋体" w:hAnsi="宋体" w:eastAsia="宋体" w:cs="宋体"/>
-          <w:sz w:val="24"/>
-          <w:szCs w:val="24"/>
-        </w:rPr>
-      </w:pPr>
-      <w:r>
-        <w:rPr>
-          <w:rFonts w:ascii="宋体" w:hAnsi="宋体" w:eastAsia="宋体" w:cs="宋体"/>
-          <w:spacing w:val="-4"/>
-          <w:sz w:val="24"/>
-          <w:szCs w:val="24"/>
-        </w:rPr>
-        <w:t>负责人才供应链管理（招聘、培训、人才梯队、人才盘点、职业</w:t>
-      </w:r>
-      <w:r>
-        <w:rPr>
-          <w:rFonts w:ascii="宋体" w:hAnsi="宋体" w:eastAsia="宋体" w:cs="宋体"/>
-          <w:spacing w:val="-5"/>
-          <w:sz w:val="24"/>
-          <w:szCs w:val="24"/>
-        </w:rPr>
-        <w:t>发展）</w:t>
-      </w:r>
-    </w:p>
-    <w:p>
-      <w:pPr>
+        <w:bidi w:val="0"/>
+      </w:pPr>
+      <w:r>
+        <w:t>负责人才供应链管理（招聘、培训、人才梯队、人才盘点、职业发展）</w:t>
+      </w:r>
+    </w:p>
+    <w:p>
+      <w:pPr>
+        <w:pStyle w:val="a3"/>
         <w:numPr>
           <w:ilvl w:val="0"/>
           <w:numId w:val="8"/>
         </w:numPr>
-        <w:spacing w:before="181" w:line="289" w:lineRule="auto"/>
-        <w:ind w:left="425" w:leftChars="0" w:hanging="425" w:firstLineChars="0"/>
-        <w:rPr>
-          <w:rFonts w:ascii="宋体" w:hAnsi="宋体" w:eastAsia="宋体" w:cs="宋体"/>
-          <w:sz w:val="24"/>
-          <w:szCs w:val="24"/>
-        </w:rPr>
-      </w:pPr>
-      <w:r>
-        <w:rPr>
-          <w:rFonts w:ascii="宋体" w:hAnsi="宋体" w:eastAsia="宋体" w:cs="宋体"/>
-          <w:spacing w:val="-2"/>
-          <w:sz w:val="24"/>
-          <w:szCs w:val="24"/>
-        </w:rPr>
+        <w:bidi w:val="0"/>
+      </w:pPr>
+      <w:r>
         <w:t>负责人才价值链管理（薪酬、绩效、激励、动态升降）、</w:t>
       </w:r>
     </w:p>
     <w:p>
       <w:pPr>
+        <w:pStyle w:val="a3"/>
         <w:numPr>
           <w:ilvl w:val="0"/>
           <w:numId w:val="8"/>
         </w:numPr>
-        <w:spacing w:before="186" w:line="217" w:lineRule="auto"/>
-        <w:ind w:left="425" w:leftChars="0" w:hanging="425" w:firstLineChars="0"/>
-        <w:rPr>
-          <w:rFonts w:ascii="宋体" w:hAnsi="宋体" w:eastAsia="宋体" w:cs="宋体"/>
-          <w:sz w:val="24"/>
-          <w:szCs w:val="24"/>
-        </w:rPr>
-      </w:pPr>
-      <w:r>
-        <w:rPr>
-          <w:rFonts w:ascii="宋体" w:hAnsi="宋体" w:eastAsia="宋体" w:cs="宋体"/>
-          <w:spacing w:val="-1"/>
-          <w:sz w:val="24"/>
-          <w:szCs w:val="24"/>
-        </w:rPr>
+        <w:bidi w:val="0"/>
+      </w:pPr>
+      <w:r>
         <w:t>负责企业文化和员工关系管理；</w:t>
       </w:r>
     </w:p>
     <w:p>
       <w:pPr>
+        <w:pStyle w:val="a3"/>
         <w:numPr>
           <w:ilvl w:val="0"/>
           <w:numId w:val="8"/>
         </w:numPr>
-        <w:spacing w:before="186" w:line="217" w:lineRule="auto"/>
-        <w:ind w:left="425" w:leftChars="0" w:hanging="425" w:firstLineChars="0"/>
-        <w:rPr>
-          <w:rFonts w:ascii="宋体" w:hAnsi="宋体" w:eastAsia="宋体" w:cs="宋体"/>
-          <w:sz w:val="24"/>
-          <w:szCs w:val="24"/>
-        </w:rPr>
-      </w:pPr>
-      <w:r>
-        <w:rPr>
-          <w:rFonts w:ascii="宋体" w:hAnsi="宋体" w:eastAsia="宋体" w:cs="宋体"/>
-          <w:spacing w:val="-1"/>
-          <w:sz w:val="24"/>
-          <w:szCs w:val="24"/>
-        </w:rPr>
+        <w:bidi w:val="0"/>
+      </w:pPr>
+      <w:r>
         <w:t>负责劳动人事管理等其他事务性工作</w:t>
       </w:r>
     </w:p>
     <w:p>
       <w:pPr>
-        <w:pStyle w:val="30"/>
+        <w:pStyle w:val="2"/>
         <w:bidi w:val="0"/>
       </w:pPr>
-      <w:bookmarkStart w:id="11" w:name="_Toc23085"/>
+      <w:bookmarkStart w:id="11" w:name="_Toc1948"/>
       <w:r>
         <w:rPr>
           <w:rFonts w:hint="eastAsia"/>
@@ -4347,12 +4118,12 @@
     </w:p>
     <w:p>
       <w:pPr>
-        <w:pStyle w:val="29"/>
+        <w:pStyle w:val="a1"/>
         <w:numPr>
           <w:ilvl w:val="0"/>
           <w:numId w:val="9"/>
         </w:numPr>
-        <w:ind w:left="425" w:leftChars="0" w:hanging="425" w:firstLineChars="0"/>
+        <w:ind w:left="425" w:hanging="425" w:leftChars="0" w:firstLineChars="0"/>
         <w:rPr>
           <w:rFonts w:hint="eastAsia"/>
         </w:rPr>
@@ -4366,12 +4137,12 @@
     </w:p>
     <w:p>
       <w:pPr>
-        <w:pStyle w:val="29"/>
+        <w:pStyle w:val="a1"/>
         <w:numPr>
           <w:ilvl w:val="0"/>
           <w:numId w:val="9"/>
         </w:numPr>
-        <w:ind w:left="425" w:leftChars="0" w:hanging="425" w:firstLineChars="0"/>
+        <w:ind w:left="425" w:hanging="425" w:leftChars="0" w:firstLineChars="0"/>
         <w:rPr>
           <w:rFonts w:hint="eastAsia"/>
         </w:rPr>
@@ -4385,12 +4156,12 @@
     </w:p>
     <w:p>
       <w:pPr>
-        <w:pStyle w:val="29"/>
+        <w:pStyle w:val="a1"/>
         <w:numPr>
           <w:ilvl w:val="0"/>
           <w:numId w:val="9"/>
         </w:numPr>
-        <w:ind w:left="425" w:leftChars="0" w:hanging="425" w:firstLineChars="0"/>
+        <w:ind w:left="425" w:hanging="425" w:leftChars="0" w:firstLineChars="0"/>
         <w:rPr>
           <w:rFonts w:hint="eastAsia"/>
         </w:rPr>
@@ -4404,12 +4175,12 @@
     </w:p>
     <w:p>
       <w:pPr>
-        <w:pStyle w:val="29"/>
+        <w:pStyle w:val="a1"/>
         <w:numPr>
           <w:ilvl w:val="0"/>
           <w:numId w:val="9"/>
         </w:numPr>
-        <w:ind w:left="425" w:leftChars="0" w:hanging="425" w:firstLineChars="0"/>
+        <w:ind w:left="425" w:hanging="425" w:leftChars="0" w:firstLineChars="0"/>
         <w:rPr>
           <w:rFonts w:hint="eastAsia"/>
         </w:rPr>
@@ -4423,12 +4194,12 @@
     </w:p>
     <w:p>
       <w:pPr>
-        <w:pStyle w:val="29"/>
+        <w:pStyle w:val="a1"/>
         <w:numPr>
           <w:ilvl w:val="0"/>
           <w:numId w:val="9"/>
         </w:numPr>
-        <w:ind w:left="425" w:leftChars="0" w:hanging="425" w:firstLineChars="0"/>
+        <w:ind w:left="425" w:hanging="425" w:leftChars="0" w:firstLineChars="0"/>
         <w:rPr>
           <w:rFonts w:hint="eastAsia"/>
         </w:rPr>
@@ -4442,12 +4213,12 @@
     </w:p>
     <w:p>
       <w:pPr>
-        <w:pStyle w:val="29"/>
+        <w:pStyle w:val="a1"/>
         <w:numPr>
           <w:ilvl w:val="0"/>
           <w:numId w:val="9"/>
         </w:numPr>
-        <w:ind w:left="425" w:leftChars="0" w:hanging="425" w:firstLineChars="0"/>
+        <w:ind w:left="425" w:hanging="425" w:leftChars="0" w:firstLineChars="0"/>
         <w:rPr>
           <w:rFonts w:hint="eastAsia"/>
         </w:rPr>
@@ -4461,12 +4232,12 @@
     </w:p>
     <w:p>
       <w:pPr>
-        <w:pStyle w:val="29"/>
+        <w:pStyle w:val="a1"/>
         <w:numPr>
           <w:ilvl w:val="0"/>
           <w:numId w:val="9"/>
         </w:numPr>
-        <w:ind w:left="425" w:leftChars="0" w:hanging="425" w:firstLineChars="0"/>
+        <w:ind w:left="425" w:hanging="425" w:leftChars="0" w:firstLineChars="0"/>
       </w:pPr>
       <w:r>
         <w:rPr>
@@ -4477,14 +4248,14 @@
     </w:p>
     <w:p>
       <w:pPr>
-        <w:pStyle w:val="30"/>
+        <w:pStyle w:val="2"/>
         <w:bidi w:val="0"/>
         <w:rPr>
           <w:rFonts w:hint="default"/>
           <w:lang w:val="en-US" w:eastAsia="zh-CN"/>
         </w:rPr>
       </w:pPr>
-      <w:bookmarkStart w:id="12" w:name="_Toc20717"/>
+      <w:bookmarkStart w:id="12" w:name="_Toc22725"/>
       <w:r>
         <w:rPr>
           <w:rFonts w:hint="eastAsia"/>
@@ -4496,7 +4267,7 @@
     </w:p>
     <w:p>
       <w:pPr>
-        <w:pStyle w:val="29"/>
+        <w:pStyle w:val="a1"/>
         <w:rPr>
           <w:rFonts w:hint="default"/>
           <w:lang w:val="en-US" w:eastAsia="zh-CN"/>
@@ -4512,12 +4283,12 @@
     </w:p>
     <w:p>
       <w:pPr>
-        <w:pStyle w:val="29"/>
+        <w:pStyle w:val="a3"/>
         <w:numPr>
           <w:ilvl w:val="0"/>
           <w:numId w:val="10"/>
         </w:numPr>
-        <w:ind w:left="425" w:leftChars="0" w:hanging="425" w:firstLineChars="0"/>
+        <w:bidi w:val="0"/>
         <w:rPr>
           <w:rFonts w:hint="default"/>
           <w:lang w:val="en-US" w:eastAsia="zh-CN"/>
@@ -4533,12 +4304,12 @@
     </w:p>
     <w:p>
       <w:pPr>
-        <w:pStyle w:val="29"/>
+        <w:pStyle w:val="a3"/>
         <w:numPr>
           <w:ilvl w:val="0"/>
           <w:numId w:val="10"/>
         </w:numPr>
-        <w:ind w:left="425" w:leftChars="0" w:hanging="425" w:firstLineChars="0"/>
+        <w:bidi w:val="0"/>
         <w:rPr>
           <w:rFonts w:hint="default"/>
           <w:lang w:val="en-US" w:eastAsia="zh-CN"/>
@@ -4554,12 +4325,12 @@
     </w:p>
     <w:p>
       <w:pPr>
-        <w:pStyle w:val="29"/>
+        <w:pStyle w:val="a3"/>
         <w:numPr>
           <w:ilvl w:val="0"/>
           <w:numId w:val="10"/>
         </w:numPr>
-        <w:ind w:left="425" w:leftChars="0" w:hanging="425" w:firstLineChars="0"/>
+        <w:bidi w:val="0"/>
         <w:rPr>
           <w:rFonts w:hint="default"/>
           <w:lang w:val="en-US" w:eastAsia="zh-CN"/>
@@ -4575,12 +4346,12 @@
     </w:p>
     <w:p>
       <w:pPr>
-        <w:pStyle w:val="29"/>
+        <w:pStyle w:val="a3"/>
         <w:numPr>
           <w:ilvl w:val="0"/>
           <w:numId w:val="10"/>
         </w:numPr>
-        <w:ind w:left="425" w:leftChars="0" w:hanging="425" w:firstLineChars="0"/>
+        <w:bidi w:val="0"/>
         <w:rPr>
           <w:rFonts w:hint="default"/>
           <w:lang w:val="en-US" w:eastAsia="zh-CN"/>
@@ -4591,17 +4362,26 @@
           <w:rFonts w:hint="default"/>
           <w:lang w:val="en-US" w:eastAsia="zh-CN"/>
         </w:rPr>
-        <w:t>应急演练与培训：定期组织应急演练与培训，提升团队的应急响应能力和协同作战水平。</w:t>
-      </w:r>
-    </w:p>
-    <w:p>
-      <w:pPr>
-        <w:pStyle w:val="29"/>
+        <w:t>应急演练与培训：定期组织应急演练与</w:t>
+      </w:r>
+      <w:bookmarkStart w:id="13" w:name="_GoBack"/>
+      <w:bookmarkEnd w:id="13"/>
+      <w:r>
+        <w:rPr>
+          <w:rFonts w:hint="default"/>
+          <w:lang w:val="en-US" w:eastAsia="zh-CN"/>
+        </w:rPr>
+        <w:t>培训，提升团队的应急响应能力和协同作战水平。</w:t>
+      </w:r>
+    </w:p>
+    <w:p>
+      <w:pPr>
+        <w:pStyle w:val="a3"/>
         <w:numPr>
           <w:ilvl w:val="0"/>
           <w:numId w:val="10"/>
         </w:numPr>
-        <w:ind w:left="425" w:leftChars="0" w:hanging="425" w:firstLineChars="0"/>
+        <w:bidi w:val="0"/>
         <w:rPr>
           <w:rFonts w:hint="default"/>
           <w:lang w:val="en-US" w:eastAsia="zh-CN"/>
@@ -4616,73 +4396,23 @@
       </w:r>
     </w:p>
     <w:sectPr>
-      <w:headerReference r:id="rId5" w:type="default"/>
+      <w:headerReference w:type="default" r:id="rId8"/>
       <w:pgSz w:w="11906" w:h="16838"/>
       <w:pgMar w:top="1417" w:right="1800" w:bottom="1440" w:left="1800" w:header="1140" w:footer="992" w:gutter="0"/>
-      <w:cols w:space="425" w:num="1"/>
+      <w:cols w:num="1" w:space="425"/>
       <w:docGrid w:type="lines" w:linePitch="312" w:charSpace="0"/>
     </w:sectPr>
   </w:body>
 </w:document>
 </file>
 
-<file path=word/endnotes.xml><?xml version="1.0" encoding="utf-8"?>
-<w:endnotes xmlns:wpc="http://schemas.microsoft.com/office/word/2010/wordprocessingCanvas" xmlns:mc="http://schemas.openxmlformats.org/markup-compatibility/2006" xmlns:o="urn:schemas-microsoft-com:office:office" xmlns:r="http://schemas.openxmlformats.org/officeDocument/2006/relationships" xmlns:m="http://schemas.openxmlformats.org/officeDocument/2006/math" xmlns:v="urn:schemas-microsoft-com:vml" xmlns:wp14="http://schemas.microsoft.com/office/word/2010/wordprocessingDrawing" xmlns:wp="http://schemas.openxmlformats.org/drawingml/2006/wordprocessingDrawing" xmlns:w="http://schemas.openxmlformats.org/wordprocessingml/2006/main" xmlns:w14="http://schemas.microsoft.com/office/word/2010/wordml" xmlns:w15="http://schemas.microsoft.com/office/word/2012/wordml" xmlns:w10="urn:schemas-microsoft-com:office:word" xmlns:wpg="http://schemas.microsoft.com/office/word/2010/wordprocessingGroup" xmlns:wpi="http://schemas.microsoft.com/office/word/2010/wordprocessingInk" xmlns:wne="http://schemas.microsoft.com/office/word/2006/wordml" xmlns:wps="http://schemas.microsoft.com/office/word/2010/wordprocessingShape" xmlns:wpsCustomData="http://www.wps.cn/officeDocument/2013/wpsCustomData" mc:Ignorable="w14 w15 wp14">
-  <w:endnote w:type="separator" w:id="0">
-    <w:p>
-      <w:pPr>
-        <w:spacing w:line="240" w:lineRule="auto"/>
-      </w:pPr>
-      <w:r>
-        <w:separator/>
-      </w:r>
-    </w:p>
-  </w:endnote>
-  <w:endnote w:type="continuationSeparator" w:id="1">
-    <w:p>
-      <w:pPr>
-        <w:spacing w:line="240" w:lineRule="auto"/>
-      </w:pPr>
-      <w:r>
-        <w:continuationSeparator/>
-      </w:r>
-    </w:p>
-  </w:endnote>
-</w:endnotes>
-</file>
-
-<file path=word/footnotes.xml><?xml version="1.0" encoding="utf-8"?>
-<w:footnotes xmlns:wpc="http://schemas.microsoft.com/office/word/2010/wordprocessingCanvas" xmlns:mc="http://schemas.openxmlformats.org/markup-compatibility/2006" xmlns:o="urn:schemas-microsoft-com:office:office" xmlns:r="http://schemas.openxmlformats.org/officeDocument/2006/relationships" xmlns:m="http://schemas.openxmlformats.org/officeDocument/2006/math" xmlns:v="urn:schemas-microsoft-com:vml" xmlns:wp14="http://schemas.microsoft.com/office/word/2010/wordprocessingDrawing" xmlns:wp="http://schemas.openxmlformats.org/drawingml/2006/wordprocessingDrawing" xmlns:w="http://schemas.openxmlformats.org/wordprocessingml/2006/main" xmlns:w14="http://schemas.microsoft.com/office/word/2010/wordml" xmlns:w15="http://schemas.microsoft.com/office/word/2012/wordml" xmlns:w10="urn:schemas-microsoft-com:office:word" xmlns:wpg="http://schemas.microsoft.com/office/word/2010/wordprocessingGroup" xmlns:wpi="http://schemas.microsoft.com/office/word/2010/wordprocessingInk" xmlns:wne="http://schemas.microsoft.com/office/word/2006/wordml" xmlns:wps="http://schemas.microsoft.com/office/word/2010/wordprocessingShape" xmlns:wpsCustomData="http://www.wps.cn/officeDocument/2013/wpsCustomData" mc:Ignorable="w14 w15 wp14">
-  <w:footnote w:type="separator" w:id="0">
-    <w:p>
-      <w:pPr>
-        <w:spacing w:line="360" w:lineRule="auto"/>
-      </w:pPr>
-      <w:r>
-        <w:separator/>
-      </w:r>
-    </w:p>
-  </w:footnote>
-  <w:footnote w:type="continuationSeparator" w:id="1">
-    <w:p>
-      <w:pPr>
-        <w:spacing w:line="360" w:lineRule="auto"/>
-      </w:pPr>
-      <w:r>
-        <w:continuationSeparator/>
-      </w:r>
-    </w:p>
-  </w:footnote>
-</w:footnotes>
-</file>
-
 <file path=word/header1.xml><?xml version="1.0" encoding="utf-8"?>
-<w:hdr xmlns:wpc="http://schemas.microsoft.com/office/word/2010/wordprocessingCanvas" xmlns:mc="http://schemas.openxmlformats.org/markup-compatibility/2006" xmlns:o="urn:schemas-microsoft-com:office:office" xmlns:r="http://schemas.openxmlformats.org/officeDocument/2006/relationships" xmlns:m="http://schemas.openxmlformats.org/officeDocument/2006/math" xmlns:v="urn:schemas-microsoft-com:vml" xmlns:wp14="http://schemas.microsoft.com/office/word/2010/wordprocessingDrawing" xmlns:wp="http://schemas.openxmlformats.org/drawingml/2006/wordprocessingDrawing" xmlns:w10="urn:schemas-microsoft-com:office:word" xmlns:w="http://schemas.openxmlformats.org/wordprocessingml/2006/main" xmlns:w14="http://schemas.microsoft.com/office/word/2010/wordml" xmlns:w15="http://schemas.microsoft.com/office/word/2012/wordml" xmlns:wpg="http://schemas.microsoft.com/office/word/2010/wordprocessingGroup" xmlns:wpi="http://schemas.microsoft.com/office/word/2010/wordprocessingInk" xmlns:wne="http://schemas.microsoft.com/office/word/2006/wordml" xmlns:wps="http://schemas.microsoft.com/office/word/2010/wordprocessingShape" xmlns:wpsCustomData="http://www.wps.cn/officeDocument/2013/wpsCustomData" mc:Ignorable="w14 w15 wp14">
+<w:hdr xmlns:wpc="http://schemas.microsoft.com/office/word/2010/wordprocessingCanvas" xmlns:mc="http://schemas.openxmlformats.org/markup-compatibility/2006" xmlns:o="urn:schemas-microsoft-com:office:office" xmlns:r="http://schemas.openxmlformats.org/officeDocument/2006/relationships" xmlns:m="http://schemas.openxmlformats.org/officeDocument/2006/math" xmlns:v="urn:schemas-microsoft-com:vml" xmlns:wp14="http://schemas.microsoft.com/office/word/2010/wordprocessingDrawing" xmlns:wp="http://schemas.openxmlformats.org/drawingml/2006/wordprocessingDrawing" xmlns:w10="urn:schemas-microsoft-com:office:word" xmlns:w="http://schemas.openxmlformats.org/wordprocessingml/2006/main" xmlns:w14="http://schemas.microsoft.com/office/word/2010/wordml" xmlns:w15="http://schemas.microsoft.com/office/word/2012/wordml" xmlns:wne="http://schemas.microsoft.com/office/word/2006/wordml" xmlns:wpg="http://schemas.microsoft.com/office/word/2010/wordprocessingGroup" xmlns:wpi="http://schemas.microsoft.com/office/word/2010/wordprocessingInk" xmlns:wps="http://schemas.microsoft.com/office/word/2010/wordprocessingShape" mc:Ignorable="w14 w15 wp14">
   <w:p>
     <w:pPr>
-      <w:pStyle w:val="15"/>
+      <w:pStyle w:val="Header"/>
       <w:pBdr>
-        <w:bottom w:val="single" w:color="auto" w:sz="4" w:space="1"/>
+        <w:bottom w:val="single" w:sz="4" w:space="1" w:color="auto"/>
       </w:pBdr>
       <w:tabs>
         <w:tab w:val="left" w:pos="335"/>
@@ -4690,27 +4420,27 @@
       </w:tabs>
       <w:jc w:val="right"/>
       <w:rPr>
-        <w:rFonts w:hint="eastAsia" w:eastAsiaTheme="minorEastAsia"/>
+        <w:rFonts w:eastAsiaTheme="minorEastAsia" w:hint="eastAsia"/>
         <w:lang w:eastAsia="zh-CN"/>
       </w:rPr>
     </w:pPr>
     <w:r>
       <w:rPr>
-        <w:rFonts w:hint="eastAsia" w:eastAsiaTheme="minorEastAsia"/>
+        <w:rFonts w:eastAsiaTheme="minorEastAsia" w:hint="eastAsia"/>
         <w:lang w:val="en-US" w:eastAsia="zh-CN"/>
       </w:rPr>
       <w:tab/>
     </w:r>
     <w:r>
       <w:rPr>
-        <w:rFonts w:hint="eastAsia" w:eastAsiaTheme="minorEastAsia"/>
+        <w:rFonts w:eastAsiaTheme="minorEastAsia" w:hint="eastAsia"/>
         <w:lang w:val="en-US" w:eastAsia="zh-CN"/>
       </w:rPr>
       <w:tab/>
     </w:r>
     <w:r>
       <w:rPr>
-        <w:rFonts w:hint="eastAsia" w:eastAsiaTheme="minorEastAsia"/>
+        <w:rFonts w:eastAsiaTheme="minorEastAsia" w:hint="eastAsia"/>
         <w:lang w:val="en-US" w:eastAsia="zh-CN"/>
       </w:rPr>
       <w:t>桐乡华数广电网络有限公司</w:t>
@@ -4720,12 +4450,12 @@
 </file>
 
 <file path=word/numbering.xml><?xml version="1.0" encoding="utf-8"?>
-<w:numbering xmlns:wpc="http://schemas.microsoft.com/office/word/2010/wordprocessingCanvas" xmlns:mc="http://schemas.openxmlformats.org/markup-compatibility/2006" xmlns:o="urn:schemas-microsoft-com:office:office" xmlns:r="http://schemas.openxmlformats.org/officeDocument/2006/relationships" xmlns:m="http://schemas.openxmlformats.org/officeDocument/2006/math" xmlns:v="urn:schemas-microsoft-com:vml" xmlns:wp14="http://schemas.microsoft.com/office/word/2010/wordprocessingDrawing" xmlns:wp="http://schemas.openxmlformats.org/drawingml/2006/wordprocessingDrawing" xmlns:w10="urn:schemas-microsoft-com:office:word" xmlns:w="http://schemas.openxmlformats.org/wordprocessingml/2006/main" xmlns:w14="http://schemas.microsoft.com/office/word/2010/wordml" xmlns:wpg="http://schemas.microsoft.com/office/word/2010/wordprocessingGroup" xmlns:wpi="http://schemas.microsoft.com/office/word/2010/wordprocessingInk" xmlns:wne="http://schemas.microsoft.com/office/word/2006/wordml" xmlns:wps="http://schemas.microsoft.com/office/word/2010/wordprocessingShape" xmlns:wpsCustomData="http://www.wps.cn/officeDocument/2013/wpsCustomData" mc:Ignorable="w14 wp14">
+<w:numbering xmlns:wpc="http://schemas.microsoft.com/office/word/2010/wordprocessingCanvas" xmlns:mc="http://schemas.openxmlformats.org/markup-compatibility/2006" xmlns:o="urn:schemas-microsoft-com:office:office" xmlns:r="http://schemas.openxmlformats.org/officeDocument/2006/relationships" xmlns:m="http://schemas.openxmlformats.org/officeDocument/2006/math" xmlns:v="urn:schemas-microsoft-com:vml" xmlns:wp14="http://schemas.microsoft.com/office/word/2010/wordprocessingDrawing" xmlns:wp="http://schemas.openxmlformats.org/drawingml/2006/wordprocessingDrawing" xmlns:w10="urn:schemas-microsoft-com:office:word" xmlns:w="http://schemas.openxmlformats.org/wordprocessingml/2006/main" xmlns:w14="http://schemas.microsoft.com/office/word/2010/wordml" xmlns:w15="http://schemas.microsoft.com/office/word/2012/wordml" xmlns:wne="http://schemas.microsoft.com/office/word/2006/wordml" xmlns:wpg="http://schemas.microsoft.com/office/word/2010/wordprocessingGroup" xmlns:wpi="http://schemas.microsoft.com/office/word/2010/wordprocessingInk" xmlns:wps="http://schemas.microsoft.com/office/word/2010/wordprocessingShape" mc:Ignorable="w14 w15 wp14">
   <w:abstractNum w:abstractNumId="0">
     <w:nsid w:val="813D32FA"/>
     <w:multiLevelType w:val="singleLevel"/>
     <w:tmpl w:val="813D32FA"/>
-    <w:lvl w:ilvl="0" w:tentative="0">
+    <w:lvl w:ilvl="0">
       <w:start w:val="1"/>
       <w:numFmt w:val="decimal"/>
       <w:lvlText w:val="%1."/>
@@ -4742,10 +4472,10 @@
     <w:nsid w:val="8E964DCE"/>
     <w:multiLevelType w:val="multilevel"/>
     <w:tmpl w:val="8E964DCE"/>
-    <w:lvl w:ilvl="0" w:tentative="0">
+    <w:lvl w:ilvl="0">
       <w:start w:val="1"/>
       <w:numFmt w:val="decimal"/>
-      <w:pStyle w:val="2"/>
+      <w:pStyle w:val="Heading1"/>
       <w:lvlText w:val="%1."/>
       <w:lvlJc w:val="left"/>
       <w:pPr>
@@ -4755,10 +4485,10 @@
         <w:rFonts w:hint="default"/>
       </w:rPr>
     </w:lvl>
-    <w:lvl w:ilvl="1" w:tentative="0">
+    <w:lvl w:ilvl="1">
       <w:start w:val="1"/>
       <w:numFmt w:val="decimal"/>
-      <w:pStyle w:val="3"/>
+      <w:pStyle w:val="Heading2"/>
       <w:lvlText w:val="%1.%2."/>
       <w:lvlJc w:val="left"/>
       <w:pPr>
@@ -4768,10 +4498,10 @@
         <w:rFonts w:hint="default"/>
       </w:rPr>
     </w:lvl>
-    <w:lvl w:ilvl="2" w:tentative="0">
+    <w:lvl w:ilvl="2">
       <w:start w:val="1"/>
       <w:numFmt w:val="decimal"/>
-      <w:pStyle w:val="4"/>
+      <w:pStyle w:val="Heading3"/>
       <w:lvlText w:val="%1.%2.%3."/>
       <w:lvlJc w:val="left"/>
       <w:pPr>
@@ -4781,10 +4511,10 @@
         <w:rFonts w:hint="default"/>
       </w:rPr>
     </w:lvl>
-    <w:lvl w:ilvl="3" w:tentative="0">
+    <w:lvl w:ilvl="3">
       <w:start w:val="1"/>
       <w:numFmt w:val="decimal"/>
-      <w:pStyle w:val="5"/>
+      <w:pStyle w:val="Heading4"/>
       <w:lvlText w:val="%1.%2.%3.%4."/>
       <w:lvlJc w:val="left"/>
       <w:pPr>
@@ -4794,10 +4524,10 @@
         <w:rFonts w:hint="default"/>
       </w:rPr>
     </w:lvl>
-    <w:lvl w:ilvl="4" w:tentative="0">
+    <w:lvl w:ilvl="4">
       <w:start w:val="1"/>
       <w:numFmt w:val="decimal"/>
-      <w:pStyle w:val="6"/>
+      <w:pStyle w:val="Heading5"/>
       <w:lvlText w:val="%1.%2.%3.%4.%5."/>
       <w:lvlJc w:val="left"/>
       <w:pPr>
@@ -4807,10 +4537,10 @@
         <w:rFonts w:hint="default"/>
       </w:rPr>
     </w:lvl>
-    <w:lvl w:ilvl="5" w:tentative="0">
+    <w:lvl w:ilvl="5">
       <w:start w:val="1"/>
       <w:numFmt w:val="decimal"/>
-      <w:pStyle w:val="7"/>
+      <w:pStyle w:val="Heading6"/>
       <w:lvlText w:val="%1.%2.%3.%4.%5.%6."/>
       <w:lvlJc w:val="left"/>
       <w:pPr>
@@ -4820,10 +4550,10 @@
         <w:rFonts w:hint="default"/>
       </w:rPr>
     </w:lvl>
-    <w:lvl w:ilvl="6" w:tentative="0">
+    <w:lvl w:ilvl="6">
       <w:start w:val="1"/>
       <w:numFmt w:val="decimal"/>
-      <w:pStyle w:val="8"/>
+      <w:pStyle w:val="Heading7"/>
       <w:lvlText w:val="%1.%2.%3.%4.%5.%6.%7."/>
       <w:lvlJc w:val="left"/>
       <w:pPr>
@@ -4833,10 +4563,10 @@
         <w:rFonts w:hint="default"/>
       </w:rPr>
     </w:lvl>
-    <w:lvl w:ilvl="7" w:tentative="0">
+    <w:lvl w:ilvl="7">
       <w:start w:val="1"/>
       <w:numFmt w:val="decimal"/>
-      <w:pStyle w:val="9"/>
+      <w:pStyle w:val="Heading8"/>
       <w:lvlText w:val="%1.%2.%3.%4.%5.%6.%7.%8."/>
       <w:lvlJc w:val="left"/>
       <w:pPr>
@@ -4846,10 +4576,10 @@
         <w:rFonts w:hint="default"/>
       </w:rPr>
     </w:lvl>
-    <w:lvl w:ilvl="8" w:tentative="0">
+    <w:lvl w:ilvl="8">
       <w:start w:val="1"/>
       <w:numFmt w:val="decimal"/>
-      <w:pStyle w:val="10"/>
+      <w:pStyle w:val="Heading9"/>
       <w:lvlText w:val="%1.%2.%3.%4.%5.%6.%7.%8.%9."/>
       <w:lvlJc w:val="left"/>
       <w:pPr>
@@ -4864,7 +4594,7 @@
     <w:nsid w:val="99D3534D"/>
     <w:multiLevelType w:val="singleLevel"/>
     <w:tmpl w:val="99D3534D"/>
-    <w:lvl w:ilvl="0" w:tentative="0">
+    <w:lvl w:ilvl="0">
       <w:start w:val="1"/>
       <w:numFmt w:val="decimal"/>
       <w:lvlText w:val="%1."/>
@@ -4881,7 +4611,7 @@
     <w:nsid w:val="AE771C7D"/>
     <w:multiLevelType w:val="singleLevel"/>
     <w:tmpl w:val="AE771C7D"/>
-    <w:lvl w:ilvl="0" w:tentative="0">
+    <w:lvl w:ilvl="0">
       <w:start w:val="1"/>
       <w:numFmt w:val="decimal"/>
       <w:lvlText w:val="%1."/>
@@ -4898,7 +4628,7 @@
     <w:nsid w:val="C509A27E"/>
     <w:multiLevelType w:val="singleLevel"/>
     <w:tmpl w:val="C509A27E"/>
-    <w:lvl w:ilvl="0" w:tentative="0">
+    <w:lvl w:ilvl="0">
       <w:start w:val="1"/>
       <w:numFmt w:val="decimal"/>
       <w:lvlText w:val="%1."/>
@@ -4915,7 +4645,7 @@
     <w:nsid w:val="2C72D376"/>
     <w:multiLevelType w:val="singleLevel"/>
     <w:tmpl w:val="2C72D376"/>
-    <w:lvl w:ilvl="0" w:tentative="0">
+    <w:lvl w:ilvl="0">
       <w:start w:val="1"/>
       <w:numFmt w:val="decimal"/>
       <w:lvlText w:val="%1."/>
@@ -4932,7 +4662,7 @@
     <w:nsid w:val="3AA17F87"/>
     <w:multiLevelType w:val="singleLevel"/>
     <w:tmpl w:val="3AA17F87"/>
-    <w:lvl w:ilvl="0" w:tentative="0">
+    <w:lvl w:ilvl="0">
       <w:start w:val="1"/>
       <w:numFmt w:val="decimal"/>
       <w:lvlText w:val="%1."/>
@@ -4949,7 +4679,7 @@
     <w:nsid w:val="43713953"/>
     <w:multiLevelType w:val="singleLevel"/>
     <w:tmpl w:val="43713953"/>
-    <w:lvl w:ilvl="0" w:tentative="0">
+    <w:lvl w:ilvl="0">
       <w:start w:val="1"/>
       <w:numFmt w:val="decimal"/>
       <w:lvlText w:val="%1."/>
@@ -4966,7 +4696,7 @@
     <w:nsid w:val="63805618"/>
     <w:multiLevelType w:val="singleLevel"/>
     <w:tmpl w:val="63805618"/>
-    <w:lvl w:ilvl="0" w:tentative="0">
+    <w:lvl w:ilvl="0">
       <w:start w:val="1"/>
       <w:numFmt w:val="decimal"/>
       <w:lvlText w:val="%1."/>
@@ -4983,7 +4713,7 @@
     <w:nsid w:val="7022E71D"/>
     <w:multiLevelType w:val="singleLevel"/>
     <w:tmpl w:val="7022E71D"/>
-    <w:lvl w:ilvl="0" w:tentative="0">
+    <w:lvl w:ilvl="0">
       <w:start w:val="1"/>
       <w:numFmt w:val="decimal"/>
       <w:lvlText w:val="%1."/>
@@ -5030,269 +4760,267 @@
 </file>
 
 <file path=word/styles.xml><?xml version="1.0" encoding="utf-8"?>
-<w:styles xmlns:mc="http://schemas.openxmlformats.org/markup-compatibility/2006" xmlns:o="urn:schemas-microsoft-com:office:office" xmlns:r="http://schemas.openxmlformats.org/officeDocument/2006/relationships" xmlns:m="http://schemas.openxmlformats.org/officeDocument/2006/math" xmlns:v="urn:schemas-microsoft-com:vml" xmlns:w="http://schemas.openxmlformats.org/wordprocessingml/2006/main" xmlns:w14="http://schemas.microsoft.com/office/word/2010/wordml" xmlns:w10="urn:schemas-microsoft-com:office:word" xmlns:sl="http://schemas.openxmlformats.org/schemaLibrary/2006/main" xmlns:wpsCustomData="http://www.wps.cn/officeDocument/2013/wpsCustomData" mc:Ignorable="w14">
+<w:styles xmlns:mc="http://schemas.openxmlformats.org/markup-compatibility/2006" xmlns:r="http://schemas.openxmlformats.org/officeDocument/2006/relationships" xmlns:w="http://schemas.openxmlformats.org/wordprocessingml/2006/main" xmlns:w14="http://schemas.microsoft.com/office/word/2010/wordml" xmlns:w15="http://schemas.microsoft.com/office/word/2012/wordml" mc:Ignorable="w14 w15">
   <w:docDefaults>
     <w:rPrDefault>
       <w:rPr>
-        <w:rFonts w:ascii="Times New Roman" w:hAnsi="Times New Roman" w:eastAsia="宋体" w:cs="Times New Roman"/>
+        <w:rFonts w:ascii="Times New Roman" w:eastAsia="宋体" w:hAnsi="Times New Roman" w:cs="Times New Roman"/>
       </w:rPr>
     </w:rPrDefault>
     <w:pPrDefault/>
   </w:docDefaults>
-  <w:latentStyles w:count="260" w:defQFormat="0" w:defUnhideWhenUsed="1" w:defSemiHidden="1" w:defUIPriority="99" w:defLockedState="0">
-    <w:lsdException w:qFormat="1" w:unhideWhenUsed="0" w:uiPriority="0" w:semiHidden="0" w:name="Normal"/>
-    <w:lsdException w:qFormat="1" w:unhideWhenUsed="0" w:uiPriority="0" w:semiHidden="0" w:name="heading 1"/>
-    <w:lsdException w:qFormat="1" w:uiPriority="0" w:semiHidden="0" w:name="heading 2"/>
-    <w:lsdException w:qFormat="1" w:uiPriority="0" w:name="heading 3"/>
-    <w:lsdException w:qFormat="1" w:uiPriority="0" w:semiHidden="0" w:name="heading 4"/>
-    <w:lsdException w:qFormat="1" w:uiPriority="0" w:name="heading 5"/>
-    <w:lsdException w:qFormat="1" w:uiPriority="0" w:name="heading 6"/>
-    <w:lsdException w:qFormat="1" w:uiPriority="0" w:name="heading 7"/>
-    <w:lsdException w:qFormat="1" w:uiPriority="0" w:name="heading 8"/>
-    <w:lsdException w:qFormat="1" w:uiPriority="0" w:name="heading 9"/>
-    <w:lsdException w:unhideWhenUsed="0" w:uiPriority="0" w:semiHidden="0" w:name="index 1"/>
-    <w:lsdException w:unhideWhenUsed="0" w:uiPriority="0" w:semiHidden="0" w:name="index 2"/>
-    <w:lsdException w:unhideWhenUsed="0" w:uiPriority="0" w:semiHidden="0" w:name="index 3"/>
-    <w:lsdException w:unhideWhenUsed="0" w:uiPriority="0" w:semiHidden="0" w:name="index 4"/>
-    <w:lsdException w:unhideWhenUsed="0" w:uiPriority="0" w:semiHidden="0" w:name="index 5"/>
-    <w:lsdException w:unhideWhenUsed="0" w:uiPriority="0" w:semiHidden="0" w:name="index 6"/>
-    <w:lsdException w:unhideWhenUsed="0" w:uiPriority="0" w:semiHidden="0" w:name="index 7"/>
-    <w:lsdException w:unhideWhenUsed="0" w:uiPriority="0" w:semiHidden="0" w:name="index 8"/>
-    <w:lsdException w:unhideWhenUsed="0" w:uiPriority="0" w:semiHidden="0" w:name="index 9"/>
-    <w:lsdException w:qFormat="1" w:unhideWhenUsed="0" w:uiPriority="0" w:semiHidden="0" w:name="toc 1"/>
-    <w:lsdException w:qFormat="1" w:unhideWhenUsed="0" w:uiPriority="0" w:semiHidden="0" w:name="toc 2"/>
-    <w:lsdException w:qFormat="1" w:unhideWhenUsed="0" w:uiPriority="0" w:semiHidden="0" w:name="toc 3"/>
-    <w:lsdException w:unhideWhenUsed="0" w:uiPriority="0" w:semiHidden="0" w:name="toc 4"/>
-    <w:lsdException w:unhideWhenUsed="0" w:uiPriority="0" w:semiHidden="0" w:name="toc 5"/>
-    <w:lsdException w:unhideWhenUsed="0" w:uiPriority="0" w:semiHidden="0" w:name="toc 6"/>
-    <w:lsdException w:unhideWhenUsed="0" w:uiPriority="0" w:semiHidden="0" w:name="toc 7"/>
-    <w:lsdException w:unhideWhenUsed="0" w:uiPriority="0" w:semiHidden="0" w:name="toc 8"/>
-    <w:lsdException w:unhideWhenUsed="0" w:uiPriority="0" w:semiHidden="0" w:name="toc 9"/>
-    <w:lsdException w:unhideWhenUsed="0" w:uiPriority="0" w:semiHidden="0" w:name="Normal Indent"/>
-    <w:lsdException w:unhideWhenUsed="0" w:uiPriority="0" w:semiHidden="0" w:name="footnote text"/>
-    <w:lsdException w:qFormat="1" w:unhideWhenUsed="0" w:uiPriority="0" w:semiHidden="0" w:name="annotation text"/>
-    <w:lsdException w:qFormat="1" w:unhideWhenUsed="0" w:uiPriority="0" w:semiHidden="0" w:name="header"/>
-    <w:lsdException w:qFormat="1" w:unhideWhenUsed="0" w:uiPriority="0" w:semiHidden="0" w:name="footer"/>
-    <w:lsdException w:unhideWhenUsed="0" w:uiPriority="0" w:semiHidden="0" w:name="index heading"/>
-    <w:lsdException w:qFormat="1" w:uiPriority="0" w:name="caption"/>
-    <w:lsdException w:unhideWhenUsed="0" w:uiPriority="0" w:semiHidden="0" w:name="table of figures"/>
-    <w:lsdException w:unhideWhenUsed="0" w:uiPriority="0" w:semiHidden="0" w:name="envelope address"/>
-    <w:lsdException w:unhideWhenUsed="0" w:uiPriority="0" w:semiHidden="0" w:name="envelope return"/>
-    <w:lsdException w:unhideWhenUsed="0" w:uiPriority="0" w:semiHidden="0" w:name="footnote reference"/>
-    <w:lsdException w:unhideWhenUsed="0" w:uiPriority="0" w:semiHidden="0" w:name="annotation reference"/>
-    <w:lsdException w:unhideWhenUsed="0" w:uiPriority="0" w:semiHidden="0" w:name="line number"/>
-    <w:lsdException w:unhideWhenUsed="0" w:uiPriority="0" w:semiHidden="0" w:name="page number"/>
-    <w:lsdException w:unhideWhenUsed="0" w:uiPriority="0" w:semiHidden="0" w:name="endnote reference"/>
-    <w:lsdException w:unhideWhenUsed="0" w:uiPriority="0" w:semiHidden="0" w:name="endnote text"/>
-    <w:lsdException w:unhideWhenUsed="0" w:uiPriority="0" w:semiHidden="0" w:name="table of authorities"/>
-    <w:lsdException w:unhideWhenUsed="0" w:uiPriority="0" w:semiHidden="0" w:name="macro"/>
-    <w:lsdException w:unhideWhenUsed="0" w:uiPriority="0" w:semiHidden="0" w:name="toa heading"/>
-    <w:lsdException w:unhideWhenUsed="0" w:uiPriority="0" w:semiHidden="0" w:name="List"/>
-    <w:lsdException w:unhideWhenUsed="0" w:uiPriority="0" w:semiHidden="0" w:name="List Bullet"/>
-    <w:lsdException w:unhideWhenUsed="0" w:uiPriority="0" w:semiHidden="0" w:name="List Number"/>
-    <w:lsdException w:unhideWhenUsed="0" w:uiPriority="0" w:semiHidden="0" w:name="List 2"/>
-    <w:lsdException w:unhideWhenUsed="0" w:uiPriority="0" w:semiHidden="0" w:name="List 3"/>
-    <w:lsdException w:unhideWhenUsed="0" w:uiPriority="0" w:semiHidden="0" w:name="List 4"/>
-    <w:lsdException w:unhideWhenUsed="0" w:uiPriority="0" w:semiHidden="0" w:name="List 5"/>
-    <w:lsdException w:unhideWhenUsed="0" w:uiPriority="0" w:semiHidden="0" w:name="List Bullet 2"/>
-    <w:lsdException w:unhideWhenUsed="0" w:uiPriority="0" w:semiHidden="0" w:name="List Bullet 3"/>
-    <w:lsdException w:unhideWhenUsed="0" w:uiPriority="0" w:semiHidden="0" w:name="List Bullet 4"/>
-    <w:lsdException w:unhideWhenUsed="0" w:uiPriority="0" w:semiHidden="0" w:name="List Bullet 5"/>
-    <w:lsdException w:unhideWhenUsed="0" w:uiPriority="0" w:semiHidden="0" w:name="List Number 2"/>
-    <w:lsdException w:unhideWhenUsed="0" w:uiPriority="0" w:semiHidden="0" w:name="List Number 3"/>
-    <w:lsdException w:unhideWhenUsed="0" w:uiPriority="0" w:semiHidden="0" w:name="List Number 4"/>
-    <w:lsdException w:unhideWhenUsed="0" w:uiPriority="0" w:semiHidden="0" w:name="List Number 5"/>
-    <w:lsdException w:qFormat="1" w:unhideWhenUsed="0" w:uiPriority="0" w:semiHidden="0" w:name="Title"/>
-    <w:lsdException w:unhideWhenUsed="0" w:uiPriority="0" w:semiHidden="0" w:name="Closing"/>
-    <w:lsdException w:unhideWhenUsed="0" w:uiPriority="0" w:semiHidden="0" w:name="Signature"/>
-    <w:lsdException w:qFormat="1" w:unhideWhenUsed="0" w:uiPriority="0" w:name="Default Paragraph Font"/>
-    <w:lsdException w:qFormat="1" w:unhideWhenUsed="0" w:uiPriority="0" w:name="Body Text"/>
-    <w:lsdException w:unhideWhenUsed="0" w:uiPriority="0" w:semiHidden="0" w:name="Body Text Indent"/>
-    <w:lsdException w:unhideWhenUsed="0" w:uiPriority="0" w:semiHidden="0" w:name="List Continue"/>
-    <w:lsdException w:unhideWhenUsed="0" w:uiPriority="0" w:semiHidden="0" w:name="List Continue 2"/>
-    <w:lsdException w:unhideWhenUsed="0" w:uiPriority="0" w:semiHidden="0" w:name="List Continue 3"/>
-    <w:lsdException w:unhideWhenUsed="0" w:uiPriority="0" w:semiHidden="0" w:name="List Continue 4"/>
-    <w:lsdException w:unhideWhenUsed="0" w:uiPriority="0" w:semiHidden="0" w:name="List Continue 5"/>
-    <w:lsdException w:unhideWhenUsed="0" w:uiPriority="0" w:semiHidden="0" w:name="Message Header"/>
-    <w:lsdException w:qFormat="1" w:unhideWhenUsed="0" w:uiPriority="0" w:semiHidden="0" w:name="Subtitle"/>
-    <w:lsdException w:unhideWhenUsed="0" w:uiPriority="0" w:semiHidden="0" w:name="Salutation"/>
-    <w:lsdException w:unhideWhenUsed="0" w:uiPriority="0" w:semiHidden="0" w:name="Date"/>
-    <w:lsdException w:unhideWhenUsed="0" w:uiPriority="0" w:semiHidden="0" w:name="Body Text First Indent"/>
-    <w:lsdException w:unhideWhenUsed="0" w:uiPriority="0" w:semiHidden="0" w:name="Body Text First Indent 2"/>
-    <w:lsdException w:uiPriority="99" w:name="Note Heading"/>
-    <w:lsdException w:unhideWhenUsed="0" w:uiPriority="0" w:semiHidden="0" w:name="Body Text 2"/>
-    <w:lsdException w:unhideWhenUsed="0" w:uiPriority="0" w:semiHidden="0" w:name="Body Text 3"/>
-    <w:lsdException w:unhideWhenUsed="0" w:uiPriority="0" w:semiHidden="0" w:name="Body Text Indent 2"/>
-    <w:lsdException w:unhideWhenUsed="0" w:uiPriority="0" w:semiHidden="0" w:name="Body Text Indent 3"/>
-    <w:lsdException w:unhideWhenUsed="0" w:uiPriority="0" w:semiHidden="0" w:name="Block Text"/>
-    <w:lsdException w:unhideWhenUsed="0" w:uiPriority="0" w:semiHidden="0" w:name="Hyperlink"/>
-    <w:lsdException w:unhideWhenUsed="0" w:uiPriority="0" w:semiHidden="0" w:name="FollowedHyperlink"/>
-    <w:lsdException w:qFormat="1" w:unhideWhenUsed="0" w:uiPriority="0" w:semiHidden="0" w:name="Strong"/>
-    <w:lsdException w:qFormat="1" w:unhideWhenUsed="0" w:uiPriority="0" w:semiHidden="0" w:name="Emphasis"/>
-    <w:lsdException w:unhideWhenUsed="0" w:uiPriority="0" w:semiHidden="0" w:name="Document Map"/>
-    <w:lsdException w:unhideWhenUsed="0" w:uiPriority="0" w:semiHidden="0" w:name="Plain Text"/>
-    <w:lsdException w:unhideWhenUsed="0" w:uiPriority="0" w:semiHidden="0" w:name="E-mail Signature"/>
-    <w:lsdException w:qFormat="1" w:unhideWhenUsed="0" w:uiPriority="0" w:semiHidden="0" w:name="Normal (Web)"/>
-    <w:lsdException w:unhideWhenUsed="0" w:uiPriority="0" w:semiHidden="0" w:name="HTML Acronym"/>
-    <w:lsdException w:unhideWhenUsed="0" w:uiPriority="0" w:semiHidden="0" w:name="HTML Address"/>
-    <w:lsdException w:unhideWhenUsed="0" w:uiPriority="0" w:semiHidden="0" w:name="HTML Cite"/>
-    <w:lsdException w:unhideWhenUsed="0" w:uiPriority="0" w:semiHidden="0" w:name="HTML Code"/>
-    <w:lsdException w:unhideWhenUsed="0" w:uiPriority="0" w:semiHidden="0" w:name="HTML Definition"/>
-    <w:lsdException w:unhideWhenUsed="0" w:uiPriority="0" w:semiHidden="0" w:name="HTML Keyboard"/>
-    <w:lsdException w:unhideWhenUsed="0" w:uiPriority="0" w:semiHidden="0" w:name="HTML Preformatted"/>
-    <w:lsdException w:unhideWhenUsed="0" w:uiPriority="0" w:semiHidden="0" w:name="HTML Sample"/>
-    <w:lsdException w:unhideWhenUsed="0" w:uiPriority="0" w:semiHidden="0" w:name="HTML Typewriter"/>
-    <w:lsdException w:unhideWhenUsed="0" w:uiPriority="0" w:semiHidden="0" w:name="HTML Variable"/>
-    <w:lsdException w:qFormat="1" w:unhideWhenUsed="0" w:uiPriority="0" w:name="Normal Table"/>
-    <w:lsdException w:unhideWhenUsed="0" w:uiPriority="0" w:semiHidden="0" w:name="annotation subject"/>
-    <w:lsdException w:unhideWhenUsed="0" w:uiPriority="0" w:semiHidden="0" w:name="Table Simple 1"/>
-    <w:lsdException w:unhideWhenUsed="0" w:uiPriority="0" w:semiHidden="0" w:name="Table Simple 2"/>
-    <w:lsdException w:unhideWhenUsed="0" w:uiPriority="0" w:semiHidden="0" w:name="Table Simple 3"/>
-    <w:lsdException w:unhideWhenUsed="0" w:uiPriority="0" w:semiHidden="0" w:name="Table Classic 1"/>
-    <w:lsdException w:unhideWhenUsed="0" w:uiPriority="0" w:semiHidden="0" w:name="Table Classic 2"/>
-    <w:lsdException w:unhideWhenUsed="0" w:uiPriority="0" w:semiHidden="0" w:name="Table Classic 3"/>
-    <w:lsdException w:unhideWhenUsed="0" w:uiPriority="0" w:semiHidden="0" w:name="Table Classic 4"/>
-    <w:lsdException w:unhideWhenUsed="0" w:uiPriority="0" w:semiHidden="0" w:name="Table Colorful 1"/>
-    <w:lsdException w:unhideWhenUsed="0" w:uiPriority="0" w:semiHidden="0" w:name="Table Colorful 2"/>
-    <w:lsdException w:unhideWhenUsed="0" w:uiPriority="0" w:semiHidden="0" w:name="Table Colorful 3"/>
-    <w:lsdException w:unhideWhenUsed="0" w:uiPriority="0" w:semiHidden="0" w:name="Table Columns 1"/>
-    <w:lsdException w:unhideWhenUsed="0" w:uiPriority="0" w:semiHidden="0" w:name="Table Columns 2"/>
-    <w:lsdException w:unhideWhenUsed="0" w:uiPriority="0" w:semiHidden="0" w:name="Table Columns 3"/>
-    <w:lsdException w:unhideWhenUsed="0" w:uiPriority="0" w:semiHidden="0" w:name="Table Columns 4"/>
-    <w:lsdException w:unhideWhenUsed="0" w:uiPriority="0" w:semiHidden="0" w:name="Table Columns 5"/>
-    <w:lsdException w:unhideWhenUsed="0" w:uiPriority="0" w:semiHidden="0" w:name="Table Grid 1"/>
-    <w:lsdException w:unhideWhenUsed="0" w:uiPriority="0" w:semiHidden="0" w:name="Table Grid 2"/>
-    <w:lsdException w:unhideWhenUsed="0" w:uiPriority="0" w:semiHidden="0" w:name="Table Grid 3"/>
-    <w:lsdException w:unhideWhenUsed="0" w:uiPriority="0" w:semiHidden="0" w:name="Table Grid 4"/>
-    <w:lsdException w:unhideWhenUsed="0" w:uiPriority="0" w:semiHidden="0" w:name="Table Grid 5"/>
-    <w:lsdException w:unhideWhenUsed="0" w:uiPriority="0" w:semiHidden="0" w:name="Table Grid 6"/>
-    <w:lsdException w:unhideWhenUsed="0" w:uiPriority="0" w:semiHidden="0" w:name="Table Grid 7"/>
-    <w:lsdException w:unhideWhenUsed="0" w:uiPriority="0" w:semiHidden="0" w:name="Table Grid 8"/>
-    <w:lsdException w:unhideWhenUsed="0" w:uiPriority="0" w:semiHidden="0" w:name="Table List 1"/>
-    <w:lsdException w:unhideWhenUsed="0" w:uiPriority="0" w:semiHidden="0" w:name="Table List 2"/>
-    <w:lsdException w:unhideWhenUsed="0" w:uiPriority="0" w:semiHidden="0" w:name="Table List 3"/>
-    <w:lsdException w:unhideWhenUsed="0" w:uiPriority="0" w:semiHidden="0" w:name="Table List 4"/>
-    <w:lsdException w:unhideWhenUsed="0" w:uiPriority="0" w:semiHidden="0" w:name="Table List 5"/>
-    <w:lsdException w:unhideWhenUsed="0" w:uiPriority="0" w:semiHidden="0" w:name="Table List 6"/>
-    <w:lsdException w:unhideWhenUsed="0" w:uiPriority="0" w:semiHidden="0" w:name="Table List 7"/>
-    <w:lsdException w:unhideWhenUsed="0" w:uiPriority="0" w:semiHidden="0" w:name="Table List 8"/>
-    <w:lsdException w:unhideWhenUsed="0" w:uiPriority="0" w:semiHidden="0" w:name="Table 3D effects 1"/>
-    <w:lsdException w:unhideWhenUsed="0" w:uiPriority="0" w:semiHidden="0" w:name="Table 3D effects 2"/>
-    <w:lsdException w:unhideWhenUsed="0" w:uiPriority="0" w:semiHidden="0" w:name="Table 3D effects 3"/>
-    <w:lsdException w:unhideWhenUsed="0" w:uiPriority="0" w:semiHidden="0" w:name="Table Contemporary"/>
-    <w:lsdException w:unhideWhenUsed="0" w:uiPriority="0" w:semiHidden="0" w:name="Table Elegant"/>
-    <w:lsdException w:unhideWhenUsed="0" w:uiPriority="0" w:semiHidden="0" w:name="Table Professional"/>
-    <w:lsdException w:unhideWhenUsed="0" w:uiPriority="0" w:semiHidden="0" w:name="Table Subtle 1"/>
-    <w:lsdException w:unhideWhenUsed="0" w:uiPriority="0" w:semiHidden="0" w:name="Table Subtle 2"/>
-    <w:lsdException w:unhideWhenUsed="0" w:uiPriority="0" w:semiHidden="0" w:name="Table Web 1"/>
-    <w:lsdException w:unhideWhenUsed="0" w:uiPriority="0" w:semiHidden="0" w:name="Table Web 2"/>
-    <w:lsdException w:unhideWhenUsed="0" w:uiPriority="0" w:semiHidden="0" w:name="Table Web 3"/>
-    <w:lsdException w:unhideWhenUsed="0" w:uiPriority="0" w:semiHidden="0" w:name="Balloon Text"/>
-    <w:lsdException w:qFormat="1" w:unhideWhenUsed="0" w:uiPriority="0" w:semiHidden="0" w:name="Table Grid"/>
-    <w:lsdException w:unhideWhenUsed="0" w:uiPriority="0" w:semiHidden="0" w:name="Table Theme"/>
-    <w:lsdException w:unhideWhenUsed="0" w:uiPriority="60" w:semiHidden="0" w:name="Light Shading"/>
-    <w:lsdException w:unhideWhenUsed="0" w:uiPriority="61" w:semiHidden="0" w:name="Light List"/>
-    <w:lsdException w:unhideWhenUsed="0" w:uiPriority="62" w:semiHidden="0" w:name="Light Grid"/>
-    <w:lsdException w:unhideWhenUsed="0" w:uiPriority="63" w:semiHidden="0" w:name="Medium Shading 1"/>
-    <w:lsdException w:unhideWhenUsed="0" w:uiPriority="64" w:semiHidden="0" w:name="Medium Shading 2"/>
-    <w:lsdException w:unhideWhenUsed="0" w:uiPriority="65" w:semiHidden="0" w:name="Medium List 1"/>
-    <w:lsdException w:unhideWhenUsed="0" w:uiPriority="66" w:semiHidden="0" w:name="Medium List 2"/>
-    <w:lsdException w:unhideWhenUsed="0" w:uiPriority="67" w:semiHidden="0" w:name="Medium Grid 1"/>
-    <w:lsdException w:unhideWhenUsed="0" w:uiPriority="68" w:semiHidden="0" w:name="Medium Grid 2"/>
-    <w:lsdException w:unhideWhenUsed="0" w:uiPriority="69" w:semiHidden="0" w:name="Medium Grid 3"/>
-    <w:lsdException w:unhideWhenUsed="0" w:uiPriority="70" w:semiHidden="0" w:name="Dark List"/>
-    <w:lsdException w:unhideWhenUsed="0" w:uiPriority="71" w:semiHidden="0" w:name="Colorful Shading"/>
-    <w:lsdException w:unhideWhenUsed="0" w:uiPriority="72" w:semiHidden="0" w:name="Colorful List"/>
-    <w:lsdException w:unhideWhenUsed="0" w:uiPriority="73" w:semiHidden="0" w:name="Colorful Grid"/>
-    <w:lsdException w:unhideWhenUsed="0" w:uiPriority="60" w:semiHidden="0" w:name="Light Shading Accent 1"/>
-    <w:lsdException w:unhideWhenUsed="0" w:uiPriority="61" w:semiHidden="0" w:name="Light List Accent 1"/>
-    <w:lsdException w:unhideWhenUsed="0" w:uiPriority="62" w:semiHidden="0" w:name="Light Grid Accent 1"/>
-    <w:lsdException w:unhideWhenUsed="0" w:uiPriority="63" w:semiHidden="0" w:name="Medium Shading 1 Accent 1"/>
-    <w:lsdException w:unhideWhenUsed="0" w:uiPriority="64" w:semiHidden="0" w:name="Medium Shading 2 Accent 1"/>
-    <w:lsdException w:unhideWhenUsed="0" w:uiPriority="65" w:semiHidden="0" w:name="Medium List 1 Accent 1"/>
-    <w:lsdException w:unhideWhenUsed="0" w:uiPriority="66" w:semiHidden="0" w:name="Medium List 2 Accent 1"/>
-    <w:lsdException w:unhideWhenUsed="0" w:uiPriority="67" w:semiHidden="0" w:name="Medium Grid 1 Accent 1"/>
-    <w:lsdException w:unhideWhenUsed="0" w:uiPriority="68" w:semiHidden="0" w:name="Medium Grid 2 Accent 1"/>
-    <w:lsdException w:unhideWhenUsed="0" w:uiPriority="69" w:semiHidden="0" w:name="Medium Grid 3 Accent 1"/>
-    <w:lsdException w:unhideWhenUsed="0" w:uiPriority="70" w:semiHidden="0" w:name="Dark List Accent 1"/>
-    <w:lsdException w:unhideWhenUsed="0" w:uiPriority="71" w:semiHidden="0" w:name="Colorful Shading Accent 1"/>
-    <w:lsdException w:unhideWhenUsed="0" w:uiPriority="72" w:semiHidden="0" w:name="Colorful List Accent 1"/>
-    <w:lsdException w:unhideWhenUsed="0" w:uiPriority="73" w:semiHidden="0" w:name="Colorful Grid Accent 1"/>
-    <w:lsdException w:unhideWhenUsed="0" w:uiPriority="60" w:semiHidden="0" w:name="Light Shading Accent 2"/>
-    <w:lsdException w:unhideWhenUsed="0" w:uiPriority="61" w:semiHidden="0" w:name="Light List Accent 2"/>
-    <w:lsdException w:unhideWhenUsed="0" w:uiPriority="62" w:semiHidden="0" w:name="Light Grid Accent 2"/>
-    <w:lsdException w:unhideWhenUsed="0" w:uiPriority="63" w:semiHidden="0" w:name="Medium Shading 1 Accent 2"/>
-    <w:lsdException w:unhideWhenUsed="0" w:uiPriority="64" w:semiHidden="0" w:name="Medium Shading 2 Accent 2"/>
-    <w:lsdException w:unhideWhenUsed="0" w:uiPriority="65" w:semiHidden="0" w:name="Medium List 1 Accent 2"/>
-    <w:lsdException w:unhideWhenUsed="0" w:uiPriority="66" w:semiHidden="0" w:name="Medium List 2 Accent 2"/>
-    <w:lsdException w:unhideWhenUsed="0" w:uiPriority="67" w:semiHidden="0" w:name="Medium Grid 1 Accent 2"/>
-    <w:lsdException w:unhideWhenUsed="0" w:uiPriority="68" w:semiHidden="0" w:name="Medium Grid 2 Accent 2"/>
-    <w:lsdException w:unhideWhenUsed="0" w:uiPriority="69" w:semiHidden="0" w:name="Medium Grid 3 Accent 2"/>
-    <w:lsdException w:unhideWhenUsed="0" w:uiPriority="70" w:semiHidden="0" w:name="Dark List Accent 2"/>
-    <w:lsdException w:unhideWhenUsed="0" w:uiPriority="71" w:semiHidden="0" w:name="Colorful Shading Accent 2"/>
-    <w:lsdException w:unhideWhenUsed="0" w:uiPriority="72" w:semiHidden="0" w:name="Colorful List Accent 2"/>
-    <w:lsdException w:unhideWhenUsed="0" w:uiPriority="73" w:semiHidden="0" w:name="Colorful Grid Accent 2"/>
-    <w:lsdException w:unhideWhenUsed="0" w:uiPriority="60" w:semiHidden="0" w:name="Light Shading Accent 3"/>
-    <w:lsdException w:unhideWhenUsed="0" w:uiPriority="61" w:semiHidden="0" w:name="Light List Accent 3"/>
-    <w:lsdException w:unhideWhenUsed="0" w:uiPriority="62" w:semiHidden="0" w:name="Light Grid Accent 3"/>
-    <w:lsdException w:unhideWhenUsed="0" w:uiPriority="63" w:semiHidden="0" w:name="Medium Shading 1 Accent 3"/>
-    <w:lsdException w:unhideWhenUsed="0" w:uiPriority="64" w:semiHidden="0" w:name="Medium Shading 2 Accent 3"/>
-    <w:lsdException w:unhideWhenUsed="0" w:uiPriority="65" w:semiHidden="0" w:name="Medium List 1 Accent 3"/>
-    <w:lsdException w:unhideWhenUsed="0" w:uiPriority="66" w:semiHidden="0" w:name="Medium List 2 Accent 3"/>
-    <w:lsdException w:unhideWhenUsed="0" w:uiPriority="67" w:semiHidden="0" w:name="Medium Grid 1 Accent 3"/>
-    <w:lsdException w:unhideWhenUsed="0" w:uiPriority="68" w:semiHidden="0" w:name="Medium Grid 2 Accent 3"/>
-    <w:lsdException w:unhideWhenUsed="0" w:uiPriority="69" w:semiHidden="0" w:name="Medium Grid 3 Accent 3"/>
-    <w:lsdException w:unhideWhenUsed="0" w:uiPriority="70" w:semiHidden="0" w:name="Dark List Accent 3"/>
-    <w:lsdException w:unhideWhenUsed="0" w:uiPriority="71" w:semiHidden="0" w:name="Colorful Shading Accent 3"/>
-    <w:lsdException w:unhideWhenUsed="0" w:uiPriority="72" w:semiHidden="0" w:name="Colorful List Accent 3"/>
-    <w:lsdException w:unhideWhenUsed="0" w:uiPriority="73" w:semiHidden="0" w:name="Colorful Grid Accent 3"/>
-    <w:lsdException w:unhideWhenUsed="0" w:uiPriority="60" w:semiHidden="0" w:name="Light Shading Accent 4"/>
-    <w:lsdException w:unhideWhenUsed="0" w:uiPriority="61" w:semiHidden="0" w:name="Light List Accent 4"/>
-    <w:lsdException w:unhideWhenUsed="0" w:uiPriority="62" w:semiHidden="0" w:name="Light Grid Accent 4"/>
-    <w:lsdException w:unhideWhenUsed="0" w:uiPriority="63" w:semiHidden="0" w:name="Medium Shading 1 Accent 4"/>
-    <w:lsdException w:unhideWhenUsed="0" w:uiPriority="64" w:semiHidden="0" w:name="Medium Shading 2 Accent 4"/>
-    <w:lsdException w:unhideWhenUsed="0" w:uiPriority="65" w:semiHidden="0" w:name="Medium List 1 Accent 4"/>
-    <w:lsdException w:unhideWhenUsed="0" w:uiPriority="66" w:semiHidden="0" w:name="Medium List 2 Accent 4"/>
-    <w:lsdException w:unhideWhenUsed="0" w:uiPriority="67" w:semiHidden="0" w:name="Medium Grid 1 Accent 4"/>
-    <w:lsdException w:unhideWhenUsed="0" w:uiPriority="68" w:semiHidden="0" w:name="Medium Grid 2 Accent 4"/>
-    <w:lsdException w:unhideWhenUsed="0" w:uiPriority="69" w:semiHidden="0" w:name="Medium Grid 3 Accent 4"/>
-    <w:lsdException w:unhideWhenUsed="0" w:uiPriority="70" w:semiHidden="0" w:name="Dark List Accent 4"/>
-    <w:lsdException w:unhideWhenUsed="0" w:uiPriority="71" w:semiHidden="0" w:name="Colorful Shading Accent 4"/>
-    <w:lsdException w:unhideWhenUsed="0" w:uiPriority="72" w:semiHidden="0" w:name="Colorful List Accent 4"/>
-    <w:lsdException w:unhideWhenUsed="0" w:uiPriority="73" w:semiHidden="0" w:name="Colorful Grid Accent 4"/>
-    <w:lsdException w:unhideWhenUsed="0" w:uiPriority="60" w:semiHidden="0" w:name="Light Shading Accent 5"/>
-    <w:lsdException w:unhideWhenUsed="0" w:uiPriority="61" w:semiHidden="0" w:name="Light List Accent 5"/>
-    <w:lsdException w:unhideWhenUsed="0" w:uiPriority="62" w:semiHidden="0" w:name="Light Grid Accent 5"/>
-    <w:lsdException w:unhideWhenUsed="0" w:uiPriority="63" w:semiHidden="0" w:name="Medium Shading 1 Accent 5"/>
-    <w:lsdException w:unhideWhenUsed="0" w:uiPriority="64" w:semiHidden="0" w:name="Medium Shading 2 Accent 5"/>
-    <w:lsdException w:unhideWhenUsed="0" w:uiPriority="65" w:semiHidden="0" w:name="Medium List 1 Accent 5"/>
-    <w:lsdException w:unhideWhenUsed="0" w:uiPriority="66" w:semiHidden="0" w:name="Medium List 2 Accent 5"/>
-    <w:lsdException w:unhideWhenUsed="0" w:uiPriority="67" w:semiHidden="0" w:name="Medium Grid 1 Accent 5"/>
-    <w:lsdException w:unhideWhenUsed="0" w:uiPriority="68" w:semiHidden="0" w:name="Medium Grid 2 Accent 5"/>
-    <w:lsdException w:unhideWhenUsed="0" w:uiPriority="69" w:semiHidden="0" w:name="Medium Grid 3 Accent 5"/>
-    <w:lsdException w:unhideWhenUsed="0" w:uiPriority="70" w:semiHidden="0" w:name="Dark List Accent 5"/>
-    <w:lsdException w:unhideWhenUsed="0" w:uiPriority="71" w:semiHidden="0" w:name="Colorful Shading Accent 5"/>
-    <w:lsdException w:unhideWhenUsed="0" w:uiPriority="72" w:semiHidden="0" w:name="Colorful List Accent 5"/>
-    <w:lsdException w:unhideWhenUsed="0" w:uiPriority="73" w:semiHidden="0" w:name="Colorful Grid Accent 5"/>
-    <w:lsdException w:unhideWhenUsed="0" w:uiPriority="60" w:semiHidden="0" w:name="Light Shading Accent 6"/>
-    <w:lsdException w:unhideWhenUsed="0" w:uiPriority="61" w:semiHidden="0" w:name="Light List Accent 6"/>
-    <w:lsdException w:unhideWhenUsed="0" w:uiPriority="62" w:semiHidden="0" w:name="Light Grid Accent 6"/>
-    <w:lsdException w:unhideWhenUsed="0" w:uiPriority="63" w:semiHidden="0" w:name="Medium Shading 1 Accent 6"/>
-    <w:lsdException w:unhideWhenUsed="0" w:uiPriority="64" w:semiHidden="0" w:name="Medium Shading 2 Accent 6"/>
-    <w:lsdException w:unhideWhenUsed="0" w:uiPriority="65" w:semiHidden="0" w:name="Medium List 1 Accent 6"/>
-    <w:lsdException w:unhideWhenUsed="0" w:uiPriority="66" w:semiHidden="0" w:name="Medium List 2 Accent 6"/>
-    <w:lsdException w:unhideWhenUsed="0" w:uiPriority="67" w:semiHidden="0" w:name="Medium Grid 1 Accent 6"/>
-    <w:lsdException w:unhideWhenUsed="0" w:uiPriority="68" w:semiHidden="0" w:name="Medium Grid 2 Accent 6"/>
-    <w:lsdException w:unhideWhenUsed="0" w:uiPriority="69" w:semiHidden="0" w:name="Medium Grid 3 Accent 6"/>
-    <w:lsdException w:unhideWhenUsed="0" w:uiPriority="70" w:semiHidden="0" w:name="Dark List Accent 6"/>
-    <w:lsdException w:unhideWhenUsed="0" w:uiPriority="71" w:semiHidden="0" w:name="Colorful Shading Accent 6"/>
-    <w:lsdException w:unhideWhenUsed="0" w:uiPriority="72" w:semiHidden="0" w:name="Colorful List Accent 6"/>
-    <w:lsdException w:unhideWhenUsed="0" w:uiPriority="73" w:semiHidden="0" w:name="Colorful Grid Accent 6"/>
+  <w:latentStyles w:defLockedState="0" w:defUIPriority="99" w:defSemiHidden="1" w:defUnhideWhenUsed="1" w:defQFormat="0" w:count="260">
+    <w:lsdException w:name="Normal" w:semiHidden="0" w:uiPriority="0" w:unhideWhenUsed="0" w:qFormat="1"/>
+    <w:lsdException w:name="heading 1" w:semiHidden="0" w:uiPriority="0" w:unhideWhenUsed="0" w:qFormat="1"/>
+    <w:lsdException w:name="heading 2" w:semiHidden="0" w:uiPriority="0" w:qFormat="1"/>
+    <w:lsdException w:name="heading 3" w:uiPriority="0" w:qFormat="1"/>
+    <w:lsdException w:name="heading 4" w:semiHidden="0" w:uiPriority="0" w:qFormat="1"/>
+    <w:lsdException w:name="heading 5" w:uiPriority="0" w:qFormat="1"/>
+    <w:lsdException w:name="heading 6" w:uiPriority="0" w:qFormat="1"/>
+    <w:lsdException w:name="heading 7" w:uiPriority="0" w:qFormat="1"/>
+    <w:lsdException w:name="heading 8" w:uiPriority="0" w:qFormat="1"/>
+    <w:lsdException w:name="heading 9" w:uiPriority="0" w:qFormat="1"/>
+    <w:lsdException w:name="index 1" w:semiHidden="0" w:uiPriority="0" w:unhideWhenUsed="0"/>
+    <w:lsdException w:name="index 2" w:semiHidden="0" w:uiPriority="0" w:unhideWhenUsed="0"/>
+    <w:lsdException w:name="index 3" w:semiHidden="0" w:uiPriority="0" w:unhideWhenUsed="0"/>
+    <w:lsdException w:name="index 4" w:semiHidden="0" w:uiPriority="0" w:unhideWhenUsed="0"/>
+    <w:lsdException w:name="index 5" w:semiHidden="0" w:uiPriority="0" w:unhideWhenUsed="0"/>
+    <w:lsdException w:name="index 6" w:semiHidden="0" w:uiPriority="0" w:unhideWhenUsed="0"/>
+    <w:lsdException w:name="index 7" w:semiHidden="0" w:uiPriority="0" w:unhideWhenUsed="0"/>
+    <w:lsdException w:name="index 8" w:semiHidden="0" w:uiPriority="0" w:unhideWhenUsed="0"/>
+    <w:lsdException w:name="index 9" w:semiHidden="0" w:uiPriority="0" w:unhideWhenUsed="0"/>
+    <w:lsdException w:name="toc 1" w:semiHidden="0" w:uiPriority="0" w:unhideWhenUsed="0" w:qFormat="1"/>
+    <w:lsdException w:name="toc 2" w:semiHidden="0" w:uiPriority="0" w:unhideWhenUsed="0" w:qFormat="1"/>
+    <w:lsdException w:name="toc 3" w:semiHidden="0" w:uiPriority="0" w:unhideWhenUsed="0" w:qFormat="1"/>
+    <w:lsdException w:name="toc 4" w:semiHidden="0" w:uiPriority="0" w:unhideWhenUsed="0"/>
+    <w:lsdException w:name="toc 5" w:semiHidden="0" w:uiPriority="0" w:unhideWhenUsed="0"/>
+    <w:lsdException w:name="toc 6" w:semiHidden="0" w:uiPriority="0" w:unhideWhenUsed="0"/>
+    <w:lsdException w:name="toc 7" w:semiHidden="0" w:uiPriority="0" w:unhideWhenUsed="0"/>
+    <w:lsdException w:name="toc 8" w:semiHidden="0" w:uiPriority="0" w:unhideWhenUsed="0"/>
+    <w:lsdException w:name="toc 9" w:semiHidden="0" w:uiPriority="0" w:unhideWhenUsed="0"/>
+    <w:lsdException w:name="Normal Indent" w:semiHidden="0" w:uiPriority="0" w:unhideWhenUsed="0"/>
+    <w:lsdException w:name="footnote text" w:semiHidden="0" w:uiPriority="0" w:unhideWhenUsed="0"/>
+    <w:lsdException w:name="annotation text" w:semiHidden="0" w:uiPriority="0" w:unhideWhenUsed="0" w:qFormat="1"/>
+    <w:lsdException w:name="header" w:semiHidden="0" w:uiPriority="0" w:unhideWhenUsed="0" w:qFormat="1"/>
+    <w:lsdException w:name="footer" w:semiHidden="0" w:uiPriority="0" w:unhideWhenUsed="0" w:qFormat="1"/>
+    <w:lsdException w:name="index heading" w:semiHidden="0" w:uiPriority="0" w:unhideWhenUsed="0"/>
+    <w:lsdException w:name="caption" w:uiPriority="0" w:qFormat="1"/>
+    <w:lsdException w:name="table of figures" w:semiHidden="0" w:uiPriority="0" w:unhideWhenUsed="0"/>
+    <w:lsdException w:name="envelope address" w:semiHidden="0" w:uiPriority="0" w:unhideWhenUsed="0"/>
+    <w:lsdException w:name="envelope return" w:semiHidden="0" w:uiPriority="0" w:unhideWhenUsed="0"/>
+    <w:lsdException w:name="footnote reference" w:semiHidden="0" w:uiPriority="0" w:unhideWhenUsed="0"/>
+    <w:lsdException w:name="annotation reference" w:semiHidden="0" w:uiPriority="0" w:unhideWhenUsed="0"/>
+    <w:lsdException w:name="line number" w:semiHidden="0" w:uiPriority="0" w:unhideWhenUsed="0"/>
+    <w:lsdException w:name="page number" w:semiHidden="0" w:uiPriority="0" w:unhideWhenUsed="0"/>
+    <w:lsdException w:name="endnote reference" w:semiHidden="0" w:uiPriority="0" w:unhideWhenUsed="0"/>
+    <w:lsdException w:name="endnote text" w:semiHidden="0" w:uiPriority="0" w:unhideWhenUsed="0"/>
+    <w:lsdException w:name="table of authorities" w:semiHidden="0" w:uiPriority="0" w:unhideWhenUsed="0"/>
+    <w:lsdException w:name="macro" w:semiHidden="0" w:uiPriority="0" w:unhideWhenUsed="0"/>
+    <w:lsdException w:name="toa heading" w:semiHidden="0" w:uiPriority="0" w:unhideWhenUsed="0"/>
+    <w:lsdException w:name="List" w:semiHidden="0" w:uiPriority="0" w:unhideWhenUsed="0"/>
+    <w:lsdException w:name="List Bullet" w:semiHidden="0" w:uiPriority="0" w:unhideWhenUsed="0"/>
+    <w:lsdException w:name="List Number" w:semiHidden="0" w:uiPriority="0" w:unhideWhenUsed="0"/>
+    <w:lsdException w:name="List 2" w:semiHidden="0" w:uiPriority="0" w:unhideWhenUsed="0"/>
+    <w:lsdException w:name="List 3" w:semiHidden="0" w:uiPriority="0" w:unhideWhenUsed="0"/>
+    <w:lsdException w:name="List 4" w:semiHidden="0" w:uiPriority="0" w:unhideWhenUsed="0"/>
+    <w:lsdException w:name="List 5" w:semiHidden="0" w:uiPriority="0" w:unhideWhenUsed="0"/>
+    <w:lsdException w:name="List Bullet 2" w:semiHidden="0" w:uiPriority="0" w:unhideWhenUsed="0"/>
+    <w:lsdException w:name="List Bullet 3" w:semiHidden="0" w:uiPriority="0" w:unhideWhenUsed="0"/>
+    <w:lsdException w:name="List Bullet 4" w:semiHidden="0" w:uiPriority="0" w:unhideWhenUsed="0"/>
+    <w:lsdException w:name="List Bullet 5" w:semiHidden="0" w:uiPriority="0" w:unhideWhenUsed="0"/>
+    <w:lsdException w:name="List Number 2" w:semiHidden="0" w:uiPriority="0" w:unhideWhenUsed="0"/>
+    <w:lsdException w:name="List Number 3" w:semiHidden="0" w:uiPriority="0" w:unhideWhenUsed="0"/>
+    <w:lsdException w:name="List Number 4" w:semiHidden="0" w:uiPriority="0" w:unhideWhenUsed="0"/>
+    <w:lsdException w:name="List Number 5" w:semiHidden="0" w:uiPriority="0" w:unhideWhenUsed="0"/>
+    <w:lsdException w:name="Title" w:semiHidden="0" w:uiPriority="0" w:unhideWhenUsed="0" w:qFormat="1"/>
+    <w:lsdException w:name="Closing" w:semiHidden="0" w:uiPriority="0" w:unhideWhenUsed="0"/>
+    <w:lsdException w:name="Signature" w:semiHidden="0" w:uiPriority="0" w:unhideWhenUsed="0"/>
+    <w:lsdException w:name="Default Paragraph Font" w:uiPriority="0" w:unhideWhenUsed="0" w:qFormat="1"/>
+    <w:lsdException w:name="Body Text" w:uiPriority="0" w:unhideWhenUsed="0" w:qFormat="1"/>
+    <w:lsdException w:name="Body Text Indent" w:semiHidden="0" w:uiPriority="0" w:unhideWhenUsed="0"/>
+    <w:lsdException w:name="List Continue" w:semiHidden="0" w:uiPriority="0" w:unhideWhenUsed="0"/>
+    <w:lsdException w:name="List Continue 2" w:semiHidden="0" w:uiPriority="0" w:unhideWhenUsed="0"/>
+    <w:lsdException w:name="List Continue 3" w:semiHidden="0" w:uiPriority="0" w:unhideWhenUsed="0"/>
+    <w:lsdException w:name="List Continue 4" w:semiHidden="0" w:uiPriority="0" w:unhideWhenUsed="0"/>
+    <w:lsdException w:name="List Continue 5" w:semiHidden="0" w:uiPriority="0" w:unhideWhenUsed="0"/>
+    <w:lsdException w:name="Message Header" w:semiHidden="0" w:uiPriority="0" w:unhideWhenUsed="0"/>
+    <w:lsdException w:name="Subtitle" w:semiHidden="0" w:uiPriority="0" w:unhideWhenUsed="0" w:qFormat="1"/>
+    <w:lsdException w:name="Salutation" w:semiHidden="0" w:uiPriority="0" w:unhideWhenUsed="0"/>
+    <w:lsdException w:name="Date" w:semiHidden="0" w:uiPriority="0" w:unhideWhenUsed="0"/>
+    <w:lsdException w:name="Body Text First Indent" w:semiHidden="0" w:uiPriority="0" w:unhideWhenUsed="0"/>
+    <w:lsdException w:name="Body Text First Indent 2" w:semiHidden="0" w:uiPriority="0" w:unhideWhenUsed="0"/>
+    <w:lsdException w:name="Body Text 2" w:semiHidden="0" w:uiPriority="0" w:unhideWhenUsed="0"/>
+    <w:lsdException w:name="Body Text 3" w:semiHidden="0" w:uiPriority="0" w:unhideWhenUsed="0"/>
+    <w:lsdException w:name="Body Text Indent 2" w:semiHidden="0" w:uiPriority="0" w:unhideWhenUsed="0"/>
+    <w:lsdException w:name="Body Text Indent 3" w:semiHidden="0" w:uiPriority="0" w:unhideWhenUsed="0"/>
+    <w:lsdException w:name="Block Text" w:semiHidden="0" w:uiPriority="0" w:unhideWhenUsed="0"/>
+    <w:lsdException w:name="Hyperlink" w:semiHidden="0" w:uiPriority="0" w:unhideWhenUsed="0"/>
+    <w:lsdException w:name="FollowedHyperlink" w:semiHidden="0" w:uiPriority="0" w:unhideWhenUsed="0"/>
+    <w:lsdException w:name="Strong" w:semiHidden="0" w:uiPriority="0" w:unhideWhenUsed="0" w:qFormat="1"/>
+    <w:lsdException w:name="Emphasis" w:semiHidden="0" w:uiPriority="0" w:unhideWhenUsed="0" w:qFormat="1"/>
+    <w:lsdException w:name="Document Map" w:semiHidden="0" w:uiPriority="0" w:unhideWhenUsed="0"/>
+    <w:lsdException w:name="Plain Text" w:semiHidden="0" w:uiPriority="0" w:unhideWhenUsed="0"/>
+    <w:lsdException w:name="E-mail Signature" w:semiHidden="0" w:uiPriority="0" w:unhideWhenUsed="0"/>
+    <w:lsdException w:name="Normal (Web)" w:semiHidden="0" w:uiPriority="0" w:unhideWhenUsed="0" w:qFormat="1"/>
+    <w:lsdException w:name="HTML Acronym" w:semiHidden="0" w:uiPriority="0" w:unhideWhenUsed="0"/>
+    <w:lsdException w:name="HTML Address" w:semiHidden="0" w:uiPriority="0" w:unhideWhenUsed="0"/>
+    <w:lsdException w:name="HTML Cite" w:semiHidden="0" w:uiPriority="0" w:unhideWhenUsed="0"/>
+    <w:lsdException w:name="HTML Code" w:semiHidden="0" w:uiPriority="0" w:unhideWhenUsed="0"/>
+    <w:lsdException w:name="HTML Definition" w:semiHidden="0" w:uiPriority="0" w:unhideWhenUsed="0"/>
+    <w:lsdException w:name="HTML Keyboard" w:semiHidden="0" w:uiPriority="0" w:unhideWhenUsed="0"/>
+    <w:lsdException w:name="HTML Preformatted" w:semiHidden="0" w:uiPriority="0" w:unhideWhenUsed="0"/>
+    <w:lsdException w:name="HTML Sample" w:semiHidden="0" w:uiPriority="0" w:unhideWhenUsed="0"/>
+    <w:lsdException w:name="HTML Typewriter" w:semiHidden="0" w:uiPriority="0" w:unhideWhenUsed="0"/>
+    <w:lsdException w:name="HTML Variable" w:semiHidden="0" w:uiPriority="0" w:unhideWhenUsed="0"/>
+    <w:lsdException w:name="Normal Table" w:uiPriority="0" w:unhideWhenUsed="0" w:qFormat="1"/>
+    <w:lsdException w:name="annotation subject" w:semiHidden="0" w:uiPriority="0" w:unhideWhenUsed="0"/>
+    <w:lsdException w:name="Table Simple 1" w:semiHidden="0" w:uiPriority="0" w:unhideWhenUsed="0"/>
+    <w:lsdException w:name="Table Simple 2" w:semiHidden="0" w:uiPriority="0" w:unhideWhenUsed="0"/>
+    <w:lsdException w:name="Table Simple 3" w:semiHidden="0" w:uiPriority="0" w:unhideWhenUsed="0"/>
+    <w:lsdException w:name="Table Classic 1" w:semiHidden="0" w:uiPriority="0" w:unhideWhenUsed="0"/>
+    <w:lsdException w:name="Table Classic 2" w:semiHidden="0" w:uiPriority="0" w:unhideWhenUsed="0"/>
+    <w:lsdException w:name="Table Classic 3" w:semiHidden="0" w:uiPriority="0" w:unhideWhenUsed="0"/>
+    <w:lsdException w:name="Table Classic 4" w:semiHidden="0" w:uiPriority="0" w:unhideWhenUsed="0"/>
+    <w:lsdException w:name="Table Colorful 1" w:semiHidden="0" w:uiPriority="0" w:unhideWhenUsed="0"/>
+    <w:lsdException w:name="Table Colorful 2" w:semiHidden="0" w:uiPriority="0" w:unhideWhenUsed="0"/>
+    <w:lsdException w:name="Table Colorful 3" w:semiHidden="0" w:uiPriority="0" w:unhideWhenUsed="0"/>
+    <w:lsdException w:name="Table Columns 1" w:semiHidden="0" w:uiPriority="0" w:unhideWhenUsed="0"/>
+    <w:lsdException w:name="Table Columns 2" w:semiHidden="0" w:uiPriority="0" w:unhideWhenUsed="0"/>
+    <w:lsdException w:name="Table Columns 3" w:semiHidden="0" w:uiPriority="0" w:unhideWhenUsed="0"/>
+    <w:lsdException w:name="Table Columns 4" w:semiHidden="0" w:uiPriority="0" w:unhideWhenUsed="0"/>
+    <w:lsdException w:name="Table Columns 5" w:semiHidden="0" w:uiPriority="0" w:unhideWhenUsed="0"/>
+    <w:lsdException w:name="Table Grid 1" w:semiHidden="0" w:uiPriority="0" w:unhideWhenUsed="0"/>
+    <w:lsdException w:name="Table Grid 2" w:semiHidden="0" w:uiPriority="0" w:unhideWhenUsed="0"/>
+    <w:lsdException w:name="Table Grid 3" w:semiHidden="0" w:uiPriority="0" w:unhideWhenUsed="0"/>
+    <w:lsdException w:name="Table Grid 4" w:semiHidden="0" w:uiPriority="0" w:unhideWhenUsed="0"/>
+    <w:lsdException w:name="Table Grid 5" w:semiHidden="0" w:uiPriority="0" w:unhideWhenUsed="0"/>
+    <w:lsdException w:name="Table Grid 6" w:semiHidden="0" w:uiPriority="0" w:unhideWhenUsed="0"/>
+    <w:lsdException w:name="Table Grid 7" w:semiHidden="0" w:uiPriority="0" w:unhideWhenUsed="0"/>
+    <w:lsdException w:name="Table Grid 8" w:semiHidden="0" w:uiPriority="0" w:unhideWhenUsed="0"/>
+    <w:lsdException w:name="Table List 1" w:semiHidden="0" w:uiPriority="0" w:unhideWhenUsed="0"/>
+    <w:lsdException w:name="Table List 2" w:semiHidden="0" w:uiPriority="0" w:unhideWhenUsed="0"/>
+    <w:lsdException w:name="Table List 3" w:semiHidden="0" w:uiPriority="0" w:unhideWhenUsed="0"/>
+    <w:lsdException w:name="Table List 4" w:semiHidden="0" w:uiPriority="0" w:unhideWhenUsed="0"/>
+    <w:lsdException w:name="Table List 5" w:semiHidden="0" w:uiPriority="0" w:unhideWhenUsed="0"/>
+    <w:lsdException w:name="Table List 6" w:semiHidden="0" w:uiPriority="0" w:unhideWhenUsed="0"/>
+    <w:lsdException w:name="Table List 7" w:semiHidden="0" w:uiPriority="0" w:unhideWhenUsed="0"/>
+    <w:lsdException w:name="Table List 8" w:semiHidden="0" w:uiPriority="0" w:unhideWhenUsed="0"/>
+    <w:lsdException w:name="Table 3D effects 1" w:semiHidden="0" w:uiPriority="0" w:unhideWhenUsed="0"/>
+    <w:lsdException w:name="Table 3D effects 2" w:semiHidden="0" w:uiPriority="0" w:unhideWhenUsed="0"/>
+    <w:lsdException w:name="Table 3D effects 3" w:semiHidden="0" w:uiPriority="0" w:unhideWhenUsed="0"/>
+    <w:lsdException w:name="Table Contemporary" w:semiHidden="0" w:uiPriority="0" w:unhideWhenUsed="0"/>
+    <w:lsdException w:name="Table Elegant" w:semiHidden="0" w:uiPriority="0" w:unhideWhenUsed="0"/>
+    <w:lsdException w:name="Table Professional" w:semiHidden="0" w:uiPriority="0" w:unhideWhenUsed="0"/>
+    <w:lsdException w:name="Table Subtle 1" w:semiHidden="0" w:uiPriority="0" w:unhideWhenUsed="0"/>
+    <w:lsdException w:name="Table Subtle 2" w:semiHidden="0" w:uiPriority="0" w:unhideWhenUsed="0"/>
+    <w:lsdException w:name="Table Web 1" w:semiHidden="0" w:uiPriority="0" w:unhideWhenUsed="0"/>
+    <w:lsdException w:name="Table Web 2" w:semiHidden="0" w:uiPriority="0" w:unhideWhenUsed="0"/>
+    <w:lsdException w:name="Table Web 3" w:semiHidden="0" w:uiPriority="0" w:unhideWhenUsed="0"/>
+    <w:lsdException w:name="Balloon Text" w:semiHidden="0" w:uiPriority="0" w:unhideWhenUsed="0"/>
+    <w:lsdException w:name="Table Grid" w:semiHidden="0" w:uiPriority="0" w:unhideWhenUsed="0" w:qFormat="1"/>
+    <w:lsdException w:name="Table Theme" w:semiHidden="0" w:uiPriority="0" w:unhideWhenUsed="0"/>
+    <w:lsdException w:name="Light Shading" w:semiHidden="0" w:uiPriority="60" w:unhideWhenUsed="0"/>
+    <w:lsdException w:name="Light List" w:semiHidden="0" w:uiPriority="61" w:unhideWhenUsed="0"/>
+    <w:lsdException w:name="Light Grid" w:semiHidden="0" w:uiPriority="62" w:unhideWhenUsed="0"/>
+    <w:lsdException w:name="Medium Shading 1" w:semiHidden="0" w:uiPriority="63" w:unhideWhenUsed="0"/>
+    <w:lsdException w:name="Medium Shading 2" w:semiHidden="0" w:uiPriority="64" w:unhideWhenUsed="0"/>
+    <w:lsdException w:name="Medium List 1" w:semiHidden="0" w:uiPriority="65" w:unhideWhenUsed="0"/>
+    <w:lsdException w:name="Medium List 2" w:semiHidden="0" w:uiPriority="66" w:unhideWhenUsed="0"/>
+    <w:lsdException w:name="Medium Grid 1" w:semiHidden="0" w:uiPriority="67" w:unhideWhenUsed="0"/>
+    <w:lsdException w:name="Medium Grid 2" w:semiHidden="0" w:uiPriority="68" w:unhideWhenUsed="0"/>
+    <w:lsdException w:name="Medium Grid 3" w:semiHidden="0" w:uiPriority="69" w:unhideWhenUsed="0"/>
+    <w:lsdException w:name="Dark List" w:semiHidden="0" w:uiPriority="70" w:unhideWhenUsed="0"/>
+    <w:lsdException w:name="Colorful Shading" w:semiHidden="0" w:uiPriority="71" w:unhideWhenUsed="0"/>
+    <w:lsdException w:name="Colorful List" w:semiHidden="0" w:uiPriority="72" w:unhideWhenUsed="0"/>
+    <w:lsdException w:name="Colorful Grid" w:semiHidden="0" w:uiPriority="73" w:unhideWhenUsed="0"/>
+    <w:lsdException w:name="Light Shading Accent 1" w:semiHidden="0" w:uiPriority="60" w:unhideWhenUsed="0"/>
+    <w:lsdException w:name="Light List Accent 1" w:semiHidden="0" w:uiPriority="61" w:unhideWhenUsed="0"/>
+    <w:lsdException w:name="Light Grid Accent 1" w:semiHidden="0" w:uiPriority="62" w:unhideWhenUsed="0"/>
+    <w:lsdException w:name="Medium Shading 1 Accent 1" w:semiHidden="0" w:uiPriority="63" w:unhideWhenUsed="0"/>
+    <w:lsdException w:name="Medium Shading 2 Accent 1" w:semiHidden="0" w:uiPriority="64" w:unhideWhenUsed="0"/>
+    <w:lsdException w:name="Medium List 1 Accent 1" w:semiHidden="0" w:uiPriority="65" w:unhideWhenUsed="0"/>
+    <w:lsdException w:name="Medium List 2 Accent 1" w:semiHidden="0" w:uiPriority="66" w:unhideWhenUsed="0"/>
+    <w:lsdException w:name="Medium Grid 1 Accent 1" w:semiHidden="0" w:uiPriority="67" w:unhideWhenUsed="0"/>
+    <w:lsdException w:name="Medium Grid 2 Accent 1" w:semiHidden="0" w:uiPriority="68" w:unhideWhenUsed="0"/>
+    <w:lsdException w:name="Medium Grid 3 Accent 1" w:semiHidden="0" w:uiPriority="69" w:unhideWhenUsed="0"/>
+    <w:lsdException w:name="Dark List Accent 1" w:semiHidden="0" w:uiPriority="70" w:unhideWhenUsed="0"/>
+    <w:lsdException w:name="Colorful Shading Accent 1" w:semiHidden="0" w:uiPriority="71" w:unhideWhenUsed="0"/>
+    <w:lsdException w:name="Colorful List Accent 1" w:semiHidden="0" w:uiPriority="72" w:unhideWhenUsed="0"/>
+    <w:lsdException w:name="Colorful Grid Accent 1" w:semiHidden="0" w:uiPriority="73" w:unhideWhenUsed="0"/>
+    <w:lsdException w:name="Light Shading Accent 2" w:semiHidden="0" w:uiPriority="60" w:unhideWhenUsed="0"/>
+    <w:lsdException w:name="Light List Accent 2" w:semiHidden="0" w:uiPriority="61" w:unhideWhenUsed="0"/>
+    <w:lsdException w:name="Light Grid Accent 2" w:semiHidden="0" w:uiPriority="62" w:unhideWhenUsed="0"/>
+    <w:lsdException w:name="Medium Shading 1 Accent 2" w:semiHidden="0" w:uiPriority="63" w:unhideWhenUsed="0"/>
+    <w:lsdException w:name="Medium Shading 2 Accent 2" w:semiHidden="0" w:uiPriority="64" w:unhideWhenUsed="0"/>
+    <w:lsdException w:name="Medium List 1 Accent 2" w:semiHidden="0" w:uiPriority="65" w:unhideWhenUsed="0"/>
+    <w:lsdException w:name="Medium List 2 Accent 2" w:semiHidden="0" w:uiPriority="66" w:unhideWhenUsed="0"/>
+    <w:lsdException w:name="Medium Grid 1 Accent 2" w:semiHidden="0" w:uiPriority="67" w:unhideWhenUsed="0"/>
+    <w:lsdException w:name="Medium Grid 2 Accent 2" w:semiHidden="0" w:uiPriority="68" w:unhideWhenUsed="0"/>
+    <w:lsdException w:name="Medium Grid 3 Accent 2" w:semiHidden="0" w:uiPriority="69" w:unhideWhenUsed="0"/>
+    <w:lsdException w:name="Dark List Accent 2" w:semiHidden="0" w:uiPriority="70" w:unhideWhenUsed="0"/>
+    <w:lsdException w:name="Colorful Shading Accent 2" w:semiHidden="0" w:uiPriority="71" w:unhideWhenUsed="0"/>
+    <w:lsdException w:name="Colorful List Accent 2" w:semiHidden="0" w:uiPriority="72" w:unhideWhenUsed="0"/>
+    <w:lsdException w:name="Colorful Grid Accent 2" w:semiHidden="0" w:uiPriority="73" w:unhideWhenUsed="0"/>
+    <w:lsdException w:name="Light Shading Accent 3" w:semiHidden="0" w:uiPriority="60" w:unhideWhenUsed="0"/>
+    <w:lsdException w:name="Light List Accent 3" w:semiHidden="0" w:uiPriority="61" w:unhideWhenUsed="0"/>
+    <w:lsdException w:name="Light Grid Accent 3" w:semiHidden="0" w:uiPriority="62" w:unhideWhenUsed="0"/>
+    <w:lsdException w:name="Medium Shading 1 Accent 3" w:semiHidden="0" w:uiPriority="63" w:unhideWhenUsed="0"/>
+    <w:lsdException w:name="Medium Shading 2 Accent 3" w:semiHidden="0" w:uiPriority="64" w:unhideWhenUsed="0"/>
+    <w:lsdException w:name="Medium List 1 Accent 3" w:semiHidden="0" w:uiPriority="65" w:unhideWhenUsed="0"/>
+    <w:lsdException w:name="Medium List 2 Accent 3" w:semiHidden="0" w:uiPriority="66" w:unhideWhenUsed="0"/>
+    <w:lsdException w:name="Medium Grid 1 Accent 3" w:semiHidden="0" w:uiPriority="67" w:unhideWhenUsed="0"/>
+    <w:lsdException w:name="Medium Grid 2 Accent 3" w:semiHidden="0" w:uiPriority="68" w:unhideWhenUsed="0"/>
+    <w:lsdException w:name="Medium Grid 3 Accent 3" w:semiHidden="0" w:uiPriority="69" w:unhideWhenUsed="0"/>
+    <w:lsdException w:name="Dark List Accent 3" w:semiHidden="0" w:uiPriority="70" w:unhideWhenUsed="0"/>
+    <w:lsdException w:name="Colorful Shading Accent 3" w:semiHidden="0" w:uiPriority="71" w:unhideWhenUsed="0"/>
+    <w:lsdException w:name="Colorful List Accent 3" w:semiHidden="0" w:uiPriority="72" w:unhideWhenUsed="0"/>
+    <w:lsdException w:name="Colorful Grid Accent 3" w:semiHidden="0" w:uiPriority="73" w:unhideWhenUsed="0"/>
+    <w:lsdException w:name="Light Shading Accent 4" w:semiHidden="0" w:uiPriority="60" w:unhideWhenUsed="0"/>
+    <w:lsdException w:name="Light List Accent 4" w:semiHidden="0" w:uiPriority="61" w:unhideWhenUsed="0"/>
+    <w:lsdException w:name="Light Grid Accent 4" w:semiHidden="0" w:uiPriority="62" w:unhideWhenUsed="0"/>
+    <w:lsdException w:name="Medium Shading 1 Accent 4" w:semiHidden="0" w:uiPriority="63" w:unhideWhenUsed="0"/>
+    <w:lsdException w:name="Medium Shading 2 Accent 4" w:semiHidden="0" w:uiPriority="64" w:unhideWhenUsed="0"/>
+    <w:lsdException w:name="Medium List 1 Accent 4" w:semiHidden="0" w:uiPriority="65" w:unhideWhenUsed="0"/>
+    <w:lsdException w:name="Medium List 2 Accent 4" w:semiHidden="0" w:uiPriority="66" w:unhideWhenUsed="0"/>
+    <w:lsdException w:name="Medium Grid 1 Accent 4" w:semiHidden="0" w:uiPriority="67" w:unhideWhenUsed="0"/>
+    <w:lsdException w:name="Medium Grid 2 Accent 4" w:semiHidden="0" w:uiPriority="68" w:unhideWhenUsed="0"/>
+    <w:lsdException w:name="Medium Grid 3 Accent 4" w:semiHidden="0" w:uiPriority="69" w:unhideWhenUsed="0"/>
+    <w:lsdException w:name="Dark List Accent 4" w:semiHidden="0" w:uiPriority="70" w:unhideWhenUsed="0"/>
+    <w:lsdException w:name="Colorful Shading Accent 4" w:semiHidden="0" w:uiPriority="71" w:unhideWhenUsed="0"/>
+    <w:lsdException w:name="Colorful List Accent 4" w:semiHidden="0" w:uiPriority="72" w:unhideWhenUsed="0"/>
+    <w:lsdException w:name="Colorful Grid Accent 4" w:semiHidden="0" w:uiPriority="73" w:unhideWhenUsed="0"/>
+    <w:lsdException w:name="Light Shading Accent 5" w:semiHidden="0" w:uiPriority="60" w:unhideWhenUsed="0"/>
+    <w:lsdException w:name="Light List Accent 5" w:semiHidden="0" w:uiPriority="61" w:unhideWhenUsed="0"/>
+    <w:lsdException w:name="Light Grid Accent 5" w:semiHidden="0" w:uiPriority="62" w:unhideWhenUsed="0"/>
+    <w:lsdException w:name="Medium Shading 1 Accent 5" w:semiHidden="0" w:uiPriority="63" w:unhideWhenUsed="0"/>
+    <w:lsdException w:name="Medium Shading 2 Accent 5" w:semiHidden="0" w:uiPriority="64" w:unhideWhenUsed="0"/>
+    <w:lsdException w:name="Medium List 1 Accent 5" w:semiHidden="0" w:uiPriority="65" w:unhideWhenUsed="0"/>
+    <w:lsdException w:name="Medium List 2 Accent 5" w:semiHidden="0" w:uiPriority="66" w:unhideWhenUsed="0"/>
+    <w:lsdException w:name="Medium Grid 1 Accent 5" w:semiHidden="0" w:uiPriority="67" w:unhideWhenUsed="0"/>
+    <w:lsdException w:name="Medium Grid 2 Accent 5" w:semiHidden="0" w:uiPriority="68" w:unhideWhenUsed="0"/>
+    <w:lsdException w:name="Medium Grid 3 Accent 5" w:semiHidden="0" w:uiPriority="69" w:unhideWhenUsed="0"/>
+    <w:lsdException w:name="Dark List Accent 5" w:semiHidden="0" w:uiPriority="70" w:unhideWhenUsed="0"/>
+    <w:lsdException w:name="Colorful Shading Accent 5" w:semiHidden="0" w:uiPriority="71" w:unhideWhenUsed="0"/>
+    <w:lsdException w:name="Colorful List Accent 5" w:semiHidden="0" w:uiPriority="72" w:unhideWhenUsed="0"/>
+    <w:lsdException w:name="Colorful Grid Accent 5" w:semiHidden="0" w:uiPriority="73" w:unhideWhenUsed="0"/>
+    <w:lsdException w:name="Light Shading Accent 6" w:semiHidden="0" w:uiPriority="60" w:unhideWhenUsed="0"/>
+    <w:lsdException w:name="Light List Accent 6" w:semiHidden="0" w:uiPriority="61" w:unhideWhenUsed="0"/>
+    <w:lsdException w:name="Light Grid Accent 6" w:semiHidden="0" w:uiPriority="62" w:unhideWhenUsed="0"/>
+    <w:lsdException w:name="Medium Shading 1 Accent 6" w:semiHidden="0" w:uiPriority="63" w:unhideWhenUsed="0"/>
+    <w:lsdException w:name="Medium Shading 2 Accent 6" w:semiHidden="0" w:uiPriority="64" w:unhideWhenUsed="0"/>
+    <w:lsdException w:name="Medium List 1 Accent 6" w:semiHidden="0" w:uiPriority="65" w:unhideWhenUsed="0"/>
+    <w:lsdException w:name="Medium List 2 Accent 6" w:semiHidden="0" w:uiPriority="66" w:unhideWhenUsed="0"/>
+    <w:lsdException w:name="Medium Grid 1 Accent 6" w:semiHidden="0" w:uiPriority="67" w:unhideWhenUsed="0"/>
+    <w:lsdException w:name="Medium Grid 2 Accent 6" w:semiHidden="0" w:uiPriority="68" w:unhideWhenUsed="0"/>
+    <w:lsdException w:name="Medium Grid 3 Accent 6" w:semiHidden="0" w:uiPriority="69" w:unhideWhenUsed="0"/>
+    <w:lsdException w:name="Dark List Accent 6" w:semiHidden="0" w:uiPriority="70" w:unhideWhenUsed="0"/>
+    <w:lsdException w:name="Colorful Shading Accent 6" w:semiHidden="0" w:uiPriority="71" w:unhideWhenUsed="0"/>
+    <w:lsdException w:name="Colorful List Accent 6" w:semiHidden="0" w:uiPriority="72" w:unhideWhenUsed="0"/>
+    <w:lsdException w:name="Colorful Grid Accent 6" w:semiHidden="0" w:uiPriority="73" w:unhideWhenUsed="0"/>
   </w:latentStyles>
-  <w:style w:type="paragraph" w:default="1" w:styleId="1">
+  <w:style w:type="paragraph" w:default="1" w:styleId="Normal">
     <w:name w:val="Normal"/>
     <w:qFormat/>
-    <w:uiPriority w:val="0"/>
     <w:pPr>
       <w:kinsoku w:val="0"/>
       <w:autoSpaceDE w:val="0"/>
@@ -5304,7 +5032,7 @@
       <w:textAlignment w:val="baseline"/>
     </w:pPr>
     <w:rPr>
-      <w:rFonts w:ascii="Arial" w:hAnsi="Arial" w:eastAsia="宋体" w:cs="Arial"/>
+      <w:rFonts w:ascii="Arial" w:eastAsia="宋体" w:hAnsi="Arial" w:cs="Arial"/>
       <w:snapToGrid w:val="0"/>
       <w:color w:val="000000"/>
       <w:kern w:val="0"/>
@@ -5313,12 +5041,11 @@
       <w:lang w:val="en-US" w:eastAsia="en-US" w:bidi="ar-SA"/>
     </w:rPr>
   </w:style>
-  <w:style w:type="paragraph" w:styleId="2">
+  <w:style w:type="paragraph" w:styleId="Heading1">
     <w:name w:val="heading 1"/>
-    <w:basedOn w:val="1"/>
-    <w:next w:val="1"/>
+    <w:basedOn w:val="Normal"/>
+    <w:next w:val="Normal"/>
     <w:qFormat/>
-    <w:uiPriority w:val="0"/>
     <w:pPr>
       <w:keepNext/>
       <w:keepLines/>
@@ -5336,13 +5063,12 @@
       <w:sz w:val="44"/>
     </w:rPr>
   </w:style>
-  <w:style w:type="paragraph" w:styleId="3">
+  <w:style w:type="paragraph" w:styleId="Heading2">
     <w:name w:val="heading 2"/>
-    <w:basedOn w:val="1"/>
-    <w:next w:val="1"/>
+    <w:basedOn w:val="Normal"/>
+    <w:next w:val="Normal"/>
     <w:unhideWhenUsed/>
     <w:qFormat/>
-    <w:uiPriority w:val="0"/>
     <w:pPr>
       <w:keepNext/>
       <w:keepLines/>
@@ -5355,19 +5081,18 @@
       <w:outlineLvl w:val="1"/>
     </w:pPr>
     <w:rPr>
-      <w:rFonts w:ascii="Arial" w:hAnsi="Arial" w:eastAsia="黑体"/>
+      <w:rFonts w:ascii="Arial" w:eastAsia="黑体" w:hAnsi="Arial"/>
       <w:b/>
       <w:sz w:val="32"/>
     </w:rPr>
   </w:style>
-  <w:style w:type="paragraph" w:styleId="4">
+  <w:style w:type="paragraph" w:styleId="Heading3">
     <w:name w:val="heading 3"/>
-    <w:basedOn w:val="1"/>
-    <w:next w:val="1"/>
+    <w:basedOn w:val="Normal"/>
+    <w:next w:val="Normal"/>
     <w:semiHidden/>
     <w:unhideWhenUsed/>
     <w:qFormat/>
-    <w:uiPriority w:val="0"/>
     <w:pPr>
       <w:keepNext/>
       <w:keepLines/>
@@ -5384,13 +5109,12 @@
       <w:sz w:val="32"/>
     </w:rPr>
   </w:style>
-  <w:style w:type="paragraph" w:styleId="5">
+  <w:style w:type="paragraph" w:styleId="Heading4">
     <w:name w:val="heading 4"/>
-    <w:basedOn w:val="1"/>
-    <w:next w:val="1"/>
+    <w:basedOn w:val="Normal"/>
+    <w:next w:val="Normal"/>
     <w:unhideWhenUsed/>
     <w:qFormat/>
-    <w:uiPriority w:val="0"/>
     <w:pPr>
       <w:keepNext/>
       <w:keepLines/>
@@ -5403,19 +5127,18 @@
       <w:outlineLvl w:val="3"/>
     </w:pPr>
     <w:rPr>
-      <w:rFonts w:ascii="Arial" w:hAnsi="Arial" w:eastAsia="黑体"/>
+      <w:rFonts w:ascii="Arial" w:eastAsia="黑体" w:hAnsi="Arial"/>
       <w:b/>
       <w:sz w:val="28"/>
     </w:rPr>
   </w:style>
-  <w:style w:type="paragraph" w:styleId="6">
+  <w:style w:type="paragraph" w:styleId="Heading5">
     <w:name w:val="heading 5"/>
-    <w:basedOn w:val="1"/>
-    <w:next w:val="1"/>
+    <w:basedOn w:val="Normal"/>
+    <w:next w:val="Normal"/>
     <w:semiHidden/>
     <w:unhideWhenUsed/>
     <w:qFormat/>
-    <w:uiPriority w:val="0"/>
     <w:pPr>
       <w:keepNext/>
       <w:keepLines/>
@@ -5432,14 +5155,13 @@
       <w:sz w:val="28"/>
     </w:rPr>
   </w:style>
-  <w:style w:type="paragraph" w:styleId="7">
+  <w:style w:type="paragraph" w:styleId="Heading6">
     <w:name w:val="heading 6"/>
-    <w:basedOn w:val="1"/>
-    <w:next w:val="1"/>
+    <w:basedOn w:val="Normal"/>
+    <w:next w:val="Normal"/>
     <w:semiHidden/>
     <w:unhideWhenUsed/>
     <w:qFormat/>
-    <w:uiPriority w:val="0"/>
     <w:pPr>
       <w:keepNext/>
       <w:keepLines/>
@@ -5452,19 +5174,18 @@
       <w:outlineLvl w:val="5"/>
     </w:pPr>
     <w:rPr>
-      <w:rFonts w:ascii="Arial" w:hAnsi="Arial" w:eastAsia="黑体"/>
+      <w:rFonts w:ascii="Arial" w:eastAsia="黑体" w:hAnsi="Arial"/>
       <w:b/>
       <w:sz w:val="24"/>
     </w:rPr>
   </w:style>
-  <w:style w:type="paragraph" w:styleId="8">
+  <w:style w:type="paragraph" w:styleId="Heading7">
     <w:name w:val="heading 7"/>
-    <w:basedOn w:val="1"/>
-    <w:next w:val="1"/>
+    <w:basedOn w:val="Normal"/>
+    <w:next w:val="Normal"/>
     <w:semiHidden/>
     <w:unhideWhenUsed/>
     <w:qFormat/>
-    <w:uiPriority w:val="0"/>
     <w:pPr>
       <w:keepNext/>
       <w:keepLines/>
@@ -5481,14 +5202,13 @@
       <w:sz w:val="24"/>
     </w:rPr>
   </w:style>
-  <w:style w:type="paragraph" w:styleId="9">
+  <w:style w:type="paragraph" w:styleId="Heading8">
     <w:name w:val="heading 8"/>
-    <w:basedOn w:val="1"/>
-    <w:next w:val="1"/>
+    <w:basedOn w:val="Normal"/>
+    <w:next w:val="Normal"/>
     <w:semiHidden/>
     <w:unhideWhenUsed/>
     <w:qFormat/>
-    <w:uiPriority w:val="0"/>
     <w:pPr>
       <w:keepNext/>
       <w:keepLines/>
@@ -5501,18 +5221,17 @@
       <w:outlineLvl w:val="7"/>
     </w:pPr>
     <w:rPr>
-      <w:rFonts w:ascii="Arial" w:hAnsi="Arial" w:eastAsia="黑体"/>
+      <w:rFonts w:ascii="Arial" w:eastAsia="黑体" w:hAnsi="Arial"/>
       <w:sz w:val="24"/>
     </w:rPr>
   </w:style>
-  <w:style w:type="paragraph" w:styleId="10">
+  <w:style w:type="paragraph" w:styleId="Heading9">
     <w:name w:val="heading 9"/>
-    <w:basedOn w:val="1"/>
-    <w:next w:val="1"/>
+    <w:basedOn w:val="Normal"/>
+    <w:next w:val="Normal"/>
     <w:semiHidden/>
     <w:unhideWhenUsed/>
     <w:qFormat/>
-    <w:uiPriority w:val="0"/>
     <w:pPr>
       <w:keepNext/>
       <w:keepLines/>
@@ -5525,21 +5244,19 @@
       <w:outlineLvl w:val="8"/>
     </w:pPr>
     <w:rPr>
-      <w:rFonts w:ascii="Arial" w:hAnsi="Arial" w:eastAsia="黑体"/>
+      <w:rFonts w:ascii="Arial" w:eastAsia="黑体" w:hAnsi="Arial"/>
       <w:sz w:val="21"/>
     </w:rPr>
   </w:style>
-  <w:style w:type="character" w:default="1" w:styleId="22">
+  <w:style w:type="character" w:default="1" w:styleId="DefaultParagraphFont">
     <w:name w:val="Default Paragraph Font"/>
     <w:semiHidden/>
     <w:qFormat/>
-    <w:uiPriority w:val="0"/>
   </w:style>
-  <w:style w:type="table" w:default="1" w:styleId="20">
+  <w:style w:type="table" w:default="1" w:styleId="TableNormal">
     <w:name w:val="Normal Table"/>
     <w:semiHidden/>
     <w:qFormat/>
-    <w:uiPriority w:val="0"/>
     <w:tblPr>
       <w:tblCellMar>
         <w:top w:w="0" w:type="dxa"/>
@@ -5549,43 +5266,39 @@
       </w:tblCellMar>
     </w:tblPr>
   </w:style>
-  <w:style w:type="paragraph" w:styleId="11">
+  <w:style w:type="paragraph" w:styleId="CommentText">
     <w:name w:val="annotation text"/>
-    <w:basedOn w:val="1"/>
+    <w:basedOn w:val="Normal"/>
     <w:qFormat/>
-    <w:uiPriority w:val="0"/>
     <w:pPr>
       <w:jc w:val="left"/>
     </w:pPr>
   </w:style>
-  <w:style w:type="paragraph" w:styleId="12">
+  <w:style w:type="paragraph" w:styleId="BodyText">
     <w:name w:val="Body Text"/>
-    <w:basedOn w:val="1"/>
+    <w:basedOn w:val="Normal"/>
     <w:semiHidden/>
     <w:qFormat/>
-    <w:uiPriority w:val="0"/>
     <w:rPr>
-      <w:rFonts w:ascii="Arial" w:hAnsi="Arial" w:eastAsia="Arial" w:cs="Arial"/>
+      <w:rFonts w:ascii="Arial" w:eastAsia="Arial" w:hAnsi="Arial" w:cs="Arial"/>
       <w:sz w:val="21"/>
       <w:szCs w:val="21"/>
       <w:lang w:val="en-US" w:eastAsia="en-US" w:bidi="ar-SA"/>
     </w:rPr>
   </w:style>
-  <w:style w:type="paragraph" w:styleId="13">
+  <w:style w:type="paragraph" w:styleId="TOC3">
     <w:name w:val="toc 3"/>
-    <w:basedOn w:val="1"/>
-    <w:next w:val="1"/>
+    <w:basedOn w:val="Normal"/>
+    <w:next w:val="Normal"/>
     <w:qFormat/>
-    <w:uiPriority w:val="0"/>
     <w:pPr>
       <w:ind w:left="840" w:leftChars="400"/>
     </w:pPr>
   </w:style>
-  <w:style w:type="paragraph" w:styleId="14">
+  <w:style w:type="paragraph" w:styleId="Footer">
     <w:name w:val="footer"/>
-    <w:basedOn w:val="1"/>
+    <w:basedOn w:val="Normal"/>
     <w:qFormat/>
-    <w:uiPriority w:val="0"/>
     <w:pPr>
       <w:tabs>
         <w:tab w:val="center" w:pos="4153"/>
@@ -5598,17 +5311,16 @@
       <w:sz w:val="18"/>
     </w:rPr>
   </w:style>
-  <w:style w:type="paragraph" w:styleId="15">
+  <w:style w:type="paragraph" w:styleId="Header">
     <w:name w:val="header"/>
-    <w:basedOn w:val="1"/>
+    <w:basedOn w:val="Normal"/>
     <w:qFormat/>
-    <w:uiPriority w:val="0"/>
     <w:pPr>
       <w:pBdr>
-        <w:top w:val="none" w:color="auto" w:sz="0" w:space="0"/>
-        <w:left w:val="none" w:color="auto" w:sz="0" w:space="0"/>
-        <w:bottom w:val="none" w:color="auto" w:sz="0" w:space="0"/>
-        <w:right w:val="none" w:color="auto" w:sz="0" w:space="0"/>
+        <w:top w:val="nil"/>
+        <w:left w:val="nil"/>
+        <w:bottom w:val="nil"/>
+        <w:right w:val="nil"/>
       </w:pBdr>
       <w:tabs>
         <w:tab w:val="center" w:pos="4153"/>
@@ -5623,32 +5335,29 @@
       <w:sz w:val="18"/>
     </w:rPr>
   </w:style>
-  <w:style w:type="paragraph" w:styleId="16">
+  <w:style w:type="paragraph" w:styleId="TOC1">
     <w:name w:val="toc 1"/>
-    <w:basedOn w:val="1"/>
-    <w:next w:val="1"/>
+    <w:basedOn w:val="Normal"/>
+    <w:next w:val="Normal"/>
     <w:qFormat/>
-    <w:uiPriority w:val="0"/>
     <w:rPr>
-      <w:rFonts w:ascii="Arial" w:hAnsi="Arial" w:eastAsia="Microsoft JhengHei"/>
+      <w:rFonts w:ascii="Arial" w:eastAsia="Microsoft JhengHei" w:hAnsi="Arial"/>
       <w:sz w:val="24"/>
     </w:rPr>
   </w:style>
-  <w:style w:type="paragraph" w:styleId="17">
+  <w:style w:type="paragraph" w:styleId="TOC2">
     <w:name w:val="toc 2"/>
-    <w:basedOn w:val="1"/>
-    <w:next w:val="1"/>
+    <w:basedOn w:val="Normal"/>
+    <w:next w:val="Normal"/>
     <w:qFormat/>
-    <w:uiPriority w:val="0"/>
     <w:pPr>
       <w:ind w:left="420" w:leftChars="200"/>
     </w:pPr>
   </w:style>
-  <w:style w:type="paragraph" w:styleId="18">
+  <w:style w:type="paragraph" w:styleId="NormalWeb">
     <w:name w:val="Normal (Web)"/>
-    <w:basedOn w:val="1"/>
+    <w:basedOn w:val="Normal"/>
     <w:qFormat/>
-    <w:uiPriority w:val="0"/>
     <w:pPr>
       <w:spacing w:before="0" w:beforeAutospacing="1" w:after="0" w:afterAutospacing="1"/>
       <w:ind w:left="0" w:right="0"/>
@@ -5660,11 +5369,10 @@
       <w:lang w:val="en-US" w:eastAsia="zh-CN"/>
     </w:rPr>
   </w:style>
-  <w:style w:type="paragraph" w:styleId="19">
+  <w:style w:type="paragraph" w:styleId="Title">
     <w:name w:val="Title"/>
-    <w:basedOn w:val="1"/>
+    <w:basedOn w:val="Normal"/>
     <w:qFormat/>
-    <w:uiPriority w:val="0"/>
     <w:pPr>
       <w:spacing w:before="240" w:beforeLines="0" w:beforeAutospacing="0" w:after="60" w:afterLines="0" w:afterAutospacing="0"/>
       <w:jc w:val="center"/>
@@ -5676,73 +5384,68 @@
       <w:sz w:val="32"/>
     </w:rPr>
   </w:style>
-  <w:style w:type="table" w:styleId="21">
+  <w:style w:type="table" w:styleId="TableGrid">
     <w:name w:val="Table Grid"/>
-    <w:basedOn w:val="20"/>
+    <w:basedOn w:val="TableNormal"/>
     <w:qFormat/>
-    <w:uiPriority w:val="0"/>
     <w:pPr>
       <w:widowControl w:val="0"/>
       <w:jc w:val="both"/>
     </w:pPr>
     <w:tblPr>
       <w:tblBorders>
-        <w:top w:val="single" w:color="auto" w:sz="4" w:space="0"/>
-        <w:left w:val="single" w:color="auto" w:sz="4" w:space="0"/>
-        <w:bottom w:val="single" w:color="auto" w:sz="4" w:space="0"/>
-        <w:right w:val="single" w:color="auto" w:sz="4" w:space="0"/>
-        <w:insideH w:val="single" w:color="auto" w:sz="4" w:space="0"/>
-        <w:insideV w:val="single" w:color="auto" w:sz="4" w:space="0"/>
+        <w:top w:val="single" w:sz="4" w:space="0" w:color="auto"/>
+        <w:left w:val="single" w:sz="4" w:space="0" w:color="auto"/>
+        <w:bottom w:val="single" w:sz="4" w:space="0" w:color="auto"/>
+        <w:right w:val="single" w:sz="4" w:space="0" w:color="auto"/>
+        <w:insideH w:val="single" w:sz="4" w:space="0" w:color="auto"/>
+        <w:insideV w:val="single" w:sz="4" w:space="0" w:color="auto"/>
       </w:tblBorders>
     </w:tblPr>
   </w:style>
-  <w:style w:type="character" w:styleId="23">
+  <w:style w:type="character" w:styleId="Strong">
     <w:name w:val="Strong"/>
-    <w:basedOn w:val="22"/>
+    <w:basedOn w:val="DefaultParagraphFont"/>
     <w:qFormat/>
-    <w:uiPriority w:val="0"/>
     <w:rPr>
       <w:b/>
     </w:rPr>
   </w:style>
-  <w:style w:type="paragraph" w:customStyle="1" w:styleId="24">
+  <w:style w:type="paragraph" w:customStyle="1" w:styleId="a">
     <w:name w:val="柴_公司名"/>
-    <w:basedOn w:val="19"/>
+    <w:basedOn w:val="Title"/>
     <w:qFormat/>
-    <w:uiPriority w:val="0"/>
     <w:pPr>
       <w:spacing w:after="600" w:afterLines="600"/>
     </w:pPr>
     <w:rPr>
-      <w:rFonts w:hint="eastAsia" w:ascii="宋体" w:hAnsi="宋体" w:eastAsia="宋体" w:cs="宋体"/>
+      <w:rFonts w:ascii="宋体" w:eastAsia="宋体" w:hAnsi="宋体" w:cs="宋体" w:hint="eastAsia"/>
       <w:bCs/>
       <w:spacing w:val="-6"/>
       <w:sz w:val="52"/>
       <w:szCs w:val="52"/>
     </w:rPr>
   </w:style>
-  <w:style w:type="paragraph" w:customStyle="1" w:styleId="25">
+  <w:style w:type="paragraph" w:customStyle="1" w:styleId="a0">
     <w:name w:val="柴_文档名"/>
-    <w:basedOn w:val="19"/>
+    <w:basedOn w:val="Title"/>
     <w:qFormat/>
-    <w:uiPriority w:val="0"/>
     <w:pPr>
       <w:spacing w:after="900" w:afterLines="900"/>
     </w:pPr>
     <w:rPr>
-      <w:rFonts w:ascii="黑体" w:hAnsi="黑体" w:eastAsia="黑体" w:cs="黑体"/>
+      <w:rFonts w:ascii="黑体" w:eastAsia="黑体" w:hAnsi="黑体" w:cs="黑体"/>
       <w:bCs/>
       <w:spacing w:val="-7"/>
       <w:sz w:val="52"/>
       <w:szCs w:val="52"/>
     </w:rPr>
   </w:style>
-  <w:style w:type="table" w:customStyle="1" w:styleId="26">
+  <w:style w:type="table" w:customStyle="1" w:styleId="TableNormal0">
     <w:name w:val="Table Normal_0"/>
     <w:semiHidden/>
     <w:unhideWhenUsed/>
     <w:qFormat/>
-    <w:uiPriority w:val="0"/>
     <w:tblPr>
       <w:tblCellMar>
         <w:top w:w="0" w:type="dxa"/>
@@ -5752,87 +5455,81 @@
       </w:tblCellMar>
     </w:tblPr>
   </w:style>
-  <w:style w:type="paragraph" w:customStyle="1" w:styleId="27">
+  <w:style w:type="paragraph" w:customStyle="1" w:styleId="TableText">
     <w:name w:val="Table Text"/>
-    <w:basedOn w:val="1"/>
+    <w:basedOn w:val="Normal"/>
     <w:semiHidden/>
     <w:qFormat/>
-    <w:uiPriority w:val="0"/>
     <w:rPr>
-      <w:rFonts w:ascii="宋体" w:hAnsi="宋体" w:eastAsia="宋体" w:cs="宋体"/>
+      <w:rFonts w:ascii="宋体" w:eastAsia="宋体" w:hAnsi="宋体" w:cs="宋体"/>
       <w:sz w:val="21"/>
       <w:szCs w:val="21"/>
       <w:lang w:val="en-US" w:eastAsia="en-US" w:bidi="ar-SA"/>
     </w:rPr>
   </w:style>
-  <w:style w:type="paragraph" w:customStyle="1" w:styleId="28">
+  <w:style w:type="paragraph" w:customStyle="1" w:styleId="1">
     <w:name w:val="柴_标题1"/>
-    <w:basedOn w:val="2"/>
-    <w:next w:val="29"/>
-    <w:link w:val="38"/>
+    <w:basedOn w:val="Heading1"/>
+    <w:next w:val="a1"/>
+    <w:link w:val="1Char"/>
     <w:qFormat/>
-    <w:uiPriority w:val="0"/>
     <w:pPr>
       <w:spacing w:before="100" w:after="90" w:line="360" w:lineRule="auto"/>
     </w:pPr>
     <w:rPr>
-      <w:rFonts w:ascii="Arial" w:hAnsi="Arial" w:eastAsia="宋体"/>
+      <w:rFonts w:ascii="Arial" w:eastAsia="宋体" w:hAnsi="Arial"/>
       <w:sz w:val="32"/>
     </w:rPr>
   </w:style>
-  <w:style w:type="paragraph" w:customStyle="1" w:styleId="29">
+  <w:style w:type="paragraph" w:customStyle="1" w:styleId="a1">
     <w:name w:val="柴_正文"/>
-    <w:basedOn w:val="12"/>
-    <w:link w:val="42"/>
+    <w:basedOn w:val="BodyText"/>
+    <w:link w:val="Char"/>
     <w:qFormat/>
-    <w:uiPriority w:val="0"/>
     <w:pPr>
       <w:spacing w:line="360" w:lineRule="auto"/>
       <w:ind w:firstLine="470" w:firstLineChars="200"/>
     </w:pPr>
     <w:rPr>
-      <w:rFonts w:ascii="Arial" w:hAnsi="Arial" w:eastAsia="宋体"/>
+      <w:rFonts w:ascii="Arial" w:eastAsia="宋体" w:hAnsi="Arial"/>
       <w:sz w:val="24"/>
       <w:lang w:eastAsia="zh-CN"/>
     </w:rPr>
   </w:style>
-  <w:style w:type="paragraph" w:customStyle="1" w:styleId="30">
+  <w:style w:type="paragraph" w:customStyle="1" w:styleId="2">
     <w:name w:val="柴_标题2"/>
-    <w:basedOn w:val="3"/>
-    <w:next w:val="29"/>
+    <w:basedOn w:val="Heading2"/>
+    <w:next w:val="a1"/>
     <w:qFormat/>
-    <w:uiPriority w:val="0"/>
     <w:pPr>
       <w:spacing w:line="360" w:lineRule="auto"/>
     </w:pPr>
     <w:rPr>
-      <w:rFonts w:ascii="Arial" w:hAnsi="Arial" w:eastAsia="宋体"/>
+      <w:rFonts w:ascii="Arial" w:eastAsia="宋体" w:hAnsi="Arial"/>
       <w:sz w:val="28"/>
     </w:rPr>
   </w:style>
-  <w:style w:type="paragraph" w:customStyle="1" w:styleId="31">
+  <w:style w:type="paragraph" w:customStyle="1" w:styleId="3">
     <w:name w:val="柴_标题3"/>
-    <w:basedOn w:val="4"/>
-    <w:next w:val="29"/>
+    <w:basedOn w:val="Heading3"/>
+    <w:next w:val="a1"/>
     <w:qFormat/>
-    <w:uiPriority w:val="0"/>
     <w:pPr>
       <w:spacing w:line="360" w:lineRule="auto"/>
       <w:ind w:left="0" w:firstLine="472" w:firstLineChars="200"/>
     </w:pPr>
     <w:rPr>
-      <w:rFonts w:ascii="宋体" w:hAnsi="宋体" w:eastAsia="宋体" w:cs="宋体"/>
+      <w:rFonts w:ascii="宋体" w:eastAsia="宋体" w:hAnsi="宋体" w:cs="宋体"/>
       <w:spacing w:val="-2"/>
       <w:sz w:val="24"/>
       <w:szCs w:val="24"/>
     </w:rPr>
   </w:style>
-  <w:style w:type="paragraph" w:customStyle="1" w:styleId="32">
+  <w:style w:type="paragraph" w:customStyle="1" w:styleId="a2">
     <w:name w:val="柴_目录"/>
-    <w:basedOn w:val="1"/>
-    <w:next w:val="12"/>
+    <w:basedOn w:val="Normal"/>
+    <w:next w:val="BodyText"/>
     <w:qFormat/>
-    <w:uiPriority w:val="0"/>
     <w:pPr>
       <w:tabs>
         <w:tab w:val="right" w:leader="dot" w:pos="8442"/>
@@ -5840,64 +5537,59 @@
       <w:ind w:left="0" w:leftChars="0"/>
     </w:pPr>
     <w:rPr>
-      <w:rFonts w:ascii="Arial" w:hAnsi="Arial" w:eastAsia="Microsoft JhengHei"/>
+      <w:rFonts w:ascii="Arial" w:eastAsia="Microsoft JhengHei" w:hAnsi="Arial"/>
       <w:sz w:val="24"/>
     </w:rPr>
   </w:style>
-  <w:style w:type="paragraph" w:customStyle="1" w:styleId="33">
+  <w:style w:type="paragraph" w:customStyle="1" w:styleId="WPSOffice1">
     <w:name w:val="WPSOffice手动目录 1"/>
     <w:qFormat/>
-    <w:uiPriority w:val="0"/>
     <w:pPr>
       <w:ind w:leftChars="0"/>
     </w:pPr>
     <w:rPr>
-      <w:rFonts w:ascii="Times New Roman" w:hAnsi="Times New Roman" w:eastAsia="宋体" w:cs="Times New Roman"/>
+      <w:rFonts w:ascii="Times New Roman" w:eastAsia="宋体" w:hAnsi="Times New Roman" w:cs="Times New Roman"/>
       <w:sz w:val="20"/>
       <w:szCs w:val="20"/>
     </w:rPr>
   </w:style>
-  <w:style w:type="paragraph" w:customStyle="1" w:styleId="34">
+  <w:style w:type="paragraph" w:customStyle="1" w:styleId="WPSOffice2">
     <w:name w:val="WPSOffice手动目录 2"/>
     <w:qFormat/>
-    <w:uiPriority w:val="0"/>
     <w:pPr>
       <w:ind w:leftChars="200"/>
     </w:pPr>
     <w:rPr>
-      <w:rFonts w:ascii="Times New Roman" w:hAnsi="Times New Roman" w:eastAsia="宋体" w:cs="Times New Roman"/>
+      <w:rFonts w:ascii="Times New Roman" w:eastAsia="宋体" w:hAnsi="Times New Roman" w:cs="Times New Roman"/>
       <w:sz w:val="20"/>
       <w:szCs w:val="20"/>
     </w:rPr>
   </w:style>
-  <w:style w:type="paragraph" w:customStyle="1" w:styleId="35">
+  <w:style w:type="paragraph" w:customStyle="1" w:styleId="WPSOffice3">
     <w:name w:val="WPSOffice手动目录 3"/>
     <w:qFormat/>
-    <w:uiPriority w:val="0"/>
     <w:pPr>
       <w:ind w:leftChars="400"/>
     </w:pPr>
     <w:rPr>
-      <w:rFonts w:ascii="Times New Roman" w:hAnsi="Times New Roman" w:eastAsia="宋体" w:cs="Times New Roman"/>
+      <w:rFonts w:ascii="Times New Roman" w:eastAsia="宋体" w:hAnsi="Times New Roman" w:cs="Times New Roman"/>
       <w:sz w:val="20"/>
       <w:szCs w:val="20"/>
     </w:rPr>
   </w:style>
-  <w:style w:type="paragraph" w:customStyle="1" w:styleId="36">
+  <w:style w:type="paragraph" w:customStyle="1" w:styleId="Compact">
     <w:name w:val="Compact"/>
-    <w:basedOn w:val="12"/>
+    <w:basedOn w:val="BodyText"/>
     <w:qFormat/>
-    <w:uiPriority w:val="0"/>
     <w:pPr>
       <w:spacing w:before="36" w:after="36"/>
     </w:pPr>
   </w:style>
-  <w:style w:type="table" w:customStyle="1" w:styleId="37">
+  <w:style w:type="table" w:customStyle="1" w:styleId="Table">
     <w:name w:val="Table"/>
     <w:semiHidden/>
     <w:unhideWhenUsed/>
     <w:qFormat/>
-    <w:uiPriority w:val="0"/>
     <w:tblPr>
       <w:tblCellMar>
         <w:top w:w="0" w:type="dxa"/>
@@ -5909,28 +5601,26 @@
     <w:tblStylePr w:type="firstRow">
       <w:tcPr>
         <w:tcBorders>
-          <w:bottom w:val="single" w:color="auto" w:sz="0" w:space="0"/>
+          <w:bottom w:val="single" w:sz="0" w:space="0" w:color="auto"/>
         </w:tcBorders>
         <w:vAlign w:val="bottom"/>
       </w:tcPr>
     </w:tblStylePr>
   </w:style>
-  <w:style w:type="character" w:customStyle="1" w:styleId="38">
+  <w:style w:type="character" w:customStyle="1" w:styleId="1Char">
     <w:name w:val="柴_标题1 Char"/>
-    <w:link w:val="28"/>
+    <w:link w:val="1"/>
     <w:qFormat/>
-    <w:uiPriority w:val="0"/>
     <w:rPr>
-      <w:rFonts w:ascii="Arial" w:hAnsi="Arial" w:eastAsia="宋体"/>
+      <w:rFonts w:ascii="Arial" w:eastAsia="宋体" w:hAnsi="Arial"/>
       <w:sz w:val="32"/>
     </w:rPr>
   </w:style>
-  <w:style w:type="table" w:customStyle="1" w:styleId="39">
+  <w:style w:type="table" w:customStyle="1" w:styleId="TableNormal1">
     <w:name w:val="Table Normal_1"/>
     <w:semiHidden/>
     <w:unhideWhenUsed/>
     <w:qFormat/>
-    <w:uiPriority w:val="0"/>
     <w:tblPr>
       <w:tblCellMar>
         <w:top w:w="0" w:type="dxa"/>
@@ -5940,11 +5630,10 @@
       </w:tblCellMar>
     </w:tblPr>
   </w:style>
-  <w:style w:type="paragraph" w:customStyle="1" w:styleId="40">
+  <w:style w:type="paragraph" w:customStyle="1" w:styleId="a3">
     <w:name w:val="柴_正文_无缩进"/>
-    <w:basedOn w:val="1"/>
+    <w:basedOn w:val="Normal"/>
     <w:qFormat/>
-    <w:uiPriority w:val="0"/>
     <w:pPr>
       <w:ind w:firstLine="0" w:firstLineChars="0"/>
     </w:pPr>
@@ -5954,31 +5643,29 @@
       <w:lang w:eastAsia="zh-CN"/>
     </w:rPr>
   </w:style>
-  <w:style w:type="paragraph" w:customStyle="1" w:styleId="41">
+  <w:style w:type="paragraph" w:customStyle="1" w:styleId="4">
     <w:name w:val="柴_标题4"/>
-    <w:basedOn w:val="5"/>
-    <w:next w:val="1"/>
+    <w:basedOn w:val="Heading4"/>
+    <w:next w:val="Normal"/>
     <w:qFormat/>
-    <w:uiPriority w:val="0"/>
     <w:pPr>
       <w:widowControl w:val="0"/>
       <w:spacing w:before="160" w:line="360" w:lineRule="auto"/>
-      <w:ind w:left="981" w:leftChars="300" w:hanging="862"/>
+      <w:ind w:left="981" w:hanging="862" w:leftChars="300"/>
     </w:pPr>
     <w:rPr>
-      <w:rFonts w:hint="eastAsia" w:ascii="Calibri" w:hAnsi="Calibri" w:eastAsia="宋体" w:cs="宋体"/>
+      <w:rFonts w:ascii="Calibri" w:eastAsia="宋体" w:hAnsi="Calibri" w:cs="宋体" w:hint="eastAsia"/>
       <w:sz w:val="24"/>
       <w:szCs w:val="24"/>
       <w:lang w:eastAsia="zh-CN" w:bidi="zh-CN"/>
     </w:rPr>
   </w:style>
-  <w:style w:type="character" w:customStyle="1" w:styleId="42">
+  <w:style w:type="character" w:customStyle="1" w:styleId="Char">
     <w:name w:val="柴_正文 Char"/>
-    <w:link w:val="29"/>
+    <w:link w:val="a1"/>
     <w:qFormat/>
-    <w:uiPriority w:val="0"/>
     <w:rPr>
-      <w:rFonts w:ascii="Arial" w:hAnsi="Arial" w:eastAsia="宋体"/>
+      <w:rFonts w:ascii="Arial" w:eastAsia="宋体" w:hAnsi="Arial"/>
       <w:sz w:val="24"/>
       <w:lang w:eastAsia="zh-CN"/>
     </w:rPr>

--- a/2-运维相关组织架构及职责说明/TXHS-02-01-组织架构与部门职责说明.docx
+++ b/2-运维相关组织架构及职责说明/TXHS-02-01-组织架构与部门职责说明.docx
@@ -1,11 +1,10 @@
 
 <file path=word/document.xml><?xml version="1.0" encoding="utf-8"?>
-<w:document xmlns:wpc="http://schemas.microsoft.com/office/word/2010/wordprocessingCanvas" xmlns:mc="http://schemas.openxmlformats.org/markup-compatibility/2006" xmlns:o="urn:schemas-microsoft-com:office:office" xmlns:r="http://schemas.openxmlformats.org/officeDocument/2006/relationships" xmlns:m="http://schemas.openxmlformats.org/officeDocument/2006/math" xmlns:v="urn:schemas-microsoft-com:vml" xmlns:wp14="http://schemas.microsoft.com/office/word/2010/wordprocessingDrawing" xmlns:wp="http://schemas.openxmlformats.org/drawingml/2006/wordprocessingDrawing" xmlns:w10="urn:schemas-microsoft-com:office:word" xmlns:w="http://schemas.openxmlformats.org/wordprocessingml/2006/main" xmlns:w14="http://schemas.microsoft.com/office/word/2010/wordml" xmlns:w15="http://schemas.microsoft.com/office/word/2012/wordml" xmlns:wne="http://schemas.microsoft.com/office/word/2006/wordml" xmlns:wpg="http://schemas.microsoft.com/office/word/2010/wordprocessingGroup" xmlns:wpi="http://schemas.microsoft.com/office/word/2010/wordprocessingInk" xmlns:wps="http://schemas.microsoft.com/office/word/2010/wordprocessingShape" mc:Ignorable="w14 w15 wp14">
-  <!-- Generated by Aspose.Words for .NET 13.3.0.1 -->
+<w:document xmlns:wpc="http://schemas.microsoft.com/office/word/2010/wordprocessingCanvas" xmlns:mc="http://schemas.openxmlformats.org/markup-compatibility/2006" xmlns:o="urn:schemas-microsoft-com:office:office" xmlns:r="http://schemas.openxmlformats.org/officeDocument/2006/relationships" xmlns:m="http://schemas.openxmlformats.org/officeDocument/2006/math" xmlns:v="urn:schemas-microsoft-com:vml" xmlns:wp14="http://schemas.microsoft.com/office/word/2010/wordprocessingDrawing" xmlns:wp="http://schemas.openxmlformats.org/drawingml/2006/wordprocessingDrawing" xmlns:w="http://schemas.openxmlformats.org/wordprocessingml/2006/main" xmlns:w14="http://schemas.microsoft.com/office/word/2010/wordml" xmlns:w10="urn:schemas-microsoft-com:office:word" xmlns:w15="http://schemas.microsoft.com/office/word/2012/wordml" xmlns:wpg="http://schemas.microsoft.com/office/word/2010/wordprocessingGroup" xmlns:wpi="http://schemas.microsoft.com/office/word/2010/wordprocessingInk" xmlns:wne="http://schemas.microsoft.com/office/word/2006/wordml" xmlns:wps="http://schemas.microsoft.com/office/word/2010/wordprocessingShape" xmlns:wpsCustomData="http://www.wps.cn/officeDocument/2013/wpsCustomData" mc:Ignorable="w14 w15 wp14">
   <w:body>
     <w:p>
       <w:pPr>
-        <w:pStyle w:val="a"/>
+        <w:pStyle w:val="24"/>
         <w:keepNext w:val="0"/>
         <w:keepLines w:val="0"/>
         <w:pageBreakBefore w:val="0"/>
@@ -22,10 +21,10 @@
         <w:spacing w:before="3120" w:beforeLines="1000"/>
         <w:textAlignment w:val="baseline"/>
       </w:pPr>
-      <w:bookmarkStart w:id="0" w:name="_Toc28917"/>
+      <w:bookmarkStart w:id="0" w:name="_Toc16023"/>
       <w:r>
         <w:drawing>
-          <wp:anchor distT="0" distB="0" distL="114300" distR="114300" simplePos="0" relativeHeight="251659264" behindDoc="1" locked="0" layoutInCell="1" allowOverlap="1">
+          <wp:anchor distT="0" distB="0" distL="114300" distR="114300" simplePos="0" relativeHeight="251660288" behindDoc="1" locked="0" layoutInCell="1" allowOverlap="1">
             <wp:simplePos x="0" y="0"/>
             <wp:positionH relativeFrom="column">
               <wp:posOffset>-19050</wp:posOffset>
@@ -50,7 +49,7 @@
                     </pic:cNvPicPr>
                   </pic:nvPicPr>
                   <pic:blipFill>
-                    <a:blip xmlns:r="http://schemas.openxmlformats.org/officeDocument/2006/relationships" r:embed="rId4"/>
+                    <a:blip r:embed="rId7"/>
                     <a:stretch>
                       <a:fillRect/>
                     </a:stretch>
@@ -76,7 +75,7 @@
       </w:r>
       <w:r>
         <w:drawing>
-          <wp:anchor distT="0" distB="0" distL="114300" distR="114300" simplePos="0" relativeHeight="251658240" behindDoc="1" locked="0" layoutInCell="1" allowOverlap="1">
+          <wp:anchor distT="0" distB="0" distL="114300" distR="114300" simplePos="0" relativeHeight="251659264" behindDoc="1" locked="0" layoutInCell="1" allowOverlap="1">
             <wp:simplePos x="0" y="0"/>
             <wp:positionH relativeFrom="column">
               <wp:posOffset>0</wp:posOffset>
@@ -101,7 +100,7 @@
                     </pic:cNvPicPr>
                   </pic:nvPicPr>
                   <pic:blipFill>
-                    <a:blip xmlns:r="http://schemas.openxmlformats.org/officeDocument/2006/relationships" r:embed="rId5"/>
+                    <a:blip r:embed="rId8"/>
                     <a:stretch>
                       <a:fillRect/>
                     </a:stretch>
@@ -136,7 +135,7 @@
     </w:p>
     <w:p>
       <w:pPr>
-        <w:pStyle w:val="a0"/>
+        <w:pStyle w:val="25"/>
         <w:keepNext w:val="0"/>
         <w:keepLines w:val="0"/>
         <w:pageBreakBefore w:val="0"/>
@@ -157,7 +156,7 @@
           <w:lang w:val="en-US" w:eastAsia="zh-CN"/>
         </w:rPr>
       </w:pPr>
-      <w:bookmarkStart w:id="1" w:name="_Toc29227"/>
+      <w:bookmarkStart w:id="1" w:name="_Toc4930"/>
       <w:r>
         <w:rPr>
           <w:rFonts w:hint="eastAsia"/>
@@ -183,11 +182,11 @@
         <w:adjustRightInd w:val="0"/>
         <w:snapToGrid w:val="0"/>
         <w:spacing w:after="624" w:afterLines="200" w:line="219" w:lineRule="auto"/>
-        <w:ind w:left="0" w:right="0" w:firstLine="0" w:leftChars="0" w:rightChars="0" w:firstLineChars="0"/>
+        <w:ind w:left="0" w:leftChars="0" w:right="0" w:rightChars="0" w:firstLine="0" w:firstLineChars="0"/>
         <w:jc w:val="center"/>
         <w:textAlignment w:val="baseline"/>
         <w:rPr>
-          <w:rFonts w:ascii="宋体" w:eastAsia="宋体" w:hAnsi="宋体" w:cs="宋体" w:hint="default"/>
+          <w:rFonts w:hint="default" w:ascii="宋体" w:hAnsi="宋体" w:eastAsia="宋体" w:cs="宋体"/>
           <w:sz w:val="24"/>
           <w:szCs w:val="24"/>
           <w:lang w:val="en-US" w:eastAsia="zh-CN"/>
@@ -195,7 +194,7 @@
       </w:pPr>
       <w:r>
         <w:rPr>
-          <w:rFonts w:ascii="宋体" w:eastAsia="宋体" w:hAnsi="宋体" w:cs="宋体"/>
+          <w:rFonts w:ascii="宋体" w:hAnsi="宋体" w:eastAsia="宋体" w:cs="宋体"/>
           <w:b/>
           <w:bCs/>
           <w:spacing w:val="-3"/>
@@ -206,7 +205,7 @@
       </w:r>
       <w:r>
         <w:rPr>
-          <w:rFonts w:ascii="宋体" w:hAnsi="宋体" w:cs="宋体" w:hint="eastAsia"/>
+          <w:rFonts w:hint="eastAsia" w:ascii="宋体" w:hAnsi="宋体" w:cs="宋体"/>
           <w:b/>
           <w:bCs/>
           <w:spacing w:val="-3"/>
@@ -218,7 +217,7 @@
       </w:r>
       <w:r>
         <w:rPr>
-          <w:rFonts w:ascii="宋体" w:eastAsia="宋体" w:hAnsi="宋体" w:cs="宋体"/>
+          <w:rFonts w:ascii="宋体" w:hAnsi="宋体" w:eastAsia="宋体" w:cs="宋体"/>
           <w:b/>
           <w:bCs/>
           <w:spacing w:val="-3"/>
@@ -229,7 +228,7 @@
       </w:r>
       <w:r>
         <w:rPr>
-          <w:rFonts w:ascii="宋体" w:hAnsi="宋体" w:cs="宋体" w:hint="eastAsia"/>
+          <w:rFonts w:hint="eastAsia" w:ascii="宋体" w:hAnsi="宋体" w:cs="宋体"/>
           <w:b/>
           <w:bCs/>
           <w:spacing w:val="-3"/>
@@ -241,7 +240,7 @@
       </w:r>
       <w:r>
         <w:rPr>
-          <w:rFonts w:ascii="宋体" w:eastAsia="宋体" w:hAnsi="宋体" w:cs="宋体"/>
+          <w:rFonts w:ascii="宋体" w:hAnsi="宋体" w:eastAsia="宋体" w:cs="宋体"/>
           <w:b/>
           <w:bCs/>
           <w:spacing w:val="-3"/>
@@ -253,17 +252,18 @@
     </w:p>
     <w:tbl>
       <w:tblPr>
-        <w:tblStyle w:val="TableGrid"/>
+        <w:tblStyle w:val="21"/>
         <w:tblW w:w="0" w:type="auto"/>
         <w:jc w:val="center"/>
         <w:tblBorders>
-          <w:top w:val="nil"/>
-          <w:left w:val="nil"/>
-          <w:bottom w:val="nil"/>
-          <w:right w:val="nil"/>
-          <w:insideH w:val="nil"/>
-          <w:insideV w:val="nil"/>
+          <w:top w:val="none" w:color="auto" w:sz="0" w:space="0"/>
+          <w:left w:val="none" w:color="auto" w:sz="0" w:space="0"/>
+          <w:bottom w:val="none" w:color="auto" w:sz="0" w:space="0"/>
+          <w:right w:val="none" w:color="auto" w:sz="0" w:space="0"/>
+          <w:insideH w:val="none" w:color="auto" w:sz="0" w:space="0"/>
+          <w:insideV w:val="none" w:color="auto" w:sz="0" w:space="0"/>
         </w:tblBorders>
+        <w:tblLayout w:type="autofit"/>
         <w:tblCellMar>
           <w:top w:w="0" w:type="dxa"/>
           <w:left w:w="108" w:type="dxa"/>
@@ -277,15 +277,13 @@
       </w:tblGrid>
       <w:tr>
         <w:tblPrEx>
-          <w:tblW w:w="0" w:type="auto"/>
-          <w:jc w:val="center"/>
           <w:tblBorders>
-            <w:top w:val="nil"/>
-            <w:left w:val="nil"/>
-            <w:bottom w:val="nil"/>
-            <w:right w:val="nil"/>
-            <w:insideH w:val="nil"/>
-            <w:insideV w:val="nil"/>
+            <w:top w:val="none" w:color="auto" w:sz="0" w:space="0"/>
+            <w:left w:val="none" w:color="auto" w:sz="0" w:space="0"/>
+            <w:bottom w:val="none" w:color="auto" w:sz="0" w:space="0"/>
+            <w:right w:val="none" w:color="auto" w:sz="0" w:space="0"/>
+            <w:insideH w:val="none" w:color="auto" w:sz="0" w:space="0"/>
+            <w:insideV w:val="none" w:color="auto" w:sz="0" w:space="0"/>
           </w:tblBorders>
           <w:tblCellMar>
             <w:top w:w="0" w:type="dxa"/>
@@ -295,7 +293,7 @@
           </w:tblCellMar>
         </w:tblPrEx>
         <w:trPr>
-          <w:trHeight w:val="810"/>
+          <w:trHeight w:val="810" w:hRule="atLeast"/>
           <w:jc w:val="center"/>
         </w:trPr>
         <w:tc>
@@ -333,7 +331,7 @@
             </w:r>
             <w:r>
               <w:rPr>
-                <w:rFonts w:asciiTheme="minorAscii" w:eastAsiaTheme="minorEastAsia" w:hAnsiTheme="minorAscii" w:hint="default"/>
+                <w:rFonts w:hint="default" w:asciiTheme="minorAscii" w:hAnsiTheme="minorAscii" w:eastAsiaTheme="minorEastAsia"/>
                 <w:spacing w:val="227"/>
                 <w:sz w:val="21"/>
                 <w:vertAlign w:val="baseline"/>
@@ -386,7 +384,7 @@
             </w:r>
             <w:r>
               <w:rPr>
-                <w:rFonts w:asciiTheme="minorAscii" w:eastAsiaTheme="minorEastAsia" w:hAnsiTheme="minorAscii" w:hint="eastAsia"/>
+                <w:rFonts w:hint="eastAsia" w:asciiTheme="minorAscii" w:hAnsiTheme="minorAscii" w:eastAsiaTheme="minorEastAsia"/>
                 <w:spacing w:val="227"/>
                 <w:sz w:val="21"/>
                 <w:vertAlign w:val="baseline"/>
@@ -408,8 +406,14 @@
       </w:tr>
       <w:tr>
         <w:tblPrEx>
-          <w:tblW w:w="0" w:type="auto"/>
-          <w:jc w:val="center"/>
+          <w:tblBorders>
+            <w:top w:val="none" w:color="auto" w:sz="0" w:space="0"/>
+            <w:left w:val="none" w:color="auto" w:sz="0" w:space="0"/>
+            <w:bottom w:val="none" w:color="auto" w:sz="0" w:space="0"/>
+            <w:right w:val="none" w:color="auto" w:sz="0" w:space="0"/>
+            <w:insideH w:val="none" w:color="auto" w:sz="0" w:space="0"/>
+            <w:insideV w:val="none" w:color="auto" w:sz="0" w:space="0"/>
+          </w:tblBorders>
           <w:tblCellMar>
             <w:top w:w="0" w:type="dxa"/>
             <w:left w:w="108" w:type="dxa"/>
@@ -418,7 +422,7 @@
           </w:tblCellMar>
         </w:tblPrEx>
         <w:trPr>
-          <w:trHeight w:val="810"/>
+          <w:trHeight w:val="810" w:hRule="atLeast"/>
           <w:jc w:val="center"/>
         </w:trPr>
         <w:tc>
@@ -442,7 +446,7 @@
               <w:snapToGrid w:val="0"/>
               <w:textAlignment w:val="baseline"/>
               <w:rPr>
-                <w:rFonts w:ascii="Arial" w:eastAsia="Arial" w:hAnsi="Arial" w:cs="Arial" w:hint="default"/>
+                <w:rFonts w:hint="default" w:ascii="Arial" w:hAnsi="Arial" w:eastAsia="Arial" w:cs="Arial"/>
                 <w:snapToGrid w:val="0"/>
                 <w:color w:val="000000"/>
                 <w:kern w:val="0"/>
@@ -474,7 +478,7 @@
             </w:r>
             <w:r>
               <w:rPr>
-                <w:rFonts w:asciiTheme="minorAscii" w:eastAsiaTheme="minorEastAsia" w:hAnsiTheme="minorAscii" w:hint="default"/>
+                <w:rFonts w:hint="default" w:asciiTheme="minorAscii" w:hAnsiTheme="minorAscii" w:eastAsiaTheme="minorEastAsia"/>
                 <w:spacing w:val="227"/>
                 <w:sz w:val="21"/>
                 <w:vertAlign w:val="baseline"/>
@@ -516,7 +520,7 @@
               <w:snapToGrid w:val="0"/>
               <w:textAlignment w:val="baseline"/>
               <w:rPr>
-                <w:rFonts w:ascii="Arial" w:eastAsia="Arial" w:hAnsi="Arial" w:cs="Arial" w:hint="default"/>
+                <w:rFonts w:hint="default" w:ascii="Arial" w:hAnsi="Arial" w:eastAsia="Arial" w:cs="Arial"/>
                 <w:snapToGrid w:val="0"/>
                 <w:color w:val="000000"/>
                 <w:kern w:val="0"/>
@@ -536,7 +540,7 @@
             </w:r>
             <w:r>
               <w:rPr>
-                <w:rFonts w:asciiTheme="minorAscii" w:eastAsiaTheme="minorEastAsia" w:hAnsiTheme="minorAscii" w:hint="eastAsia"/>
+                <w:rFonts w:hint="eastAsia" w:asciiTheme="minorAscii" w:hAnsiTheme="minorAscii" w:eastAsiaTheme="minorEastAsia"/>
                 <w:spacing w:val="227"/>
                 <w:sz w:val="21"/>
                 <w:vertAlign w:val="baseline"/>
@@ -558,8 +562,14 @@
       </w:tr>
       <w:tr>
         <w:tblPrEx>
-          <w:tblW w:w="0" w:type="auto"/>
-          <w:jc w:val="center"/>
+          <w:tblBorders>
+            <w:top w:val="none" w:color="auto" w:sz="0" w:space="0"/>
+            <w:left w:val="none" w:color="auto" w:sz="0" w:space="0"/>
+            <w:bottom w:val="none" w:color="auto" w:sz="0" w:space="0"/>
+            <w:right w:val="none" w:color="auto" w:sz="0" w:space="0"/>
+            <w:insideH w:val="none" w:color="auto" w:sz="0" w:space="0"/>
+            <w:insideV w:val="none" w:color="auto" w:sz="0" w:space="0"/>
+          </w:tblBorders>
           <w:tblCellMar>
             <w:top w:w="0" w:type="dxa"/>
             <w:left w:w="108" w:type="dxa"/>
@@ -568,7 +578,7 @@
           </w:tblCellMar>
         </w:tblPrEx>
         <w:trPr>
-          <w:trHeight w:val="635"/>
+          <w:trHeight w:val="635" w:hRule="atLeast"/>
           <w:jc w:val="center"/>
         </w:trPr>
         <w:tc>
@@ -618,7 +628,7 @@
             </w:r>
             <w:r>
               <w:rPr>
-                <w:rFonts w:asciiTheme="minorAscii" w:eastAsiaTheme="minorEastAsia" w:hAnsiTheme="minorAscii" w:hint="eastAsia"/>
+                <w:rFonts w:hint="eastAsia" w:asciiTheme="minorAscii" w:hAnsiTheme="minorAscii" w:eastAsiaTheme="minorEastAsia"/>
                 <w:spacing w:val="227"/>
                 <w:sz w:val="21"/>
                 <w:vertAlign w:val="baseline"/>
@@ -628,7 +638,7 @@
             </w:r>
             <w:r>
               <w:rPr>
-                <w:rFonts w:asciiTheme="minorAscii" w:eastAsiaTheme="minorEastAsia" w:hAnsiTheme="minorAscii" w:hint="eastAsia"/>
+                <w:rFonts w:hint="eastAsia" w:asciiTheme="minorAscii" w:hAnsiTheme="minorAscii" w:eastAsiaTheme="minorEastAsia"/>
                 <w:spacing w:val="0"/>
                 <w:kern w:val="0"/>
                 <w:sz w:val="21"/>
@@ -675,7 +685,7 @@
             </w:r>
             <w:r>
               <w:rPr>
-                <w:rFonts w:asciiTheme="minorAscii" w:eastAsiaTheme="minorEastAsia" w:hAnsiTheme="minorAscii" w:hint="eastAsia"/>
+                <w:rFonts w:hint="eastAsia" w:asciiTheme="minorAscii" w:hAnsiTheme="minorAscii" w:eastAsiaTheme="minorEastAsia"/>
                 <w:spacing w:val="227"/>
                 <w:sz w:val="21"/>
                 <w:vertAlign w:val="baseline"/>
@@ -734,14 +744,14 @@
         <w:ind w:left="3634"/>
         <w:textAlignment w:val="baseline"/>
         <w:rPr>
-          <w:rFonts w:ascii="宋体" w:eastAsia="宋体" w:hAnsi="宋体" w:cs="宋体"/>
+          <w:rFonts w:ascii="宋体" w:hAnsi="宋体" w:eastAsia="宋体" w:cs="宋体"/>
           <w:sz w:val="31"/>
           <w:szCs w:val="31"/>
         </w:rPr>
       </w:pPr>
       <w:r>
         <w:rPr>
-          <w:rFonts w:ascii="宋体" w:eastAsia="宋体" w:hAnsi="宋体" w:cs="宋体"/>
+          <w:rFonts w:ascii="宋体" w:hAnsi="宋体" w:eastAsia="宋体" w:cs="宋体"/>
           <w:b/>
           <w:bCs/>
           <w:spacing w:val="4"/>
@@ -753,16 +763,16 @@
     </w:p>
     <w:tbl>
       <w:tblPr>
-        <w:tblStyle w:val="TableNormal0"/>
+        <w:tblStyle w:val="26"/>
         <w:tblW w:w="8214" w:type="dxa"/>
         <w:jc w:val="center"/>
         <w:tblBorders>
-          <w:top w:val="single" w:sz="2" w:space="0" w:color="000000"/>
-          <w:left w:val="single" w:sz="2" w:space="0" w:color="000000"/>
-          <w:bottom w:val="single" w:sz="2" w:space="0" w:color="000000"/>
-          <w:right w:val="single" w:sz="2" w:space="0" w:color="000000"/>
-          <w:insideH w:val="single" w:sz="2" w:space="0" w:color="000000"/>
-          <w:insideV w:val="single" w:sz="2" w:space="0" w:color="000000"/>
+          <w:top w:val="single" w:color="000000" w:sz="2" w:space="0"/>
+          <w:left w:val="single" w:color="000000" w:sz="2" w:space="0"/>
+          <w:bottom w:val="single" w:color="000000" w:sz="2" w:space="0"/>
+          <w:right w:val="single" w:color="000000" w:sz="2" w:space="0"/>
+          <w:insideH w:val="single" w:color="000000" w:sz="2" w:space="0"/>
+          <w:insideV w:val="single" w:color="000000" w:sz="2" w:space="0"/>
         </w:tblBorders>
         <w:tblLayout w:type="fixed"/>
         <w:tblCellMar>
@@ -782,17 +792,14 @@
       </w:tblGrid>
       <w:tr>
         <w:tblPrEx>
-          <w:tblW w:w="8214" w:type="dxa"/>
-          <w:jc w:val="center"/>
           <w:tblBorders>
-            <w:top w:val="single" w:sz="2" w:space="0" w:color="000000"/>
-            <w:left w:val="single" w:sz="2" w:space="0" w:color="000000"/>
-            <w:bottom w:val="single" w:sz="2" w:space="0" w:color="000000"/>
-            <w:right w:val="single" w:sz="2" w:space="0" w:color="000000"/>
-            <w:insideH w:val="single" w:sz="2" w:space="0" w:color="000000"/>
-            <w:insideV w:val="single" w:sz="2" w:space="0" w:color="000000"/>
+            <w:top w:val="single" w:color="000000" w:sz="2" w:space="0"/>
+            <w:left w:val="single" w:color="000000" w:sz="2" w:space="0"/>
+            <w:bottom w:val="single" w:color="000000" w:sz="2" w:space="0"/>
+            <w:right w:val="single" w:color="000000" w:sz="2" w:space="0"/>
+            <w:insideH w:val="single" w:color="000000" w:sz="2" w:space="0"/>
+            <w:insideV w:val="single" w:color="000000" w:sz="2" w:space="0"/>
           </w:tblBorders>
-          <w:tblLayout w:type="fixed"/>
           <w:tblCellMar>
             <w:top w:w="0" w:type="dxa"/>
             <w:left w:w="0" w:type="dxa"/>
@@ -801,7 +808,7 @@
           </w:tblCellMar>
         </w:tblPrEx>
         <w:trPr>
-          <w:trHeight w:val="593"/>
+          <w:trHeight w:val="593" w:hRule="atLeast"/>
           <w:jc w:val="center"/>
         </w:trPr>
         <w:tc>
@@ -823,18 +830,18 @@
               <w:adjustRightInd w:val="0"/>
               <w:snapToGrid w:val="0"/>
               <w:spacing w:before="176" w:line="228" w:lineRule="auto"/>
-              <w:ind w:left="0" w:right="0" w:firstLine="0" w:leftChars="0" w:rightChars="0" w:firstLineChars="0"/>
+              <w:ind w:left="0" w:leftChars="0" w:right="0" w:rightChars="0" w:firstLine="0" w:firstLineChars="0"/>
               <w:jc w:val="center"/>
               <w:textAlignment w:val="baseline"/>
               <w:rPr>
-                <w:rFonts w:ascii="宋体" w:eastAsia="宋体" w:hAnsi="宋体" w:cs="宋体"/>
+                <w:rFonts w:ascii="宋体" w:hAnsi="宋体" w:eastAsia="宋体" w:cs="宋体"/>
                 <w:sz w:val="20"/>
                 <w:szCs w:val="20"/>
               </w:rPr>
             </w:pPr>
             <w:r>
               <w:rPr>
-                <w:rFonts w:ascii="宋体" w:hAnsi="宋体" w:cs="宋体" w:hint="eastAsia"/>
+                <w:rFonts w:hint="eastAsia" w:ascii="宋体" w:hAnsi="宋体" w:cs="宋体"/>
                 <w:spacing w:val="-14"/>
                 <w:sz w:val="20"/>
                 <w:szCs w:val="20"/>
@@ -844,7 +851,7 @@
             </w:r>
             <w:r>
               <w:rPr>
-                <w:rFonts w:ascii="宋体" w:eastAsia="宋体" w:hAnsi="宋体" w:cs="宋体"/>
+                <w:rFonts w:ascii="宋体" w:hAnsi="宋体" w:eastAsia="宋体" w:cs="宋体"/>
                 <w:spacing w:val="-14"/>
                 <w:sz w:val="20"/>
                 <w:szCs w:val="20"/>
@@ -872,18 +879,18 @@
               <w:adjustRightInd w:val="0"/>
               <w:snapToGrid w:val="0"/>
               <w:spacing w:before="175" w:line="227" w:lineRule="auto"/>
-              <w:ind w:left="0" w:right="0" w:firstLine="0" w:leftChars="0" w:rightChars="0" w:firstLineChars="0"/>
+              <w:ind w:left="0" w:leftChars="0" w:right="0" w:rightChars="0" w:firstLine="0" w:firstLineChars="0"/>
               <w:jc w:val="center"/>
               <w:textAlignment w:val="baseline"/>
               <w:rPr>
-                <w:rFonts w:ascii="宋体" w:eastAsia="宋体" w:hAnsi="宋体" w:cs="宋体"/>
+                <w:rFonts w:ascii="宋体" w:hAnsi="宋体" w:eastAsia="宋体" w:cs="宋体"/>
                 <w:sz w:val="20"/>
                 <w:szCs w:val="20"/>
               </w:rPr>
             </w:pPr>
             <w:r>
               <w:rPr>
-                <w:rFonts w:ascii="宋体" w:eastAsia="宋体" w:hAnsi="宋体" w:cs="宋体"/>
+                <w:rFonts w:ascii="宋体" w:hAnsi="宋体" w:eastAsia="宋体" w:cs="宋体"/>
                 <w:spacing w:val="4"/>
                 <w:sz w:val="20"/>
                 <w:szCs w:val="20"/>
@@ -911,18 +918,18 @@
               <w:adjustRightInd w:val="0"/>
               <w:snapToGrid w:val="0"/>
               <w:spacing w:before="175" w:line="228" w:lineRule="auto"/>
-              <w:ind w:left="0" w:right="0" w:firstLine="0" w:leftChars="0" w:rightChars="0" w:firstLineChars="0"/>
+              <w:ind w:left="0" w:leftChars="0" w:right="0" w:rightChars="0" w:firstLine="0" w:firstLineChars="0"/>
               <w:jc w:val="center"/>
               <w:textAlignment w:val="baseline"/>
               <w:rPr>
-                <w:rFonts w:ascii="宋体" w:eastAsia="宋体" w:hAnsi="宋体" w:cs="宋体"/>
+                <w:rFonts w:ascii="宋体" w:hAnsi="宋体" w:eastAsia="宋体" w:cs="宋体"/>
                 <w:sz w:val="20"/>
                 <w:szCs w:val="20"/>
               </w:rPr>
             </w:pPr>
             <w:r>
               <w:rPr>
-                <w:rFonts w:ascii="宋体" w:eastAsia="宋体" w:hAnsi="宋体" w:cs="宋体"/>
+                <w:rFonts w:ascii="宋体" w:hAnsi="宋体" w:eastAsia="宋体" w:cs="宋体"/>
                 <w:spacing w:val="7"/>
                 <w:sz w:val="20"/>
                 <w:szCs w:val="20"/>
@@ -950,11 +957,11 @@
               <w:adjustRightInd w:val="0"/>
               <w:snapToGrid w:val="0"/>
               <w:spacing w:before="175" w:line="228" w:lineRule="auto"/>
-              <w:ind w:left="0" w:right="0" w:firstLine="0" w:leftChars="0" w:rightChars="0" w:firstLineChars="0"/>
+              <w:ind w:left="0" w:leftChars="0" w:right="0" w:rightChars="0" w:firstLine="0" w:firstLineChars="0"/>
               <w:jc w:val="center"/>
               <w:textAlignment w:val="baseline"/>
               <w:rPr>
-                <w:rFonts w:ascii="宋体" w:eastAsia="宋体" w:hAnsi="宋体" w:cs="宋体" w:hint="eastAsia"/>
+                <w:rFonts w:hint="eastAsia" w:ascii="宋体" w:hAnsi="宋体" w:eastAsia="宋体" w:cs="宋体"/>
                 <w:spacing w:val="7"/>
                 <w:sz w:val="20"/>
                 <w:szCs w:val="20"/>
@@ -963,7 +970,7 @@
             </w:pPr>
             <w:r>
               <w:rPr>
-                <w:rFonts w:ascii="宋体" w:hAnsi="宋体" w:cs="宋体" w:hint="eastAsia"/>
+                <w:rFonts w:hint="eastAsia" w:ascii="宋体" w:hAnsi="宋体" w:cs="宋体"/>
                 <w:spacing w:val="7"/>
                 <w:sz w:val="20"/>
                 <w:szCs w:val="20"/>
@@ -992,11 +999,11 @@
               <w:adjustRightInd w:val="0"/>
               <w:snapToGrid w:val="0"/>
               <w:spacing w:before="175" w:line="228" w:lineRule="auto"/>
-              <w:ind w:left="0" w:right="0" w:firstLine="0" w:leftChars="0" w:rightChars="0" w:firstLineChars="0"/>
+              <w:ind w:left="0" w:leftChars="0" w:right="0" w:rightChars="0" w:firstLine="0" w:firstLineChars="0"/>
               <w:jc w:val="center"/>
               <w:textAlignment w:val="baseline"/>
               <w:rPr>
-                <w:rFonts w:ascii="宋体" w:hAnsi="宋体" w:cs="宋体" w:hint="default"/>
+                <w:rFonts w:hint="default" w:ascii="宋体" w:hAnsi="宋体" w:cs="宋体"/>
                 <w:spacing w:val="7"/>
                 <w:sz w:val="20"/>
                 <w:szCs w:val="20"/>
@@ -1005,7 +1012,7 @@
             </w:pPr>
             <w:r>
               <w:rPr>
-                <w:rFonts w:ascii="宋体" w:hAnsi="宋体" w:cs="宋体" w:hint="eastAsia"/>
+                <w:rFonts w:hint="eastAsia" w:ascii="宋体" w:hAnsi="宋体" w:cs="宋体"/>
                 <w:spacing w:val="7"/>
                 <w:sz w:val="20"/>
                 <w:szCs w:val="20"/>
@@ -1034,18 +1041,18 @@
               <w:adjustRightInd w:val="0"/>
               <w:snapToGrid w:val="0"/>
               <w:spacing w:before="176" w:line="229" w:lineRule="auto"/>
-              <w:ind w:left="0" w:right="0" w:firstLine="0" w:leftChars="0" w:rightChars="0" w:firstLineChars="0"/>
+              <w:ind w:left="0" w:leftChars="0" w:right="0" w:rightChars="0" w:firstLine="0" w:firstLineChars="0"/>
               <w:jc w:val="center"/>
               <w:textAlignment w:val="baseline"/>
               <w:rPr>
-                <w:rFonts w:ascii="宋体" w:eastAsia="宋体" w:hAnsi="宋体" w:cs="宋体"/>
+                <w:rFonts w:ascii="宋体" w:hAnsi="宋体" w:eastAsia="宋体" w:cs="宋体"/>
                 <w:sz w:val="20"/>
                 <w:szCs w:val="20"/>
               </w:rPr>
             </w:pPr>
             <w:r>
               <w:rPr>
-                <w:rFonts w:ascii="宋体" w:eastAsia="宋体" w:hAnsi="宋体" w:cs="宋体"/>
+                <w:rFonts w:ascii="宋体" w:hAnsi="宋体" w:eastAsia="宋体" w:cs="宋体"/>
                 <w:spacing w:val="7"/>
                 <w:sz w:val="20"/>
                 <w:szCs w:val="20"/>
@@ -1057,9 +1064,14 @@
       </w:tr>
       <w:tr>
         <w:tblPrEx>
-          <w:tblW w:w="8214" w:type="dxa"/>
-          <w:jc w:val="center"/>
-          <w:tblLayout w:type="fixed"/>
+          <w:tblBorders>
+            <w:top w:val="single" w:color="000000" w:sz="2" w:space="0"/>
+            <w:left w:val="single" w:color="000000" w:sz="2" w:space="0"/>
+            <w:bottom w:val="single" w:color="000000" w:sz="2" w:space="0"/>
+            <w:right w:val="single" w:color="000000" w:sz="2" w:space="0"/>
+            <w:insideH w:val="single" w:color="000000" w:sz="2" w:space="0"/>
+            <w:insideV w:val="single" w:color="000000" w:sz="2" w:space="0"/>
+          </w:tblBorders>
           <w:tblCellMar>
             <w:top w:w="0" w:type="dxa"/>
             <w:left w:w="0" w:type="dxa"/>
@@ -1068,7 +1080,7 @@
           </w:tblCellMar>
         </w:tblPrEx>
         <w:trPr>
-          <w:trHeight w:val="516"/>
+          <w:trHeight w:val="516" w:hRule="atLeast"/>
           <w:jc w:val="center"/>
         </w:trPr>
         <w:tc>
@@ -1091,11 +1103,11 @@
               <w:adjustRightInd w:val="0"/>
               <w:snapToGrid w:val="0"/>
               <w:spacing w:before="173" w:line="267" w:lineRule="exact"/>
-              <w:ind w:left="0" w:right="0" w:firstLine="0" w:leftChars="0" w:rightChars="0" w:firstLineChars="0"/>
+              <w:ind w:left="0" w:leftChars="0" w:right="0" w:rightChars="0" w:firstLine="0" w:firstLineChars="0"/>
               <w:jc w:val="center"/>
               <w:textAlignment w:val="baseline"/>
               <w:rPr>
-                <w:rFonts w:ascii="宋体" w:eastAsia="宋体" w:hAnsi="宋体" w:cs="宋体" w:hint="default"/>
+                <w:rFonts w:hint="default" w:ascii="宋体" w:hAnsi="宋体" w:eastAsia="宋体" w:cs="宋体"/>
                 <w:snapToGrid w:val="0"/>
                 <w:color w:val="000000"/>
                 <w:kern w:val="0"/>
@@ -1106,7 +1118,7 @@
             </w:pPr>
             <w:r>
               <w:rPr>
-                <w:rFonts w:ascii="宋体" w:eastAsia="宋体" w:hAnsi="宋体" w:cs="宋体"/>
+                <w:rFonts w:ascii="宋体" w:hAnsi="宋体" w:eastAsia="宋体" w:cs="宋体"/>
                 <w:spacing w:val="3"/>
                 <w:position w:val="1"/>
                 <w:sz w:val="20"/>
@@ -1116,7 +1128,7 @@
             </w:r>
             <w:r>
               <w:rPr>
-                <w:rFonts w:ascii="宋体" w:hAnsi="宋体" w:cs="宋体" w:hint="eastAsia"/>
+                <w:rFonts w:hint="eastAsia" w:ascii="宋体" w:hAnsi="宋体" w:cs="宋体"/>
                 <w:spacing w:val="3"/>
                 <w:position w:val="1"/>
                 <w:sz w:val="20"/>
@@ -1147,11 +1159,11 @@
               <w:adjustRightInd w:val="0"/>
               <w:snapToGrid w:val="0"/>
               <w:spacing w:before="173" w:line="267" w:lineRule="exact"/>
-              <w:ind w:left="0" w:right="0" w:firstLine="0" w:leftChars="0" w:rightChars="0" w:firstLineChars="0"/>
+              <w:ind w:left="0" w:leftChars="0" w:right="0" w:rightChars="0" w:firstLine="0" w:firstLineChars="0"/>
               <w:jc w:val="center"/>
               <w:textAlignment w:val="baseline"/>
               <w:rPr>
-                <w:rFonts w:ascii="宋体" w:eastAsia="宋体" w:hAnsi="宋体" w:cs="宋体"/>
+                <w:rFonts w:ascii="宋体" w:hAnsi="宋体" w:eastAsia="宋体" w:cs="宋体"/>
                 <w:snapToGrid w:val="0"/>
                 <w:color w:val="000000"/>
                 <w:kern w:val="0"/>
@@ -1162,7 +1174,7 @@
             </w:pPr>
             <w:r>
               <w:rPr>
-                <w:rFonts w:ascii="宋体" w:eastAsia="宋体" w:hAnsi="宋体" w:cs="宋体"/>
+                <w:rFonts w:ascii="宋体" w:hAnsi="宋体" w:eastAsia="宋体" w:cs="宋体"/>
                 <w:spacing w:val="4"/>
                 <w:position w:val="1"/>
                 <w:sz w:val="20"/>
@@ -1192,11 +1204,11 @@
               <w:adjustRightInd w:val="0"/>
               <w:snapToGrid w:val="0"/>
               <w:spacing w:before="172" w:line="228" w:lineRule="auto"/>
-              <w:ind w:left="0" w:right="0" w:firstLine="0" w:leftChars="0" w:rightChars="0" w:firstLineChars="0"/>
+              <w:ind w:left="0" w:leftChars="0" w:right="0" w:rightChars="0" w:firstLine="0" w:firstLineChars="0"/>
               <w:jc w:val="center"/>
               <w:textAlignment w:val="baseline"/>
               <w:rPr>
-                <w:rFonts w:ascii="宋体" w:eastAsia="宋体" w:hAnsi="宋体" w:cs="宋体" w:hint="default"/>
+                <w:rFonts w:hint="default" w:ascii="宋体" w:hAnsi="宋体" w:eastAsia="宋体" w:cs="宋体"/>
                 <w:snapToGrid w:val="0"/>
                 <w:color w:val="000000"/>
                 <w:kern w:val="0"/>
@@ -1207,7 +1219,7 @@
             </w:pPr>
             <w:r>
               <w:rPr>
-                <w:rFonts w:ascii="宋体" w:hAnsi="宋体" w:cs="宋体" w:hint="eastAsia"/>
+                <w:rFonts w:hint="eastAsia" w:ascii="宋体" w:hAnsi="宋体" w:cs="宋体"/>
                 <w:snapToGrid w:val="0"/>
                 <w:color w:val="000000"/>
                 <w:kern w:val="0"/>
@@ -1239,11 +1251,11 @@
               <w:adjustRightInd w:val="0"/>
               <w:snapToGrid w:val="0"/>
               <w:spacing w:before="173" w:line="229" w:lineRule="auto"/>
-              <w:ind w:left="0" w:right="0" w:firstLine="0" w:leftChars="0" w:rightChars="0" w:firstLineChars="0"/>
+              <w:ind w:left="0" w:leftChars="0" w:right="0" w:rightChars="0" w:firstLine="0" w:firstLineChars="0"/>
               <w:jc w:val="center"/>
               <w:textAlignment w:val="baseline"/>
               <w:rPr>
-                <w:rFonts w:ascii="宋体" w:eastAsia="宋体" w:hAnsi="宋体" w:cs="宋体" w:hint="eastAsia"/>
+                <w:rFonts w:hint="eastAsia" w:ascii="宋体" w:hAnsi="宋体" w:eastAsia="宋体" w:cs="宋体"/>
                 <w:snapToGrid w:val="0"/>
                 <w:color w:val="000000"/>
                 <w:spacing w:val="200"/>
@@ -1282,11 +1294,11 @@
               <w:adjustRightInd w:val="0"/>
               <w:snapToGrid w:val="0"/>
               <w:spacing w:before="172" w:line="228" w:lineRule="auto"/>
-              <w:ind w:left="0" w:right="0" w:firstLine="0" w:leftChars="0" w:rightChars="0" w:firstLineChars="0"/>
+              <w:ind w:left="0" w:leftChars="0" w:right="0" w:rightChars="0" w:firstLine="0" w:firstLineChars="0"/>
               <w:jc w:val="center"/>
               <w:textAlignment w:val="baseline"/>
               <w:rPr>
-                <w:rFonts w:ascii="宋体" w:eastAsia="宋体" w:hAnsi="宋体" w:cs="宋体"/>
+                <w:rFonts w:ascii="宋体" w:hAnsi="宋体" w:eastAsia="宋体" w:cs="宋体"/>
                 <w:snapToGrid w:val="0"/>
                 <w:color w:val="000000"/>
                 <w:spacing w:val="200"/>
@@ -1300,7 +1312,7 @@
               <w:rPr>
                 <w:rFonts w:hint="eastAsia"/>
               </w:rPr>
-              <w:t>陈凯</w:t>
+              <w:t>茅建根</w:t>
             </w:r>
           </w:p>
         </w:tc>
@@ -1324,11 +1336,11 @@
               <w:adjustRightInd w:val="0"/>
               <w:snapToGrid w:val="0"/>
               <w:spacing w:before="173" w:line="229" w:lineRule="auto"/>
-              <w:ind w:left="0" w:right="0" w:firstLine="0" w:leftChars="0" w:rightChars="0" w:firstLineChars="0"/>
+              <w:ind w:left="0" w:leftChars="0" w:right="0" w:rightChars="0" w:firstLine="0" w:firstLineChars="0"/>
               <w:jc w:val="center"/>
               <w:textAlignment w:val="baseline"/>
               <w:rPr>
-                <w:rFonts w:ascii="宋体" w:eastAsia="宋体" w:hAnsi="宋体" w:cs="宋体"/>
+                <w:rFonts w:ascii="宋体" w:hAnsi="宋体" w:eastAsia="宋体" w:cs="宋体"/>
                 <w:snapToGrid w:val="0"/>
                 <w:color w:val="000000"/>
                 <w:kern w:val="0"/>
@@ -1339,7 +1351,7 @@
             </w:pPr>
             <w:r>
               <w:rPr>
-                <w:rFonts w:asciiTheme="minorAscii" w:eastAsiaTheme="minorEastAsia" w:hAnsiTheme="minorAscii" w:hint="eastAsia"/>
+                <w:rFonts w:hint="eastAsia" w:asciiTheme="minorAscii" w:hAnsiTheme="minorAscii" w:eastAsiaTheme="minorEastAsia"/>
                 <w:spacing w:val="0"/>
                 <w:kern w:val="0"/>
                 <w:sz w:val="21"/>
@@ -1353,9 +1365,14 @@
       </w:tr>
       <w:tr>
         <w:tblPrEx>
-          <w:tblW w:w="8214" w:type="dxa"/>
-          <w:jc w:val="center"/>
-          <w:tblLayout w:type="fixed"/>
+          <w:tblBorders>
+            <w:top w:val="single" w:color="000000" w:sz="2" w:space="0"/>
+            <w:left w:val="single" w:color="000000" w:sz="2" w:space="0"/>
+            <w:bottom w:val="single" w:color="000000" w:sz="2" w:space="0"/>
+            <w:right w:val="single" w:color="000000" w:sz="2" w:space="0"/>
+            <w:insideH w:val="single" w:color="000000" w:sz="2" w:space="0"/>
+            <w:insideV w:val="single" w:color="000000" w:sz="2" w:space="0"/>
+          </w:tblBorders>
           <w:tblCellMar>
             <w:top w:w="0" w:type="dxa"/>
             <w:left w:w="0" w:type="dxa"/>
@@ -1364,7 +1381,7 @@
           </w:tblCellMar>
         </w:tblPrEx>
         <w:trPr>
-          <w:trHeight w:val="556"/>
+          <w:trHeight w:val="556" w:hRule="atLeast"/>
           <w:jc w:val="center"/>
         </w:trPr>
         <w:tc>
@@ -1387,11 +1404,11 @@
               <w:adjustRightInd w:val="0"/>
               <w:snapToGrid w:val="0"/>
               <w:spacing w:before="173" w:line="267" w:lineRule="exact"/>
-              <w:ind w:left="0" w:right="0" w:firstLine="0" w:leftChars="0" w:rightChars="0" w:firstLineChars="0"/>
+              <w:ind w:left="0" w:leftChars="0" w:right="0" w:rightChars="0" w:firstLine="0" w:firstLineChars="0"/>
               <w:jc w:val="center"/>
               <w:textAlignment w:val="baseline"/>
               <w:rPr>
-                <w:rFonts w:ascii="宋体" w:eastAsia="宋体" w:hAnsi="宋体" w:cs="宋体" w:hint="default"/>
+                <w:rFonts w:hint="default" w:ascii="宋体" w:hAnsi="宋体" w:eastAsia="宋体" w:cs="宋体"/>
                 <w:snapToGrid w:val="0"/>
                 <w:color w:val="000000"/>
                 <w:kern w:val="0"/>
@@ -1422,11 +1439,11 @@
               <w:adjustRightInd w:val="0"/>
               <w:snapToGrid w:val="0"/>
               <w:spacing w:before="173" w:line="267" w:lineRule="exact"/>
-              <w:ind w:left="0" w:right="0" w:firstLine="0" w:leftChars="0" w:rightChars="0" w:firstLineChars="0"/>
+              <w:ind w:left="0" w:leftChars="0" w:right="0" w:rightChars="0" w:firstLine="0" w:firstLineChars="0"/>
               <w:jc w:val="center"/>
               <w:textAlignment w:val="baseline"/>
               <w:rPr>
-                <w:rFonts w:ascii="宋体" w:eastAsia="宋体" w:hAnsi="宋体" w:cs="宋体"/>
+                <w:rFonts w:ascii="宋体" w:hAnsi="宋体" w:eastAsia="宋体" w:cs="宋体"/>
                 <w:snapToGrid w:val="0"/>
                 <w:color w:val="000000"/>
                 <w:kern w:val="0"/>
@@ -1457,11 +1474,11 @@
               <w:adjustRightInd w:val="0"/>
               <w:snapToGrid w:val="0"/>
               <w:spacing w:before="172" w:line="228" w:lineRule="auto"/>
-              <w:ind w:left="0" w:right="0" w:firstLine="0" w:leftChars="0" w:rightChars="0" w:firstLineChars="0"/>
+              <w:ind w:left="0" w:leftChars="0" w:right="0" w:rightChars="0" w:firstLine="0" w:firstLineChars="0"/>
               <w:jc w:val="center"/>
               <w:textAlignment w:val="baseline"/>
               <w:rPr>
-                <w:rFonts w:ascii="宋体" w:eastAsia="宋体" w:hAnsi="宋体" w:cs="宋体" w:hint="default"/>
+                <w:rFonts w:hint="default" w:ascii="宋体" w:hAnsi="宋体" w:eastAsia="宋体" w:cs="宋体"/>
                 <w:snapToGrid w:val="0"/>
                 <w:color w:val="000000"/>
                 <w:kern w:val="0"/>
@@ -1492,11 +1509,11 @@
               <w:adjustRightInd w:val="0"/>
               <w:snapToGrid w:val="0"/>
               <w:spacing w:before="173" w:line="229" w:lineRule="auto"/>
-              <w:ind w:left="0" w:right="0" w:firstLine="0" w:leftChars="0" w:rightChars="0" w:firstLineChars="0"/>
+              <w:ind w:left="0" w:leftChars="0" w:right="0" w:rightChars="0" w:firstLine="0" w:firstLineChars="0"/>
               <w:jc w:val="center"/>
               <w:textAlignment w:val="baseline"/>
               <w:rPr>
-                <w:rFonts w:ascii="宋体" w:eastAsia="宋体" w:hAnsi="宋体" w:cs="宋体" w:hint="eastAsia"/>
+                <w:rFonts w:hint="eastAsia" w:ascii="宋体" w:hAnsi="宋体" w:eastAsia="宋体" w:cs="宋体"/>
                 <w:snapToGrid w:val="0"/>
                 <w:color w:val="000000"/>
                 <w:spacing w:val="200"/>
@@ -1528,11 +1545,11 @@
               <w:adjustRightInd w:val="0"/>
               <w:snapToGrid w:val="0"/>
               <w:spacing w:before="172" w:line="228" w:lineRule="auto"/>
-              <w:ind w:left="0" w:right="0" w:firstLine="0" w:leftChars="0" w:rightChars="0" w:firstLineChars="0"/>
+              <w:ind w:left="0" w:leftChars="0" w:right="0" w:rightChars="0" w:firstLine="0" w:firstLineChars="0"/>
               <w:jc w:val="center"/>
               <w:textAlignment w:val="baseline"/>
               <w:rPr>
-                <w:rFonts w:ascii="宋体" w:eastAsia="宋体" w:hAnsi="宋体" w:cs="宋体"/>
+                <w:rFonts w:ascii="宋体" w:hAnsi="宋体" w:eastAsia="宋体" w:cs="宋体"/>
                 <w:snapToGrid w:val="0"/>
                 <w:color w:val="000000"/>
                 <w:spacing w:val="200"/>
@@ -1564,11 +1581,11 @@
               <w:adjustRightInd w:val="0"/>
               <w:snapToGrid w:val="0"/>
               <w:spacing w:before="173" w:line="229" w:lineRule="auto"/>
-              <w:ind w:left="0" w:right="0" w:firstLine="0" w:leftChars="0" w:rightChars="0" w:firstLineChars="0"/>
+              <w:ind w:left="0" w:leftChars="0" w:right="0" w:rightChars="0" w:firstLine="0" w:firstLineChars="0"/>
               <w:jc w:val="center"/>
               <w:textAlignment w:val="baseline"/>
               <w:rPr>
-                <w:rFonts w:ascii="宋体" w:eastAsia="宋体" w:hAnsi="宋体" w:cs="宋体"/>
+                <w:rFonts w:ascii="宋体" w:hAnsi="宋体" w:eastAsia="宋体" w:cs="宋体"/>
                 <w:snapToGrid w:val="0"/>
                 <w:color w:val="000000"/>
                 <w:kern w:val="0"/>
@@ -1582,9 +1599,14 @@
       </w:tr>
       <w:tr>
         <w:tblPrEx>
-          <w:tblW w:w="8214" w:type="dxa"/>
-          <w:jc w:val="center"/>
-          <w:tblLayout w:type="fixed"/>
+          <w:tblBorders>
+            <w:top w:val="single" w:color="000000" w:sz="2" w:space="0"/>
+            <w:left w:val="single" w:color="000000" w:sz="2" w:space="0"/>
+            <w:bottom w:val="single" w:color="000000" w:sz="2" w:space="0"/>
+            <w:right w:val="single" w:color="000000" w:sz="2" w:space="0"/>
+            <w:insideH w:val="single" w:color="000000" w:sz="2" w:space="0"/>
+            <w:insideV w:val="single" w:color="000000" w:sz="2" w:space="0"/>
+          </w:tblBorders>
           <w:tblCellMar>
             <w:top w:w="0" w:type="dxa"/>
             <w:left w:w="0" w:type="dxa"/>
@@ -1593,7 +1615,7 @@
           </w:tblCellMar>
         </w:tblPrEx>
         <w:trPr>
-          <w:trHeight w:val="556"/>
+          <w:trHeight w:val="556" w:hRule="atLeast"/>
           <w:jc w:val="center"/>
         </w:trPr>
         <w:tc>
@@ -1616,11 +1638,11 @@
               <w:adjustRightInd w:val="0"/>
               <w:snapToGrid w:val="0"/>
               <w:spacing w:before="173" w:line="267" w:lineRule="exact"/>
-              <w:ind w:left="0" w:right="0" w:firstLine="0" w:leftChars="0" w:rightChars="0" w:firstLineChars="0"/>
+              <w:ind w:left="0" w:leftChars="0" w:right="0" w:rightChars="0" w:firstLine="0" w:firstLineChars="0"/>
               <w:jc w:val="center"/>
               <w:textAlignment w:val="baseline"/>
               <w:rPr>
-                <w:rFonts w:ascii="宋体" w:eastAsia="宋体" w:hAnsi="宋体" w:cs="宋体" w:hint="default"/>
+                <w:rFonts w:hint="default" w:ascii="宋体" w:hAnsi="宋体" w:eastAsia="宋体" w:cs="宋体"/>
                 <w:snapToGrid w:val="0"/>
                 <w:color w:val="000000"/>
                 <w:kern w:val="0"/>
@@ -1651,11 +1673,11 @@
               <w:adjustRightInd w:val="0"/>
               <w:snapToGrid w:val="0"/>
               <w:spacing w:before="173" w:line="267" w:lineRule="exact"/>
-              <w:ind w:left="0" w:right="0" w:firstLine="0" w:leftChars="0" w:rightChars="0" w:firstLineChars="0"/>
+              <w:ind w:left="0" w:leftChars="0" w:right="0" w:rightChars="0" w:firstLine="0" w:firstLineChars="0"/>
               <w:jc w:val="center"/>
               <w:textAlignment w:val="baseline"/>
               <w:rPr>
-                <w:rFonts w:ascii="宋体" w:eastAsia="宋体" w:hAnsi="宋体" w:cs="宋体"/>
+                <w:rFonts w:ascii="宋体" w:hAnsi="宋体" w:eastAsia="宋体" w:cs="宋体"/>
                 <w:snapToGrid w:val="0"/>
                 <w:color w:val="000000"/>
                 <w:kern w:val="0"/>
@@ -1686,11 +1708,11 @@
               <w:adjustRightInd w:val="0"/>
               <w:snapToGrid w:val="0"/>
               <w:spacing w:before="172" w:line="228" w:lineRule="auto"/>
-              <w:ind w:left="0" w:right="0" w:firstLine="0" w:leftChars="0" w:rightChars="0" w:firstLineChars="0"/>
+              <w:ind w:left="0" w:leftChars="0" w:right="0" w:rightChars="0" w:firstLine="0" w:firstLineChars="0"/>
               <w:jc w:val="center"/>
               <w:textAlignment w:val="baseline"/>
               <w:rPr>
-                <w:rFonts w:ascii="宋体" w:eastAsia="宋体" w:hAnsi="宋体" w:cs="宋体" w:hint="default"/>
+                <w:rFonts w:hint="default" w:ascii="宋体" w:hAnsi="宋体" w:eastAsia="宋体" w:cs="宋体"/>
                 <w:snapToGrid w:val="0"/>
                 <w:color w:val="000000"/>
                 <w:kern w:val="0"/>
@@ -1721,11 +1743,11 @@
               <w:adjustRightInd w:val="0"/>
               <w:snapToGrid w:val="0"/>
               <w:spacing w:before="173" w:line="229" w:lineRule="auto"/>
-              <w:ind w:left="0" w:right="0" w:firstLine="0" w:leftChars="0" w:rightChars="0" w:firstLineChars="0"/>
+              <w:ind w:left="0" w:leftChars="0" w:right="0" w:rightChars="0" w:firstLine="0" w:firstLineChars="0"/>
               <w:jc w:val="center"/>
               <w:textAlignment w:val="baseline"/>
               <w:rPr>
-                <w:rFonts w:ascii="宋体" w:eastAsia="宋体" w:hAnsi="宋体" w:cs="宋体" w:hint="eastAsia"/>
+                <w:rFonts w:hint="eastAsia" w:ascii="宋体" w:hAnsi="宋体" w:eastAsia="宋体" w:cs="宋体"/>
                 <w:snapToGrid w:val="0"/>
                 <w:color w:val="000000"/>
                 <w:spacing w:val="200"/>
@@ -1757,11 +1779,11 @@
               <w:adjustRightInd w:val="0"/>
               <w:snapToGrid w:val="0"/>
               <w:spacing w:before="172" w:line="228" w:lineRule="auto"/>
-              <w:ind w:left="0" w:right="0" w:firstLine="0" w:leftChars="0" w:rightChars="0" w:firstLineChars="0"/>
+              <w:ind w:left="0" w:leftChars="0" w:right="0" w:rightChars="0" w:firstLine="0" w:firstLineChars="0"/>
               <w:jc w:val="center"/>
               <w:textAlignment w:val="baseline"/>
               <w:rPr>
-                <w:rFonts w:ascii="宋体" w:eastAsia="宋体" w:hAnsi="宋体" w:cs="宋体"/>
+                <w:rFonts w:ascii="宋体" w:hAnsi="宋体" w:eastAsia="宋体" w:cs="宋体"/>
                 <w:snapToGrid w:val="0"/>
                 <w:color w:val="000000"/>
                 <w:spacing w:val="200"/>
@@ -1793,11 +1815,11 @@
               <w:adjustRightInd w:val="0"/>
               <w:snapToGrid w:val="0"/>
               <w:spacing w:before="173" w:line="229" w:lineRule="auto"/>
-              <w:ind w:left="0" w:right="0" w:firstLine="0" w:leftChars="0" w:rightChars="0" w:firstLineChars="0"/>
+              <w:ind w:left="0" w:leftChars="0" w:right="0" w:rightChars="0" w:firstLine="0" w:firstLineChars="0"/>
               <w:jc w:val="center"/>
               <w:textAlignment w:val="baseline"/>
               <w:rPr>
-                <w:rFonts w:ascii="宋体" w:eastAsia="宋体" w:hAnsi="宋体" w:cs="宋体"/>
+                <w:rFonts w:ascii="宋体" w:hAnsi="宋体" w:eastAsia="宋体" w:cs="宋体"/>
                 <w:snapToGrid w:val="0"/>
                 <w:color w:val="000000"/>
                 <w:kern w:val="0"/>
@@ -1811,9 +1833,14 @@
       </w:tr>
       <w:tr>
         <w:tblPrEx>
-          <w:tblW w:w="8214" w:type="dxa"/>
-          <w:jc w:val="center"/>
-          <w:tblLayout w:type="fixed"/>
+          <w:tblBorders>
+            <w:top w:val="single" w:color="000000" w:sz="2" w:space="0"/>
+            <w:left w:val="single" w:color="000000" w:sz="2" w:space="0"/>
+            <w:bottom w:val="single" w:color="000000" w:sz="2" w:space="0"/>
+            <w:right w:val="single" w:color="000000" w:sz="2" w:space="0"/>
+            <w:insideH w:val="single" w:color="000000" w:sz="2" w:space="0"/>
+            <w:insideV w:val="single" w:color="000000" w:sz="2" w:space="0"/>
+          </w:tblBorders>
           <w:tblCellMar>
             <w:top w:w="0" w:type="dxa"/>
             <w:left w:w="0" w:type="dxa"/>
@@ -1822,7 +1849,7 @@
           </w:tblCellMar>
         </w:tblPrEx>
         <w:trPr>
-          <w:trHeight w:val="557"/>
+          <w:trHeight w:val="557" w:hRule="atLeast"/>
           <w:jc w:val="center"/>
         </w:trPr>
         <w:tc>
@@ -1831,7 +1858,7 @@
           </w:tcPr>
           <w:p>
             <w:pPr>
-              <w:pStyle w:val="TableText"/>
+              <w:pStyle w:val="27"/>
               <w:keepNext w:val="0"/>
               <w:keepLines w:val="0"/>
               <w:pageBreakBefore w:val="0"/>
@@ -1844,7 +1871,7 @@
               <w:bidi w:val="0"/>
               <w:adjustRightInd w:val="0"/>
               <w:snapToGrid w:val="0"/>
-              <w:ind w:left="0" w:right="0" w:firstLine="0" w:leftChars="0" w:rightChars="0" w:firstLineChars="0"/>
+              <w:ind w:left="0" w:leftChars="0" w:right="0" w:rightChars="0" w:firstLine="0" w:firstLineChars="0"/>
               <w:jc w:val="center"/>
               <w:textAlignment w:val="baseline"/>
             </w:pPr>
@@ -1856,7 +1883,7 @@
           </w:tcPr>
           <w:p>
             <w:pPr>
-              <w:pStyle w:val="TableText"/>
+              <w:pStyle w:val="27"/>
               <w:keepNext w:val="0"/>
               <w:keepLines w:val="0"/>
               <w:pageBreakBefore w:val="0"/>
@@ -1869,7 +1896,7 @@
               <w:bidi w:val="0"/>
               <w:adjustRightInd w:val="0"/>
               <w:snapToGrid w:val="0"/>
-              <w:ind w:left="0" w:right="0" w:firstLine="0" w:leftChars="0" w:rightChars="0" w:firstLineChars="0"/>
+              <w:ind w:left="0" w:leftChars="0" w:right="0" w:rightChars="0" w:firstLine="0" w:firstLineChars="0"/>
               <w:jc w:val="center"/>
               <w:textAlignment w:val="baseline"/>
             </w:pPr>
@@ -1881,7 +1908,7 @@
           </w:tcPr>
           <w:p>
             <w:pPr>
-              <w:pStyle w:val="TableText"/>
+              <w:pStyle w:val="27"/>
               <w:keepNext w:val="0"/>
               <w:keepLines w:val="0"/>
               <w:pageBreakBefore w:val="0"/>
@@ -1894,7 +1921,7 @@
               <w:bidi w:val="0"/>
               <w:adjustRightInd w:val="0"/>
               <w:snapToGrid w:val="0"/>
-              <w:ind w:left="0" w:right="0" w:firstLine="0" w:leftChars="0" w:rightChars="0" w:firstLineChars="0"/>
+              <w:ind w:left="0" w:leftChars="0" w:right="0" w:rightChars="0" w:firstLine="0" w:firstLineChars="0"/>
               <w:jc w:val="center"/>
               <w:textAlignment w:val="baseline"/>
             </w:pPr>
@@ -1906,7 +1933,7 @@
           </w:tcPr>
           <w:p>
             <w:pPr>
-              <w:pStyle w:val="TableText"/>
+              <w:pStyle w:val="27"/>
               <w:keepNext w:val="0"/>
               <w:keepLines w:val="0"/>
               <w:pageBreakBefore w:val="0"/>
@@ -1919,7 +1946,7 @@
               <w:bidi w:val="0"/>
               <w:adjustRightInd w:val="0"/>
               <w:snapToGrid w:val="0"/>
-              <w:ind w:left="0" w:right="0" w:firstLine="0" w:leftChars="0" w:rightChars="0" w:firstLineChars="0"/>
+              <w:ind w:left="0" w:leftChars="0" w:right="0" w:rightChars="0" w:firstLine="0" w:firstLineChars="0"/>
               <w:jc w:val="center"/>
               <w:textAlignment w:val="baseline"/>
             </w:pPr>
@@ -1931,7 +1958,7 @@
           </w:tcPr>
           <w:p>
             <w:pPr>
-              <w:pStyle w:val="TableText"/>
+              <w:pStyle w:val="27"/>
               <w:keepNext w:val="0"/>
               <w:keepLines w:val="0"/>
               <w:pageBreakBefore w:val="0"/>
@@ -1944,7 +1971,7 @@
               <w:bidi w:val="0"/>
               <w:adjustRightInd w:val="0"/>
               <w:snapToGrid w:val="0"/>
-              <w:ind w:left="0" w:right="0" w:firstLine="0" w:leftChars="0" w:rightChars="0" w:firstLineChars="0"/>
+              <w:ind w:left="0" w:leftChars="0" w:right="0" w:rightChars="0" w:firstLine="0" w:firstLineChars="0"/>
               <w:jc w:val="center"/>
               <w:textAlignment w:val="baseline"/>
             </w:pPr>
@@ -1956,7 +1983,7 @@
           </w:tcPr>
           <w:p>
             <w:pPr>
-              <w:pStyle w:val="TableText"/>
+              <w:pStyle w:val="27"/>
               <w:keepNext w:val="0"/>
               <w:keepLines w:val="0"/>
               <w:pageBreakBefore w:val="0"/>
@@ -1969,7 +1996,7 @@
               <w:bidi w:val="0"/>
               <w:adjustRightInd w:val="0"/>
               <w:snapToGrid w:val="0"/>
-              <w:ind w:left="0" w:right="0" w:firstLine="0" w:leftChars="0" w:rightChars="0" w:firstLineChars="0"/>
+              <w:ind w:left="0" w:leftChars="0" w:right="0" w:rightChars="0" w:firstLine="0" w:firstLineChars="0"/>
               <w:jc w:val="center"/>
               <w:textAlignment w:val="baseline"/>
             </w:pPr>
@@ -2000,7 +2027,7 @@
     <w:sdt>
       <w:sdtPr>
         <w:rPr>
-          <w:rFonts w:ascii="宋体" w:eastAsia="宋体" w:hAnsi="宋体" w:cs="Arial"/>
+          <w:rFonts w:ascii="宋体" w:hAnsi="宋体" w:eastAsia="宋体" w:cs="Arial"/>
           <w:snapToGrid w:val="0"/>
           <w:color w:val="000000"/>
           <w:kern w:val="0"/>
@@ -2016,7 +2043,7 @@
       </w:sdtPr>
       <w:sdtEndPr>
         <w:rPr>
-          <w:rFonts w:ascii="宋体" w:eastAsia="宋体" w:hAnsi="宋体" w:cs="宋体" w:hint="eastAsia"/>
+          <w:rFonts w:hint="eastAsia" w:ascii="宋体" w:hAnsi="宋体" w:eastAsia="宋体" w:cs="宋体"/>
           <w:snapToGrid w:val="0"/>
           <w:color w:val="000000"/>
           <w:kern w:val="0"/>
@@ -2041,18 +2068,18 @@
             <w:adjustRightInd w:val="0"/>
             <w:snapToGrid w:val="0"/>
             <w:spacing w:before="0" w:beforeLines="0" w:after="0" w:afterLines="0" w:line="240" w:lineRule="auto"/>
-            <w:ind w:left="0" w:right="0" w:firstLine="0" w:leftChars="0" w:rightChars="0" w:firstLineChars="0"/>
+            <w:ind w:left="0" w:leftChars="0" w:right="0" w:rightChars="0" w:firstLine="0" w:firstLineChars="0"/>
             <w:jc w:val="center"/>
             <w:textAlignment w:val="baseline"/>
             <w:rPr>
-              <w:rFonts w:ascii="宋体" w:eastAsia="宋体" w:hAnsi="宋体" w:cs="宋体" w:hint="eastAsia"/>
+              <w:rFonts w:hint="eastAsia" w:ascii="宋体" w:hAnsi="宋体" w:eastAsia="宋体" w:cs="宋体"/>
               <w:sz w:val="24"/>
               <w:szCs w:val="24"/>
             </w:rPr>
           </w:pPr>
           <w:r>
             <w:rPr>
-              <w:rFonts w:ascii="宋体" w:eastAsia="宋体" w:hAnsi="宋体" w:cs="宋体" w:hint="eastAsia"/>
+              <w:rFonts w:hint="eastAsia" w:ascii="宋体" w:hAnsi="宋体" w:eastAsia="宋体" w:cs="宋体"/>
               <w:sz w:val="24"/>
               <w:szCs w:val="24"/>
             </w:rPr>
@@ -2061,14 +2088,14 @@
         </w:p>
         <w:p>
           <w:pPr>
-            <w:pStyle w:val="TOC1"/>
+            <w:pStyle w:val="16"/>
             <w:tabs>
               <w:tab w:val="right" w:leader="dot" w:pos="8306"/>
             </w:tabs>
           </w:pPr>
           <w:r>
             <w:rPr>
-              <w:rFonts w:ascii="宋体" w:eastAsia="宋体" w:hAnsi="宋体" w:cs="宋体" w:hint="eastAsia"/>
+              <w:rFonts w:hint="eastAsia" w:ascii="宋体" w:hAnsi="宋体" w:eastAsia="宋体" w:cs="宋体"/>
               <w:sz w:val="24"/>
               <w:szCs w:val="24"/>
             </w:rPr>
@@ -2076,7 +2103,7 @@
           </w:r>
           <w:r>
             <w:rPr>
-              <w:rFonts w:ascii="宋体" w:eastAsia="宋体" w:hAnsi="宋体" w:cs="宋体" w:hint="eastAsia"/>
+              <w:rFonts w:hint="eastAsia" w:ascii="宋体" w:hAnsi="宋体" w:eastAsia="宋体" w:cs="宋体"/>
               <w:sz w:val="24"/>
               <w:szCs w:val="24"/>
             </w:rPr>
@@ -2084,7 +2111,7 @@
           </w:r>
           <w:r>
             <w:rPr>
-              <w:rFonts w:ascii="宋体" w:eastAsia="宋体" w:hAnsi="宋体" w:cs="宋体" w:hint="eastAsia"/>
+              <w:rFonts w:hint="eastAsia" w:ascii="宋体" w:hAnsi="宋体" w:eastAsia="宋体" w:cs="宋体"/>
               <w:sz w:val="24"/>
               <w:szCs w:val="24"/>
             </w:rPr>
@@ -2092,21 +2119,21 @@
           </w:r>
           <w:r>
             <w:rPr>
-              <w:rFonts w:ascii="宋体" w:eastAsia="宋体" w:hAnsi="宋体" w:cs="宋体" w:hint="eastAsia"/>
+              <w:rFonts w:hint="eastAsia" w:ascii="宋体" w:hAnsi="宋体" w:eastAsia="宋体" w:cs="宋体"/>
               <w:szCs w:val="24"/>
             </w:rPr>
             <w:fldChar w:fldCharType="begin"/>
           </w:r>
           <w:r>
             <w:rPr>
-              <w:rFonts w:ascii="宋体" w:eastAsia="宋体" w:hAnsi="宋体" w:cs="宋体" w:hint="eastAsia"/>
+              <w:rFonts w:hint="eastAsia" w:ascii="宋体" w:hAnsi="宋体" w:eastAsia="宋体" w:cs="宋体"/>
               <w:szCs w:val="24"/>
             </w:rPr>
-            <w:instrText xml:space="preserve"> HYPERLINK \l _Toc28917 </w:instrText>
-          </w:r>
-          <w:r>
-            <w:rPr>
-              <w:rFonts w:ascii="宋体" w:eastAsia="宋体" w:hAnsi="宋体" w:cs="宋体" w:hint="eastAsia"/>
+            <w:instrText xml:space="preserve"> HYPERLINK \l _Toc16023 </w:instrText>
+          </w:r>
+          <w:r>
+            <w:rPr>
+              <w:rFonts w:hint="eastAsia" w:ascii="宋体" w:hAnsi="宋体" w:eastAsia="宋体" w:cs="宋体"/>
               <w:szCs w:val="24"/>
             </w:rPr>
             <w:fldChar w:fldCharType="separate"/>
@@ -2125,7 +2152,7 @@
             <w:fldChar w:fldCharType="begin"/>
           </w:r>
           <w:r>
-            <w:instrText xml:space="preserve"> PAGEREF _Toc28917 \h </w:instrText>
+            <w:instrText xml:space="preserve"> PAGEREF _Toc16023 \h </w:instrText>
           </w:r>
           <w:r>
             <w:fldChar w:fldCharType="separate"/>
@@ -2138,7 +2165,7 @@
           </w:r>
           <w:r>
             <w:rPr>
-              <w:rFonts w:ascii="宋体" w:eastAsia="宋体" w:hAnsi="宋体" w:cs="宋体" w:hint="eastAsia"/>
+              <w:rFonts w:hint="eastAsia" w:ascii="宋体" w:hAnsi="宋体" w:eastAsia="宋体" w:cs="宋体"/>
               <w:szCs w:val="24"/>
             </w:rPr>
             <w:fldChar w:fldCharType="end"/>
@@ -2146,28 +2173,28 @@
         </w:p>
         <w:p>
           <w:pPr>
-            <w:pStyle w:val="TOC1"/>
+            <w:pStyle w:val="16"/>
             <w:tabs>
               <w:tab w:val="right" w:leader="dot" w:pos="8306"/>
             </w:tabs>
           </w:pPr>
           <w:r>
             <w:rPr>
-              <w:rFonts w:ascii="宋体" w:eastAsia="宋体" w:hAnsi="宋体" w:cs="宋体" w:hint="eastAsia"/>
+              <w:rFonts w:hint="eastAsia" w:ascii="宋体" w:hAnsi="宋体" w:eastAsia="宋体" w:cs="宋体"/>
               <w:szCs w:val="24"/>
             </w:rPr>
             <w:fldChar w:fldCharType="begin"/>
           </w:r>
           <w:r>
             <w:rPr>
-              <w:rFonts w:ascii="宋体" w:eastAsia="宋体" w:hAnsi="宋体" w:cs="宋体" w:hint="eastAsia"/>
+              <w:rFonts w:hint="eastAsia" w:ascii="宋体" w:hAnsi="宋体" w:eastAsia="宋体" w:cs="宋体"/>
               <w:szCs w:val="24"/>
             </w:rPr>
-            <w:instrText xml:space="preserve"> HYPERLINK \l _Toc29227 </w:instrText>
-          </w:r>
-          <w:r>
-            <w:rPr>
-              <w:rFonts w:ascii="宋体" w:eastAsia="宋体" w:hAnsi="宋体" w:cs="宋体" w:hint="eastAsia"/>
+            <w:instrText xml:space="preserve"> HYPERLINK \l _Toc4930 </w:instrText>
+          </w:r>
+          <w:r>
+            <w:rPr>
+              <w:rFonts w:hint="eastAsia" w:ascii="宋体" w:hAnsi="宋体" w:eastAsia="宋体" w:cs="宋体"/>
               <w:szCs w:val="24"/>
             </w:rPr>
             <w:fldChar w:fldCharType="separate"/>
@@ -2186,7 +2213,7 @@
             <w:fldChar w:fldCharType="begin"/>
           </w:r>
           <w:r>
-            <w:instrText xml:space="preserve"> PAGEREF _Toc29227 \h </w:instrText>
+            <w:instrText xml:space="preserve"> PAGEREF _Toc4930 \h </w:instrText>
           </w:r>
           <w:r>
             <w:fldChar w:fldCharType="separate"/>
@@ -2199,7 +2226,7 @@
           </w:r>
           <w:r>
             <w:rPr>
-              <w:rFonts w:ascii="宋体" w:eastAsia="宋体" w:hAnsi="宋体" w:cs="宋体" w:hint="eastAsia"/>
+              <w:rFonts w:hint="eastAsia" w:ascii="宋体" w:hAnsi="宋体" w:eastAsia="宋体" w:cs="宋体"/>
               <w:szCs w:val="24"/>
             </w:rPr>
             <w:fldChar w:fldCharType="end"/>
@@ -2207,28 +2234,28 @@
         </w:p>
         <w:p>
           <w:pPr>
-            <w:pStyle w:val="TOC1"/>
+            <w:pStyle w:val="16"/>
             <w:tabs>
               <w:tab w:val="right" w:leader="dot" w:pos="8306"/>
             </w:tabs>
           </w:pPr>
           <w:r>
             <w:rPr>
-              <w:rFonts w:ascii="宋体" w:eastAsia="宋体" w:hAnsi="宋体" w:cs="宋体" w:hint="eastAsia"/>
+              <w:rFonts w:hint="eastAsia" w:ascii="宋体" w:hAnsi="宋体" w:eastAsia="宋体" w:cs="宋体"/>
               <w:szCs w:val="24"/>
             </w:rPr>
             <w:fldChar w:fldCharType="begin"/>
           </w:r>
           <w:r>
             <w:rPr>
-              <w:rFonts w:ascii="宋体" w:eastAsia="宋体" w:hAnsi="宋体" w:cs="宋体" w:hint="eastAsia"/>
+              <w:rFonts w:hint="eastAsia" w:ascii="宋体" w:hAnsi="宋体" w:eastAsia="宋体" w:cs="宋体"/>
               <w:szCs w:val="24"/>
             </w:rPr>
-            <w:instrText xml:space="preserve"> HYPERLINK \l _Toc2441 </w:instrText>
-          </w:r>
-          <w:r>
-            <w:rPr>
-              <w:rFonts w:ascii="宋体" w:eastAsia="宋体" w:hAnsi="宋体" w:cs="宋体" w:hint="eastAsia"/>
+            <w:instrText xml:space="preserve"> HYPERLINK \l _Toc2717 </w:instrText>
+          </w:r>
+          <w:r>
+            <w:rPr>
+              <w:rFonts w:hint="eastAsia" w:ascii="宋体" w:hAnsi="宋体" w:eastAsia="宋体" w:cs="宋体"/>
               <w:szCs w:val="24"/>
             </w:rPr>
             <w:fldChar w:fldCharType="separate"/>
@@ -2253,7 +2280,7 @@
             <w:fldChar w:fldCharType="begin"/>
           </w:r>
           <w:r>
-            <w:instrText xml:space="preserve"> PAGEREF _Toc2441 \h </w:instrText>
+            <w:instrText xml:space="preserve"> PAGEREF _Toc2717 \h </w:instrText>
           </w:r>
           <w:r>
             <w:fldChar w:fldCharType="separate"/>
@@ -2266,7 +2293,7 @@
           </w:r>
           <w:r>
             <w:rPr>
-              <w:rFonts w:ascii="宋体" w:eastAsia="宋体" w:hAnsi="宋体" w:cs="宋体" w:hint="eastAsia"/>
+              <w:rFonts w:hint="eastAsia" w:ascii="宋体" w:hAnsi="宋体" w:eastAsia="宋体" w:cs="宋体"/>
               <w:szCs w:val="24"/>
             </w:rPr>
             <w:fldChar w:fldCharType="end"/>
@@ -2274,28 +2301,28 @@
         </w:p>
         <w:p>
           <w:pPr>
-            <w:pStyle w:val="TOC1"/>
+            <w:pStyle w:val="16"/>
             <w:tabs>
               <w:tab w:val="right" w:leader="dot" w:pos="8306"/>
             </w:tabs>
           </w:pPr>
           <w:r>
             <w:rPr>
-              <w:rFonts w:ascii="宋体" w:eastAsia="宋体" w:hAnsi="宋体" w:cs="宋体" w:hint="eastAsia"/>
+              <w:rFonts w:hint="eastAsia" w:ascii="宋体" w:hAnsi="宋体" w:eastAsia="宋体" w:cs="宋体"/>
               <w:szCs w:val="24"/>
             </w:rPr>
             <w:fldChar w:fldCharType="begin"/>
           </w:r>
           <w:r>
             <w:rPr>
-              <w:rFonts w:ascii="宋体" w:eastAsia="宋体" w:hAnsi="宋体" w:cs="宋体" w:hint="eastAsia"/>
+              <w:rFonts w:hint="eastAsia" w:ascii="宋体" w:hAnsi="宋体" w:eastAsia="宋体" w:cs="宋体"/>
               <w:szCs w:val="24"/>
             </w:rPr>
-            <w:instrText xml:space="preserve"> HYPERLINK \l _Toc7202 </w:instrText>
-          </w:r>
-          <w:r>
-            <w:rPr>
-              <w:rFonts w:ascii="宋体" w:eastAsia="宋体" w:hAnsi="宋体" w:cs="宋体" w:hint="eastAsia"/>
+            <w:instrText xml:space="preserve"> HYPERLINK \l _Toc9445 </w:instrText>
+          </w:r>
+          <w:r>
+            <w:rPr>
+              <w:rFonts w:hint="eastAsia" w:ascii="宋体" w:hAnsi="宋体" w:eastAsia="宋体" w:cs="宋体"/>
               <w:szCs w:val="24"/>
             </w:rPr>
             <w:fldChar w:fldCharType="separate"/>
@@ -2321,7 +2348,7 @@
             <w:fldChar w:fldCharType="begin"/>
           </w:r>
           <w:r>
-            <w:instrText xml:space="preserve"> PAGEREF _Toc7202 \h </w:instrText>
+            <w:instrText xml:space="preserve"> PAGEREF _Toc9445 \h </w:instrText>
           </w:r>
           <w:r>
             <w:fldChar w:fldCharType="separate"/>
@@ -2334,7 +2361,7 @@
           </w:r>
           <w:r>
             <w:rPr>
-              <w:rFonts w:ascii="宋体" w:eastAsia="宋体" w:hAnsi="宋体" w:cs="宋体" w:hint="eastAsia"/>
+              <w:rFonts w:hint="eastAsia" w:ascii="宋体" w:hAnsi="宋体" w:eastAsia="宋体" w:cs="宋体"/>
               <w:szCs w:val="24"/>
             </w:rPr>
             <w:fldChar w:fldCharType="end"/>
@@ -2342,28 +2369,28 @@
         </w:p>
         <w:p>
           <w:pPr>
-            <w:pStyle w:val="TOC2"/>
+            <w:pStyle w:val="17"/>
             <w:tabs>
               <w:tab w:val="right" w:leader="dot" w:pos="8306"/>
             </w:tabs>
           </w:pPr>
           <w:r>
             <w:rPr>
-              <w:rFonts w:ascii="宋体" w:eastAsia="宋体" w:hAnsi="宋体" w:cs="宋体" w:hint="eastAsia"/>
+              <w:rFonts w:hint="eastAsia" w:ascii="宋体" w:hAnsi="宋体" w:eastAsia="宋体" w:cs="宋体"/>
               <w:szCs w:val="24"/>
             </w:rPr>
             <w:fldChar w:fldCharType="begin"/>
           </w:r>
           <w:r>
             <w:rPr>
-              <w:rFonts w:ascii="宋体" w:eastAsia="宋体" w:hAnsi="宋体" w:cs="宋体" w:hint="eastAsia"/>
+              <w:rFonts w:hint="eastAsia" w:ascii="宋体" w:hAnsi="宋体" w:eastAsia="宋体" w:cs="宋体"/>
               <w:szCs w:val="24"/>
             </w:rPr>
-            <w:instrText xml:space="preserve"> HYPERLINK \l _Toc7467 </w:instrText>
-          </w:r>
-          <w:r>
-            <w:rPr>
-              <w:rFonts w:ascii="宋体" w:eastAsia="宋体" w:hAnsi="宋体" w:cs="宋体" w:hint="eastAsia"/>
+            <w:instrText xml:space="preserve"> HYPERLINK \l _Toc29620 </w:instrText>
+          </w:r>
+          <w:r>
+            <w:rPr>
+              <w:rFonts w:hint="eastAsia" w:ascii="宋体" w:hAnsi="宋体" w:eastAsia="宋体" w:cs="宋体"/>
               <w:szCs w:val="24"/>
             </w:rPr>
             <w:fldChar w:fldCharType="separate"/>
@@ -2389,7 +2416,7 @@
             <w:fldChar w:fldCharType="begin"/>
           </w:r>
           <w:r>
-            <w:instrText xml:space="preserve"> PAGEREF _Toc7467 \h </w:instrText>
+            <w:instrText xml:space="preserve"> PAGEREF _Toc29620 \h </w:instrText>
           </w:r>
           <w:r>
             <w:fldChar w:fldCharType="separate"/>
@@ -2402,7 +2429,7 @@
           </w:r>
           <w:r>
             <w:rPr>
-              <w:rFonts w:ascii="宋体" w:eastAsia="宋体" w:hAnsi="宋体" w:cs="宋体" w:hint="eastAsia"/>
+              <w:rFonts w:hint="eastAsia" w:ascii="宋体" w:hAnsi="宋体" w:eastAsia="宋体" w:cs="宋体"/>
               <w:szCs w:val="24"/>
             </w:rPr>
             <w:fldChar w:fldCharType="end"/>
@@ -2410,28 +2437,28 @@
         </w:p>
         <w:p>
           <w:pPr>
-            <w:pStyle w:val="TOC3"/>
+            <w:pStyle w:val="13"/>
             <w:tabs>
               <w:tab w:val="right" w:leader="dot" w:pos="8306"/>
             </w:tabs>
           </w:pPr>
           <w:r>
             <w:rPr>
-              <w:rFonts w:ascii="宋体" w:eastAsia="宋体" w:hAnsi="宋体" w:cs="宋体" w:hint="eastAsia"/>
+              <w:rFonts w:hint="eastAsia" w:ascii="宋体" w:hAnsi="宋体" w:eastAsia="宋体" w:cs="宋体"/>
               <w:szCs w:val="24"/>
             </w:rPr>
             <w:fldChar w:fldCharType="begin"/>
           </w:r>
           <w:r>
             <w:rPr>
-              <w:rFonts w:ascii="宋体" w:eastAsia="宋体" w:hAnsi="宋体" w:cs="宋体" w:hint="eastAsia"/>
+              <w:rFonts w:hint="eastAsia" w:ascii="宋体" w:hAnsi="宋体" w:eastAsia="宋体" w:cs="宋体"/>
               <w:szCs w:val="24"/>
             </w:rPr>
-            <w:instrText xml:space="preserve"> HYPERLINK \l _Toc26309 </w:instrText>
-          </w:r>
-          <w:r>
-            <w:rPr>
-              <w:rFonts w:ascii="宋体" w:eastAsia="宋体" w:hAnsi="宋体" w:cs="宋体" w:hint="eastAsia"/>
+            <w:instrText xml:space="preserve"> HYPERLINK \l _Toc4671 </w:instrText>
+          </w:r>
+          <w:r>
+            <w:rPr>
+              <w:rFonts w:hint="eastAsia" w:ascii="宋体" w:hAnsi="宋体" w:eastAsia="宋体" w:cs="宋体"/>
               <w:szCs w:val="24"/>
             </w:rPr>
             <w:fldChar w:fldCharType="separate"/>
@@ -2457,7 +2484,7 @@
             <w:fldChar w:fldCharType="begin"/>
           </w:r>
           <w:r>
-            <w:instrText xml:space="preserve"> PAGEREF _Toc26309 \h </w:instrText>
+            <w:instrText xml:space="preserve"> PAGEREF _Toc4671 \h </w:instrText>
           </w:r>
           <w:r>
             <w:fldChar w:fldCharType="separate"/>
@@ -2470,7 +2497,7 @@
           </w:r>
           <w:r>
             <w:rPr>
-              <w:rFonts w:ascii="宋体" w:eastAsia="宋体" w:hAnsi="宋体" w:cs="宋体" w:hint="eastAsia"/>
+              <w:rFonts w:hint="eastAsia" w:ascii="宋体" w:hAnsi="宋体" w:eastAsia="宋体" w:cs="宋体"/>
               <w:szCs w:val="24"/>
             </w:rPr>
             <w:fldChar w:fldCharType="end"/>
@@ -2478,28 +2505,28 @@
         </w:p>
         <w:p>
           <w:pPr>
-            <w:pStyle w:val="TOC3"/>
+            <w:pStyle w:val="13"/>
             <w:tabs>
               <w:tab w:val="right" w:leader="dot" w:pos="8306"/>
             </w:tabs>
           </w:pPr>
           <w:r>
             <w:rPr>
-              <w:rFonts w:ascii="宋体" w:eastAsia="宋体" w:hAnsi="宋体" w:cs="宋体" w:hint="eastAsia"/>
+              <w:rFonts w:hint="eastAsia" w:ascii="宋体" w:hAnsi="宋体" w:eastAsia="宋体" w:cs="宋体"/>
               <w:szCs w:val="24"/>
             </w:rPr>
             <w:fldChar w:fldCharType="begin"/>
           </w:r>
           <w:r>
             <w:rPr>
-              <w:rFonts w:ascii="宋体" w:eastAsia="宋体" w:hAnsi="宋体" w:cs="宋体" w:hint="eastAsia"/>
+              <w:rFonts w:hint="eastAsia" w:ascii="宋体" w:hAnsi="宋体" w:eastAsia="宋体" w:cs="宋体"/>
               <w:szCs w:val="24"/>
             </w:rPr>
-            <w:instrText xml:space="preserve"> HYPERLINK \l _Toc32330 </w:instrText>
-          </w:r>
-          <w:r>
-            <w:rPr>
-              <w:rFonts w:ascii="宋体" w:eastAsia="宋体" w:hAnsi="宋体" w:cs="宋体" w:hint="eastAsia"/>
+            <w:instrText xml:space="preserve"> HYPERLINK \l _Toc10729 </w:instrText>
+          </w:r>
+          <w:r>
+            <w:rPr>
+              <w:rFonts w:hint="eastAsia" w:ascii="宋体" w:hAnsi="宋体" w:eastAsia="宋体" w:cs="宋体"/>
               <w:szCs w:val="24"/>
             </w:rPr>
             <w:fldChar w:fldCharType="separate"/>
@@ -2525,7 +2552,7 @@
             <w:fldChar w:fldCharType="begin"/>
           </w:r>
           <w:r>
-            <w:instrText xml:space="preserve"> PAGEREF _Toc32330 \h </w:instrText>
+            <w:instrText xml:space="preserve"> PAGEREF _Toc10729 \h </w:instrText>
           </w:r>
           <w:r>
             <w:fldChar w:fldCharType="separate"/>
@@ -2538,7 +2565,7 @@
           </w:r>
           <w:r>
             <w:rPr>
-              <w:rFonts w:ascii="宋体" w:eastAsia="宋体" w:hAnsi="宋体" w:cs="宋体" w:hint="eastAsia"/>
+              <w:rFonts w:hint="eastAsia" w:ascii="宋体" w:hAnsi="宋体" w:eastAsia="宋体" w:cs="宋体"/>
               <w:szCs w:val="24"/>
             </w:rPr>
             <w:fldChar w:fldCharType="end"/>
@@ -2546,28 +2573,28 @@
         </w:p>
         <w:p>
           <w:pPr>
-            <w:pStyle w:val="TOC3"/>
+            <w:pStyle w:val="13"/>
             <w:tabs>
               <w:tab w:val="right" w:leader="dot" w:pos="8306"/>
             </w:tabs>
           </w:pPr>
           <w:r>
             <w:rPr>
-              <w:rFonts w:ascii="宋体" w:eastAsia="宋体" w:hAnsi="宋体" w:cs="宋体" w:hint="eastAsia"/>
+              <w:rFonts w:hint="eastAsia" w:ascii="宋体" w:hAnsi="宋体" w:eastAsia="宋体" w:cs="宋体"/>
               <w:szCs w:val="24"/>
             </w:rPr>
             <w:fldChar w:fldCharType="begin"/>
           </w:r>
           <w:r>
             <w:rPr>
-              <w:rFonts w:ascii="宋体" w:eastAsia="宋体" w:hAnsi="宋体" w:cs="宋体" w:hint="eastAsia"/>
+              <w:rFonts w:hint="eastAsia" w:ascii="宋体" w:hAnsi="宋体" w:eastAsia="宋体" w:cs="宋体"/>
               <w:szCs w:val="24"/>
             </w:rPr>
-            <w:instrText xml:space="preserve"> HYPERLINK \l _Toc2925 </w:instrText>
-          </w:r>
-          <w:r>
-            <w:rPr>
-              <w:rFonts w:ascii="宋体" w:eastAsia="宋体" w:hAnsi="宋体" w:cs="宋体" w:hint="eastAsia"/>
+            <w:instrText xml:space="preserve"> HYPERLINK \l _Toc3197 </w:instrText>
+          </w:r>
+          <w:r>
+            <w:rPr>
+              <w:rFonts w:hint="eastAsia" w:ascii="宋体" w:hAnsi="宋体" w:eastAsia="宋体" w:cs="宋体"/>
               <w:szCs w:val="24"/>
             </w:rPr>
             <w:fldChar w:fldCharType="separate"/>
@@ -2593,7 +2620,7 @@
             <w:fldChar w:fldCharType="begin"/>
           </w:r>
           <w:r>
-            <w:instrText xml:space="preserve"> PAGEREF _Toc2925 \h </w:instrText>
+            <w:instrText xml:space="preserve"> PAGEREF _Toc3197 \h </w:instrText>
           </w:r>
           <w:r>
             <w:fldChar w:fldCharType="separate"/>
@@ -2606,7 +2633,7 @@
           </w:r>
           <w:r>
             <w:rPr>
-              <w:rFonts w:ascii="宋体" w:eastAsia="宋体" w:hAnsi="宋体" w:cs="宋体" w:hint="eastAsia"/>
+              <w:rFonts w:hint="eastAsia" w:ascii="宋体" w:hAnsi="宋体" w:eastAsia="宋体" w:cs="宋体"/>
               <w:szCs w:val="24"/>
             </w:rPr>
             <w:fldChar w:fldCharType="end"/>
@@ -2614,28 +2641,28 @@
         </w:p>
         <w:p>
           <w:pPr>
-            <w:pStyle w:val="TOC2"/>
+            <w:pStyle w:val="17"/>
             <w:tabs>
               <w:tab w:val="right" w:leader="dot" w:pos="8306"/>
             </w:tabs>
           </w:pPr>
           <w:r>
             <w:rPr>
-              <w:rFonts w:ascii="宋体" w:eastAsia="宋体" w:hAnsi="宋体" w:cs="宋体" w:hint="eastAsia"/>
+              <w:rFonts w:hint="eastAsia" w:ascii="宋体" w:hAnsi="宋体" w:eastAsia="宋体" w:cs="宋体"/>
               <w:szCs w:val="24"/>
             </w:rPr>
             <w:fldChar w:fldCharType="begin"/>
           </w:r>
           <w:r>
             <w:rPr>
-              <w:rFonts w:ascii="宋体" w:eastAsia="宋体" w:hAnsi="宋体" w:cs="宋体" w:hint="eastAsia"/>
+              <w:rFonts w:hint="eastAsia" w:ascii="宋体" w:hAnsi="宋体" w:eastAsia="宋体" w:cs="宋体"/>
               <w:szCs w:val="24"/>
             </w:rPr>
-            <w:instrText xml:space="preserve"> HYPERLINK \l _Toc5853 </w:instrText>
-          </w:r>
-          <w:r>
-            <w:rPr>
-              <w:rFonts w:ascii="宋体" w:eastAsia="宋体" w:hAnsi="宋体" w:cs="宋体" w:hint="eastAsia"/>
+            <w:instrText xml:space="preserve"> HYPERLINK \l _Toc7613 </w:instrText>
+          </w:r>
+          <w:r>
+            <w:rPr>
+              <w:rFonts w:hint="eastAsia" w:ascii="宋体" w:hAnsi="宋体" w:eastAsia="宋体" w:cs="宋体"/>
               <w:szCs w:val="24"/>
             </w:rPr>
             <w:fldChar w:fldCharType="separate"/>
@@ -2661,7 +2688,7 @@
             <w:fldChar w:fldCharType="begin"/>
           </w:r>
           <w:r>
-            <w:instrText xml:space="preserve"> PAGEREF _Toc5853 \h </w:instrText>
+            <w:instrText xml:space="preserve"> PAGEREF _Toc7613 \h </w:instrText>
           </w:r>
           <w:r>
             <w:fldChar w:fldCharType="separate"/>
@@ -2674,7 +2701,7 @@
           </w:r>
           <w:r>
             <w:rPr>
-              <w:rFonts w:ascii="宋体" w:eastAsia="宋体" w:hAnsi="宋体" w:cs="宋体" w:hint="eastAsia"/>
+              <w:rFonts w:hint="eastAsia" w:ascii="宋体" w:hAnsi="宋体" w:eastAsia="宋体" w:cs="宋体"/>
               <w:szCs w:val="24"/>
             </w:rPr>
             <w:fldChar w:fldCharType="end"/>
@@ -2682,28 +2709,28 @@
         </w:p>
         <w:p>
           <w:pPr>
-            <w:pStyle w:val="TOC2"/>
+            <w:pStyle w:val="17"/>
             <w:tabs>
               <w:tab w:val="right" w:leader="dot" w:pos="8306"/>
             </w:tabs>
           </w:pPr>
           <w:r>
             <w:rPr>
-              <w:rFonts w:ascii="宋体" w:eastAsia="宋体" w:hAnsi="宋体" w:cs="宋体" w:hint="eastAsia"/>
+              <w:rFonts w:hint="eastAsia" w:ascii="宋体" w:hAnsi="宋体" w:eastAsia="宋体" w:cs="宋体"/>
               <w:szCs w:val="24"/>
             </w:rPr>
             <w:fldChar w:fldCharType="begin"/>
           </w:r>
           <w:r>
             <w:rPr>
-              <w:rFonts w:ascii="宋体" w:eastAsia="宋体" w:hAnsi="宋体" w:cs="宋体" w:hint="eastAsia"/>
+              <w:rFonts w:hint="eastAsia" w:ascii="宋体" w:hAnsi="宋体" w:eastAsia="宋体" w:cs="宋体"/>
               <w:szCs w:val="24"/>
             </w:rPr>
-            <w:instrText xml:space="preserve"> HYPERLINK \l _Toc4660 </w:instrText>
-          </w:r>
-          <w:r>
-            <w:rPr>
-              <w:rFonts w:ascii="宋体" w:eastAsia="宋体" w:hAnsi="宋体" w:cs="宋体" w:hint="eastAsia"/>
+            <w:instrText xml:space="preserve"> HYPERLINK \l _Toc24060 </w:instrText>
+          </w:r>
+          <w:r>
+            <w:rPr>
+              <w:rFonts w:hint="eastAsia" w:ascii="宋体" w:hAnsi="宋体" w:eastAsia="宋体" w:cs="宋体"/>
               <w:szCs w:val="24"/>
             </w:rPr>
             <w:fldChar w:fldCharType="separate"/>
@@ -2728,7 +2755,7 @@
             <w:fldChar w:fldCharType="begin"/>
           </w:r>
           <w:r>
-            <w:instrText xml:space="preserve"> PAGEREF _Toc4660 \h </w:instrText>
+            <w:instrText xml:space="preserve"> PAGEREF _Toc24060 \h </w:instrText>
           </w:r>
           <w:r>
             <w:fldChar w:fldCharType="separate"/>
@@ -2741,7 +2768,7 @@
           </w:r>
           <w:r>
             <w:rPr>
-              <w:rFonts w:ascii="宋体" w:eastAsia="宋体" w:hAnsi="宋体" w:cs="宋体" w:hint="eastAsia"/>
+              <w:rFonts w:hint="eastAsia" w:ascii="宋体" w:hAnsi="宋体" w:eastAsia="宋体" w:cs="宋体"/>
               <w:szCs w:val="24"/>
             </w:rPr>
             <w:fldChar w:fldCharType="end"/>
@@ -2749,28 +2776,28 @@
         </w:p>
         <w:p>
           <w:pPr>
-            <w:pStyle w:val="TOC2"/>
+            <w:pStyle w:val="17"/>
             <w:tabs>
               <w:tab w:val="right" w:leader="dot" w:pos="8306"/>
             </w:tabs>
           </w:pPr>
           <w:r>
             <w:rPr>
-              <w:rFonts w:ascii="宋体" w:eastAsia="宋体" w:hAnsi="宋体" w:cs="宋体" w:hint="eastAsia"/>
+              <w:rFonts w:hint="eastAsia" w:ascii="宋体" w:hAnsi="宋体" w:eastAsia="宋体" w:cs="宋体"/>
               <w:szCs w:val="24"/>
             </w:rPr>
             <w:fldChar w:fldCharType="begin"/>
           </w:r>
           <w:r>
             <w:rPr>
-              <w:rFonts w:ascii="宋体" w:eastAsia="宋体" w:hAnsi="宋体" w:cs="宋体" w:hint="eastAsia"/>
+              <w:rFonts w:hint="eastAsia" w:ascii="宋体" w:hAnsi="宋体" w:eastAsia="宋体" w:cs="宋体"/>
               <w:szCs w:val="24"/>
             </w:rPr>
-            <w:instrText xml:space="preserve"> HYPERLINK \l _Toc25767 </w:instrText>
-          </w:r>
-          <w:r>
-            <w:rPr>
-              <w:rFonts w:ascii="宋体" w:eastAsia="宋体" w:hAnsi="宋体" w:cs="宋体" w:hint="eastAsia"/>
+            <w:instrText xml:space="preserve"> HYPERLINK \l _Toc9329 </w:instrText>
+          </w:r>
+          <w:r>
+            <w:rPr>
+              <w:rFonts w:hint="eastAsia" w:ascii="宋体" w:hAnsi="宋体" w:eastAsia="宋体" w:cs="宋体"/>
               <w:szCs w:val="24"/>
             </w:rPr>
             <w:fldChar w:fldCharType="separate"/>
@@ -2796,7 +2823,7 @@
             <w:fldChar w:fldCharType="begin"/>
           </w:r>
           <w:r>
-            <w:instrText xml:space="preserve"> PAGEREF _Toc25767 \h </w:instrText>
+            <w:instrText xml:space="preserve"> PAGEREF _Toc9329 \h </w:instrText>
           </w:r>
           <w:r>
             <w:fldChar w:fldCharType="separate"/>
@@ -2809,7 +2836,7 @@
           </w:r>
           <w:r>
             <w:rPr>
-              <w:rFonts w:ascii="宋体" w:eastAsia="宋体" w:hAnsi="宋体" w:cs="宋体" w:hint="eastAsia"/>
+              <w:rFonts w:hint="eastAsia" w:ascii="宋体" w:hAnsi="宋体" w:eastAsia="宋体" w:cs="宋体"/>
               <w:szCs w:val="24"/>
             </w:rPr>
             <w:fldChar w:fldCharType="end"/>
@@ -2817,28 +2844,28 @@
         </w:p>
         <w:p>
           <w:pPr>
-            <w:pStyle w:val="TOC2"/>
+            <w:pStyle w:val="17"/>
             <w:tabs>
               <w:tab w:val="right" w:leader="dot" w:pos="8306"/>
             </w:tabs>
           </w:pPr>
           <w:r>
             <w:rPr>
-              <w:rFonts w:ascii="宋体" w:eastAsia="宋体" w:hAnsi="宋体" w:cs="宋体" w:hint="eastAsia"/>
+              <w:rFonts w:hint="eastAsia" w:ascii="宋体" w:hAnsi="宋体" w:eastAsia="宋体" w:cs="宋体"/>
               <w:szCs w:val="24"/>
             </w:rPr>
             <w:fldChar w:fldCharType="begin"/>
           </w:r>
           <w:r>
             <w:rPr>
-              <w:rFonts w:ascii="宋体" w:eastAsia="宋体" w:hAnsi="宋体" w:cs="宋体" w:hint="eastAsia"/>
+              <w:rFonts w:hint="eastAsia" w:ascii="宋体" w:hAnsi="宋体" w:eastAsia="宋体" w:cs="宋体"/>
               <w:szCs w:val="24"/>
             </w:rPr>
-            <w:instrText xml:space="preserve"> HYPERLINK \l _Toc1948 </w:instrText>
-          </w:r>
-          <w:r>
-            <w:rPr>
-              <w:rFonts w:ascii="宋体" w:eastAsia="宋体" w:hAnsi="宋体" w:cs="宋体" w:hint="eastAsia"/>
+            <w:instrText xml:space="preserve"> HYPERLINK \l _Toc20968 </w:instrText>
+          </w:r>
+          <w:r>
+            <w:rPr>
+              <w:rFonts w:hint="eastAsia" w:ascii="宋体" w:hAnsi="宋体" w:eastAsia="宋体" w:cs="宋体"/>
               <w:szCs w:val="24"/>
             </w:rPr>
             <w:fldChar w:fldCharType="separate"/>
@@ -2863,7 +2890,7 @@
             <w:fldChar w:fldCharType="begin"/>
           </w:r>
           <w:r>
-            <w:instrText xml:space="preserve"> PAGEREF _Toc1948 \h </w:instrText>
+            <w:instrText xml:space="preserve"> PAGEREF _Toc20968 \h </w:instrText>
           </w:r>
           <w:r>
             <w:fldChar w:fldCharType="separate"/>
@@ -2876,7 +2903,7 @@
           </w:r>
           <w:r>
             <w:rPr>
-              <w:rFonts w:ascii="宋体" w:eastAsia="宋体" w:hAnsi="宋体" w:cs="宋体" w:hint="eastAsia"/>
+              <w:rFonts w:hint="eastAsia" w:ascii="宋体" w:hAnsi="宋体" w:eastAsia="宋体" w:cs="宋体"/>
               <w:szCs w:val="24"/>
             </w:rPr>
             <w:fldChar w:fldCharType="end"/>
@@ -2884,28 +2911,28 @@
         </w:p>
         <w:p>
           <w:pPr>
-            <w:pStyle w:val="TOC2"/>
+            <w:pStyle w:val="17"/>
             <w:tabs>
               <w:tab w:val="right" w:leader="dot" w:pos="8306"/>
             </w:tabs>
           </w:pPr>
           <w:r>
             <w:rPr>
-              <w:rFonts w:ascii="宋体" w:eastAsia="宋体" w:hAnsi="宋体" w:cs="宋体" w:hint="eastAsia"/>
+              <w:rFonts w:hint="eastAsia" w:ascii="宋体" w:hAnsi="宋体" w:eastAsia="宋体" w:cs="宋体"/>
               <w:szCs w:val="24"/>
             </w:rPr>
             <w:fldChar w:fldCharType="begin"/>
           </w:r>
           <w:r>
             <w:rPr>
-              <w:rFonts w:ascii="宋体" w:eastAsia="宋体" w:hAnsi="宋体" w:cs="宋体" w:hint="eastAsia"/>
+              <w:rFonts w:hint="eastAsia" w:ascii="宋体" w:hAnsi="宋体" w:eastAsia="宋体" w:cs="宋体"/>
               <w:szCs w:val="24"/>
             </w:rPr>
-            <w:instrText xml:space="preserve"> HYPERLINK \l _Toc22725 </w:instrText>
-          </w:r>
-          <w:r>
-            <w:rPr>
-              <w:rFonts w:ascii="宋体" w:eastAsia="宋体" w:hAnsi="宋体" w:cs="宋体" w:hint="eastAsia"/>
+            <w:instrText xml:space="preserve"> HYPERLINK \l _Toc17326 </w:instrText>
+          </w:r>
+          <w:r>
+            <w:rPr>
+              <w:rFonts w:hint="eastAsia" w:ascii="宋体" w:hAnsi="宋体" w:eastAsia="宋体" w:cs="宋体"/>
               <w:szCs w:val="24"/>
             </w:rPr>
             <w:fldChar w:fldCharType="separate"/>
@@ -2931,7 +2958,7 @@
             <w:fldChar w:fldCharType="begin"/>
           </w:r>
           <w:r>
-            <w:instrText xml:space="preserve"> PAGEREF _Toc22725 \h </w:instrText>
+            <w:instrText xml:space="preserve"> PAGEREF _Toc17326 \h </w:instrText>
           </w:r>
           <w:r>
             <w:fldChar w:fldCharType="separate"/>
@@ -2944,7 +2971,7 @@
           </w:r>
           <w:r>
             <w:rPr>
-              <w:rFonts w:ascii="宋体" w:eastAsia="宋体" w:hAnsi="宋体" w:cs="宋体" w:hint="eastAsia"/>
+              <w:rFonts w:hint="eastAsia" w:ascii="宋体" w:hAnsi="宋体" w:eastAsia="宋体" w:cs="宋体"/>
               <w:szCs w:val="24"/>
             </w:rPr>
             <w:fldChar w:fldCharType="end"/>
@@ -2966,7 +2993,7 @@
             <w:snapToGrid w:val="0"/>
             <w:textAlignment w:val="baseline"/>
             <w:rPr>
-              <w:rFonts w:ascii="宋体" w:eastAsia="宋体" w:hAnsi="宋体" w:cs="宋体" w:hint="eastAsia"/>
+              <w:rFonts w:hint="eastAsia" w:ascii="宋体" w:hAnsi="宋体" w:eastAsia="宋体" w:cs="宋体"/>
               <w:snapToGrid w:val="0"/>
               <w:color w:val="000000"/>
               <w:kern w:val="0"/>
@@ -2977,7 +3004,7 @@
           </w:pPr>
           <w:r>
             <w:rPr>
-              <w:rFonts w:ascii="宋体" w:eastAsia="宋体" w:hAnsi="宋体" w:cs="宋体" w:hint="eastAsia"/>
+              <w:rFonts w:hint="eastAsia" w:ascii="宋体" w:hAnsi="宋体" w:eastAsia="宋体" w:cs="宋体"/>
               <w:szCs w:val="24"/>
             </w:rPr>
             <w:fldChar w:fldCharType="end"/>
@@ -3001,7 +3028,7 @@
         <w:snapToGrid w:val="0"/>
         <w:textAlignment w:val="baseline"/>
         <w:rPr>
-          <w:rFonts w:ascii="Arial" w:eastAsia="Arial" w:hAnsi="Arial" w:cs="Arial"/>
+          <w:rFonts w:ascii="Arial" w:hAnsi="Arial" w:eastAsia="Arial" w:cs="Arial"/>
           <w:snapToGrid w:val="0"/>
           <w:color w:val="000000"/>
           <w:kern w:val="0"/>
@@ -3012,7 +3039,7 @@
       </w:pPr>
       <w:r>
         <w:rPr>
-          <w:rFonts w:ascii="Arial" w:eastAsia="Arial" w:hAnsi="Arial" w:cs="Arial"/>
+          <w:rFonts w:ascii="Arial" w:hAnsi="Arial" w:eastAsia="Arial" w:cs="Arial"/>
           <w:snapToGrid w:val="0"/>
           <w:color w:val="000000"/>
           <w:kern w:val="0"/>
@@ -3025,7 +3052,7 @@
     </w:p>
     <w:p>
       <w:pPr>
-        <w:pStyle w:val="1"/>
+        <w:pStyle w:val="28"/>
         <w:keepNext w:val="0"/>
         <w:keepLines w:val="0"/>
         <w:pageBreakBefore w:val="0"/>
@@ -3040,7 +3067,7 @@
         <w:snapToGrid w:val="0"/>
         <w:textAlignment w:val="baseline"/>
       </w:pPr>
-      <w:bookmarkStart w:id="2" w:name="_Toc2441"/>
+      <w:bookmarkStart w:id="2" w:name="_Toc2717"/>
       <w:r>
         <w:rPr>
           <w:rFonts w:hint="eastAsia"/>
@@ -3052,7 +3079,7 @@
     </w:p>
     <w:p>
       <w:pPr>
-        <w:pStyle w:val="a1"/>
+        <w:pStyle w:val="29"/>
         <w:bidi w:val="0"/>
         <w:rPr>
           <w:rFonts w:hint="eastAsia"/>
@@ -3069,8 +3096,8 @@
     </w:p>
     <w:p>
       <w:pPr>
-        <w:pStyle w:val="a1"/>
-        <w:ind w:left="0" w:right="0" w:firstLine="0" w:leftChars="0" w:rightChars="0" w:firstLineChars="0"/>
+        <w:pStyle w:val="29"/>
+        <w:ind w:left="0" w:leftChars="0" w:right="0" w:rightChars="0" w:firstLine="0" w:firstLineChars="0"/>
         <w:jc w:val="center"/>
         <w:rPr>
           <w:rFonts w:hint="eastAsia"/>
@@ -3171,8 +3198,8 @@
     </w:p>
     <w:p>
       <w:pPr>
-        <w:pStyle w:val="a1"/>
-        <w:ind w:left="0" w:right="0" w:firstLine="0" w:leftChars="0" w:rightChars="0" w:firstLineChars="0"/>
+        <w:pStyle w:val="29"/>
+        <w:ind w:left="0" w:leftChars="0" w:right="0" w:rightChars="0" w:firstLine="0" w:firstLineChars="0"/>
         <w:jc w:val="center"/>
         <w:rPr>
           <w:rFonts w:hint="default"/>
@@ -3182,9 +3209,9 @@
     </w:p>
     <w:p>
       <w:pPr>
-        <w:pStyle w:val="a1"/>
+        <w:pStyle w:val="29"/>
         <w:bidi w:val="0"/>
-        <w:ind w:left="0" w:right="0" w:firstLine="0" w:leftChars="0" w:rightChars="0" w:firstLineChars="0"/>
+        <w:ind w:left="0" w:leftChars="0" w:right="0" w:rightChars="0" w:firstLine="0" w:firstLineChars="0"/>
         <w:jc w:val="left"/>
         <w:rPr>
           <w:rFonts w:hint="default"/>
@@ -3197,49 +3224,35 @@
           <w:lang w:val="en-US" w:eastAsia="zh-CN"/>
         </w:rPr>
         <w:object>
-          <v:shapetype id="_x0000_t75" coordsize="21600,21600" o:spt="75" o:preferrelative="t" path="m@4@5l@4@11@9@11@9@5xe" filled="f" stroked="f">
-            <v:stroke joinstyle="miter"/>
-            <v:formulas>
-              <v:f eqn="if lineDrawn pixelLineWidth 0"/>
-              <v:f eqn="sum @0 1 0"/>
-              <v:f eqn="sum 0 0 @1"/>
-              <v:f eqn="prod @2 1 2"/>
-              <v:f eqn="prod @3 21600 pixelWidth"/>
-              <v:f eqn="prod @3 21600 pixelHeight"/>
-              <v:f eqn="sum @0 0 1"/>
-              <v:f eqn="prod @6 1 2"/>
-              <v:f eqn="prod @7 21600 pixelWidth"/>
-              <v:f eqn="sum @8 21600 0"/>
-              <v:f eqn="prod @7 21600 pixelHeight"/>
-              <v:f eqn="sum @10 21600 0"/>
-            </v:formulas>
-            <v:path o:extrusionok="f" gradientshapeok="t" o:connecttype="rect"/>
+          <v:shape id="_x0000_i1025" o:spt="75" type="#_x0000_t75" style="height:177.7pt;width:424.35pt;" o:ole="t" filled="f" o:preferrelative="t" stroked="f" coordsize="21600,21600">
+            <v:path/>
+            <v:fill on="f" focussize="0,0"/>
+            <v:stroke on="f" joinstyle="miter"/>
+            <v:imagedata r:id="rId10" o:title=""/>
             <o:lock v:ext="edit" aspectratio="t"/>
-          </v:shapetype>
-          <v:shape id="_x0000_i1025" type="#_x0000_t75" style="height:177.7pt;width:424.35pt" o:oleicon="f" o:ole="" coordsize="21600,21600" o:preferrelative="t" filled="f" stroked="f">
-            <v:stroke joinstyle="miter"/>
-            <v:imagedata r:id="rId6" o:title=""/>
-            <o:lock v:ext="edit" aspectratio="t"/>
+            <w10:wrap type="none"/>
             <w10:anchorlock/>
           </v:shape>
-          <o:OLEObject Type="Embed" ProgID="Visio.Drawing.15" ShapeID="_x0000_i1025" DrawAspect="Content" ObjectID="_1468075725" r:id="rId7"/>
+          <o:OLEObject Type="Embed" ProgID="Visio.Drawing.15" ShapeID="_x0000_i1025" DrawAspect="Content" ObjectID="_1468075725" r:id="rId9">
+            <o:LockedField>false</o:LockedField>
+          </o:OLEObject>
         </w:object>
       </w:r>
     </w:p>
     <w:p>
       <w:pPr>
-        <w:pStyle w:val="1"/>
+        <w:pStyle w:val="28"/>
         <w:bidi w:val="0"/>
         <w:rPr>
-          <w:rStyle w:val="1Char"/>
+          <w:rStyle w:val="38"/>
           <w:rFonts w:hint="default"/>
           <w:lang w:val="en-US" w:eastAsia="zh-CN"/>
         </w:rPr>
       </w:pPr>
-      <w:bookmarkStart w:id="3" w:name="_Toc7202"/>
-      <w:r>
-        <w:rPr>
-          <w:rStyle w:val="1Char"/>
+      <w:bookmarkStart w:id="3" w:name="_Toc9445"/>
+      <w:r>
+        <w:rPr>
+          <w:rStyle w:val="38"/>
           <w:rFonts w:hint="eastAsia"/>
           <w:lang w:val="en-US" w:eastAsia="zh-CN"/>
         </w:rPr>
@@ -3249,14 +3262,14 @@
     </w:p>
     <w:p>
       <w:pPr>
-        <w:pStyle w:val="2"/>
+        <w:pStyle w:val="30"/>
         <w:bidi w:val="0"/>
         <w:rPr>
           <w:rFonts w:hint="eastAsia"/>
           <w:lang w:val="en-US" w:eastAsia="zh-CN"/>
         </w:rPr>
       </w:pPr>
-      <w:bookmarkStart w:id="4" w:name="_Toc7467"/>
+      <w:bookmarkStart w:id="4" w:name="_Toc29620"/>
       <w:r>
         <w:rPr>
           <w:rFonts w:hint="eastAsia"/>
@@ -3268,7 +3281,7 @@
     </w:p>
     <w:p>
       <w:pPr>
-        <w:pStyle w:val="a3"/>
+        <w:pStyle w:val="40"/>
         <w:numPr>
           <w:ilvl w:val="0"/>
           <w:numId w:val="2"/>
@@ -3281,7 +3294,7 @@
     </w:p>
     <w:p>
       <w:pPr>
-        <w:pStyle w:val="a3"/>
+        <w:pStyle w:val="40"/>
         <w:numPr>
           <w:ilvl w:val="0"/>
           <w:numId w:val="2"/>
@@ -3294,7 +3307,7 @@
     </w:p>
     <w:p>
       <w:pPr>
-        <w:pStyle w:val="a3"/>
+        <w:pStyle w:val="40"/>
         <w:numPr>
           <w:ilvl w:val="0"/>
           <w:numId w:val="2"/>
@@ -3307,7 +3320,7 @@
     </w:p>
     <w:p>
       <w:pPr>
-        <w:pStyle w:val="a3"/>
+        <w:pStyle w:val="40"/>
         <w:numPr>
           <w:ilvl w:val="0"/>
           <w:numId w:val="2"/>
@@ -3320,7 +3333,7 @@
     </w:p>
     <w:p>
       <w:pPr>
-        <w:pStyle w:val="a3"/>
+        <w:pStyle w:val="40"/>
         <w:numPr>
           <w:ilvl w:val="0"/>
           <w:numId w:val="2"/>
@@ -3343,7 +3356,7 @@
     </w:p>
     <w:p>
       <w:pPr>
-        <w:pStyle w:val="a3"/>
+        <w:pStyle w:val="40"/>
         <w:numPr>
           <w:ilvl w:val="0"/>
           <w:numId w:val="2"/>
@@ -3363,7 +3376,7 @@
     </w:p>
     <w:p>
       <w:pPr>
-        <w:pStyle w:val="a3"/>
+        <w:pStyle w:val="40"/>
         <w:numPr>
           <w:ilvl w:val="0"/>
           <w:numId w:val="2"/>
@@ -3376,7 +3389,7 @@
     </w:p>
     <w:p>
       <w:pPr>
-        <w:pStyle w:val="a3"/>
+        <w:pStyle w:val="40"/>
         <w:numPr>
           <w:ilvl w:val="0"/>
           <w:numId w:val="2"/>
@@ -3389,7 +3402,7 @@
     </w:p>
     <w:p>
       <w:pPr>
-        <w:pStyle w:val="a3"/>
+        <w:pStyle w:val="40"/>
         <w:numPr>
           <w:ilvl w:val="0"/>
           <w:numId w:val="2"/>
@@ -3402,7 +3415,7 @@
     </w:p>
     <w:p>
       <w:pPr>
-        <w:pStyle w:val="a3"/>
+        <w:pStyle w:val="40"/>
         <w:numPr>
           <w:ilvl w:val="0"/>
           <w:numId w:val="2"/>
@@ -3415,14 +3428,14 @@
     </w:p>
     <w:p>
       <w:pPr>
-        <w:pStyle w:val="3"/>
+        <w:pStyle w:val="31"/>
         <w:bidi w:val="0"/>
         <w:rPr>
           <w:rFonts w:hint="eastAsia"/>
           <w:lang w:val="en-US" w:eastAsia="zh-CN"/>
         </w:rPr>
       </w:pPr>
-      <w:bookmarkStart w:id="5" w:name="_Toc26309"/>
+      <w:bookmarkStart w:id="5" w:name="_Toc4671"/>
       <w:r>
         <w:rPr>
           <w:rFonts w:hint="eastAsia"/>
@@ -3434,12 +3447,12 @@
     </w:p>
     <w:p>
       <w:pPr>
-        <w:pStyle w:val="a1"/>
+        <w:pStyle w:val="29"/>
         <w:numPr>
           <w:ilvl w:val="0"/>
           <w:numId w:val="3"/>
         </w:numPr>
-        <w:ind w:left="425" w:hanging="425" w:leftChars="0" w:firstLineChars="0"/>
+        <w:ind w:left="425" w:leftChars="0" w:hanging="425" w:firstLineChars="0"/>
         <w:rPr>
           <w:rFonts w:hint="eastAsia"/>
           <w:lang w:val="en-US" w:eastAsia="zh-CN"/>
@@ -3455,12 +3468,12 @@
     </w:p>
     <w:p>
       <w:pPr>
-        <w:pStyle w:val="a1"/>
+        <w:pStyle w:val="29"/>
         <w:numPr>
           <w:ilvl w:val="0"/>
           <w:numId w:val="3"/>
         </w:numPr>
-        <w:ind w:left="425" w:hanging="425" w:leftChars="0" w:firstLineChars="0"/>
+        <w:ind w:left="425" w:leftChars="0" w:hanging="425" w:firstLineChars="0"/>
         <w:rPr>
           <w:rFonts w:hint="eastAsia"/>
           <w:lang w:val="en-US" w:eastAsia="zh-CN"/>
@@ -3476,12 +3489,12 @@
     </w:p>
     <w:p>
       <w:pPr>
-        <w:pStyle w:val="a1"/>
+        <w:pStyle w:val="29"/>
         <w:numPr>
           <w:ilvl w:val="0"/>
           <w:numId w:val="3"/>
         </w:numPr>
-        <w:ind w:left="425" w:hanging="425" w:leftChars="0" w:firstLineChars="0"/>
+        <w:ind w:left="425" w:leftChars="0" w:hanging="425" w:firstLineChars="0"/>
         <w:rPr>
           <w:rFonts w:hint="eastAsia"/>
           <w:lang w:val="en-US" w:eastAsia="zh-CN"/>
@@ -3497,12 +3510,12 @@
     </w:p>
     <w:p>
       <w:pPr>
-        <w:pStyle w:val="a1"/>
+        <w:pStyle w:val="29"/>
         <w:numPr>
           <w:ilvl w:val="0"/>
           <w:numId w:val="3"/>
         </w:numPr>
-        <w:ind w:left="425" w:hanging="425" w:leftChars="0" w:firstLineChars="0"/>
+        <w:ind w:left="425" w:leftChars="0" w:hanging="425" w:firstLineChars="0"/>
         <w:rPr>
           <w:rFonts w:hint="eastAsia"/>
           <w:lang w:val="en-US" w:eastAsia="zh-CN"/>
@@ -3518,12 +3531,12 @@
     </w:p>
     <w:p>
       <w:pPr>
-        <w:pStyle w:val="a1"/>
+        <w:pStyle w:val="29"/>
         <w:numPr>
           <w:ilvl w:val="0"/>
           <w:numId w:val="3"/>
         </w:numPr>
-        <w:ind w:left="425" w:hanging="425" w:leftChars="0" w:firstLineChars="0"/>
+        <w:ind w:left="425" w:leftChars="0" w:hanging="425" w:firstLineChars="0"/>
         <w:rPr>
           <w:rFonts w:hint="eastAsia"/>
           <w:lang w:val="en-US" w:eastAsia="zh-CN"/>
@@ -3539,14 +3552,14 @@
     </w:p>
     <w:p>
       <w:pPr>
-        <w:pStyle w:val="3"/>
+        <w:pStyle w:val="31"/>
         <w:bidi w:val="0"/>
         <w:rPr>
           <w:rFonts w:hint="default"/>
           <w:lang w:val="en-US" w:eastAsia="zh-CN"/>
         </w:rPr>
       </w:pPr>
-      <w:bookmarkStart w:id="6" w:name="_Toc32330"/>
+      <w:bookmarkStart w:id="6" w:name="_Toc10729"/>
       <w:r>
         <w:rPr>
           <w:rFonts w:hint="eastAsia"/>
@@ -3558,12 +3571,12 @@
     </w:p>
     <w:p>
       <w:pPr>
-        <w:pStyle w:val="a1"/>
+        <w:pStyle w:val="29"/>
         <w:numPr>
           <w:ilvl w:val="0"/>
           <w:numId w:val="4"/>
         </w:numPr>
-        <w:ind w:left="425" w:hanging="425" w:leftChars="0" w:firstLineChars="0"/>
+        <w:ind w:left="425" w:leftChars="0" w:hanging="425" w:firstLineChars="0"/>
         <w:rPr>
           <w:rFonts w:hint="default"/>
           <w:lang w:val="en-US" w:eastAsia="zh-CN"/>
@@ -3579,12 +3592,12 @@
     </w:p>
     <w:p>
       <w:pPr>
-        <w:pStyle w:val="a1"/>
+        <w:pStyle w:val="29"/>
         <w:numPr>
           <w:ilvl w:val="0"/>
           <w:numId w:val="4"/>
         </w:numPr>
-        <w:ind w:left="425" w:hanging="425" w:leftChars="0" w:firstLineChars="0"/>
+        <w:ind w:left="425" w:leftChars="0" w:hanging="425" w:firstLineChars="0"/>
         <w:rPr>
           <w:rFonts w:hint="default"/>
           <w:lang w:val="en-US" w:eastAsia="zh-CN"/>
@@ -3621,12 +3634,12 @@
     </w:p>
     <w:p>
       <w:pPr>
-        <w:pStyle w:val="a1"/>
+        <w:pStyle w:val="29"/>
         <w:numPr>
           <w:ilvl w:val="0"/>
           <w:numId w:val="4"/>
         </w:numPr>
-        <w:ind w:left="425" w:hanging="425" w:leftChars="0" w:firstLineChars="0"/>
+        <w:ind w:left="425" w:leftChars="0" w:hanging="425" w:firstLineChars="0"/>
         <w:rPr>
           <w:rFonts w:hint="default"/>
           <w:lang w:val="en-US" w:eastAsia="zh-CN"/>
@@ -3642,12 +3655,12 @@
     </w:p>
     <w:p>
       <w:pPr>
-        <w:pStyle w:val="a1"/>
+        <w:pStyle w:val="29"/>
         <w:numPr>
           <w:ilvl w:val="0"/>
           <w:numId w:val="4"/>
         </w:numPr>
-        <w:ind w:left="425" w:hanging="425" w:leftChars="0" w:firstLineChars="0"/>
+        <w:ind w:left="425" w:leftChars="0" w:hanging="425" w:firstLineChars="0"/>
         <w:rPr>
           <w:rFonts w:hint="default"/>
           <w:lang w:val="en-US" w:eastAsia="zh-CN"/>
@@ -3663,12 +3676,12 @@
     </w:p>
     <w:p>
       <w:pPr>
-        <w:pStyle w:val="a1"/>
+        <w:pStyle w:val="29"/>
         <w:numPr>
           <w:ilvl w:val="0"/>
           <w:numId w:val="4"/>
         </w:numPr>
-        <w:ind w:left="425" w:hanging="425" w:leftChars="0" w:firstLineChars="0"/>
+        <w:ind w:left="425" w:leftChars="0" w:hanging="425" w:firstLineChars="0"/>
         <w:rPr>
           <w:rFonts w:hint="default"/>
           <w:lang w:val="en-US" w:eastAsia="zh-CN"/>
@@ -3684,12 +3697,12 @@
     </w:p>
     <w:p>
       <w:pPr>
-        <w:pStyle w:val="a1"/>
+        <w:pStyle w:val="29"/>
         <w:numPr>
           <w:ilvl w:val="0"/>
           <w:numId w:val="4"/>
         </w:numPr>
-        <w:ind w:left="425" w:hanging="425" w:leftChars="0" w:firstLineChars="0"/>
+        <w:ind w:left="425" w:leftChars="0" w:hanging="425" w:firstLineChars="0"/>
         <w:rPr>
           <w:rFonts w:hint="default"/>
           <w:lang w:val="en-US" w:eastAsia="zh-CN"/>
@@ -3705,14 +3718,14 @@
     </w:p>
     <w:p>
       <w:pPr>
-        <w:pStyle w:val="3"/>
+        <w:pStyle w:val="31"/>
         <w:bidi w:val="0"/>
         <w:rPr>
           <w:rFonts w:hint="default"/>
           <w:lang w:val="en-US" w:eastAsia="zh-CN"/>
         </w:rPr>
       </w:pPr>
-      <w:bookmarkStart w:id="7" w:name="_Toc2925"/>
+      <w:bookmarkStart w:id="7" w:name="_Toc3197"/>
       <w:r>
         <w:rPr>
           <w:rFonts w:hint="eastAsia"/>
@@ -3724,12 +3737,12 @@
     </w:p>
     <w:p>
       <w:pPr>
-        <w:pStyle w:val="a1"/>
+        <w:pStyle w:val="29"/>
         <w:numPr>
           <w:ilvl w:val="0"/>
           <w:numId w:val="5"/>
         </w:numPr>
-        <w:ind w:left="425" w:hanging="425" w:leftChars="0" w:firstLineChars="0"/>
+        <w:ind w:left="425" w:leftChars="0" w:hanging="425" w:firstLineChars="0"/>
         <w:rPr>
           <w:rFonts w:hint="default"/>
           <w:lang w:val="en-US" w:eastAsia="zh-CN"/>
@@ -3745,12 +3758,12 @@
     </w:p>
     <w:p>
       <w:pPr>
-        <w:pStyle w:val="a1"/>
+        <w:pStyle w:val="29"/>
         <w:numPr>
           <w:ilvl w:val="0"/>
           <w:numId w:val="5"/>
         </w:numPr>
-        <w:ind w:left="425" w:hanging="425" w:leftChars="0" w:firstLineChars="0"/>
+        <w:ind w:left="425" w:leftChars="0" w:hanging="425" w:firstLineChars="0"/>
         <w:rPr>
           <w:rFonts w:hint="default"/>
           <w:lang w:val="en-US" w:eastAsia="zh-CN"/>
@@ -3766,12 +3779,12 @@
     </w:p>
     <w:p>
       <w:pPr>
-        <w:pStyle w:val="a1"/>
+        <w:pStyle w:val="29"/>
         <w:numPr>
           <w:ilvl w:val="0"/>
           <w:numId w:val="5"/>
         </w:numPr>
-        <w:ind w:left="425" w:hanging="425" w:leftChars="0" w:firstLineChars="0"/>
+        <w:ind w:left="425" w:leftChars="0" w:hanging="425" w:firstLineChars="0"/>
         <w:rPr>
           <w:rFonts w:hint="default"/>
           <w:lang w:val="en-US" w:eastAsia="zh-CN"/>
@@ -3787,12 +3800,12 @@
     </w:p>
     <w:p>
       <w:pPr>
-        <w:pStyle w:val="a1"/>
+        <w:pStyle w:val="29"/>
         <w:numPr>
           <w:ilvl w:val="0"/>
           <w:numId w:val="5"/>
         </w:numPr>
-        <w:ind w:left="425" w:hanging="425" w:leftChars="0" w:firstLineChars="0"/>
+        <w:ind w:left="425" w:leftChars="0" w:hanging="425" w:firstLineChars="0"/>
         <w:rPr>
           <w:rFonts w:hint="default"/>
           <w:lang w:val="en-US" w:eastAsia="zh-CN"/>
@@ -3808,12 +3821,12 @@
     </w:p>
     <w:p>
       <w:pPr>
-        <w:pStyle w:val="a1"/>
+        <w:pStyle w:val="29"/>
         <w:numPr>
           <w:ilvl w:val="0"/>
           <w:numId w:val="5"/>
         </w:numPr>
-        <w:ind w:left="425" w:hanging="425" w:leftChars="0" w:firstLineChars="0"/>
+        <w:ind w:left="425" w:leftChars="0" w:hanging="425" w:firstLineChars="0"/>
         <w:rPr>
           <w:rFonts w:hint="default"/>
           <w:lang w:val="en-US" w:eastAsia="zh-CN"/>
@@ -3829,14 +3842,14 @@
     </w:p>
     <w:p>
       <w:pPr>
-        <w:pStyle w:val="2"/>
+        <w:pStyle w:val="30"/>
         <w:bidi w:val="0"/>
         <w:rPr>
           <w:rFonts w:hint="eastAsia"/>
           <w:lang w:val="en-US" w:eastAsia="zh-CN"/>
         </w:rPr>
       </w:pPr>
-      <w:bookmarkStart w:id="8" w:name="_Toc5853"/>
+      <w:bookmarkStart w:id="8" w:name="_Toc7613"/>
       <w:r>
         <w:rPr>
           <w:rFonts w:hint="eastAsia"/>
@@ -3848,7 +3861,7 @@
     </w:p>
     <w:p>
       <w:pPr>
-        <w:pStyle w:val="a3"/>
+        <w:pStyle w:val="40"/>
         <w:numPr>
           <w:ilvl w:val="0"/>
           <w:numId w:val="6"/>
@@ -3856,12 +3869,17 @@
         <w:bidi w:val="0"/>
       </w:pPr>
       <w:r>
-        <w:t>软件产品研发的立项、架构设计、程序开发、功能测试等；</w:t>
-      </w:r>
-    </w:p>
-    <w:p>
-      <w:pPr>
-        <w:pStyle w:val="a3"/>
+        <w:t>软件产品</w:t>
+      </w:r>
+      <w:bookmarkStart w:id="13" w:name="_GoBack"/>
+      <w:bookmarkEnd w:id="13"/>
+      <w:r>
+        <w:t>研发的立项、架构设计、程序开发、功能测试等；</w:t>
+      </w:r>
+    </w:p>
+    <w:p>
+      <w:pPr>
+        <w:pStyle w:val="40"/>
         <w:numPr>
           <w:ilvl w:val="0"/>
           <w:numId w:val="6"/>
@@ -3874,7 +3892,7 @@
     </w:p>
     <w:p>
       <w:pPr>
-        <w:pStyle w:val="a3"/>
+        <w:pStyle w:val="40"/>
         <w:numPr>
           <w:ilvl w:val="0"/>
           <w:numId w:val="6"/>
@@ -3887,7 +3905,7 @@
     </w:p>
     <w:p>
       <w:pPr>
-        <w:pStyle w:val="a3"/>
+        <w:pStyle w:val="40"/>
         <w:numPr>
           <w:ilvl w:val="0"/>
           <w:numId w:val="6"/>
@@ -3900,7 +3918,7 @@
     </w:p>
     <w:p>
       <w:pPr>
-        <w:pStyle w:val="a3"/>
+        <w:pStyle w:val="40"/>
         <w:numPr>
           <w:ilvl w:val="0"/>
           <w:numId w:val="6"/>
@@ -3913,10 +3931,10 @@
     </w:p>
     <w:p>
       <w:pPr>
-        <w:pStyle w:val="2"/>
+        <w:pStyle w:val="30"/>
         <w:bidi w:val="0"/>
       </w:pPr>
-      <w:bookmarkStart w:id="9" w:name="_Toc4660"/>
+      <w:bookmarkStart w:id="9" w:name="_Toc24060"/>
       <w:r>
         <w:rPr>
           <w:rFonts w:hint="eastAsia"/>
@@ -3928,12 +3946,12 @@
     </w:p>
     <w:p>
       <w:pPr>
-        <w:pStyle w:val="a1"/>
+        <w:pStyle w:val="29"/>
         <w:numPr>
           <w:ilvl w:val="0"/>
           <w:numId w:val="7"/>
         </w:numPr>
-        <w:ind w:left="425" w:hanging="425" w:leftChars="0" w:firstLineChars="0"/>
+        <w:ind w:left="425" w:leftChars="0" w:hanging="425" w:firstLineChars="0"/>
         <w:rPr>
           <w:rFonts w:hint="eastAsia"/>
         </w:rPr>
@@ -3947,12 +3965,12 @@
     </w:p>
     <w:p>
       <w:pPr>
-        <w:pStyle w:val="a1"/>
+        <w:pStyle w:val="29"/>
         <w:numPr>
           <w:ilvl w:val="0"/>
           <w:numId w:val="7"/>
         </w:numPr>
-        <w:ind w:left="425" w:hanging="425" w:leftChars="0" w:firstLineChars="0"/>
+        <w:ind w:left="425" w:leftChars="0" w:hanging="425" w:firstLineChars="0"/>
         <w:rPr>
           <w:rFonts w:hint="eastAsia"/>
         </w:rPr>
@@ -3966,12 +3984,12 @@
     </w:p>
     <w:p>
       <w:pPr>
-        <w:pStyle w:val="a1"/>
+        <w:pStyle w:val="29"/>
         <w:numPr>
           <w:ilvl w:val="0"/>
           <w:numId w:val="7"/>
         </w:numPr>
-        <w:ind w:left="425" w:hanging="425" w:leftChars="0" w:firstLineChars="0"/>
+        <w:ind w:left="425" w:leftChars="0" w:hanging="425" w:firstLineChars="0"/>
         <w:rPr>
           <w:rFonts w:hint="eastAsia"/>
         </w:rPr>
@@ -3985,12 +4003,12 @@
     </w:p>
     <w:p>
       <w:pPr>
-        <w:pStyle w:val="a1"/>
+        <w:pStyle w:val="29"/>
         <w:numPr>
           <w:ilvl w:val="0"/>
           <w:numId w:val="7"/>
         </w:numPr>
-        <w:ind w:left="425" w:hanging="425" w:leftChars="0" w:firstLineChars="0"/>
+        <w:ind w:left="425" w:leftChars="0" w:hanging="425" w:firstLineChars="0"/>
       </w:pPr>
       <w:r>
         <w:rPr>
@@ -4001,16 +4019,16 @@
     </w:p>
     <w:p>
       <w:pPr>
-        <w:pStyle w:val="a1"/>
+        <w:pStyle w:val="29"/>
         <w:numPr>
           <w:ilvl w:val="0"/>
           <w:numId w:val="7"/>
         </w:numPr>
-        <w:ind w:left="425" w:hanging="425" w:leftChars="0" w:firstLineChars="0"/>
-      </w:pPr>
-      <w:r>
-        <w:rPr>
-          <w:rFonts w:ascii="宋体" w:eastAsia="宋体" w:hAnsi="宋体" w:cs="宋体"/>
+        <w:ind w:left="425" w:leftChars="0" w:hanging="425" w:firstLineChars="0"/>
+      </w:pPr>
+      <w:r>
+        <w:rPr>
+          <w:rFonts w:ascii="宋体" w:hAnsi="宋体" w:eastAsia="宋体" w:cs="宋体"/>
           <w:sz w:val="24"/>
           <w:szCs w:val="24"/>
         </w:rPr>
@@ -4019,14 +4037,14 @@
     </w:p>
     <w:p>
       <w:pPr>
-        <w:pStyle w:val="2"/>
+        <w:pStyle w:val="30"/>
         <w:bidi w:val="0"/>
         <w:rPr>
           <w:rFonts w:hint="eastAsia"/>
           <w:lang w:val="en-US" w:eastAsia="zh-CN"/>
         </w:rPr>
       </w:pPr>
-      <w:bookmarkStart w:id="10" w:name="_Toc25767"/>
+      <w:bookmarkStart w:id="10" w:name="_Toc9329"/>
       <w:r>
         <w:rPr>
           <w:rFonts w:hint="eastAsia"/>
@@ -4038,7 +4056,7 @@
     </w:p>
     <w:p>
       <w:pPr>
-        <w:pStyle w:val="a3"/>
+        <w:pStyle w:val="40"/>
         <w:numPr>
           <w:ilvl w:val="0"/>
           <w:numId w:val="8"/>
@@ -4051,7 +4069,7 @@
     </w:p>
     <w:p>
       <w:pPr>
-        <w:pStyle w:val="a3"/>
+        <w:pStyle w:val="40"/>
         <w:numPr>
           <w:ilvl w:val="0"/>
           <w:numId w:val="8"/>
@@ -4064,7 +4082,7 @@
     </w:p>
     <w:p>
       <w:pPr>
-        <w:pStyle w:val="a3"/>
+        <w:pStyle w:val="40"/>
         <w:numPr>
           <w:ilvl w:val="0"/>
           <w:numId w:val="8"/>
@@ -4077,7 +4095,7 @@
     </w:p>
     <w:p>
       <w:pPr>
-        <w:pStyle w:val="a3"/>
+        <w:pStyle w:val="40"/>
         <w:numPr>
           <w:ilvl w:val="0"/>
           <w:numId w:val="8"/>
@@ -4090,7 +4108,7 @@
     </w:p>
     <w:p>
       <w:pPr>
-        <w:pStyle w:val="a3"/>
+        <w:pStyle w:val="40"/>
         <w:numPr>
           <w:ilvl w:val="0"/>
           <w:numId w:val="8"/>
@@ -4103,10 +4121,10 @@
     </w:p>
     <w:p>
       <w:pPr>
-        <w:pStyle w:val="2"/>
+        <w:pStyle w:val="30"/>
         <w:bidi w:val="0"/>
       </w:pPr>
-      <w:bookmarkStart w:id="11" w:name="_Toc1948"/>
+      <w:bookmarkStart w:id="11" w:name="_Toc20968"/>
       <w:r>
         <w:rPr>
           <w:rFonts w:hint="eastAsia"/>
@@ -4118,12 +4136,12 @@
     </w:p>
     <w:p>
       <w:pPr>
-        <w:pStyle w:val="a1"/>
+        <w:pStyle w:val="29"/>
         <w:numPr>
           <w:ilvl w:val="0"/>
           <w:numId w:val="9"/>
         </w:numPr>
-        <w:ind w:left="425" w:hanging="425" w:leftChars="0" w:firstLineChars="0"/>
+        <w:ind w:left="425" w:leftChars="0" w:hanging="425" w:firstLineChars="0"/>
         <w:rPr>
           <w:rFonts w:hint="eastAsia"/>
         </w:rPr>
@@ -4137,12 +4155,12 @@
     </w:p>
     <w:p>
       <w:pPr>
-        <w:pStyle w:val="a1"/>
+        <w:pStyle w:val="29"/>
         <w:numPr>
           <w:ilvl w:val="0"/>
           <w:numId w:val="9"/>
         </w:numPr>
-        <w:ind w:left="425" w:hanging="425" w:leftChars="0" w:firstLineChars="0"/>
+        <w:ind w:left="425" w:leftChars="0" w:hanging="425" w:firstLineChars="0"/>
         <w:rPr>
           <w:rFonts w:hint="eastAsia"/>
         </w:rPr>
@@ -4156,12 +4174,12 @@
     </w:p>
     <w:p>
       <w:pPr>
-        <w:pStyle w:val="a1"/>
+        <w:pStyle w:val="29"/>
         <w:numPr>
           <w:ilvl w:val="0"/>
           <w:numId w:val="9"/>
         </w:numPr>
-        <w:ind w:left="425" w:hanging="425" w:leftChars="0" w:firstLineChars="0"/>
+        <w:ind w:left="425" w:leftChars="0" w:hanging="425" w:firstLineChars="0"/>
         <w:rPr>
           <w:rFonts w:hint="eastAsia"/>
         </w:rPr>
@@ -4175,12 +4193,12 @@
     </w:p>
     <w:p>
       <w:pPr>
-        <w:pStyle w:val="a1"/>
+        <w:pStyle w:val="29"/>
         <w:numPr>
           <w:ilvl w:val="0"/>
           <w:numId w:val="9"/>
         </w:numPr>
-        <w:ind w:left="425" w:hanging="425" w:leftChars="0" w:firstLineChars="0"/>
+        <w:ind w:left="425" w:leftChars="0" w:hanging="425" w:firstLineChars="0"/>
         <w:rPr>
           <w:rFonts w:hint="eastAsia"/>
         </w:rPr>
@@ -4194,12 +4212,12 @@
     </w:p>
     <w:p>
       <w:pPr>
-        <w:pStyle w:val="a1"/>
+        <w:pStyle w:val="29"/>
         <w:numPr>
           <w:ilvl w:val="0"/>
           <w:numId w:val="9"/>
         </w:numPr>
-        <w:ind w:left="425" w:hanging="425" w:leftChars="0" w:firstLineChars="0"/>
+        <w:ind w:left="425" w:leftChars="0" w:hanging="425" w:firstLineChars="0"/>
         <w:rPr>
           <w:rFonts w:hint="eastAsia"/>
         </w:rPr>
@@ -4213,12 +4231,12 @@
     </w:p>
     <w:p>
       <w:pPr>
-        <w:pStyle w:val="a1"/>
+        <w:pStyle w:val="29"/>
         <w:numPr>
           <w:ilvl w:val="0"/>
           <w:numId w:val="9"/>
         </w:numPr>
-        <w:ind w:left="425" w:hanging="425" w:leftChars="0" w:firstLineChars="0"/>
+        <w:ind w:left="425" w:leftChars="0" w:hanging="425" w:firstLineChars="0"/>
         <w:rPr>
           <w:rFonts w:hint="eastAsia"/>
         </w:rPr>
@@ -4232,12 +4250,12 @@
     </w:p>
     <w:p>
       <w:pPr>
-        <w:pStyle w:val="a1"/>
+        <w:pStyle w:val="29"/>
         <w:numPr>
           <w:ilvl w:val="0"/>
           <w:numId w:val="9"/>
         </w:numPr>
-        <w:ind w:left="425" w:hanging="425" w:leftChars="0" w:firstLineChars="0"/>
+        <w:ind w:left="425" w:leftChars="0" w:hanging="425" w:firstLineChars="0"/>
       </w:pPr>
       <w:r>
         <w:rPr>
@@ -4248,14 +4266,14 @@
     </w:p>
     <w:p>
       <w:pPr>
-        <w:pStyle w:val="2"/>
+        <w:pStyle w:val="30"/>
         <w:bidi w:val="0"/>
         <w:rPr>
           <w:rFonts w:hint="default"/>
           <w:lang w:val="en-US" w:eastAsia="zh-CN"/>
         </w:rPr>
       </w:pPr>
-      <w:bookmarkStart w:id="12" w:name="_Toc22725"/>
+      <w:bookmarkStart w:id="12" w:name="_Toc17326"/>
       <w:r>
         <w:rPr>
           <w:rFonts w:hint="eastAsia"/>
@@ -4267,7 +4285,7 @@
     </w:p>
     <w:p>
       <w:pPr>
-        <w:pStyle w:val="a1"/>
+        <w:pStyle w:val="29"/>
         <w:rPr>
           <w:rFonts w:hint="default"/>
           <w:lang w:val="en-US" w:eastAsia="zh-CN"/>
@@ -4283,7 +4301,7 @@
     </w:p>
     <w:p>
       <w:pPr>
-        <w:pStyle w:val="a3"/>
+        <w:pStyle w:val="40"/>
         <w:numPr>
           <w:ilvl w:val="0"/>
           <w:numId w:val="10"/>
@@ -4304,7 +4322,7 @@
     </w:p>
     <w:p>
       <w:pPr>
-        <w:pStyle w:val="a3"/>
+        <w:pStyle w:val="40"/>
         <w:numPr>
           <w:ilvl w:val="0"/>
           <w:numId w:val="10"/>
@@ -4325,7 +4343,7 @@
     </w:p>
     <w:p>
       <w:pPr>
-        <w:pStyle w:val="a3"/>
+        <w:pStyle w:val="40"/>
         <w:numPr>
           <w:ilvl w:val="0"/>
           <w:numId w:val="10"/>
@@ -4346,7 +4364,7 @@
     </w:p>
     <w:p>
       <w:pPr>
-        <w:pStyle w:val="a3"/>
+        <w:pStyle w:val="40"/>
         <w:numPr>
           <w:ilvl w:val="0"/>
           <w:numId w:val="10"/>
@@ -4362,21 +4380,12 @@
           <w:rFonts w:hint="default"/>
           <w:lang w:val="en-US" w:eastAsia="zh-CN"/>
         </w:rPr>
-        <w:t>应急演练与培训：定期组织应急演练与</w:t>
-      </w:r>
-      <w:bookmarkStart w:id="13" w:name="_GoBack"/>
-      <w:bookmarkEnd w:id="13"/>
-      <w:r>
-        <w:rPr>
-          <w:rFonts w:hint="default"/>
-          <w:lang w:val="en-US" w:eastAsia="zh-CN"/>
-        </w:rPr>
-        <w:t>培训，提升团队的应急响应能力和协同作战水平。</w:t>
-      </w:r>
-    </w:p>
-    <w:p>
-      <w:pPr>
-        <w:pStyle w:val="a3"/>
+        <w:t>应急演练与培训：定期组织应急演练与培训，提升团队的应急响应能力和协同作战水平。</w:t>
+      </w:r>
+    </w:p>
+    <w:p>
+      <w:pPr>
+        <w:pStyle w:val="40"/>
         <w:numPr>
           <w:ilvl w:val="0"/>
           <w:numId w:val="10"/>
@@ -4396,23 +4405,73 @@
       </w:r>
     </w:p>
     <w:sectPr>
-      <w:headerReference w:type="default" r:id="rId8"/>
+      <w:headerReference r:id="rId5" w:type="default"/>
       <w:pgSz w:w="11906" w:h="16838"/>
       <w:pgMar w:top="1417" w:right="1800" w:bottom="1440" w:left="1800" w:header="1140" w:footer="992" w:gutter="0"/>
-      <w:cols w:num="1" w:space="425"/>
+      <w:cols w:space="425" w:num="1"/>
       <w:docGrid w:type="lines" w:linePitch="312" w:charSpace="0"/>
     </w:sectPr>
   </w:body>
 </w:document>
 </file>
 
+<file path=word/endnotes.xml><?xml version="1.0" encoding="utf-8"?>
+<w:endnotes xmlns:wpc="http://schemas.microsoft.com/office/word/2010/wordprocessingCanvas" xmlns:mc="http://schemas.openxmlformats.org/markup-compatibility/2006" xmlns:o="urn:schemas-microsoft-com:office:office" xmlns:r="http://schemas.openxmlformats.org/officeDocument/2006/relationships" xmlns:m="http://schemas.openxmlformats.org/officeDocument/2006/math" xmlns:v="urn:schemas-microsoft-com:vml" xmlns:wp14="http://schemas.microsoft.com/office/word/2010/wordprocessingDrawing" xmlns:wp="http://schemas.openxmlformats.org/drawingml/2006/wordprocessingDrawing" xmlns:w="http://schemas.openxmlformats.org/wordprocessingml/2006/main" xmlns:w14="http://schemas.microsoft.com/office/word/2010/wordml" xmlns:w15="http://schemas.microsoft.com/office/word/2012/wordml" xmlns:w10="urn:schemas-microsoft-com:office:word" xmlns:wpg="http://schemas.microsoft.com/office/word/2010/wordprocessingGroup" xmlns:wpi="http://schemas.microsoft.com/office/word/2010/wordprocessingInk" xmlns:wne="http://schemas.microsoft.com/office/word/2006/wordml" xmlns:wps="http://schemas.microsoft.com/office/word/2010/wordprocessingShape" xmlns:wpsCustomData="http://www.wps.cn/officeDocument/2013/wpsCustomData" mc:Ignorable="w14 w15 wp14">
+  <w:endnote w:type="separator" w:id="0">
+    <w:p>
+      <w:pPr>
+        <w:spacing w:line="240" w:lineRule="auto"/>
+      </w:pPr>
+      <w:r>
+        <w:separator/>
+      </w:r>
+    </w:p>
+  </w:endnote>
+  <w:endnote w:type="continuationSeparator" w:id="1">
+    <w:p>
+      <w:pPr>
+        <w:spacing w:line="240" w:lineRule="auto"/>
+      </w:pPr>
+      <w:r>
+        <w:continuationSeparator/>
+      </w:r>
+    </w:p>
+  </w:endnote>
+</w:endnotes>
+</file>
+
+<file path=word/footnotes.xml><?xml version="1.0" encoding="utf-8"?>
+<w:footnotes xmlns:wpc="http://schemas.microsoft.com/office/word/2010/wordprocessingCanvas" xmlns:mc="http://schemas.openxmlformats.org/markup-compatibility/2006" xmlns:o="urn:schemas-microsoft-com:office:office" xmlns:r="http://schemas.openxmlformats.org/officeDocument/2006/relationships" xmlns:m="http://schemas.openxmlformats.org/officeDocument/2006/math" xmlns:v="urn:schemas-microsoft-com:vml" xmlns:wp14="http://schemas.microsoft.com/office/word/2010/wordprocessingDrawing" xmlns:wp="http://schemas.openxmlformats.org/drawingml/2006/wordprocessingDrawing" xmlns:w="http://schemas.openxmlformats.org/wordprocessingml/2006/main" xmlns:w14="http://schemas.microsoft.com/office/word/2010/wordml" xmlns:w15="http://schemas.microsoft.com/office/word/2012/wordml" xmlns:w10="urn:schemas-microsoft-com:office:word" xmlns:wpg="http://schemas.microsoft.com/office/word/2010/wordprocessingGroup" xmlns:wpi="http://schemas.microsoft.com/office/word/2010/wordprocessingInk" xmlns:wne="http://schemas.microsoft.com/office/word/2006/wordml" xmlns:wps="http://schemas.microsoft.com/office/word/2010/wordprocessingShape" xmlns:wpsCustomData="http://www.wps.cn/officeDocument/2013/wpsCustomData" mc:Ignorable="w14 w15 wp14">
+  <w:footnote w:type="separator" w:id="0">
+    <w:p>
+      <w:pPr>
+        <w:spacing w:line="360" w:lineRule="auto"/>
+      </w:pPr>
+      <w:r>
+        <w:separator/>
+      </w:r>
+    </w:p>
+  </w:footnote>
+  <w:footnote w:type="continuationSeparator" w:id="1">
+    <w:p>
+      <w:pPr>
+        <w:spacing w:line="360" w:lineRule="auto"/>
+      </w:pPr>
+      <w:r>
+        <w:continuationSeparator/>
+      </w:r>
+    </w:p>
+  </w:footnote>
+</w:footnotes>
+</file>
+
 <file path=word/header1.xml><?xml version="1.0" encoding="utf-8"?>
-<w:hdr xmlns:wpc="http://schemas.microsoft.com/office/word/2010/wordprocessingCanvas" xmlns:mc="http://schemas.openxmlformats.org/markup-compatibility/2006" xmlns:o="urn:schemas-microsoft-com:office:office" xmlns:r="http://schemas.openxmlformats.org/officeDocument/2006/relationships" xmlns:m="http://schemas.openxmlformats.org/officeDocument/2006/math" xmlns:v="urn:schemas-microsoft-com:vml" xmlns:wp14="http://schemas.microsoft.com/office/word/2010/wordprocessingDrawing" xmlns:wp="http://schemas.openxmlformats.org/drawingml/2006/wordprocessingDrawing" xmlns:w10="urn:schemas-microsoft-com:office:word" xmlns:w="http://schemas.openxmlformats.org/wordprocessingml/2006/main" xmlns:w14="http://schemas.microsoft.com/office/word/2010/wordml" xmlns:w15="http://schemas.microsoft.com/office/word/2012/wordml" xmlns:wne="http://schemas.microsoft.com/office/word/2006/wordml" xmlns:wpg="http://schemas.microsoft.com/office/word/2010/wordprocessingGroup" xmlns:wpi="http://schemas.microsoft.com/office/word/2010/wordprocessingInk" xmlns:wps="http://schemas.microsoft.com/office/word/2010/wordprocessingShape" mc:Ignorable="w14 w15 wp14">
+<w:hdr xmlns:wpc="http://schemas.microsoft.com/office/word/2010/wordprocessingCanvas" xmlns:mc="http://schemas.openxmlformats.org/markup-compatibility/2006" xmlns:o="urn:schemas-microsoft-com:office:office" xmlns:r="http://schemas.openxmlformats.org/officeDocument/2006/relationships" xmlns:m="http://schemas.openxmlformats.org/officeDocument/2006/math" xmlns:v="urn:schemas-microsoft-com:vml" xmlns:wp14="http://schemas.microsoft.com/office/word/2010/wordprocessingDrawing" xmlns:wp="http://schemas.openxmlformats.org/drawingml/2006/wordprocessingDrawing" xmlns:w10="urn:schemas-microsoft-com:office:word" xmlns:w="http://schemas.openxmlformats.org/wordprocessingml/2006/main" xmlns:w14="http://schemas.microsoft.com/office/word/2010/wordml" xmlns:w15="http://schemas.microsoft.com/office/word/2012/wordml" xmlns:wpg="http://schemas.microsoft.com/office/word/2010/wordprocessingGroup" xmlns:wpi="http://schemas.microsoft.com/office/word/2010/wordprocessingInk" xmlns:wne="http://schemas.microsoft.com/office/word/2006/wordml" xmlns:wps="http://schemas.microsoft.com/office/word/2010/wordprocessingShape" xmlns:wpsCustomData="http://www.wps.cn/officeDocument/2013/wpsCustomData" mc:Ignorable="w14 w15 wp14">
   <w:p>
     <w:pPr>
-      <w:pStyle w:val="Header"/>
+      <w:pStyle w:val="15"/>
       <w:pBdr>
-        <w:bottom w:val="single" w:sz="4" w:space="1" w:color="auto"/>
+        <w:bottom w:val="single" w:color="auto" w:sz="4" w:space="1"/>
       </w:pBdr>
       <w:tabs>
         <w:tab w:val="left" w:pos="335"/>
@@ -4420,27 +4479,27 @@
       </w:tabs>
       <w:jc w:val="right"/>
       <w:rPr>
-        <w:rFonts w:eastAsiaTheme="minorEastAsia" w:hint="eastAsia"/>
+        <w:rFonts w:hint="eastAsia" w:eastAsiaTheme="minorEastAsia"/>
         <w:lang w:eastAsia="zh-CN"/>
       </w:rPr>
     </w:pPr>
     <w:r>
       <w:rPr>
-        <w:rFonts w:eastAsiaTheme="minorEastAsia" w:hint="eastAsia"/>
+        <w:rFonts w:hint="eastAsia" w:eastAsiaTheme="minorEastAsia"/>
         <w:lang w:val="en-US" w:eastAsia="zh-CN"/>
       </w:rPr>
       <w:tab/>
     </w:r>
     <w:r>
       <w:rPr>
-        <w:rFonts w:eastAsiaTheme="minorEastAsia" w:hint="eastAsia"/>
+        <w:rFonts w:hint="eastAsia" w:eastAsiaTheme="minorEastAsia"/>
         <w:lang w:val="en-US" w:eastAsia="zh-CN"/>
       </w:rPr>
       <w:tab/>
     </w:r>
     <w:r>
       <w:rPr>
-        <w:rFonts w:eastAsiaTheme="minorEastAsia" w:hint="eastAsia"/>
+        <w:rFonts w:hint="eastAsia" w:eastAsiaTheme="minorEastAsia"/>
         <w:lang w:val="en-US" w:eastAsia="zh-CN"/>
       </w:rPr>
       <w:t>桐乡华数广电网络有限公司</w:t>
@@ -4450,12 +4509,12 @@
 </file>
 
 <file path=word/numbering.xml><?xml version="1.0" encoding="utf-8"?>
-<w:numbering xmlns:wpc="http://schemas.microsoft.com/office/word/2010/wordprocessingCanvas" xmlns:mc="http://schemas.openxmlformats.org/markup-compatibility/2006" xmlns:o="urn:schemas-microsoft-com:office:office" xmlns:r="http://schemas.openxmlformats.org/officeDocument/2006/relationships" xmlns:m="http://schemas.openxmlformats.org/officeDocument/2006/math" xmlns:v="urn:schemas-microsoft-com:vml" xmlns:wp14="http://schemas.microsoft.com/office/word/2010/wordprocessingDrawing" xmlns:wp="http://schemas.openxmlformats.org/drawingml/2006/wordprocessingDrawing" xmlns:w10="urn:schemas-microsoft-com:office:word" xmlns:w="http://schemas.openxmlformats.org/wordprocessingml/2006/main" xmlns:w14="http://schemas.microsoft.com/office/word/2010/wordml" xmlns:w15="http://schemas.microsoft.com/office/word/2012/wordml" xmlns:wne="http://schemas.microsoft.com/office/word/2006/wordml" xmlns:wpg="http://schemas.microsoft.com/office/word/2010/wordprocessingGroup" xmlns:wpi="http://schemas.microsoft.com/office/word/2010/wordprocessingInk" xmlns:wps="http://schemas.microsoft.com/office/word/2010/wordprocessingShape" mc:Ignorable="w14 w15 wp14">
+<w:numbering xmlns:wpc="http://schemas.microsoft.com/office/word/2010/wordprocessingCanvas" xmlns:mc="http://schemas.openxmlformats.org/markup-compatibility/2006" xmlns:o="urn:schemas-microsoft-com:office:office" xmlns:r="http://schemas.openxmlformats.org/officeDocument/2006/relationships" xmlns:m="http://schemas.openxmlformats.org/officeDocument/2006/math" xmlns:v="urn:schemas-microsoft-com:vml" xmlns:wp14="http://schemas.microsoft.com/office/word/2010/wordprocessingDrawing" xmlns:wp="http://schemas.openxmlformats.org/drawingml/2006/wordprocessingDrawing" xmlns:w10="urn:schemas-microsoft-com:office:word" xmlns:w="http://schemas.openxmlformats.org/wordprocessingml/2006/main" xmlns:w14="http://schemas.microsoft.com/office/word/2010/wordml" xmlns:wpg="http://schemas.microsoft.com/office/word/2010/wordprocessingGroup" xmlns:wpi="http://schemas.microsoft.com/office/word/2010/wordprocessingInk" xmlns:wne="http://schemas.microsoft.com/office/word/2006/wordml" xmlns:wps="http://schemas.microsoft.com/office/word/2010/wordprocessingShape" xmlns:wpsCustomData="http://www.wps.cn/officeDocument/2013/wpsCustomData" mc:Ignorable="w14 wp14">
   <w:abstractNum w:abstractNumId="0">
     <w:nsid w:val="813D32FA"/>
     <w:multiLevelType w:val="singleLevel"/>
     <w:tmpl w:val="813D32FA"/>
-    <w:lvl w:ilvl="0">
+    <w:lvl w:ilvl="0" w:tentative="0">
       <w:start w:val="1"/>
       <w:numFmt w:val="decimal"/>
       <w:lvlText w:val="%1."/>
@@ -4472,10 +4531,10 @@
     <w:nsid w:val="8E964DCE"/>
     <w:multiLevelType w:val="multilevel"/>
     <w:tmpl w:val="8E964DCE"/>
-    <w:lvl w:ilvl="0">
+    <w:lvl w:ilvl="0" w:tentative="0">
       <w:start w:val="1"/>
       <w:numFmt w:val="decimal"/>
-      <w:pStyle w:val="Heading1"/>
+      <w:pStyle w:val="2"/>
       <w:lvlText w:val="%1."/>
       <w:lvlJc w:val="left"/>
       <w:pPr>
@@ -4485,10 +4544,10 @@
         <w:rFonts w:hint="default"/>
       </w:rPr>
     </w:lvl>
-    <w:lvl w:ilvl="1">
+    <w:lvl w:ilvl="1" w:tentative="0">
       <w:start w:val="1"/>
       <w:numFmt w:val="decimal"/>
-      <w:pStyle w:val="Heading2"/>
+      <w:pStyle w:val="3"/>
       <w:lvlText w:val="%1.%2."/>
       <w:lvlJc w:val="left"/>
       <w:pPr>
@@ -4498,10 +4557,10 @@
         <w:rFonts w:hint="default"/>
       </w:rPr>
     </w:lvl>
-    <w:lvl w:ilvl="2">
+    <w:lvl w:ilvl="2" w:tentative="0">
       <w:start w:val="1"/>
       <w:numFmt w:val="decimal"/>
-      <w:pStyle w:val="Heading3"/>
+      <w:pStyle w:val="4"/>
       <w:lvlText w:val="%1.%2.%3."/>
       <w:lvlJc w:val="left"/>
       <w:pPr>
@@ -4511,10 +4570,10 @@
         <w:rFonts w:hint="default"/>
       </w:rPr>
     </w:lvl>
-    <w:lvl w:ilvl="3">
+    <w:lvl w:ilvl="3" w:tentative="0">
       <w:start w:val="1"/>
       <w:numFmt w:val="decimal"/>
-      <w:pStyle w:val="Heading4"/>
+      <w:pStyle w:val="5"/>
       <w:lvlText w:val="%1.%2.%3.%4."/>
       <w:lvlJc w:val="left"/>
       <w:pPr>
@@ -4524,10 +4583,10 @@
         <w:rFonts w:hint="default"/>
       </w:rPr>
     </w:lvl>
-    <w:lvl w:ilvl="4">
+    <w:lvl w:ilvl="4" w:tentative="0">
       <w:start w:val="1"/>
       <w:numFmt w:val="decimal"/>
-      <w:pStyle w:val="Heading5"/>
+      <w:pStyle w:val="6"/>
       <w:lvlText w:val="%1.%2.%3.%4.%5."/>
       <w:lvlJc w:val="left"/>
       <w:pPr>
@@ -4537,10 +4596,10 @@
         <w:rFonts w:hint="default"/>
       </w:rPr>
     </w:lvl>
-    <w:lvl w:ilvl="5">
+    <w:lvl w:ilvl="5" w:tentative="0">
       <w:start w:val="1"/>
       <w:numFmt w:val="decimal"/>
-      <w:pStyle w:val="Heading6"/>
+      <w:pStyle w:val="7"/>
       <w:lvlText w:val="%1.%2.%3.%4.%5.%6."/>
       <w:lvlJc w:val="left"/>
       <w:pPr>
@@ -4550,10 +4609,10 @@
         <w:rFonts w:hint="default"/>
       </w:rPr>
     </w:lvl>
-    <w:lvl w:ilvl="6">
+    <w:lvl w:ilvl="6" w:tentative="0">
       <w:start w:val="1"/>
       <w:numFmt w:val="decimal"/>
-      <w:pStyle w:val="Heading7"/>
+      <w:pStyle w:val="8"/>
       <w:lvlText w:val="%1.%2.%3.%4.%5.%6.%7."/>
       <w:lvlJc w:val="left"/>
       <w:pPr>
@@ -4563,10 +4622,10 @@
         <w:rFonts w:hint="default"/>
       </w:rPr>
     </w:lvl>
-    <w:lvl w:ilvl="7">
+    <w:lvl w:ilvl="7" w:tentative="0">
       <w:start w:val="1"/>
       <w:numFmt w:val="decimal"/>
-      <w:pStyle w:val="Heading8"/>
+      <w:pStyle w:val="9"/>
       <w:lvlText w:val="%1.%2.%3.%4.%5.%6.%7.%8."/>
       <w:lvlJc w:val="left"/>
       <w:pPr>
@@ -4576,10 +4635,10 @@
         <w:rFonts w:hint="default"/>
       </w:rPr>
     </w:lvl>
-    <w:lvl w:ilvl="8">
+    <w:lvl w:ilvl="8" w:tentative="0">
       <w:start w:val="1"/>
       <w:numFmt w:val="decimal"/>
-      <w:pStyle w:val="Heading9"/>
+      <w:pStyle w:val="10"/>
       <w:lvlText w:val="%1.%2.%3.%4.%5.%6.%7.%8.%9."/>
       <w:lvlJc w:val="left"/>
       <w:pPr>
@@ -4594,7 +4653,7 @@
     <w:nsid w:val="99D3534D"/>
     <w:multiLevelType w:val="singleLevel"/>
     <w:tmpl w:val="99D3534D"/>
-    <w:lvl w:ilvl="0">
+    <w:lvl w:ilvl="0" w:tentative="0">
       <w:start w:val="1"/>
       <w:numFmt w:val="decimal"/>
       <w:lvlText w:val="%1."/>
@@ -4611,7 +4670,7 @@
     <w:nsid w:val="AE771C7D"/>
     <w:multiLevelType w:val="singleLevel"/>
     <w:tmpl w:val="AE771C7D"/>
-    <w:lvl w:ilvl="0">
+    <w:lvl w:ilvl="0" w:tentative="0">
       <w:start w:val="1"/>
       <w:numFmt w:val="decimal"/>
       <w:lvlText w:val="%1."/>
@@ -4628,7 +4687,7 @@
     <w:nsid w:val="C509A27E"/>
     <w:multiLevelType w:val="singleLevel"/>
     <w:tmpl w:val="C509A27E"/>
-    <w:lvl w:ilvl="0">
+    <w:lvl w:ilvl="0" w:tentative="0">
       <w:start w:val="1"/>
       <w:numFmt w:val="decimal"/>
       <w:lvlText w:val="%1."/>
@@ -4645,7 +4704,7 @@
     <w:nsid w:val="2C72D376"/>
     <w:multiLevelType w:val="singleLevel"/>
     <w:tmpl w:val="2C72D376"/>
-    <w:lvl w:ilvl="0">
+    <w:lvl w:ilvl="0" w:tentative="0">
       <w:start w:val="1"/>
       <w:numFmt w:val="decimal"/>
       <w:lvlText w:val="%1."/>
@@ -4662,7 +4721,7 @@
     <w:nsid w:val="3AA17F87"/>
     <w:multiLevelType w:val="singleLevel"/>
     <w:tmpl w:val="3AA17F87"/>
-    <w:lvl w:ilvl="0">
+    <w:lvl w:ilvl="0" w:tentative="0">
       <w:start w:val="1"/>
       <w:numFmt w:val="decimal"/>
       <w:lvlText w:val="%1."/>
@@ -4679,7 +4738,7 @@
     <w:nsid w:val="43713953"/>
     <w:multiLevelType w:val="singleLevel"/>
     <w:tmpl w:val="43713953"/>
-    <w:lvl w:ilvl="0">
+    <w:lvl w:ilvl="0" w:tentative="0">
       <w:start w:val="1"/>
       <w:numFmt w:val="decimal"/>
       <w:lvlText w:val="%1."/>
@@ -4696,7 +4755,7 @@
     <w:nsid w:val="63805618"/>
     <w:multiLevelType w:val="singleLevel"/>
     <w:tmpl w:val="63805618"/>
-    <w:lvl w:ilvl="0">
+    <w:lvl w:ilvl="0" w:tentative="0">
       <w:start w:val="1"/>
       <w:numFmt w:val="decimal"/>
       <w:lvlText w:val="%1."/>
@@ -4713,7 +4772,7 @@
     <w:nsid w:val="7022E71D"/>
     <w:multiLevelType w:val="singleLevel"/>
     <w:tmpl w:val="7022E71D"/>
-    <w:lvl w:ilvl="0">
+    <w:lvl w:ilvl="0" w:tentative="0">
       <w:start w:val="1"/>
       <w:numFmt w:val="decimal"/>
       <w:lvlText w:val="%1."/>
@@ -4760,267 +4819,269 @@
 </file>
 
 <file path=word/styles.xml><?xml version="1.0" encoding="utf-8"?>
-<w:styles xmlns:mc="http://schemas.openxmlformats.org/markup-compatibility/2006" xmlns:r="http://schemas.openxmlformats.org/officeDocument/2006/relationships" xmlns:w="http://schemas.openxmlformats.org/wordprocessingml/2006/main" xmlns:w14="http://schemas.microsoft.com/office/word/2010/wordml" xmlns:w15="http://schemas.microsoft.com/office/word/2012/wordml" mc:Ignorable="w14 w15">
+<w:styles xmlns:mc="http://schemas.openxmlformats.org/markup-compatibility/2006" xmlns:o="urn:schemas-microsoft-com:office:office" xmlns:r="http://schemas.openxmlformats.org/officeDocument/2006/relationships" xmlns:m="http://schemas.openxmlformats.org/officeDocument/2006/math" xmlns:v="urn:schemas-microsoft-com:vml" xmlns:w="http://schemas.openxmlformats.org/wordprocessingml/2006/main" xmlns:w14="http://schemas.microsoft.com/office/word/2010/wordml" xmlns:w10="urn:schemas-microsoft-com:office:word" xmlns:sl="http://schemas.openxmlformats.org/schemaLibrary/2006/main" xmlns:wpsCustomData="http://www.wps.cn/officeDocument/2013/wpsCustomData" mc:Ignorable="w14">
   <w:docDefaults>
     <w:rPrDefault>
       <w:rPr>
-        <w:rFonts w:ascii="Times New Roman" w:eastAsia="宋体" w:hAnsi="Times New Roman" w:cs="Times New Roman"/>
+        <w:rFonts w:ascii="Times New Roman" w:hAnsi="Times New Roman" w:eastAsia="宋体" w:cs="Times New Roman"/>
       </w:rPr>
     </w:rPrDefault>
     <w:pPrDefault/>
   </w:docDefaults>
-  <w:latentStyles w:defLockedState="0" w:defUIPriority="99" w:defSemiHidden="1" w:defUnhideWhenUsed="1" w:defQFormat="0" w:count="260">
-    <w:lsdException w:name="Normal" w:semiHidden="0" w:uiPriority="0" w:unhideWhenUsed="0" w:qFormat="1"/>
-    <w:lsdException w:name="heading 1" w:semiHidden="0" w:uiPriority="0" w:unhideWhenUsed="0" w:qFormat="1"/>
-    <w:lsdException w:name="heading 2" w:semiHidden="0" w:uiPriority="0" w:qFormat="1"/>
-    <w:lsdException w:name="heading 3" w:uiPriority="0" w:qFormat="1"/>
-    <w:lsdException w:name="heading 4" w:semiHidden="0" w:uiPriority="0" w:qFormat="1"/>
-    <w:lsdException w:name="heading 5" w:uiPriority="0" w:qFormat="1"/>
-    <w:lsdException w:name="heading 6" w:uiPriority="0" w:qFormat="1"/>
-    <w:lsdException w:name="heading 7" w:uiPriority="0" w:qFormat="1"/>
-    <w:lsdException w:name="heading 8" w:uiPriority="0" w:qFormat="1"/>
-    <w:lsdException w:name="heading 9" w:uiPriority="0" w:qFormat="1"/>
-    <w:lsdException w:name="index 1" w:semiHidden="0" w:uiPriority="0" w:unhideWhenUsed="0"/>
-    <w:lsdException w:name="index 2" w:semiHidden="0" w:uiPriority="0" w:unhideWhenUsed="0"/>
-    <w:lsdException w:name="index 3" w:semiHidden="0" w:uiPriority="0" w:unhideWhenUsed="0"/>
-    <w:lsdException w:name="index 4" w:semiHidden="0" w:uiPriority="0" w:unhideWhenUsed="0"/>
-    <w:lsdException w:name="index 5" w:semiHidden="0" w:uiPriority="0" w:unhideWhenUsed="0"/>
-    <w:lsdException w:name="index 6" w:semiHidden="0" w:uiPriority="0" w:unhideWhenUsed="0"/>
-    <w:lsdException w:name="index 7" w:semiHidden="0" w:uiPriority="0" w:unhideWhenUsed="0"/>
-    <w:lsdException w:name="index 8" w:semiHidden="0" w:uiPriority="0" w:unhideWhenUsed="0"/>
-    <w:lsdException w:name="index 9" w:semiHidden="0" w:uiPriority="0" w:unhideWhenUsed="0"/>
-    <w:lsdException w:name="toc 1" w:semiHidden="0" w:uiPriority="0" w:unhideWhenUsed="0" w:qFormat="1"/>
-    <w:lsdException w:name="toc 2" w:semiHidden="0" w:uiPriority="0" w:unhideWhenUsed="0" w:qFormat="1"/>
-    <w:lsdException w:name="toc 3" w:semiHidden="0" w:uiPriority="0" w:unhideWhenUsed="0" w:qFormat="1"/>
-    <w:lsdException w:name="toc 4" w:semiHidden="0" w:uiPriority="0" w:unhideWhenUsed="0"/>
-    <w:lsdException w:name="toc 5" w:semiHidden="0" w:uiPriority="0" w:unhideWhenUsed="0"/>
-    <w:lsdException w:name="toc 6" w:semiHidden="0" w:uiPriority="0" w:unhideWhenUsed="0"/>
-    <w:lsdException w:name="toc 7" w:semiHidden="0" w:uiPriority="0" w:unhideWhenUsed="0"/>
-    <w:lsdException w:name="toc 8" w:semiHidden="0" w:uiPriority="0" w:unhideWhenUsed="0"/>
-    <w:lsdException w:name="toc 9" w:semiHidden="0" w:uiPriority="0" w:unhideWhenUsed="0"/>
-    <w:lsdException w:name="Normal Indent" w:semiHidden="0" w:uiPriority="0" w:unhideWhenUsed="0"/>
-    <w:lsdException w:name="footnote text" w:semiHidden="0" w:uiPriority="0" w:unhideWhenUsed="0"/>
-    <w:lsdException w:name="annotation text" w:semiHidden="0" w:uiPriority="0" w:unhideWhenUsed="0" w:qFormat="1"/>
-    <w:lsdException w:name="header" w:semiHidden="0" w:uiPriority="0" w:unhideWhenUsed="0" w:qFormat="1"/>
-    <w:lsdException w:name="footer" w:semiHidden="0" w:uiPriority="0" w:unhideWhenUsed="0" w:qFormat="1"/>
-    <w:lsdException w:name="index heading" w:semiHidden="0" w:uiPriority="0" w:unhideWhenUsed="0"/>
-    <w:lsdException w:name="caption" w:uiPriority="0" w:qFormat="1"/>
-    <w:lsdException w:name="table of figures" w:semiHidden="0" w:uiPriority="0" w:unhideWhenUsed="0"/>
-    <w:lsdException w:name="envelope address" w:semiHidden="0" w:uiPriority="0" w:unhideWhenUsed="0"/>
-    <w:lsdException w:name="envelope return" w:semiHidden="0" w:uiPriority="0" w:unhideWhenUsed="0"/>
-    <w:lsdException w:name="footnote reference" w:semiHidden="0" w:uiPriority="0" w:unhideWhenUsed="0"/>
-    <w:lsdException w:name="annotation reference" w:semiHidden="0" w:uiPriority="0" w:unhideWhenUsed="0"/>
-    <w:lsdException w:name="line number" w:semiHidden="0" w:uiPriority="0" w:unhideWhenUsed="0"/>
-    <w:lsdException w:name="page number" w:semiHidden="0" w:uiPriority="0" w:unhideWhenUsed="0"/>
-    <w:lsdException w:name="endnote reference" w:semiHidden="0" w:uiPriority="0" w:unhideWhenUsed="0"/>
-    <w:lsdException w:name="endnote text" w:semiHidden="0" w:uiPriority="0" w:unhideWhenUsed="0"/>
-    <w:lsdException w:name="table of authorities" w:semiHidden="0" w:uiPriority="0" w:unhideWhenUsed="0"/>
-    <w:lsdException w:name="macro" w:semiHidden="0" w:uiPriority="0" w:unhideWhenUsed="0"/>
-    <w:lsdException w:name="toa heading" w:semiHidden="0" w:uiPriority="0" w:unhideWhenUsed="0"/>
-    <w:lsdException w:name="List" w:semiHidden="0" w:uiPriority="0" w:unhideWhenUsed="0"/>
-    <w:lsdException w:name="List Bullet" w:semiHidden="0" w:uiPriority="0" w:unhideWhenUsed="0"/>
-    <w:lsdException w:name="List Number" w:semiHidden="0" w:uiPriority="0" w:unhideWhenUsed="0"/>
-    <w:lsdException w:name="List 2" w:semiHidden="0" w:uiPriority="0" w:unhideWhenUsed="0"/>
-    <w:lsdException w:name="List 3" w:semiHidden="0" w:uiPriority="0" w:unhideWhenUsed="0"/>
-    <w:lsdException w:name="List 4" w:semiHidden="0" w:uiPriority="0" w:unhideWhenUsed="0"/>
-    <w:lsdException w:name="List 5" w:semiHidden="0" w:uiPriority="0" w:unhideWhenUsed="0"/>
-    <w:lsdException w:name="List Bullet 2" w:semiHidden="0" w:uiPriority="0" w:unhideWhenUsed="0"/>
-    <w:lsdException w:name="List Bullet 3" w:semiHidden="0" w:uiPriority="0" w:unhideWhenUsed="0"/>
-    <w:lsdException w:name="List Bullet 4" w:semiHidden="0" w:uiPriority="0" w:unhideWhenUsed="0"/>
-    <w:lsdException w:name="List Bullet 5" w:semiHidden="0" w:uiPriority="0" w:unhideWhenUsed="0"/>
-    <w:lsdException w:name="List Number 2" w:semiHidden="0" w:uiPriority="0" w:unhideWhenUsed="0"/>
-    <w:lsdException w:name="List Number 3" w:semiHidden="0" w:uiPriority="0" w:unhideWhenUsed="0"/>
-    <w:lsdException w:name="List Number 4" w:semiHidden="0" w:uiPriority="0" w:unhideWhenUsed="0"/>
-    <w:lsdException w:name="List Number 5" w:semiHidden="0" w:uiPriority="0" w:unhideWhenUsed="0"/>
-    <w:lsdException w:name="Title" w:semiHidden="0" w:uiPriority="0" w:unhideWhenUsed="0" w:qFormat="1"/>
-    <w:lsdException w:name="Closing" w:semiHidden="0" w:uiPriority="0" w:unhideWhenUsed="0"/>
-    <w:lsdException w:name="Signature" w:semiHidden="0" w:uiPriority="0" w:unhideWhenUsed="0"/>
-    <w:lsdException w:name="Default Paragraph Font" w:uiPriority="0" w:unhideWhenUsed="0" w:qFormat="1"/>
-    <w:lsdException w:name="Body Text" w:uiPriority="0" w:unhideWhenUsed="0" w:qFormat="1"/>
-    <w:lsdException w:name="Body Text Indent" w:semiHidden="0" w:uiPriority="0" w:unhideWhenUsed="0"/>
-    <w:lsdException w:name="List Continue" w:semiHidden="0" w:uiPriority="0" w:unhideWhenUsed="0"/>
-    <w:lsdException w:name="List Continue 2" w:semiHidden="0" w:uiPriority="0" w:unhideWhenUsed="0"/>
-    <w:lsdException w:name="List Continue 3" w:semiHidden="0" w:uiPriority="0" w:unhideWhenUsed="0"/>
-    <w:lsdException w:name="List Continue 4" w:semiHidden="0" w:uiPriority="0" w:unhideWhenUsed="0"/>
-    <w:lsdException w:name="List Continue 5" w:semiHidden="0" w:uiPriority="0" w:unhideWhenUsed="0"/>
-    <w:lsdException w:name="Message Header" w:semiHidden="0" w:uiPriority="0" w:unhideWhenUsed="0"/>
-    <w:lsdException w:name="Subtitle" w:semiHidden="0" w:uiPriority="0" w:unhideWhenUsed="0" w:qFormat="1"/>
-    <w:lsdException w:name="Salutation" w:semiHidden="0" w:uiPriority="0" w:unhideWhenUsed="0"/>
-    <w:lsdException w:name="Date" w:semiHidden="0" w:uiPriority="0" w:unhideWhenUsed="0"/>
-    <w:lsdException w:name="Body Text First Indent" w:semiHidden="0" w:uiPriority="0" w:unhideWhenUsed="0"/>
-    <w:lsdException w:name="Body Text First Indent 2" w:semiHidden="0" w:uiPriority="0" w:unhideWhenUsed="0"/>
-    <w:lsdException w:name="Body Text 2" w:semiHidden="0" w:uiPriority="0" w:unhideWhenUsed="0"/>
-    <w:lsdException w:name="Body Text 3" w:semiHidden="0" w:uiPriority="0" w:unhideWhenUsed="0"/>
-    <w:lsdException w:name="Body Text Indent 2" w:semiHidden="0" w:uiPriority="0" w:unhideWhenUsed="0"/>
-    <w:lsdException w:name="Body Text Indent 3" w:semiHidden="0" w:uiPriority="0" w:unhideWhenUsed="0"/>
-    <w:lsdException w:name="Block Text" w:semiHidden="0" w:uiPriority="0" w:unhideWhenUsed="0"/>
-    <w:lsdException w:name="Hyperlink" w:semiHidden="0" w:uiPriority="0" w:unhideWhenUsed="0"/>
-    <w:lsdException w:name="FollowedHyperlink" w:semiHidden="0" w:uiPriority="0" w:unhideWhenUsed="0"/>
-    <w:lsdException w:name="Strong" w:semiHidden="0" w:uiPriority="0" w:unhideWhenUsed="0" w:qFormat="1"/>
-    <w:lsdException w:name="Emphasis" w:semiHidden="0" w:uiPriority="0" w:unhideWhenUsed="0" w:qFormat="1"/>
-    <w:lsdException w:name="Document Map" w:semiHidden="0" w:uiPriority="0" w:unhideWhenUsed="0"/>
-    <w:lsdException w:name="Plain Text" w:semiHidden="0" w:uiPriority="0" w:unhideWhenUsed="0"/>
-    <w:lsdException w:name="E-mail Signature" w:semiHidden="0" w:uiPriority="0" w:unhideWhenUsed="0"/>
-    <w:lsdException w:name="Normal (Web)" w:semiHidden="0" w:uiPriority="0" w:unhideWhenUsed="0" w:qFormat="1"/>
-    <w:lsdException w:name="HTML Acronym" w:semiHidden="0" w:uiPriority="0" w:unhideWhenUsed="0"/>
-    <w:lsdException w:name="HTML Address" w:semiHidden="0" w:uiPriority="0" w:unhideWhenUsed="0"/>
-    <w:lsdException w:name="HTML Cite" w:semiHidden="0" w:uiPriority="0" w:unhideWhenUsed="0"/>
-    <w:lsdException w:name="HTML Code" w:semiHidden="0" w:uiPriority="0" w:unhideWhenUsed="0"/>
-    <w:lsdException w:name="HTML Definition" w:semiHidden="0" w:uiPriority="0" w:unhideWhenUsed="0"/>
-    <w:lsdException w:name="HTML Keyboard" w:semiHidden="0" w:uiPriority="0" w:unhideWhenUsed="0"/>
-    <w:lsdException w:name="HTML Preformatted" w:semiHidden="0" w:uiPriority="0" w:unhideWhenUsed="0"/>
-    <w:lsdException w:name="HTML Sample" w:semiHidden="0" w:uiPriority="0" w:unhideWhenUsed="0"/>
-    <w:lsdException w:name="HTML Typewriter" w:semiHidden="0" w:uiPriority="0" w:unhideWhenUsed="0"/>
-    <w:lsdException w:name="HTML Variable" w:semiHidden="0" w:uiPriority="0" w:unhideWhenUsed="0"/>
-    <w:lsdException w:name="Normal Table" w:uiPriority="0" w:unhideWhenUsed="0" w:qFormat="1"/>
-    <w:lsdException w:name="annotation subject" w:semiHidden="0" w:uiPriority="0" w:unhideWhenUsed="0"/>
-    <w:lsdException w:name="Table Simple 1" w:semiHidden="0" w:uiPriority="0" w:unhideWhenUsed="0"/>
-    <w:lsdException w:name="Table Simple 2" w:semiHidden="0" w:uiPriority="0" w:unhideWhenUsed="0"/>
-    <w:lsdException w:name="Table Simple 3" w:semiHidden="0" w:uiPriority="0" w:unhideWhenUsed="0"/>
-    <w:lsdException w:name="Table Classic 1" w:semiHidden="0" w:uiPriority="0" w:unhideWhenUsed="0"/>
-    <w:lsdException w:name="Table Classic 2" w:semiHidden="0" w:uiPriority="0" w:unhideWhenUsed="0"/>
-    <w:lsdException w:name="Table Classic 3" w:semiHidden="0" w:uiPriority="0" w:unhideWhenUsed="0"/>
-    <w:lsdException w:name="Table Classic 4" w:semiHidden="0" w:uiPriority="0" w:unhideWhenUsed="0"/>
-    <w:lsdException w:name="Table Colorful 1" w:semiHidden="0" w:uiPriority="0" w:unhideWhenUsed="0"/>
-    <w:lsdException w:name="Table Colorful 2" w:semiHidden="0" w:uiPriority="0" w:unhideWhenUsed="0"/>
-    <w:lsdException w:name="Table Colorful 3" w:semiHidden="0" w:uiPriority="0" w:unhideWhenUsed="0"/>
-    <w:lsdException w:name="Table Columns 1" w:semiHidden="0" w:uiPriority="0" w:unhideWhenUsed="0"/>
-    <w:lsdException w:name="Table Columns 2" w:semiHidden="0" w:uiPriority="0" w:unhideWhenUsed="0"/>
-    <w:lsdException w:name="Table Columns 3" w:semiHidden="0" w:uiPriority="0" w:unhideWhenUsed="0"/>
-    <w:lsdException w:name="Table Columns 4" w:semiHidden="0" w:uiPriority="0" w:unhideWhenUsed="0"/>
-    <w:lsdException w:name="Table Columns 5" w:semiHidden="0" w:uiPriority="0" w:unhideWhenUsed="0"/>
-    <w:lsdException w:name="Table Grid 1" w:semiHidden="0" w:uiPriority="0" w:unhideWhenUsed="0"/>
-    <w:lsdException w:name="Table Grid 2" w:semiHidden="0" w:uiPriority="0" w:unhideWhenUsed="0"/>
-    <w:lsdException w:name="Table Grid 3" w:semiHidden="0" w:uiPriority="0" w:unhideWhenUsed="0"/>
-    <w:lsdException w:name="Table Grid 4" w:semiHidden="0" w:uiPriority="0" w:unhideWhenUsed="0"/>
-    <w:lsdException w:name="Table Grid 5" w:semiHidden="0" w:uiPriority="0" w:unhideWhenUsed="0"/>
-    <w:lsdException w:name="Table Grid 6" w:semiHidden="0" w:uiPriority="0" w:unhideWhenUsed="0"/>
-    <w:lsdException w:name="Table Grid 7" w:semiHidden="0" w:uiPriority="0" w:unhideWhenUsed="0"/>
-    <w:lsdException w:name="Table Grid 8" w:semiHidden="0" w:uiPriority="0" w:unhideWhenUsed="0"/>
-    <w:lsdException w:name="Table List 1" w:semiHidden="0" w:uiPriority="0" w:unhideWhenUsed="0"/>
-    <w:lsdException w:name="Table List 2" w:semiHidden="0" w:uiPriority="0" w:unhideWhenUsed="0"/>
-    <w:lsdException w:name="Table List 3" w:semiHidden="0" w:uiPriority="0" w:unhideWhenUsed="0"/>
-    <w:lsdException w:name="Table List 4" w:semiHidden="0" w:uiPriority="0" w:unhideWhenUsed="0"/>
-    <w:lsdException w:name="Table List 5" w:semiHidden="0" w:uiPriority="0" w:unhideWhenUsed="0"/>
-    <w:lsdException w:name="Table List 6" w:semiHidden="0" w:uiPriority="0" w:unhideWhenUsed="0"/>
-    <w:lsdException w:name="Table List 7" w:semiHidden="0" w:uiPriority="0" w:unhideWhenUsed="0"/>
-    <w:lsdException w:name="Table List 8" w:semiHidden="0" w:uiPriority="0" w:unhideWhenUsed="0"/>
-    <w:lsdException w:name="Table 3D effects 1" w:semiHidden="0" w:uiPriority="0" w:unhideWhenUsed="0"/>
-    <w:lsdException w:name="Table 3D effects 2" w:semiHidden="0" w:uiPriority="0" w:unhideWhenUsed="0"/>
-    <w:lsdException w:name="Table 3D effects 3" w:semiHidden="0" w:uiPriority="0" w:unhideWhenUsed="0"/>
-    <w:lsdException w:name="Table Contemporary" w:semiHidden="0" w:uiPriority="0" w:unhideWhenUsed="0"/>
-    <w:lsdException w:name="Table Elegant" w:semiHidden="0" w:uiPriority="0" w:unhideWhenUsed="0"/>
-    <w:lsdException w:name="Table Professional" w:semiHidden="0" w:uiPriority="0" w:unhideWhenUsed="0"/>
-    <w:lsdException w:name="Table Subtle 1" w:semiHidden="0" w:uiPriority="0" w:unhideWhenUsed="0"/>
-    <w:lsdException w:name="Table Subtle 2" w:semiHidden="0" w:uiPriority="0" w:unhideWhenUsed="0"/>
-    <w:lsdException w:name="Table Web 1" w:semiHidden="0" w:uiPriority="0" w:unhideWhenUsed="0"/>
-    <w:lsdException w:name="Table Web 2" w:semiHidden="0" w:uiPriority="0" w:unhideWhenUsed="0"/>
-    <w:lsdException w:name="Table Web 3" w:semiHidden="0" w:uiPriority="0" w:unhideWhenUsed="0"/>
-    <w:lsdException w:name="Balloon Text" w:semiHidden="0" w:uiPriority="0" w:unhideWhenUsed="0"/>
-    <w:lsdException w:name="Table Grid" w:semiHidden="0" w:uiPriority="0" w:unhideWhenUsed="0" w:qFormat="1"/>
-    <w:lsdException w:name="Table Theme" w:semiHidden="0" w:uiPriority="0" w:unhideWhenUsed="0"/>
-    <w:lsdException w:name="Light Shading" w:semiHidden="0" w:uiPriority="60" w:unhideWhenUsed="0"/>
-    <w:lsdException w:name="Light List" w:semiHidden="0" w:uiPriority="61" w:unhideWhenUsed="0"/>
-    <w:lsdException w:name="Light Grid" w:semiHidden="0" w:uiPriority="62" w:unhideWhenUsed="0"/>
-    <w:lsdException w:name="Medium Shading 1" w:semiHidden="0" w:uiPriority="63" w:unhideWhenUsed="0"/>
-    <w:lsdException w:name="Medium Shading 2" w:semiHidden="0" w:uiPriority="64" w:unhideWhenUsed="0"/>
-    <w:lsdException w:name="Medium List 1" w:semiHidden="0" w:uiPriority="65" w:unhideWhenUsed="0"/>
-    <w:lsdException w:name="Medium List 2" w:semiHidden="0" w:uiPriority="66" w:unhideWhenUsed="0"/>
-    <w:lsdException w:name="Medium Grid 1" w:semiHidden="0" w:uiPriority="67" w:unhideWhenUsed="0"/>
-    <w:lsdException w:name="Medium Grid 2" w:semiHidden="0" w:uiPriority="68" w:unhideWhenUsed="0"/>
-    <w:lsdException w:name="Medium Grid 3" w:semiHidden="0" w:uiPriority="69" w:unhideWhenUsed="0"/>
-    <w:lsdException w:name="Dark List" w:semiHidden="0" w:uiPriority="70" w:unhideWhenUsed="0"/>
-    <w:lsdException w:name="Colorful Shading" w:semiHidden="0" w:uiPriority="71" w:unhideWhenUsed="0"/>
-    <w:lsdException w:name="Colorful List" w:semiHidden="0" w:uiPriority="72" w:unhideWhenUsed="0"/>
-    <w:lsdException w:name="Colorful Grid" w:semiHidden="0" w:uiPriority="73" w:unhideWhenUsed="0"/>
-    <w:lsdException w:name="Light Shading Accent 1" w:semiHidden="0" w:uiPriority="60" w:unhideWhenUsed="0"/>
-    <w:lsdException w:name="Light List Accent 1" w:semiHidden="0" w:uiPriority="61" w:unhideWhenUsed="0"/>
-    <w:lsdException w:name="Light Grid Accent 1" w:semiHidden="0" w:uiPriority="62" w:unhideWhenUsed="0"/>
-    <w:lsdException w:name="Medium Shading 1 Accent 1" w:semiHidden="0" w:uiPriority="63" w:unhideWhenUsed="0"/>
-    <w:lsdException w:name="Medium Shading 2 Accent 1" w:semiHidden="0" w:uiPriority="64" w:unhideWhenUsed="0"/>
-    <w:lsdException w:name="Medium List 1 Accent 1" w:semiHidden="0" w:uiPriority="65" w:unhideWhenUsed="0"/>
-    <w:lsdException w:name="Medium List 2 Accent 1" w:semiHidden="0" w:uiPriority="66" w:unhideWhenUsed="0"/>
-    <w:lsdException w:name="Medium Grid 1 Accent 1" w:semiHidden="0" w:uiPriority="67" w:unhideWhenUsed="0"/>
-    <w:lsdException w:name="Medium Grid 2 Accent 1" w:semiHidden="0" w:uiPriority="68" w:unhideWhenUsed="0"/>
-    <w:lsdException w:name="Medium Grid 3 Accent 1" w:semiHidden="0" w:uiPriority="69" w:unhideWhenUsed="0"/>
-    <w:lsdException w:name="Dark List Accent 1" w:semiHidden="0" w:uiPriority="70" w:unhideWhenUsed="0"/>
-    <w:lsdException w:name="Colorful Shading Accent 1" w:semiHidden="0" w:uiPriority="71" w:unhideWhenUsed="0"/>
-    <w:lsdException w:name="Colorful List Accent 1" w:semiHidden="0" w:uiPriority="72" w:unhideWhenUsed="0"/>
-    <w:lsdException w:name="Colorful Grid Accent 1" w:semiHidden="0" w:uiPriority="73" w:unhideWhenUsed="0"/>
-    <w:lsdException w:name="Light Shading Accent 2" w:semiHidden="0" w:uiPriority="60" w:unhideWhenUsed="0"/>
-    <w:lsdException w:name="Light List Accent 2" w:semiHidden="0" w:uiPriority="61" w:unhideWhenUsed="0"/>
-    <w:lsdException w:name="Light Grid Accent 2" w:semiHidden="0" w:uiPriority="62" w:unhideWhenUsed="0"/>
-    <w:lsdException w:name="Medium Shading 1 Accent 2" w:semiHidden="0" w:uiPriority="63" w:unhideWhenUsed="0"/>
-    <w:lsdException w:name="Medium Shading 2 Accent 2" w:semiHidden="0" w:uiPriority="64" w:unhideWhenUsed="0"/>
-    <w:lsdException w:name="Medium List 1 Accent 2" w:semiHidden="0" w:uiPriority="65" w:unhideWhenUsed="0"/>
-    <w:lsdException w:name="Medium List 2 Accent 2" w:semiHidden="0" w:uiPriority="66" w:unhideWhenUsed="0"/>
-    <w:lsdException w:name="Medium Grid 1 Accent 2" w:semiHidden="0" w:uiPriority="67" w:unhideWhenUsed="0"/>
-    <w:lsdException w:name="Medium Grid 2 Accent 2" w:semiHidden="0" w:uiPriority="68" w:unhideWhenUsed="0"/>
-    <w:lsdException w:name="Medium Grid 3 Accent 2" w:semiHidden="0" w:uiPriority="69" w:unhideWhenUsed="0"/>
-    <w:lsdException w:name="Dark List Accent 2" w:semiHidden="0" w:uiPriority="70" w:unhideWhenUsed="0"/>
-    <w:lsdException w:name="Colorful Shading Accent 2" w:semiHidden="0" w:uiPriority="71" w:unhideWhenUsed="0"/>
-    <w:lsdException w:name="Colorful List Accent 2" w:semiHidden="0" w:uiPriority="72" w:unhideWhenUsed="0"/>
-    <w:lsdException w:name="Colorful Grid Accent 2" w:semiHidden="0" w:uiPriority="73" w:unhideWhenUsed="0"/>
-    <w:lsdException w:name="Light Shading Accent 3" w:semiHidden="0" w:uiPriority="60" w:unhideWhenUsed="0"/>
-    <w:lsdException w:name="Light List Accent 3" w:semiHidden="0" w:uiPriority="61" w:unhideWhenUsed="0"/>
-    <w:lsdException w:name="Light Grid Accent 3" w:semiHidden="0" w:uiPriority="62" w:unhideWhenUsed="0"/>
-    <w:lsdException w:name="Medium Shading 1 Accent 3" w:semiHidden="0" w:uiPriority="63" w:unhideWhenUsed="0"/>
-    <w:lsdException w:name="Medium Shading 2 Accent 3" w:semiHidden="0" w:uiPriority="64" w:unhideWhenUsed="0"/>
-    <w:lsdException w:name="Medium List 1 Accent 3" w:semiHidden="0" w:uiPriority="65" w:unhideWhenUsed="0"/>
-    <w:lsdException w:name="Medium List 2 Accent 3" w:semiHidden="0" w:uiPriority="66" w:unhideWhenUsed="0"/>
-    <w:lsdException w:name="Medium Grid 1 Accent 3" w:semiHidden="0" w:uiPriority="67" w:unhideWhenUsed="0"/>
-    <w:lsdException w:name="Medium Grid 2 Accent 3" w:semiHidden="0" w:uiPriority="68" w:unhideWhenUsed="0"/>
-    <w:lsdException w:name="Medium Grid 3 Accent 3" w:semiHidden="0" w:uiPriority="69" w:unhideWhenUsed="0"/>
-    <w:lsdException w:name="Dark List Accent 3" w:semiHidden="0" w:uiPriority="70" w:unhideWhenUsed="0"/>
-    <w:lsdException w:name="Colorful Shading Accent 3" w:semiHidden="0" w:uiPriority="71" w:unhideWhenUsed="0"/>
-    <w:lsdException w:name="Colorful List Accent 3" w:semiHidden="0" w:uiPriority="72" w:unhideWhenUsed="0"/>
-    <w:lsdException w:name="Colorful Grid Accent 3" w:semiHidden="0" w:uiPriority="73" w:unhideWhenUsed="0"/>
-    <w:lsdException w:name="Light Shading Accent 4" w:semiHidden="0" w:uiPriority="60" w:unhideWhenUsed="0"/>
-    <w:lsdException w:name="Light List Accent 4" w:semiHidden="0" w:uiPriority="61" w:unhideWhenUsed="0"/>
-    <w:lsdException w:name="Light Grid Accent 4" w:semiHidden="0" w:uiPriority="62" w:unhideWhenUsed="0"/>
-    <w:lsdException w:name="Medium Shading 1 Accent 4" w:semiHidden="0" w:uiPriority="63" w:unhideWhenUsed="0"/>
-    <w:lsdException w:name="Medium Shading 2 Accent 4" w:semiHidden="0" w:uiPriority="64" w:unhideWhenUsed="0"/>
-    <w:lsdException w:name="Medium List 1 Accent 4" w:semiHidden="0" w:uiPriority="65" w:unhideWhenUsed="0"/>
-    <w:lsdException w:name="Medium List 2 Accent 4" w:semiHidden="0" w:uiPriority="66" w:unhideWhenUsed="0"/>
-    <w:lsdException w:name="Medium Grid 1 Accent 4" w:semiHidden="0" w:uiPriority="67" w:unhideWhenUsed="0"/>
-    <w:lsdException w:name="Medium Grid 2 Accent 4" w:semiHidden="0" w:uiPriority="68" w:unhideWhenUsed="0"/>
-    <w:lsdException w:name="Medium Grid 3 Accent 4" w:semiHidden="0" w:uiPriority="69" w:unhideWhenUsed="0"/>
-    <w:lsdException w:name="Dark List Accent 4" w:semiHidden="0" w:uiPriority="70" w:unhideWhenUsed="0"/>
-    <w:lsdException w:name="Colorful Shading Accent 4" w:semiHidden="0" w:uiPriority="71" w:unhideWhenUsed="0"/>
-    <w:lsdException w:name="Colorful List Accent 4" w:semiHidden="0" w:uiPriority="72" w:unhideWhenUsed="0"/>
-    <w:lsdException w:name="Colorful Grid Accent 4" w:semiHidden="0" w:uiPriority="73" w:unhideWhenUsed="0"/>
-    <w:lsdException w:name="Light Shading Accent 5" w:semiHidden="0" w:uiPriority="60" w:unhideWhenUsed="0"/>
-    <w:lsdException w:name="Light List Accent 5" w:semiHidden="0" w:uiPriority="61" w:unhideWhenUsed="0"/>
-    <w:lsdException w:name="Light Grid Accent 5" w:semiHidden="0" w:uiPriority="62" w:unhideWhenUsed="0"/>
-    <w:lsdException w:name="Medium Shading 1 Accent 5" w:semiHidden="0" w:uiPriority="63" w:unhideWhenUsed="0"/>
-    <w:lsdException w:name="Medium Shading 2 Accent 5" w:semiHidden="0" w:uiPriority="64" w:unhideWhenUsed="0"/>
-    <w:lsdException w:name="Medium List 1 Accent 5" w:semiHidden="0" w:uiPriority="65" w:unhideWhenUsed="0"/>
-    <w:lsdException w:name="Medium List 2 Accent 5" w:semiHidden="0" w:uiPriority="66" w:unhideWhenUsed="0"/>
-    <w:lsdException w:name="Medium Grid 1 Accent 5" w:semiHidden="0" w:uiPriority="67" w:unhideWhenUsed="0"/>
-    <w:lsdException w:name="Medium Grid 2 Accent 5" w:semiHidden="0" w:uiPriority="68" w:unhideWhenUsed="0"/>
-    <w:lsdException w:name="Medium Grid 3 Accent 5" w:semiHidden="0" w:uiPriority="69" w:unhideWhenUsed="0"/>
-    <w:lsdException w:name="Dark List Accent 5" w:semiHidden="0" w:uiPriority="70" w:unhideWhenUsed="0"/>
-    <w:lsdException w:name="Colorful Shading Accent 5" w:semiHidden="0" w:uiPriority="71" w:unhideWhenUsed="0"/>
-    <w:lsdException w:name="Colorful List Accent 5" w:semiHidden="0" w:uiPriority="72" w:unhideWhenUsed="0"/>
-    <w:lsdException w:name="Colorful Grid Accent 5" w:semiHidden="0" w:uiPriority="73" w:unhideWhenUsed="0"/>
-    <w:lsdException w:name="Light Shading Accent 6" w:semiHidden="0" w:uiPriority="60" w:unhideWhenUsed="0"/>
-    <w:lsdException w:name="Light List Accent 6" w:semiHidden="0" w:uiPriority="61" w:unhideWhenUsed="0"/>
-    <w:lsdException w:name="Light Grid Accent 6" w:semiHidden="0" w:uiPriority="62" w:unhideWhenUsed="0"/>
-    <w:lsdException w:name="Medium Shading 1 Accent 6" w:semiHidden="0" w:uiPriority="63" w:unhideWhenUsed="0"/>
-    <w:lsdException w:name="Medium Shading 2 Accent 6" w:semiHidden="0" w:uiPriority="64" w:unhideWhenUsed="0"/>
-    <w:lsdException w:name="Medium List 1 Accent 6" w:semiHidden="0" w:uiPriority="65" w:unhideWhenUsed="0"/>
-    <w:lsdException w:name="Medium List 2 Accent 6" w:semiHidden="0" w:uiPriority="66" w:unhideWhenUsed="0"/>
-    <w:lsdException w:name="Medium Grid 1 Accent 6" w:semiHidden="0" w:uiPriority="67" w:unhideWhenUsed="0"/>
-    <w:lsdException w:name="Medium Grid 2 Accent 6" w:semiHidden="0" w:uiPriority="68" w:unhideWhenUsed="0"/>
-    <w:lsdException w:name="Medium Grid 3 Accent 6" w:semiHidden="0" w:uiPriority="69" w:unhideWhenUsed="0"/>
-    <w:lsdException w:name="Dark List Accent 6" w:semiHidden="0" w:uiPriority="70" w:unhideWhenUsed="0"/>
-    <w:lsdException w:name="Colorful Shading Accent 6" w:semiHidden="0" w:uiPriority="71" w:unhideWhenUsed="0"/>
-    <w:lsdException w:name="Colorful List Accent 6" w:semiHidden="0" w:uiPriority="72" w:unhideWhenUsed="0"/>
-    <w:lsdException w:name="Colorful Grid Accent 6" w:semiHidden="0" w:uiPriority="73" w:unhideWhenUsed="0"/>
+  <w:latentStyles w:count="260" w:defQFormat="0" w:defUnhideWhenUsed="1" w:defSemiHidden="1" w:defUIPriority="99" w:defLockedState="0">
+    <w:lsdException w:qFormat="1" w:unhideWhenUsed="0" w:uiPriority="0" w:semiHidden="0" w:name="Normal"/>
+    <w:lsdException w:qFormat="1" w:unhideWhenUsed="0" w:uiPriority="0" w:semiHidden="0" w:name="heading 1"/>
+    <w:lsdException w:qFormat="1" w:uiPriority="0" w:semiHidden="0" w:name="heading 2"/>
+    <w:lsdException w:qFormat="1" w:uiPriority="0" w:name="heading 3"/>
+    <w:lsdException w:qFormat="1" w:uiPriority="0" w:semiHidden="0" w:name="heading 4"/>
+    <w:lsdException w:qFormat="1" w:uiPriority="0" w:name="heading 5"/>
+    <w:lsdException w:qFormat="1" w:uiPriority="0" w:name="heading 6"/>
+    <w:lsdException w:qFormat="1" w:uiPriority="0" w:name="heading 7"/>
+    <w:lsdException w:qFormat="1" w:uiPriority="0" w:name="heading 8"/>
+    <w:lsdException w:qFormat="1" w:uiPriority="0" w:name="heading 9"/>
+    <w:lsdException w:unhideWhenUsed="0" w:uiPriority="0" w:semiHidden="0" w:name="index 1"/>
+    <w:lsdException w:unhideWhenUsed="0" w:uiPriority="0" w:semiHidden="0" w:name="index 2"/>
+    <w:lsdException w:unhideWhenUsed="0" w:uiPriority="0" w:semiHidden="0" w:name="index 3"/>
+    <w:lsdException w:unhideWhenUsed="0" w:uiPriority="0" w:semiHidden="0" w:name="index 4"/>
+    <w:lsdException w:unhideWhenUsed="0" w:uiPriority="0" w:semiHidden="0" w:name="index 5"/>
+    <w:lsdException w:unhideWhenUsed="0" w:uiPriority="0" w:semiHidden="0" w:name="index 6"/>
+    <w:lsdException w:unhideWhenUsed="0" w:uiPriority="0" w:semiHidden="0" w:name="index 7"/>
+    <w:lsdException w:unhideWhenUsed="0" w:uiPriority="0" w:semiHidden="0" w:name="index 8"/>
+    <w:lsdException w:unhideWhenUsed="0" w:uiPriority="0" w:semiHidden="0" w:name="index 9"/>
+    <w:lsdException w:qFormat="1" w:unhideWhenUsed="0" w:uiPriority="0" w:semiHidden="0" w:name="toc 1"/>
+    <w:lsdException w:qFormat="1" w:unhideWhenUsed="0" w:uiPriority="0" w:semiHidden="0" w:name="toc 2"/>
+    <w:lsdException w:qFormat="1" w:unhideWhenUsed="0" w:uiPriority="0" w:semiHidden="0" w:name="toc 3"/>
+    <w:lsdException w:unhideWhenUsed="0" w:uiPriority="0" w:semiHidden="0" w:name="toc 4"/>
+    <w:lsdException w:unhideWhenUsed="0" w:uiPriority="0" w:semiHidden="0" w:name="toc 5"/>
+    <w:lsdException w:unhideWhenUsed="0" w:uiPriority="0" w:semiHidden="0" w:name="toc 6"/>
+    <w:lsdException w:unhideWhenUsed="0" w:uiPriority="0" w:semiHidden="0" w:name="toc 7"/>
+    <w:lsdException w:unhideWhenUsed="0" w:uiPriority="0" w:semiHidden="0" w:name="toc 8"/>
+    <w:lsdException w:unhideWhenUsed="0" w:uiPriority="0" w:semiHidden="0" w:name="toc 9"/>
+    <w:lsdException w:unhideWhenUsed="0" w:uiPriority="0" w:semiHidden="0" w:name="Normal Indent"/>
+    <w:lsdException w:unhideWhenUsed="0" w:uiPriority="0" w:semiHidden="0" w:name="footnote text"/>
+    <w:lsdException w:qFormat="1" w:unhideWhenUsed="0" w:uiPriority="0" w:semiHidden="0" w:name="annotation text"/>
+    <w:lsdException w:qFormat="1" w:unhideWhenUsed="0" w:uiPriority="0" w:semiHidden="0" w:name="header"/>
+    <w:lsdException w:qFormat="1" w:unhideWhenUsed="0" w:uiPriority="0" w:semiHidden="0" w:name="footer"/>
+    <w:lsdException w:unhideWhenUsed="0" w:uiPriority="0" w:semiHidden="0" w:name="index heading"/>
+    <w:lsdException w:qFormat="1" w:uiPriority="0" w:name="caption"/>
+    <w:lsdException w:unhideWhenUsed="0" w:uiPriority="0" w:semiHidden="0" w:name="table of figures"/>
+    <w:lsdException w:unhideWhenUsed="0" w:uiPriority="0" w:semiHidden="0" w:name="envelope address"/>
+    <w:lsdException w:unhideWhenUsed="0" w:uiPriority="0" w:semiHidden="0" w:name="envelope return"/>
+    <w:lsdException w:unhideWhenUsed="0" w:uiPriority="0" w:semiHidden="0" w:name="footnote reference"/>
+    <w:lsdException w:unhideWhenUsed="0" w:uiPriority="0" w:semiHidden="0" w:name="annotation reference"/>
+    <w:lsdException w:unhideWhenUsed="0" w:uiPriority="0" w:semiHidden="0" w:name="line number"/>
+    <w:lsdException w:unhideWhenUsed="0" w:uiPriority="0" w:semiHidden="0" w:name="page number"/>
+    <w:lsdException w:unhideWhenUsed="0" w:uiPriority="0" w:semiHidden="0" w:name="endnote reference"/>
+    <w:lsdException w:unhideWhenUsed="0" w:uiPriority="0" w:semiHidden="0" w:name="endnote text"/>
+    <w:lsdException w:unhideWhenUsed="0" w:uiPriority="0" w:semiHidden="0" w:name="table of authorities"/>
+    <w:lsdException w:unhideWhenUsed="0" w:uiPriority="0" w:semiHidden="0" w:name="macro"/>
+    <w:lsdException w:unhideWhenUsed="0" w:uiPriority="0" w:semiHidden="0" w:name="toa heading"/>
+    <w:lsdException w:unhideWhenUsed="0" w:uiPriority="0" w:semiHidden="0" w:name="List"/>
+    <w:lsdException w:unhideWhenUsed="0" w:uiPriority="0" w:semiHidden="0" w:name="List Bullet"/>
+    <w:lsdException w:unhideWhenUsed="0" w:uiPriority="0" w:semiHidden="0" w:name="List Number"/>
+    <w:lsdException w:unhideWhenUsed="0" w:uiPriority="0" w:semiHidden="0" w:name="List 2"/>
+    <w:lsdException w:unhideWhenUsed="0" w:uiPriority="0" w:semiHidden="0" w:name="List 3"/>
+    <w:lsdException w:unhideWhenUsed="0" w:uiPriority="0" w:semiHidden="0" w:name="List 4"/>
+    <w:lsdException w:unhideWhenUsed="0" w:uiPriority="0" w:semiHidden="0" w:name="List 5"/>
+    <w:lsdException w:unhideWhenUsed="0" w:uiPriority="0" w:semiHidden="0" w:name="List Bullet 2"/>
+    <w:lsdException w:unhideWhenUsed="0" w:uiPriority="0" w:semiHidden="0" w:name="List Bullet 3"/>
+    <w:lsdException w:unhideWhenUsed="0" w:uiPriority="0" w:semiHidden="0" w:name="List Bullet 4"/>
+    <w:lsdException w:unhideWhenUsed="0" w:uiPriority="0" w:semiHidden="0" w:name="List Bullet 5"/>
+    <w:lsdException w:unhideWhenUsed="0" w:uiPriority="0" w:semiHidden="0" w:name="List Number 2"/>
+    <w:lsdException w:unhideWhenUsed="0" w:uiPriority="0" w:semiHidden="0" w:name="List Number 3"/>
+    <w:lsdException w:unhideWhenUsed="0" w:uiPriority="0" w:semiHidden="0" w:name="List Number 4"/>
+    <w:lsdException w:unhideWhenUsed="0" w:uiPriority="0" w:semiHidden="0" w:name="List Number 5"/>
+    <w:lsdException w:qFormat="1" w:unhideWhenUsed="0" w:uiPriority="0" w:semiHidden="0" w:name="Title"/>
+    <w:lsdException w:unhideWhenUsed="0" w:uiPriority="0" w:semiHidden="0" w:name="Closing"/>
+    <w:lsdException w:unhideWhenUsed="0" w:uiPriority="0" w:semiHidden="0" w:name="Signature"/>
+    <w:lsdException w:qFormat="1" w:unhideWhenUsed="0" w:uiPriority="0" w:name="Default Paragraph Font"/>
+    <w:lsdException w:qFormat="1" w:unhideWhenUsed="0" w:uiPriority="0" w:name="Body Text"/>
+    <w:lsdException w:unhideWhenUsed="0" w:uiPriority="0" w:semiHidden="0" w:name="Body Text Indent"/>
+    <w:lsdException w:unhideWhenUsed="0" w:uiPriority="0" w:semiHidden="0" w:name="List Continue"/>
+    <w:lsdException w:unhideWhenUsed="0" w:uiPriority="0" w:semiHidden="0" w:name="List Continue 2"/>
+    <w:lsdException w:unhideWhenUsed="0" w:uiPriority="0" w:semiHidden="0" w:name="List Continue 3"/>
+    <w:lsdException w:unhideWhenUsed="0" w:uiPriority="0" w:semiHidden="0" w:name="List Continue 4"/>
+    <w:lsdException w:unhideWhenUsed="0" w:uiPriority="0" w:semiHidden="0" w:name="List Continue 5"/>
+    <w:lsdException w:unhideWhenUsed="0" w:uiPriority="0" w:semiHidden="0" w:name="Message Header"/>
+    <w:lsdException w:qFormat="1" w:unhideWhenUsed="0" w:uiPriority="0" w:semiHidden="0" w:name="Subtitle"/>
+    <w:lsdException w:unhideWhenUsed="0" w:uiPriority="0" w:semiHidden="0" w:name="Salutation"/>
+    <w:lsdException w:unhideWhenUsed="0" w:uiPriority="0" w:semiHidden="0" w:name="Date"/>
+    <w:lsdException w:unhideWhenUsed="0" w:uiPriority="0" w:semiHidden="0" w:name="Body Text First Indent"/>
+    <w:lsdException w:unhideWhenUsed="0" w:uiPriority="0" w:semiHidden="0" w:name="Body Text First Indent 2"/>
+    <w:lsdException w:uiPriority="99" w:name="Note Heading"/>
+    <w:lsdException w:unhideWhenUsed="0" w:uiPriority="0" w:semiHidden="0" w:name="Body Text 2"/>
+    <w:lsdException w:unhideWhenUsed="0" w:uiPriority="0" w:semiHidden="0" w:name="Body Text 3"/>
+    <w:lsdException w:unhideWhenUsed="0" w:uiPriority="0" w:semiHidden="0" w:name="Body Text Indent 2"/>
+    <w:lsdException w:unhideWhenUsed="0" w:uiPriority="0" w:semiHidden="0" w:name="Body Text Indent 3"/>
+    <w:lsdException w:unhideWhenUsed="0" w:uiPriority="0" w:semiHidden="0" w:name="Block Text"/>
+    <w:lsdException w:unhideWhenUsed="0" w:uiPriority="0" w:semiHidden="0" w:name="Hyperlink"/>
+    <w:lsdException w:unhideWhenUsed="0" w:uiPriority="0" w:semiHidden="0" w:name="FollowedHyperlink"/>
+    <w:lsdException w:qFormat="1" w:unhideWhenUsed="0" w:uiPriority="0" w:semiHidden="0" w:name="Strong"/>
+    <w:lsdException w:qFormat="1" w:unhideWhenUsed="0" w:uiPriority="0" w:semiHidden="0" w:name="Emphasis"/>
+    <w:lsdException w:unhideWhenUsed="0" w:uiPriority="0" w:semiHidden="0" w:name="Document Map"/>
+    <w:lsdException w:unhideWhenUsed="0" w:uiPriority="0" w:semiHidden="0" w:name="Plain Text"/>
+    <w:lsdException w:unhideWhenUsed="0" w:uiPriority="0" w:semiHidden="0" w:name="E-mail Signature"/>
+    <w:lsdException w:qFormat="1" w:unhideWhenUsed="0" w:uiPriority="0" w:semiHidden="0" w:name="Normal (Web)"/>
+    <w:lsdException w:unhideWhenUsed="0" w:uiPriority="0" w:semiHidden="0" w:name="HTML Acronym"/>
+    <w:lsdException w:unhideWhenUsed="0" w:uiPriority="0" w:semiHidden="0" w:name="HTML Address"/>
+    <w:lsdException w:unhideWhenUsed="0" w:uiPriority="0" w:semiHidden="0" w:name="HTML Cite"/>
+    <w:lsdException w:unhideWhenUsed="0" w:uiPriority="0" w:semiHidden="0" w:name="HTML Code"/>
+    <w:lsdException w:unhideWhenUsed="0" w:uiPriority="0" w:semiHidden="0" w:name="HTML Definition"/>
+    <w:lsdException w:unhideWhenUsed="0" w:uiPriority="0" w:semiHidden="0" w:name="HTML Keyboard"/>
+    <w:lsdException w:unhideWhenUsed="0" w:uiPriority="0" w:semiHidden="0" w:name="HTML Preformatted"/>
+    <w:lsdException w:unhideWhenUsed="0" w:uiPriority="0" w:semiHidden="0" w:name="HTML Sample"/>
+    <w:lsdException w:unhideWhenUsed="0" w:uiPriority="0" w:semiHidden="0" w:name="HTML Typewriter"/>
+    <w:lsdException w:unhideWhenUsed="0" w:uiPriority="0" w:semiHidden="0" w:name="HTML Variable"/>
+    <w:lsdException w:qFormat="1" w:unhideWhenUsed="0" w:uiPriority="0" w:name="Normal Table"/>
+    <w:lsdException w:unhideWhenUsed="0" w:uiPriority="0" w:semiHidden="0" w:name="annotation subject"/>
+    <w:lsdException w:unhideWhenUsed="0" w:uiPriority="0" w:semiHidden="0" w:name="Table Simple 1"/>
+    <w:lsdException w:unhideWhenUsed="0" w:uiPriority="0" w:semiHidden="0" w:name="Table Simple 2"/>
+    <w:lsdException w:unhideWhenUsed="0" w:uiPriority="0" w:semiHidden="0" w:name="Table Simple 3"/>
+    <w:lsdException w:unhideWhenUsed="0" w:uiPriority="0" w:semiHidden="0" w:name="Table Classic 1"/>
+    <w:lsdException w:unhideWhenUsed="0" w:uiPriority="0" w:semiHidden="0" w:name="Table Classic 2"/>
+    <w:lsdException w:unhideWhenUsed="0" w:uiPriority="0" w:semiHidden="0" w:name="Table Classic 3"/>
+    <w:lsdException w:unhideWhenUsed="0" w:uiPriority="0" w:semiHidden="0" w:name="Table Classic 4"/>
+    <w:lsdException w:unhideWhenUsed="0" w:uiPriority="0" w:semiHidden="0" w:name="Table Colorful 1"/>
+    <w:lsdException w:unhideWhenUsed="0" w:uiPriority="0" w:semiHidden="0" w:name="Table Colorful 2"/>
+    <w:lsdException w:unhideWhenUsed="0" w:uiPriority="0" w:semiHidden="0" w:name="Table Colorful 3"/>
+    <w:lsdException w:unhideWhenUsed="0" w:uiPriority="0" w:semiHidden="0" w:name="Table Columns 1"/>
+    <w:lsdException w:unhideWhenUsed="0" w:uiPriority="0" w:semiHidden="0" w:name="Table Columns 2"/>
+    <w:lsdException w:unhideWhenUsed="0" w:uiPriority="0" w:semiHidden="0" w:name="Table Columns 3"/>
+    <w:lsdException w:unhideWhenUsed="0" w:uiPriority="0" w:semiHidden="0" w:name="Table Columns 4"/>
+    <w:lsdException w:unhideWhenUsed="0" w:uiPriority="0" w:semiHidden="0" w:name="Table Columns 5"/>
+    <w:lsdException w:unhideWhenUsed="0" w:uiPriority="0" w:semiHidden="0" w:name="Table Grid 1"/>
+    <w:lsdException w:unhideWhenUsed="0" w:uiPriority="0" w:semiHidden="0" w:name="Table Grid 2"/>
+    <w:lsdException w:unhideWhenUsed="0" w:uiPriority="0" w:semiHidden="0" w:name="Table Grid 3"/>
+    <w:lsdException w:unhideWhenUsed="0" w:uiPriority="0" w:semiHidden="0" w:name="Table Grid 4"/>
+    <w:lsdException w:unhideWhenUsed="0" w:uiPriority="0" w:semiHidden="0" w:name="Table Grid 5"/>
+    <w:lsdException w:unhideWhenUsed="0" w:uiPriority="0" w:semiHidden="0" w:name="Table Grid 6"/>
+    <w:lsdException w:unhideWhenUsed="0" w:uiPriority="0" w:semiHidden="0" w:name="Table Grid 7"/>
+    <w:lsdException w:unhideWhenUsed="0" w:uiPriority="0" w:semiHidden="0" w:name="Table Grid 8"/>
+    <w:lsdException w:unhideWhenUsed="0" w:uiPriority="0" w:semiHidden="0" w:name="Table List 1"/>
+    <w:lsdException w:unhideWhenUsed="0" w:uiPriority="0" w:semiHidden="0" w:name="Table List 2"/>
+    <w:lsdException w:unhideWhenUsed="0" w:uiPriority="0" w:semiHidden="0" w:name="Table List 3"/>
+    <w:lsdException w:unhideWhenUsed="0" w:uiPriority="0" w:semiHidden="0" w:name="Table List 4"/>
+    <w:lsdException w:unhideWhenUsed="0" w:uiPriority="0" w:semiHidden="0" w:name="Table List 5"/>
+    <w:lsdException w:unhideWhenUsed="0" w:uiPriority="0" w:semiHidden="0" w:name="Table List 6"/>
+    <w:lsdException w:unhideWhenUsed="0" w:uiPriority="0" w:semiHidden="0" w:name="Table List 7"/>
+    <w:lsdException w:unhideWhenUsed="0" w:uiPriority="0" w:semiHidden="0" w:name="Table List 8"/>
+    <w:lsdException w:unhideWhenUsed="0" w:uiPriority="0" w:semiHidden="0" w:name="Table 3D effects 1"/>
+    <w:lsdException w:unhideWhenUsed="0" w:uiPriority="0" w:semiHidden="0" w:name="Table 3D effects 2"/>
+    <w:lsdException w:unhideWhenUsed="0" w:uiPriority="0" w:semiHidden="0" w:name="Table 3D effects 3"/>
+    <w:lsdException w:unhideWhenUsed="0" w:uiPriority="0" w:semiHidden="0" w:name="Table Contemporary"/>
+    <w:lsdException w:unhideWhenUsed="0" w:uiPriority="0" w:semiHidden="0" w:name="Table Elegant"/>
+    <w:lsdException w:unhideWhenUsed="0" w:uiPriority="0" w:semiHidden="0" w:name="Table Professional"/>
+    <w:lsdException w:unhideWhenUsed="0" w:uiPriority="0" w:semiHidden="0" w:name="Table Subtle 1"/>
+    <w:lsdException w:unhideWhenUsed="0" w:uiPriority="0" w:semiHidden="0" w:name="Table Subtle 2"/>
+    <w:lsdException w:unhideWhenUsed="0" w:uiPriority="0" w:semiHidden="0" w:name="Table Web 1"/>
+    <w:lsdException w:unhideWhenUsed="0" w:uiPriority="0" w:semiHidden="0" w:name="Table Web 2"/>
+    <w:lsdException w:unhideWhenUsed="0" w:uiPriority="0" w:semiHidden="0" w:name="Table Web 3"/>
+    <w:lsdException w:unhideWhenUsed="0" w:uiPriority="0" w:semiHidden="0" w:name="Balloon Text"/>
+    <w:lsdException w:qFormat="1" w:unhideWhenUsed="0" w:uiPriority="0" w:semiHidden="0" w:name="Table Grid"/>
+    <w:lsdException w:unhideWhenUsed="0" w:uiPriority="0" w:semiHidden="0" w:name="Table Theme"/>
+    <w:lsdException w:unhideWhenUsed="0" w:uiPriority="60" w:semiHidden="0" w:name="Light Shading"/>
+    <w:lsdException w:unhideWhenUsed="0" w:uiPriority="61" w:semiHidden="0" w:name="Light List"/>
+    <w:lsdException w:unhideWhenUsed="0" w:uiPriority="62" w:semiHidden="0" w:name="Light Grid"/>
+    <w:lsdException w:unhideWhenUsed="0" w:uiPriority="63" w:semiHidden="0" w:name="Medium Shading 1"/>
+    <w:lsdException w:unhideWhenUsed="0" w:uiPriority="64" w:semiHidden="0" w:name="Medium Shading 2"/>
+    <w:lsdException w:unhideWhenUsed="0" w:uiPriority="65" w:semiHidden="0" w:name="Medium List 1"/>
+    <w:lsdException w:unhideWhenUsed="0" w:uiPriority="66" w:semiHidden="0" w:name="Medium List 2"/>
+    <w:lsdException w:unhideWhenUsed="0" w:uiPriority="67" w:semiHidden="0" w:name="Medium Grid 1"/>
+    <w:lsdException w:unhideWhenUsed="0" w:uiPriority="68" w:semiHidden="0" w:name="Medium Grid 2"/>
+    <w:lsdException w:unhideWhenUsed="0" w:uiPriority="69" w:semiHidden="0" w:name="Medium Grid 3"/>
+    <w:lsdException w:unhideWhenUsed="0" w:uiPriority="70" w:semiHidden="0" w:name="Dark List"/>
+    <w:lsdException w:unhideWhenUsed="0" w:uiPriority="71" w:semiHidden="0" w:name="Colorful Shading"/>
+    <w:lsdException w:unhideWhenUsed="0" w:uiPriority="72" w:semiHidden="0" w:name="Colorful List"/>
+    <w:lsdException w:unhideWhenUsed="0" w:uiPriority="73" w:semiHidden="0" w:name="Colorful Grid"/>
+    <w:lsdException w:unhideWhenUsed="0" w:uiPriority="60" w:semiHidden="0" w:name="Light Shading Accent 1"/>
+    <w:lsdException w:unhideWhenUsed="0" w:uiPriority="61" w:semiHidden="0" w:name="Light List Accent 1"/>
+    <w:lsdException w:unhideWhenUsed="0" w:uiPriority="62" w:semiHidden="0" w:name="Light Grid Accent 1"/>
+    <w:lsdException w:unhideWhenUsed="0" w:uiPriority="63" w:semiHidden="0" w:name="Medium Shading 1 Accent 1"/>
+    <w:lsdException w:unhideWhenUsed="0" w:uiPriority="64" w:semiHidden="0" w:name="Medium Shading 2 Accent 1"/>
+    <w:lsdException w:unhideWhenUsed="0" w:uiPriority="65" w:semiHidden="0" w:name="Medium List 1 Accent 1"/>
+    <w:lsdException w:unhideWhenUsed="0" w:uiPriority="66" w:semiHidden="0" w:name="Medium List 2 Accent 1"/>
+    <w:lsdException w:unhideWhenUsed="0" w:uiPriority="67" w:semiHidden="0" w:name="Medium Grid 1 Accent 1"/>
+    <w:lsdException w:unhideWhenUsed="0" w:uiPriority="68" w:semiHidden="0" w:name="Medium Grid 2 Accent 1"/>
+    <w:lsdException w:unhideWhenUsed="0" w:uiPriority="69" w:semiHidden="0" w:name="Medium Grid 3 Accent 1"/>
+    <w:lsdException w:unhideWhenUsed="0" w:uiPriority="70" w:semiHidden="0" w:name="Dark List Accent 1"/>
+    <w:lsdException w:unhideWhenUsed="0" w:uiPriority="71" w:semiHidden="0" w:name="Colorful Shading Accent 1"/>
+    <w:lsdException w:unhideWhenUsed="0" w:uiPriority="72" w:semiHidden="0" w:name="Colorful List Accent 1"/>
+    <w:lsdException w:unhideWhenUsed="0" w:uiPriority="73" w:semiHidden="0" w:name="Colorful Grid Accent 1"/>
+    <w:lsdException w:unhideWhenUsed="0" w:uiPriority="60" w:semiHidden="0" w:name="Light Shading Accent 2"/>
+    <w:lsdException w:unhideWhenUsed="0" w:uiPriority="61" w:semiHidden="0" w:name="Light List Accent 2"/>
+    <w:lsdException w:unhideWhenUsed="0" w:uiPriority="62" w:semiHidden="0" w:name="Light Grid Accent 2"/>
+    <w:lsdException w:unhideWhenUsed="0" w:uiPriority="63" w:semiHidden="0" w:name="Medium Shading 1 Accent 2"/>
+    <w:lsdException w:unhideWhenUsed="0" w:uiPriority="64" w:semiHidden="0" w:name="Medium Shading 2 Accent 2"/>
+    <w:lsdException w:unhideWhenUsed="0" w:uiPriority="65" w:semiHidden="0" w:name="Medium List 1 Accent 2"/>
+    <w:lsdException w:unhideWhenUsed="0" w:uiPriority="66" w:semiHidden="0" w:name="Medium List 2 Accent 2"/>
+    <w:lsdException w:unhideWhenUsed="0" w:uiPriority="67" w:semiHidden="0" w:name="Medium Grid 1 Accent 2"/>
+    <w:lsdException w:unhideWhenUsed="0" w:uiPriority="68" w:semiHidden="0" w:name="Medium Grid 2 Accent 2"/>
+    <w:lsdException w:unhideWhenUsed="0" w:uiPriority="69" w:semiHidden="0" w:name="Medium Grid 3 Accent 2"/>
+    <w:lsdException w:unhideWhenUsed="0" w:uiPriority="70" w:semiHidden="0" w:name="Dark List Accent 2"/>
+    <w:lsdException w:unhideWhenUsed="0" w:uiPriority="71" w:semiHidden="0" w:name="Colorful Shading Accent 2"/>
+    <w:lsdException w:unhideWhenUsed="0" w:uiPriority="72" w:semiHidden="0" w:name="Colorful List Accent 2"/>
+    <w:lsdException w:unhideWhenUsed="0" w:uiPriority="73" w:semiHidden="0" w:name="Colorful Grid Accent 2"/>
+    <w:lsdException w:unhideWhenUsed="0" w:uiPriority="60" w:semiHidden="0" w:name="Light Shading Accent 3"/>
+    <w:lsdException w:unhideWhenUsed="0" w:uiPriority="61" w:semiHidden="0" w:name="Light List Accent 3"/>
+    <w:lsdException w:unhideWhenUsed="0" w:uiPriority="62" w:semiHidden="0" w:name="Light Grid Accent 3"/>
+    <w:lsdException w:unhideWhenUsed="0" w:uiPriority="63" w:semiHidden="0" w:name="Medium Shading 1 Accent 3"/>
+    <w:lsdException w:unhideWhenUsed="0" w:uiPriority="64" w:semiHidden="0" w:name="Medium Shading 2 Accent 3"/>
+    <w:lsdException w:unhideWhenUsed="0" w:uiPriority="65" w:semiHidden="0" w:name="Medium List 1 Accent 3"/>
+    <w:lsdException w:unhideWhenUsed="0" w:uiPriority="66" w:semiHidden="0" w:name="Medium List 2 Accent 3"/>
+    <w:lsdException w:unhideWhenUsed="0" w:uiPriority="67" w:semiHidden="0" w:name="Medium Grid 1 Accent 3"/>
+    <w:lsdException w:unhideWhenUsed="0" w:uiPriority="68" w:semiHidden="0" w:name="Medium Grid 2 Accent 3"/>
+    <w:lsdException w:unhideWhenUsed="0" w:uiPriority="69" w:semiHidden="0" w:name="Medium Grid 3 Accent 3"/>
+    <w:lsdException w:unhideWhenUsed="0" w:uiPriority="70" w:semiHidden="0" w:name="Dark List Accent 3"/>
+    <w:lsdException w:unhideWhenUsed="0" w:uiPriority="71" w:semiHidden="0" w:name="Colorful Shading Accent 3"/>
+    <w:lsdException w:unhideWhenUsed="0" w:uiPriority="72" w:semiHidden="0" w:name="Colorful List Accent 3"/>
+    <w:lsdException w:unhideWhenUsed="0" w:uiPriority="73" w:semiHidden="0" w:name="Colorful Grid Accent 3"/>
+    <w:lsdException w:unhideWhenUsed="0" w:uiPriority="60" w:semiHidden="0" w:name="Light Shading Accent 4"/>
+    <w:lsdException w:unhideWhenUsed="0" w:uiPriority="61" w:semiHidden="0" w:name="Light List Accent 4"/>
+    <w:lsdException w:unhideWhenUsed="0" w:uiPriority="62" w:semiHidden="0" w:name="Light Grid Accent 4"/>
+    <w:lsdException w:unhideWhenUsed="0" w:uiPriority="63" w:semiHidden="0" w:name="Medium Shading 1 Accent 4"/>
+    <w:lsdException w:unhideWhenUsed="0" w:uiPriority="64" w:semiHidden="0" w:name="Medium Shading 2 Accent 4"/>
+    <w:lsdException w:unhideWhenUsed="0" w:uiPriority="65" w:semiHidden="0" w:name="Medium List 1 Accent 4"/>
+    <w:lsdException w:unhideWhenUsed="0" w:uiPriority="66" w:semiHidden="0" w:name="Medium List 2 Accent 4"/>
+    <w:lsdException w:unhideWhenUsed="0" w:uiPriority="67" w:semiHidden="0" w:name="Medium Grid 1 Accent 4"/>
+    <w:lsdException w:unhideWhenUsed="0" w:uiPriority="68" w:semiHidden="0" w:name="Medium Grid 2 Accent 4"/>
+    <w:lsdException w:unhideWhenUsed="0" w:uiPriority="69" w:semiHidden="0" w:name="Medium Grid 3 Accent 4"/>
+    <w:lsdException w:unhideWhenUsed="0" w:uiPriority="70" w:semiHidden="0" w:name="Dark List Accent 4"/>
+    <w:lsdException w:unhideWhenUsed="0" w:uiPriority="71" w:semiHidden="0" w:name="Colorful Shading Accent 4"/>
+    <w:lsdException w:unhideWhenUsed="0" w:uiPriority="72" w:semiHidden="0" w:name="Colorful List Accent 4"/>
+    <w:lsdException w:unhideWhenUsed="0" w:uiPriority="73" w:semiHidden="0" w:name="Colorful Grid Accent 4"/>
+    <w:lsdException w:unhideWhenUsed="0" w:uiPriority="60" w:semiHidden="0" w:name="Light Shading Accent 5"/>
+    <w:lsdException w:unhideWhenUsed="0" w:uiPriority="61" w:semiHidden="0" w:name="Light List Accent 5"/>
+    <w:lsdException w:unhideWhenUsed="0" w:uiPriority="62" w:semiHidden="0" w:name="Light Grid Accent 5"/>
+    <w:lsdException w:unhideWhenUsed="0" w:uiPriority="63" w:semiHidden="0" w:name="Medium Shading 1 Accent 5"/>
+    <w:lsdException w:unhideWhenUsed="0" w:uiPriority="64" w:semiHidden="0" w:name="Medium Shading 2 Accent 5"/>
+    <w:lsdException w:unhideWhenUsed="0" w:uiPriority="65" w:semiHidden="0" w:name="Medium List 1 Accent 5"/>
+    <w:lsdException w:unhideWhenUsed="0" w:uiPriority="66" w:semiHidden="0" w:name="Medium List 2 Accent 5"/>
+    <w:lsdException w:unhideWhenUsed="0" w:uiPriority="67" w:semiHidden="0" w:name="Medium Grid 1 Accent 5"/>
+    <w:lsdException w:unhideWhenUsed="0" w:uiPriority="68" w:semiHidden="0" w:name="Medium Grid 2 Accent 5"/>
+    <w:lsdException w:unhideWhenUsed="0" w:uiPriority="69" w:semiHidden="0" w:name="Medium Grid 3 Accent 5"/>
+    <w:lsdException w:unhideWhenUsed="0" w:uiPriority="70" w:semiHidden="0" w:name="Dark List Accent 5"/>
+    <w:lsdException w:unhideWhenUsed="0" w:uiPriority="71" w:semiHidden="0" w:name="Colorful Shading Accent 5"/>
+    <w:lsdException w:unhideWhenUsed="0" w:uiPriority="72" w:semiHidden="0" w:name="Colorful List Accent 5"/>
+    <w:lsdException w:unhideWhenUsed="0" w:uiPriority="73" w:semiHidden="0" w:name="Colorful Grid Accent 5"/>
+    <w:lsdException w:unhideWhenUsed="0" w:uiPriority="60" w:semiHidden="0" w:name="Light Shading Accent 6"/>
+    <w:lsdException w:unhideWhenUsed="0" w:uiPriority="61" w:semiHidden="0" w:name="Light List Accent 6"/>
+    <w:lsdException w:unhideWhenUsed="0" w:uiPriority="62" w:semiHidden="0" w:name="Light Grid Accent 6"/>
+    <w:lsdException w:unhideWhenUsed="0" w:uiPriority="63" w:semiHidden="0" w:name="Medium Shading 1 Accent 6"/>
+    <w:lsdException w:unhideWhenUsed="0" w:uiPriority="64" w:semiHidden="0" w:name="Medium Shading 2 Accent 6"/>
+    <w:lsdException w:unhideWhenUsed="0" w:uiPriority="65" w:semiHidden="0" w:name="Medium List 1 Accent 6"/>
+    <w:lsdException w:unhideWhenUsed="0" w:uiPriority="66" w:semiHidden="0" w:name="Medium List 2 Accent 6"/>
+    <w:lsdException w:unhideWhenUsed="0" w:uiPriority="67" w:semiHidden="0" w:name="Medium Grid 1 Accent 6"/>
+    <w:lsdException w:unhideWhenUsed="0" w:uiPriority="68" w:semiHidden="0" w:name="Medium Grid 2 Accent 6"/>
+    <w:lsdException w:unhideWhenUsed="0" w:uiPriority="69" w:semiHidden="0" w:name="Medium Grid 3 Accent 6"/>
+    <w:lsdException w:unhideWhenUsed="0" w:uiPriority="70" w:semiHidden="0" w:name="Dark List Accent 6"/>
+    <w:lsdException w:unhideWhenUsed="0" w:uiPriority="71" w:semiHidden="0" w:name="Colorful Shading Accent 6"/>
+    <w:lsdException w:unhideWhenUsed="0" w:uiPriority="72" w:semiHidden="0" w:name="Colorful List Accent 6"/>
+    <w:lsdException w:unhideWhenUsed="0" w:uiPriority="73" w:semiHidden="0" w:name="Colorful Grid Accent 6"/>
   </w:latentStyles>
-  <w:style w:type="paragraph" w:default="1" w:styleId="Normal">
+  <w:style w:type="paragraph" w:default="1" w:styleId="1">
     <w:name w:val="Normal"/>
     <w:qFormat/>
+    <w:uiPriority w:val="0"/>
     <w:pPr>
       <w:kinsoku w:val="0"/>
       <w:autoSpaceDE w:val="0"/>
@@ -5032,7 +5093,7 @@
       <w:textAlignment w:val="baseline"/>
     </w:pPr>
     <w:rPr>
-      <w:rFonts w:ascii="Arial" w:eastAsia="宋体" w:hAnsi="Arial" w:cs="Arial"/>
+      <w:rFonts w:ascii="Arial" w:hAnsi="Arial" w:eastAsia="宋体" w:cs="Arial"/>
       <w:snapToGrid w:val="0"/>
       <w:color w:val="000000"/>
       <w:kern w:val="0"/>
@@ -5041,11 +5102,12 @@
       <w:lang w:val="en-US" w:eastAsia="en-US" w:bidi="ar-SA"/>
     </w:rPr>
   </w:style>
-  <w:style w:type="paragraph" w:styleId="Heading1">
+  <w:style w:type="paragraph" w:styleId="2">
     <w:name w:val="heading 1"/>
-    <w:basedOn w:val="Normal"/>
-    <w:next w:val="Normal"/>
+    <w:basedOn w:val="1"/>
+    <w:next w:val="1"/>
     <w:qFormat/>
+    <w:uiPriority w:val="0"/>
     <w:pPr>
       <w:keepNext/>
       <w:keepLines/>
@@ -5063,12 +5125,13 @@
       <w:sz w:val="44"/>
     </w:rPr>
   </w:style>
-  <w:style w:type="paragraph" w:styleId="Heading2">
+  <w:style w:type="paragraph" w:styleId="3">
     <w:name w:val="heading 2"/>
-    <w:basedOn w:val="Normal"/>
-    <w:next w:val="Normal"/>
+    <w:basedOn w:val="1"/>
+    <w:next w:val="1"/>
     <w:unhideWhenUsed/>
     <w:qFormat/>
+    <w:uiPriority w:val="0"/>
     <w:pPr>
       <w:keepNext/>
       <w:keepLines/>
@@ -5081,18 +5144,19 @@
       <w:outlineLvl w:val="1"/>
     </w:pPr>
     <w:rPr>
-      <w:rFonts w:ascii="Arial" w:eastAsia="黑体" w:hAnsi="Arial"/>
+      <w:rFonts w:ascii="Arial" w:hAnsi="Arial" w:eastAsia="黑体"/>
       <w:b/>
       <w:sz w:val="32"/>
     </w:rPr>
   </w:style>
-  <w:style w:type="paragraph" w:styleId="Heading3">
+  <w:style w:type="paragraph" w:styleId="4">
     <w:name w:val="heading 3"/>
-    <w:basedOn w:val="Normal"/>
-    <w:next w:val="Normal"/>
+    <w:basedOn w:val="1"/>
+    <w:next w:val="1"/>
     <w:semiHidden/>
     <w:unhideWhenUsed/>
     <w:qFormat/>
+    <w:uiPriority w:val="0"/>
     <w:pPr>
       <w:keepNext/>
       <w:keepLines/>
@@ -5109,12 +5173,13 @@
       <w:sz w:val="32"/>
     </w:rPr>
   </w:style>
-  <w:style w:type="paragraph" w:styleId="Heading4">
+  <w:style w:type="paragraph" w:styleId="5">
     <w:name w:val="heading 4"/>
-    <w:basedOn w:val="Normal"/>
-    <w:next w:val="Normal"/>
+    <w:basedOn w:val="1"/>
+    <w:next w:val="1"/>
     <w:unhideWhenUsed/>
     <w:qFormat/>
+    <w:uiPriority w:val="0"/>
     <w:pPr>
       <w:keepNext/>
       <w:keepLines/>
@@ -5127,18 +5192,19 @@
       <w:outlineLvl w:val="3"/>
     </w:pPr>
     <w:rPr>
-      <w:rFonts w:ascii="Arial" w:eastAsia="黑体" w:hAnsi="Arial"/>
+      <w:rFonts w:ascii="Arial" w:hAnsi="Arial" w:eastAsia="黑体"/>
       <w:b/>
       <w:sz w:val="28"/>
     </w:rPr>
   </w:style>
-  <w:style w:type="paragraph" w:styleId="Heading5">
+  <w:style w:type="paragraph" w:styleId="6">
     <w:name w:val="heading 5"/>
-    <w:basedOn w:val="Normal"/>
-    <w:next w:val="Normal"/>
+    <w:basedOn w:val="1"/>
+    <w:next w:val="1"/>
     <w:semiHidden/>
     <w:unhideWhenUsed/>
     <w:qFormat/>
+    <w:uiPriority w:val="0"/>
     <w:pPr>
       <w:keepNext/>
       <w:keepLines/>
@@ -5155,13 +5221,14 @@
       <w:sz w:val="28"/>
     </w:rPr>
   </w:style>
-  <w:style w:type="paragraph" w:styleId="Heading6">
+  <w:style w:type="paragraph" w:styleId="7">
     <w:name w:val="heading 6"/>
-    <w:basedOn w:val="Normal"/>
-    <w:next w:val="Normal"/>
+    <w:basedOn w:val="1"/>
+    <w:next w:val="1"/>
     <w:semiHidden/>
     <w:unhideWhenUsed/>
     <w:qFormat/>
+    <w:uiPriority w:val="0"/>
     <w:pPr>
       <w:keepNext/>
       <w:keepLines/>
@@ -5174,18 +5241,19 @@
       <w:outlineLvl w:val="5"/>
     </w:pPr>
     <w:rPr>
-      <w:rFonts w:ascii="Arial" w:eastAsia="黑体" w:hAnsi="Arial"/>
+      <w:rFonts w:ascii="Arial" w:hAnsi="Arial" w:eastAsia="黑体"/>
       <w:b/>
       <w:sz w:val="24"/>
     </w:rPr>
   </w:style>
-  <w:style w:type="paragraph" w:styleId="Heading7">
+  <w:style w:type="paragraph" w:styleId="8">
     <w:name w:val="heading 7"/>
-    <w:basedOn w:val="Normal"/>
-    <w:next w:val="Normal"/>
+    <w:basedOn w:val="1"/>
+    <w:next w:val="1"/>
     <w:semiHidden/>
     <w:unhideWhenUsed/>
     <w:qFormat/>
+    <w:uiPriority w:val="0"/>
     <w:pPr>
       <w:keepNext/>
       <w:keepLines/>
@@ -5202,13 +5270,14 @@
       <w:sz w:val="24"/>
     </w:rPr>
   </w:style>
-  <w:style w:type="paragraph" w:styleId="Heading8">
+  <w:style w:type="paragraph" w:styleId="9">
     <w:name w:val="heading 8"/>
-    <w:basedOn w:val="Normal"/>
-    <w:next w:val="Normal"/>
+    <w:basedOn w:val="1"/>
+    <w:next w:val="1"/>
     <w:semiHidden/>
     <w:unhideWhenUsed/>
     <w:qFormat/>
+    <w:uiPriority w:val="0"/>
     <w:pPr>
       <w:keepNext/>
       <w:keepLines/>
@@ -5221,17 +5290,18 @@
       <w:outlineLvl w:val="7"/>
     </w:pPr>
     <w:rPr>
-      <w:rFonts w:ascii="Arial" w:eastAsia="黑体" w:hAnsi="Arial"/>
+      <w:rFonts w:ascii="Arial" w:hAnsi="Arial" w:eastAsia="黑体"/>
       <w:sz w:val="24"/>
     </w:rPr>
   </w:style>
-  <w:style w:type="paragraph" w:styleId="Heading9">
+  <w:style w:type="paragraph" w:styleId="10">
     <w:name w:val="heading 9"/>
-    <w:basedOn w:val="Normal"/>
-    <w:next w:val="Normal"/>
+    <w:basedOn w:val="1"/>
+    <w:next w:val="1"/>
     <w:semiHidden/>
     <w:unhideWhenUsed/>
     <w:qFormat/>
+    <w:uiPriority w:val="0"/>
     <w:pPr>
       <w:keepNext/>
       <w:keepLines/>
@@ -5244,19 +5314,21 @@
       <w:outlineLvl w:val="8"/>
     </w:pPr>
     <w:rPr>
-      <w:rFonts w:ascii="Arial" w:eastAsia="黑体" w:hAnsi="Arial"/>
+      <w:rFonts w:ascii="Arial" w:hAnsi="Arial" w:eastAsia="黑体"/>
       <w:sz w:val="21"/>
     </w:rPr>
   </w:style>
-  <w:style w:type="character" w:default="1" w:styleId="DefaultParagraphFont">
+  <w:style w:type="character" w:default="1" w:styleId="22">
     <w:name w:val="Default Paragraph Font"/>
     <w:semiHidden/>
     <w:qFormat/>
+    <w:uiPriority w:val="0"/>
   </w:style>
-  <w:style w:type="table" w:default="1" w:styleId="TableNormal">
+  <w:style w:type="table" w:default="1" w:styleId="20">
     <w:name w:val="Normal Table"/>
     <w:semiHidden/>
     <w:qFormat/>
+    <w:uiPriority w:val="0"/>
     <w:tblPr>
       <w:tblCellMar>
         <w:top w:w="0" w:type="dxa"/>
@@ -5266,39 +5338,43 @@
       </w:tblCellMar>
     </w:tblPr>
   </w:style>
-  <w:style w:type="paragraph" w:styleId="CommentText">
+  <w:style w:type="paragraph" w:styleId="11">
     <w:name w:val="annotation text"/>
-    <w:basedOn w:val="Normal"/>
+    <w:basedOn w:val="1"/>
     <w:qFormat/>
+    <w:uiPriority w:val="0"/>
     <w:pPr>
       <w:jc w:val="left"/>
     </w:pPr>
   </w:style>
-  <w:style w:type="paragraph" w:styleId="BodyText">
+  <w:style w:type="paragraph" w:styleId="12">
     <w:name w:val="Body Text"/>
-    <w:basedOn w:val="Normal"/>
+    <w:basedOn w:val="1"/>
     <w:semiHidden/>
     <w:qFormat/>
+    <w:uiPriority w:val="0"/>
     <w:rPr>
-      <w:rFonts w:ascii="Arial" w:eastAsia="Arial" w:hAnsi="Arial" w:cs="Arial"/>
+      <w:rFonts w:ascii="Arial" w:hAnsi="Arial" w:eastAsia="Arial" w:cs="Arial"/>
       <w:sz w:val="21"/>
       <w:szCs w:val="21"/>
       <w:lang w:val="en-US" w:eastAsia="en-US" w:bidi="ar-SA"/>
     </w:rPr>
   </w:style>
-  <w:style w:type="paragraph" w:styleId="TOC3">
+  <w:style w:type="paragraph" w:styleId="13">
     <w:name w:val="toc 3"/>
-    <w:basedOn w:val="Normal"/>
-    <w:next w:val="Normal"/>
+    <w:basedOn w:val="1"/>
+    <w:next w:val="1"/>
     <w:qFormat/>
+    <w:uiPriority w:val="0"/>
     <w:pPr>
       <w:ind w:left="840" w:leftChars="400"/>
     </w:pPr>
   </w:style>
-  <w:style w:type="paragraph" w:styleId="Footer">
+  <w:style w:type="paragraph" w:styleId="14">
     <w:name w:val="footer"/>
-    <w:basedOn w:val="Normal"/>
+    <w:basedOn w:val="1"/>
     <w:qFormat/>
+    <w:uiPriority w:val="0"/>
     <w:pPr>
       <w:tabs>
         <w:tab w:val="center" w:pos="4153"/>
@@ -5311,16 +5387,17 @@
       <w:sz w:val="18"/>
     </w:rPr>
   </w:style>
-  <w:style w:type="paragraph" w:styleId="Header">
+  <w:style w:type="paragraph" w:styleId="15">
     <w:name w:val="header"/>
-    <w:basedOn w:val="Normal"/>
+    <w:basedOn w:val="1"/>
     <w:qFormat/>
+    <w:uiPriority w:val="0"/>
     <w:pPr>
       <w:pBdr>
-        <w:top w:val="nil"/>
-        <w:left w:val="nil"/>
-        <w:bottom w:val="nil"/>
-        <w:right w:val="nil"/>
+        <w:top w:val="none" w:color="auto" w:sz="0" w:space="0"/>
+        <w:left w:val="none" w:color="auto" w:sz="0" w:space="0"/>
+        <w:bottom w:val="none" w:color="auto" w:sz="0" w:space="0"/>
+        <w:right w:val="none" w:color="auto" w:sz="0" w:space="0"/>
       </w:pBdr>
       <w:tabs>
         <w:tab w:val="center" w:pos="4153"/>
@@ -5335,29 +5412,32 @@
       <w:sz w:val="18"/>
     </w:rPr>
   </w:style>
-  <w:style w:type="paragraph" w:styleId="TOC1">
+  <w:style w:type="paragraph" w:styleId="16">
     <w:name w:val="toc 1"/>
-    <w:basedOn w:val="Normal"/>
-    <w:next w:val="Normal"/>
+    <w:basedOn w:val="1"/>
+    <w:next w:val="1"/>
     <w:qFormat/>
+    <w:uiPriority w:val="0"/>
     <w:rPr>
-      <w:rFonts w:ascii="Arial" w:eastAsia="Microsoft JhengHei" w:hAnsi="Arial"/>
+      <w:rFonts w:ascii="Arial" w:hAnsi="Arial" w:eastAsia="Microsoft JhengHei"/>
       <w:sz w:val="24"/>
     </w:rPr>
   </w:style>
-  <w:style w:type="paragraph" w:styleId="TOC2">
+  <w:style w:type="paragraph" w:styleId="17">
     <w:name w:val="toc 2"/>
-    <w:basedOn w:val="Normal"/>
-    <w:next w:val="Normal"/>
+    <w:basedOn w:val="1"/>
+    <w:next w:val="1"/>
     <w:qFormat/>
+    <w:uiPriority w:val="0"/>
     <w:pPr>
       <w:ind w:left="420" w:leftChars="200"/>
     </w:pPr>
   </w:style>
-  <w:style w:type="paragraph" w:styleId="NormalWeb">
+  <w:style w:type="paragraph" w:styleId="18">
     <w:name w:val="Normal (Web)"/>
-    <w:basedOn w:val="Normal"/>
+    <w:basedOn w:val="1"/>
     <w:qFormat/>
+    <w:uiPriority w:val="0"/>
     <w:pPr>
       <w:spacing w:before="0" w:beforeAutospacing="1" w:after="0" w:afterAutospacing="1"/>
       <w:ind w:left="0" w:right="0"/>
@@ -5369,10 +5449,11 @@
       <w:lang w:val="en-US" w:eastAsia="zh-CN"/>
     </w:rPr>
   </w:style>
-  <w:style w:type="paragraph" w:styleId="Title">
+  <w:style w:type="paragraph" w:styleId="19">
     <w:name w:val="Title"/>
-    <w:basedOn w:val="Normal"/>
+    <w:basedOn w:val="1"/>
     <w:qFormat/>
+    <w:uiPriority w:val="0"/>
     <w:pPr>
       <w:spacing w:before="240" w:beforeLines="0" w:beforeAutospacing="0" w:after="60" w:afterLines="0" w:afterAutospacing="0"/>
       <w:jc w:val="center"/>
@@ -5384,68 +5465,73 @@
       <w:sz w:val="32"/>
     </w:rPr>
   </w:style>
-  <w:style w:type="table" w:styleId="TableGrid">
+  <w:style w:type="table" w:styleId="21">
     <w:name w:val="Table Grid"/>
-    <w:basedOn w:val="TableNormal"/>
+    <w:basedOn w:val="20"/>
     <w:qFormat/>
+    <w:uiPriority w:val="0"/>
     <w:pPr>
       <w:widowControl w:val="0"/>
       <w:jc w:val="both"/>
     </w:pPr>
     <w:tblPr>
       <w:tblBorders>
-        <w:top w:val="single" w:sz="4" w:space="0" w:color="auto"/>
-        <w:left w:val="single" w:sz="4" w:space="0" w:color="auto"/>
-        <w:bottom w:val="single" w:sz="4" w:space="0" w:color="auto"/>
-        <w:right w:val="single" w:sz="4" w:space="0" w:color="auto"/>
-        <w:insideH w:val="single" w:sz="4" w:space="0" w:color="auto"/>
-        <w:insideV w:val="single" w:sz="4" w:space="0" w:color="auto"/>
+        <w:top w:val="single" w:color="auto" w:sz="4" w:space="0"/>
+        <w:left w:val="single" w:color="auto" w:sz="4" w:space="0"/>
+        <w:bottom w:val="single" w:color="auto" w:sz="4" w:space="0"/>
+        <w:right w:val="single" w:color="auto" w:sz="4" w:space="0"/>
+        <w:insideH w:val="single" w:color="auto" w:sz="4" w:space="0"/>
+        <w:insideV w:val="single" w:color="auto" w:sz="4" w:space="0"/>
       </w:tblBorders>
     </w:tblPr>
   </w:style>
-  <w:style w:type="character" w:styleId="Strong">
+  <w:style w:type="character" w:styleId="23">
     <w:name w:val="Strong"/>
-    <w:basedOn w:val="DefaultParagraphFont"/>
+    <w:basedOn w:val="22"/>
     <w:qFormat/>
+    <w:uiPriority w:val="0"/>
     <w:rPr>
       <w:b/>
     </w:rPr>
   </w:style>
-  <w:style w:type="paragraph" w:customStyle="1" w:styleId="a">
+  <w:style w:type="paragraph" w:customStyle="1" w:styleId="24">
     <w:name w:val="柴_公司名"/>
-    <w:basedOn w:val="Title"/>
+    <w:basedOn w:val="19"/>
     <w:qFormat/>
+    <w:uiPriority w:val="0"/>
     <w:pPr>
       <w:spacing w:after="600" w:afterLines="600"/>
     </w:pPr>
     <w:rPr>
-      <w:rFonts w:ascii="宋体" w:eastAsia="宋体" w:hAnsi="宋体" w:cs="宋体" w:hint="eastAsia"/>
+      <w:rFonts w:hint="eastAsia" w:ascii="宋体" w:hAnsi="宋体" w:eastAsia="宋体" w:cs="宋体"/>
       <w:bCs/>
       <w:spacing w:val="-6"/>
       <w:sz w:val="52"/>
       <w:szCs w:val="52"/>
     </w:rPr>
   </w:style>
-  <w:style w:type="paragraph" w:customStyle="1" w:styleId="a0">
+  <w:style w:type="paragraph" w:customStyle="1" w:styleId="25">
     <w:name w:val="柴_文档名"/>
-    <w:basedOn w:val="Title"/>
+    <w:basedOn w:val="19"/>
     <w:qFormat/>
+    <w:uiPriority w:val="0"/>
     <w:pPr>
       <w:spacing w:after="900" w:afterLines="900"/>
     </w:pPr>
     <w:rPr>
-      <w:rFonts w:ascii="黑体" w:eastAsia="黑体" w:hAnsi="黑体" w:cs="黑体"/>
+      <w:rFonts w:ascii="黑体" w:hAnsi="黑体" w:eastAsia="黑体" w:cs="黑体"/>
       <w:bCs/>
       <w:spacing w:val="-7"/>
       <w:sz w:val="52"/>
       <w:szCs w:val="52"/>
     </w:rPr>
   </w:style>
-  <w:style w:type="table" w:customStyle="1" w:styleId="TableNormal0">
+  <w:style w:type="table" w:customStyle="1" w:styleId="26">
     <w:name w:val="Table Normal_0"/>
     <w:semiHidden/>
     <w:unhideWhenUsed/>
     <w:qFormat/>
+    <w:uiPriority w:val="0"/>
     <w:tblPr>
       <w:tblCellMar>
         <w:top w:w="0" w:type="dxa"/>
@@ -5455,81 +5541,87 @@
       </w:tblCellMar>
     </w:tblPr>
   </w:style>
-  <w:style w:type="paragraph" w:customStyle="1" w:styleId="TableText">
+  <w:style w:type="paragraph" w:customStyle="1" w:styleId="27">
     <w:name w:val="Table Text"/>
-    <w:basedOn w:val="Normal"/>
+    <w:basedOn w:val="1"/>
     <w:semiHidden/>
     <w:qFormat/>
+    <w:uiPriority w:val="0"/>
     <w:rPr>
-      <w:rFonts w:ascii="宋体" w:eastAsia="宋体" w:hAnsi="宋体" w:cs="宋体"/>
+      <w:rFonts w:ascii="宋体" w:hAnsi="宋体" w:eastAsia="宋体" w:cs="宋体"/>
       <w:sz w:val="21"/>
       <w:szCs w:val="21"/>
       <w:lang w:val="en-US" w:eastAsia="en-US" w:bidi="ar-SA"/>
     </w:rPr>
   </w:style>
-  <w:style w:type="paragraph" w:customStyle="1" w:styleId="1">
+  <w:style w:type="paragraph" w:customStyle="1" w:styleId="28">
     <w:name w:val="柴_标题1"/>
-    <w:basedOn w:val="Heading1"/>
-    <w:next w:val="a1"/>
-    <w:link w:val="1Char"/>
+    <w:basedOn w:val="2"/>
+    <w:next w:val="29"/>
+    <w:link w:val="38"/>
     <w:qFormat/>
+    <w:uiPriority w:val="0"/>
     <w:pPr>
       <w:spacing w:before="100" w:after="90" w:line="360" w:lineRule="auto"/>
     </w:pPr>
     <w:rPr>
-      <w:rFonts w:ascii="Arial" w:eastAsia="宋体" w:hAnsi="Arial"/>
+      <w:rFonts w:ascii="Arial" w:hAnsi="Arial" w:eastAsia="宋体"/>
       <w:sz w:val="32"/>
     </w:rPr>
   </w:style>
-  <w:style w:type="paragraph" w:customStyle="1" w:styleId="a1">
+  <w:style w:type="paragraph" w:customStyle="1" w:styleId="29">
     <w:name w:val="柴_正文"/>
-    <w:basedOn w:val="BodyText"/>
-    <w:link w:val="Char"/>
+    <w:basedOn w:val="12"/>
+    <w:link w:val="42"/>
     <w:qFormat/>
+    <w:uiPriority w:val="0"/>
     <w:pPr>
       <w:spacing w:line="360" w:lineRule="auto"/>
       <w:ind w:firstLine="470" w:firstLineChars="200"/>
     </w:pPr>
     <w:rPr>
-      <w:rFonts w:ascii="Arial" w:eastAsia="宋体" w:hAnsi="Arial"/>
+      <w:rFonts w:ascii="Arial" w:hAnsi="Arial" w:eastAsia="宋体"/>
       <w:sz w:val="24"/>
       <w:lang w:eastAsia="zh-CN"/>
     </w:rPr>
   </w:style>
-  <w:style w:type="paragraph" w:customStyle="1" w:styleId="2">
+  <w:style w:type="paragraph" w:customStyle="1" w:styleId="30">
     <w:name w:val="柴_标题2"/>
-    <w:basedOn w:val="Heading2"/>
-    <w:next w:val="a1"/>
+    <w:basedOn w:val="3"/>
+    <w:next w:val="29"/>
     <w:qFormat/>
+    <w:uiPriority w:val="0"/>
     <w:pPr>
       <w:spacing w:line="360" w:lineRule="auto"/>
     </w:pPr>
     <w:rPr>
-      <w:rFonts w:ascii="Arial" w:eastAsia="宋体" w:hAnsi="Arial"/>
+      <w:rFonts w:ascii="Arial" w:hAnsi="Arial" w:eastAsia="宋体"/>
       <w:sz w:val="28"/>
     </w:rPr>
   </w:style>
-  <w:style w:type="paragraph" w:customStyle="1" w:styleId="3">
+  <w:style w:type="paragraph" w:customStyle="1" w:styleId="31">
     <w:name w:val="柴_标题3"/>
-    <w:basedOn w:val="Heading3"/>
-    <w:next w:val="a1"/>
+    <w:basedOn w:val="4"/>
+    <w:next w:val="29"/>
     <w:qFormat/>
+    <w:uiPriority w:val="0"/>
     <w:pPr>
       <w:spacing w:line="360" w:lineRule="auto"/>
       <w:ind w:left="0" w:firstLine="472" w:firstLineChars="200"/>
     </w:pPr>
     <w:rPr>
-      <w:rFonts w:ascii="宋体" w:eastAsia="宋体" w:hAnsi="宋体" w:cs="宋体"/>
+      <w:rFonts w:ascii="宋体" w:hAnsi="宋体" w:eastAsia="宋体" w:cs="宋体"/>
       <w:spacing w:val="-2"/>
       <w:sz w:val="24"/>
       <w:szCs w:val="24"/>
     </w:rPr>
   </w:style>
-  <w:style w:type="paragraph" w:customStyle="1" w:styleId="a2">
+  <w:style w:type="paragraph" w:customStyle="1" w:styleId="32">
     <w:name w:val="柴_目录"/>
-    <w:basedOn w:val="Normal"/>
-    <w:next w:val="BodyText"/>
+    <w:basedOn w:val="1"/>
+    <w:next w:val="12"/>
     <w:qFormat/>
+    <w:uiPriority w:val="0"/>
     <w:pPr>
       <w:tabs>
         <w:tab w:val="right" w:leader="dot" w:pos="8442"/>
@@ -5537,59 +5629,64 @@
       <w:ind w:left="0" w:leftChars="0"/>
     </w:pPr>
     <w:rPr>
-      <w:rFonts w:ascii="Arial" w:eastAsia="Microsoft JhengHei" w:hAnsi="Arial"/>
+      <w:rFonts w:ascii="Arial" w:hAnsi="Arial" w:eastAsia="Microsoft JhengHei"/>
       <w:sz w:val="24"/>
     </w:rPr>
   </w:style>
-  <w:style w:type="paragraph" w:customStyle="1" w:styleId="WPSOffice1">
+  <w:style w:type="paragraph" w:customStyle="1" w:styleId="33">
     <w:name w:val="WPSOffice手动目录 1"/>
     <w:qFormat/>
+    <w:uiPriority w:val="0"/>
     <w:pPr>
       <w:ind w:leftChars="0"/>
     </w:pPr>
     <w:rPr>
-      <w:rFonts w:ascii="Times New Roman" w:eastAsia="宋体" w:hAnsi="Times New Roman" w:cs="Times New Roman"/>
+      <w:rFonts w:ascii="Times New Roman" w:hAnsi="Times New Roman" w:eastAsia="宋体" w:cs="Times New Roman"/>
       <w:sz w:val="20"/>
       <w:szCs w:val="20"/>
     </w:rPr>
   </w:style>
-  <w:style w:type="paragraph" w:customStyle="1" w:styleId="WPSOffice2">
+  <w:style w:type="paragraph" w:customStyle="1" w:styleId="34">
     <w:name w:val="WPSOffice手动目录 2"/>
     <w:qFormat/>
+    <w:uiPriority w:val="0"/>
     <w:pPr>
       <w:ind w:leftChars="200"/>
     </w:pPr>
     <w:rPr>
-      <w:rFonts w:ascii="Times New Roman" w:eastAsia="宋体" w:hAnsi="Times New Roman" w:cs="Times New Roman"/>
+      <w:rFonts w:ascii="Times New Roman" w:hAnsi="Times New Roman" w:eastAsia="宋体" w:cs="Times New Roman"/>
       <w:sz w:val="20"/>
       <w:szCs w:val="20"/>
     </w:rPr>
   </w:style>
-  <w:style w:type="paragraph" w:customStyle="1" w:styleId="WPSOffice3">
+  <w:style w:type="paragraph" w:customStyle="1" w:styleId="35">
     <w:name w:val="WPSOffice手动目录 3"/>
     <w:qFormat/>
+    <w:uiPriority w:val="0"/>
     <w:pPr>
       <w:ind w:leftChars="400"/>
     </w:pPr>
     <w:rPr>
-      <w:rFonts w:ascii="Times New Roman" w:eastAsia="宋体" w:hAnsi="Times New Roman" w:cs="Times New Roman"/>
+      <w:rFonts w:ascii="Times New Roman" w:hAnsi="Times New Roman" w:eastAsia="宋体" w:cs="Times New Roman"/>
       <w:sz w:val="20"/>
       <w:szCs w:val="20"/>
     </w:rPr>
   </w:style>
-  <w:style w:type="paragraph" w:customStyle="1" w:styleId="Compact">
+  <w:style w:type="paragraph" w:customStyle="1" w:styleId="36">
     <w:name w:val="Compact"/>
-    <w:basedOn w:val="BodyText"/>
+    <w:basedOn w:val="12"/>
     <w:qFormat/>
+    <w:uiPriority w:val="0"/>
     <w:pPr>
       <w:spacing w:before="36" w:after="36"/>
     </w:pPr>
   </w:style>
-  <w:style w:type="table" w:customStyle="1" w:styleId="Table">
+  <w:style w:type="table" w:customStyle="1" w:styleId="37">
     <w:name w:val="Table"/>
     <w:semiHidden/>
     <w:unhideWhenUsed/>
     <w:qFormat/>
+    <w:uiPriority w:val="0"/>
     <w:tblPr>
       <w:tblCellMar>
         <w:top w:w="0" w:type="dxa"/>
@@ -5601,26 +5698,28 @@
     <w:tblStylePr w:type="firstRow">
       <w:tcPr>
         <w:tcBorders>
-          <w:bottom w:val="single" w:sz="0" w:space="0" w:color="auto"/>
+          <w:bottom w:val="single" w:color="auto" w:sz="0" w:space="0"/>
         </w:tcBorders>
         <w:vAlign w:val="bottom"/>
       </w:tcPr>
     </w:tblStylePr>
   </w:style>
-  <w:style w:type="character" w:customStyle="1" w:styleId="1Char">
+  <w:style w:type="character" w:customStyle="1" w:styleId="38">
     <w:name w:val="柴_标题1 Char"/>
-    <w:link w:val="1"/>
+    <w:link w:val="28"/>
     <w:qFormat/>
+    <w:uiPriority w:val="0"/>
     <w:rPr>
-      <w:rFonts w:ascii="Arial" w:eastAsia="宋体" w:hAnsi="Arial"/>
+      <w:rFonts w:ascii="Arial" w:hAnsi="Arial" w:eastAsia="宋体"/>
       <w:sz w:val="32"/>
     </w:rPr>
   </w:style>
-  <w:style w:type="table" w:customStyle="1" w:styleId="TableNormal1">
+  <w:style w:type="table" w:customStyle="1" w:styleId="39">
     <w:name w:val="Table Normal_1"/>
     <w:semiHidden/>
     <w:unhideWhenUsed/>
     <w:qFormat/>
+    <w:uiPriority w:val="0"/>
     <w:tblPr>
       <w:tblCellMar>
         <w:top w:w="0" w:type="dxa"/>
@@ -5630,10 +5729,11 @@
       </w:tblCellMar>
     </w:tblPr>
   </w:style>
-  <w:style w:type="paragraph" w:customStyle="1" w:styleId="a3">
+  <w:style w:type="paragraph" w:customStyle="1" w:styleId="40">
     <w:name w:val="柴_正文_无缩进"/>
-    <w:basedOn w:val="Normal"/>
+    <w:basedOn w:val="1"/>
     <w:qFormat/>
+    <w:uiPriority w:val="0"/>
     <w:pPr>
       <w:ind w:firstLine="0" w:firstLineChars="0"/>
     </w:pPr>
@@ -5643,29 +5743,31 @@
       <w:lang w:eastAsia="zh-CN"/>
     </w:rPr>
   </w:style>
-  <w:style w:type="paragraph" w:customStyle="1" w:styleId="4">
+  <w:style w:type="paragraph" w:customStyle="1" w:styleId="41">
     <w:name w:val="柴_标题4"/>
-    <w:basedOn w:val="Heading4"/>
-    <w:next w:val="Normal"/>
+    <w:basedOn w:val="5"/>
+    <w:next w:val="1"/>
     <w:qFormat/>
+    <w:uiPriority w:val="0"/>
     <w:pPr>
       <w:widowControl w:val="0"/>
       <w:spacing w:before="160" w:line="360" w:lineRule="auto"/>
-      <w:ind w:left="981" w:hanging="862" w:leftChars="300"/>
+      <w:ind w:left="981" w:leftChars="300" w:hanging="862"/>
     </w:pPr>
     <w:rPr>
-      <w:rFonts w:ascii="Calibri" w:eastAsia="宋体" w:hAnsi="Calibri" w:cs="宋体" w:hint="eastAsia"/>
+      <w:rFonts w:hint="eastAsia" w:ascii="Calibri" w:hAnsi="Calibri" w:eastAsia="宋体" w:cs="宋体"/>
       <w:sz w:val="24"/>
       <w:szCs w:val="24"/>
       <w:lang w:eastAsia="zh-CN" w:bidi="zh-CN"/>
     </w:rPr>
   </w:style>
-  <w:style w:type="character" w:customStyle="1" w:styleId="Char">
+  <w:style w:type="character" w:customStyle="1" w:styleId="42">
     <w:name w:val="柴_正文 Char"/>
-    <w:link w:val="a1"/>
+    <w:link w:val="29"/>
     <w:qFormat/>
+    <w:uiPriority w:val="0"/>
     <w:rPr>
-      <w:rFonts w:ascii="Arial" w:eastAsia="宋体" w:hAnsi="Arial"/>
+      <w:rFonts w:ascii="Arial" w:hAnsi="Arial" w:eastAsia="宋体"/>
       <w:sz w:val="24"/>
       <w:lang w:eastAsia="zh-CN"/>
     </w:rPr>

--- a/2-运维相关组织架构及职责说明/TXHS-02-01-组织架构与部门职责说明.docx
+++ b/2-运维相关组织架构及职责说明/TXHS-02-01-组织架构与部门职责说明.docx
@@ -21,7 +21,7 @@
         <w:spacing w:before="3120" w:beforeLines="1000"/>
         <w:textAlignment w:val="baseline"/>
       </w:pPr>
-      <w:bookmarkStart w:id="0" w:name="_Toc16023"/>
+      <w:bookmarkStart w:id="0" w:name="_Toc6461"/>
       <w:r>
         <w:drawing>
           <wp:anchor distT="0" distB="0" distL="114300" distR="114300" simplePos="0" relativeHeight="251660288" behindDoc="1" locked="0" layoutInCell="1" allowOverlap="1">
@@ -156,7 +156,7 @@
           <w:lang w:val="en-US" w:eastAsia="zh-CN"/>
         </w:rPr>
       </w:pPr>
-      <w:bookmarkStart w:id="1" w:name="_Toc4930"/>
+      <w:bookmarkStart w:id="1" w:name="_Toc23568"/>
       <w:r>
         <w:rPr>
           <w:rFonts w:hint="eastAsia"/>
@@ -2093,6 +2093,8 @@
               <w:tab w:val="right" w:leader="dot" w:pos="8306"/>
             </w:tabs>
           </w:pPr>
+          <w:bookmarkStart w:id="13" w:name="_GoBack"/>
+          <w:bookmarkEnd w:id="13"/>
           <w:r>
             <w:rPr>
               <w:rFonts w:hint="eastAsia" w:ascii="宋体" w:hAnsi="宋体" w:eastAsia="宋体" w:cs="宋体"/>
@@ -2129,7 +2131,7 @@
               <w:rFonts w:hint="eastAsia" w:ascii="宋体" w:hAnsi="宋体" w:eastAsia="宋体" w:cs="宋体"/>
               <w:szCs w:val="24"/>
             </w:rPr>
-            <w:instrText xml:space="preserve"> HYPERLINK \l _Toc16023 </w:instrText>
+            <w:instrText xml:space="preserve"> HYPERLINK \l _Toc6461 </w:instrText>
           </w:r>
           <w:r>
             <w:rPr>
@@ -2152,7 +2154,7 @@
             <w:fldChar w:fldCharType="begin"/>
           </w:r>
           <w:r>
-            <w:instrText xml:space="preserve"> PAGEREF _Toc16023 \h </w:instrText>
+            <w:instrText xml:space="preserve"> PAGEREF _Toc6461 \h </w:instrText>
           </w:r>
           <w:r>
             <w:fldChar w:fldCharType="separate"/>
@@ -2190,7 +2192,7 @@
               <w:rFonts w:hint="eastAsia" w:ascii="宋体" w:hAnsi="宋体" w:eastAsia="宋体" w:cs="宋体"/>
               <w:szCs w:val="24"/>
             </w:rPr>
-            <w:instrText xml:space="preserve"> HYPERLINK \l _Toc4930 </w:instrText>
+            <w:instrText xml:space="preserve"> HYPERLINK \l _Toc23568 </w:instrText>
           </w:r>
           <w:r>
             <w:rPr>
@@ -2213,7 +2215,7 @@
             <w:fldChar w:fldCharType="begin"/>
           </w:r>
           <w:r>
-            <w:instrText xml:space="preserve"> PAGEREF _Toc4930 \h </w:instrText>
+            <w:instrText xml:space="preserve"> PAGEREF _Toc23568 \h </w:instrText>
           </w:r>
           <w:r>
             <w:fldChar w:fldCharType="separate"/>
@@ -2251,7 +2253,7 @@
               <w:rFonts w:hint="eastAsia" w:ascii="宋体" w:hAnsi="宋体" w:eastAsia="宋体" w:cs="宋体"/>
               <w:szCs w:val="24"/>
             </w:rPr>
-            <w:instrText xml:space="preserve"> HYPERLINK \l _Toc2717 </w:instrText>
+            <w:instrText xml:space="preserve"> HYPERLINK \l _Toc11058 </w:instrText>
           </w:r>
           <w:r>
             <w:rPr>
@@ -2280,7 +2282,7 @@
             <w:fldChar w:fldCharType="begin"/>
           </w:r>
           <w:r>
-            <w:instrText xml:space="preserve"> PAGEREF _Toc2717 \h </w:instrText>
+            <w:instrText xml:space="preserve"> PAGEREF _Toc11058 \h </w:instrText>
           </w:r>
           <w:r>
             <w:fldChar w:fldCharType="separate"/>
@@ -2318,7 +2320,7 @@
               <w:rFonts w:hint="eastAsia" w:ascii="宋体" w:hAnsi="宋体" w:eastAsia="宋体" w:cs="宋体"/>
               <w:szCs w:val="24"/>
             </w:rPr>
-            <w:instrText xml:space="preserve"> HYPERLINK \l _Toc9445 </w:instrText>
+            <w:instrText xml:space="preserve"> HYPERLINK \l _Toc17002 </w:instrText>
           </w:r>
           <w:r>
             <w:rPr>
@@ -2348,7 +2350,7 @@
             <w:fldChar w:fldCharType="begin"/>
           </w:r>
           <w:r>
-            <w:instrText xml:space="preserve"> PAGEREF _Toc9445 \h </w:instrText>
+            <w:instrText xml:space="preserve"> PAGEREF _Toc17002 \h </w:instrText>
           </w:r>
           <w:r>
             <w:fldChar w:fldCharType="separate"/>
@@ -2386,7 +2388,7 @@
               <w:rFonts w:hint="eastAsia" w:ascii="宋体" w:hAnsi="宋体" w:eastAsia="宋体" w:cs="宋体"/>
               <w:szCs w:val="24"/>
             </w:rPr>
-            <w:instrText xml:space="preserve"> HYPERLINK \l _Toc29620 </w:instrText>
+            <w:instrText xml:space="preserve"> HYPERLINK \l _Toc19615 </w:instrText>
           </w:r>
           <w:r>
             <w:rPr>
@@ -2416,7 +2418,7 @@
             <w:fldChar w:fldCharType="begin"/>
           </w:r>
           <w:r>
-            <w:instrText xml:space="preserve"> PAGEREF _Toc29620 \h </w:instrText>
+            <w:instrText xml:space="preserve"> PAGEREF _Toc19615 \h </w:instrText>
           </w:r>
           <w:r>
             <w:fldChar w:fldCharType="separate"/>
@@ -2454,7 +2456,7 @@
               <w:rFonts w:hint="eastAsia" w:ascii="宋体" w:hAnsi="宋体" w:eastAsia="宋体" w:cs="宋体"/>
               <w:szCs w:val="24"/>
             </w:rPr>
-            <w:instrText xml:space="preserve"> HYPERLINK \l _Toc4671 </w:instrText>
+            <w:instrText xml:space="preserve"> HYPERLINK \l _Toc25945 </w:instrText>
           </w:r>
           <w:r>
             <w:rPr>
@@ -2484,7 +2486,7 @@
             <w:fldChar w:fldCharType="begin"/>
           </w:r>
           <w:r>
-            <w:instrText xml:space="preserve"> PAGEREF _Toc4671 \h </w:instrText>
+            <w:instrText xml:space="preserve"> PAGEREF _Toc25945 \h </w:instrText>
           </w:r>
           <w:r>
             <w:fldChar w:fldCharType="separate"/>
@@ -2522,7 +2524,7 @@
               <w:rFonts w:hint="eastAsia" w:ascii="宋体" w:hAnsi="宋体" w:eastAsia="宋体" w:cs="宋体"/>
               <w:szCs w:val="24"/>
             </w:rPr>
-            <w:instrText xml:space="preserve"> HYPERLINK \l _Toc10729 </w:instrText>
+            <w:instrText xml:space="preserve"> HYPERLINK \l _Toc16464 </w:instrText>
           </w:r>
           <w:r>
             <w:rPr>
@@ -2552,7 +2554,7 @@
             <w:fldChar w:fldCharType="begin"/>
           </w:r>
           <w:r>
-            <w:instrText xml:space="preserve"> PAGEREF _Toc10729 \h </w:instrText>
+            <w:instrText xml:space="preserve"> PAGEREF _Toc16464 \h </w:instrText>
           </w:r>
           <w:r>
             <w:fldChar w:fldCharType="separate"/>
@@ -2590,7 +2592,7 @@
               <w:rFonts w:hint="eastAsia" w:ascii="宋体" w:hAnsi="宋体" w:eastAsia="宋体" w:cs="宋体"/>
               <w:szCs w:val="24"/>
             </w:rPr>
-            <w:instrText xml:space="preserve"> HYPERLINK \l _Toc3197 </w:instrText>
+            <w:instrText xml:space="preserve"> HYPERLINK \l _Toc7788 </w:instrText>
           </w:r>
           <w:r>
             <w:rPr>
@@ -2620,7 +2622,142 @@
             <w:fldChar w:fldCharType="begin"/>
           </w:r>
           <w:r>
-            <w:instrText xml:space="preserve"> PAGEREF _Toc3197 \h </w:instrText>
+            <w:instrText xml:space="preserve"> PAGEREF _Toc7788 \h </w:instrText>
+          </w:r>
+          <w:r>
+            <w:fldChar w:fldCharType="separate"/>
+          </w:r>
+          <w:r>
+            <w:t>6</w:t>
+          </w:r>
+          <w:r>
+            <w:fldChar w:fldCharType="end"/>
+          </w:r>
+          <w:r>
+            <w:rPr>
+              <w:rFonts w:hint="eastAsia" w:ascii="宋体" w:hAnsi="宋体" w:eastAsia="宋体" w:cs="宋体"/>
+              <w:szCs w:val="24"/>
+            </w:rPr>
+            <w:fldChar w:fldCharType="end"/>
+          </w:r>
+        </w:p>
+        <w:p>
+          <w:pPr>
+            <w:pStyle w:val="13"/>
+            <w:tabs>
+              <w:tab w:val="right" w:leader="dot" w:pos="8306"/>
+            </w:tabs>
+          </w:pPr>
+          <w:r>
+            <w:rPr>
+              <w:rFonts w:hint="eastAsia" w:ascii="宋体" w:hAnsi="宋体" w:eastAsia="宋体" w:cs="宋体"/>
+              <w:szCs w:val="24"/>
+            </w:rPr>
+            <w:fldChar w:fldCharType="begin"/>
+          </w:r>
+          <w:r>
+            <w:rPr>
+              <w:rFonts w:hint="eastAsia" w:ascii="宋体" w:hAnsi="宋体" w:eastAsia="宋体" w:cs="宋体"/>
+              <w:szCs w:val="24"/>
+            </w:rPr>
+            <w:instrText xml:space="preserve"> HYPERLINK \l _Toc23491 </w:instrText>
+          </w:r>
+          <w:r>
+            <w:rPr>
+              <w:rFonts w:hint="eastAsia" w:ascii="宋体" w:hAnsi="宋体" w:eastAsia="宋体" w:cs="宋体"/>
+              <w:szCs w:val="24"/>
+            </w:rPr>
+            <w:fldChar w:fldCharType="separate"/>
+          </w:r>
+          <w:r>
+            <w:rPr>
+              <w:rFonts w:hint="default"/>
+            </w:rPr>
+            <w:t xml:space="preserve">2.1.4. </w:t>
+          </w:r>
+          <w:r>
+            <w:rPr>
+              <w:rFonts w:hint="eastAsia"/>
+              <w:lang w:val="en-US" w:eastAsia="zh-CN"/>
+            </w:rPr>
+            <w:t>采购部</w:t>
+          </w:r>
+          <w:r>
+            <w:tab/>
+          </w:r>
+          <w:r>
+            <w:fldChar w:fldCharType="begin"/>
+          </w:r>
+          <w:r>
+            <w:instrText xml:space="preserve"> PAGEREF _Toc23491 \h </w:instrText>
+          </w:r>
+          <w:r>
+            <w:fldChar w:fldCharType="separate"/>
+          </w:r>
+          <w:r>
+            <w:t>6</w:t>
+          </w:r>
+          <w:r>
+            <w:fldChar w:fldCharType="end"/>
+          </w:r>
+          <w:r>
+            <w:rPr>
+              <w:rFonts w:hint="eastAsia" w:ascii="宋体" w:hAnsi="宋体" w:eastAsia="宋体" w:cs="宋体"/>
+              <w:szCs w:val="24"/>
+            </w:rPr>
+            <w:fldChar w:fldCharType="end"/>
+          </w:r>
+        </w:p>
+        <w:p>
+          <w:pPr>
+            <w:pStyle w:val="13"/>
+            <w:tabs>
+              <w:tab w:val="right" w:leader="dot" w:pos="8306"/>
+            </w:tabs>
+          </w:pPr>
+          <w:r>
+            <w:rPr>
+              <w:rFonts w:hint="eastAsia" w:ascii="宋体" w:hAnsi="宋体" w:eastAsia="宋体" w:cs="宋体"/>
+              <w:szCs w:val="24"/>
+            </w:rPr>
+            <w:fldChar w:fldCharType="begin"/>
+          </w:r>
+          <w:r>
+            <w:rPr>
+              <w:rFonts w:hint="eastAsia" w:ascii="宋体" w:hAnsi="宋体" w:eastAsia="宋体" w:cs="宋体"/>
+              <w:szCs w:val="24"/>
+            </w:rPr>
+            <w:instrText xml:space="preserve"> HYPERLINK \l _Toc28330 </w:instrText>
+          </w:r>
+          <w:r>
+            <w:rPr>
+              <w:rFonts w:hint="eastAsia" w:ascii="宋体" w:hAnsi="宋体" w:eastAsia="宋体" w:cs="宋体"/>
+              <w:szCs w:val="24"/>
+            </w:rPr>
+            <w:fldChar w:fldCharType="separate"/>
+          </w:r>
+          <w:r>
+            <w:rPr>
+              <w:rFonts w:hint="default"/>
+              <w:lang w:val="en-US" w:eastAsia="zh-CN"/>
+            </w:rPr>
+            <w:t xml:space="preserve">2.1.5. </w:t>
+          </w:r>
+          <w:r>
+            <w:rPr>
+              <w:rFonts w:hint="eastAsia"/>
+              <w:lang w:val="en-US" w:eastAsia="zh-CN"/>
+            </w:rPr>
+            <w:t>应急管理部</w:t>
+          </w:r>
+          <w:r>
+            <w:tab/>
+          </w:r>
+          <w:r>
+            <w:fldChar w:fldCharType="begin"/>
+          </w:r>
+          <w:r>
+            <w:instrText xml:space="preserve"> PAGEREF _Toc28330 \h </w:instrText>
           </w:r>
           <w:r>
             <w:fldChar w:fldCharType="separate"/>
@@ -2658,7 +2795,7 @@
               <w:rFonts w:hint="eastAsia" w:ascii="宋体" w:hAnsi="宋体" w:eastAsia="宋体" w:cs="宋体"/>
               <w:szCs w:val="24"/>
             </w:rPr>
-            <w:instrText xml:space="preserve"> HYPERLINK \l _Toc7613 </w:instrText>
+            <w:instrText xml:space="preserve"> HYPERLINK \l _Toc8031 </w:instrText>
           </w:r>
           <w:r>
             <w:rPr>
@@ -2688,13 +2825,13 @@
             <w:fldChar w:fldCharType="begin"/>
           </w:r>
           <w:r>
-            <w:instrText xml:space="preserve"> PAGEREF _Toc7613 \h </w:instrText>
+            <w:instrText xml:space="preserve"> PAGEREF _Toc8031 \h </w:instrText>
           </w:r>
           <w:r>
             <w:fldChar w:fldCharType="separate"/>
           </w:r>
           <w:r>
-            <w:t>6</w:t>
+            <w:t>7</w:t>
           </w:r>
           <w:r>
             <w:fldChar w:fldCharType="end"/>
@@ -2726,7 +2863,7 @@
               <w:rFonts w:hint="eastAsia" w:ascii="宋体" w:hAnsi="宋体" w:eastAsia="宋体" w:cs="宋体"/>
               <w:szCs w:val="24"/>
             </w:rPr>
-            <w:instrText xml:space="preserve"> HYPERLINK \l _Toc24060 </w:instrText>
+            <w:instrText xml:space="preserve"> HYPERLINK \l _Toc12914 </w:instrText>
           </w:r>
           <w:r>
             <w:rPr>
@@ -2738,6 +2875,7 @@
           <w:r>
             <w:rPr>
               <w:rFonts w:hint="default"/>
+              <w:lang w:val="en-US" w:eastAsia="zh-CN"/>
             </w:rPr>
             <w:t xml:space="preserve">2.3. </w:t>
           </w:r>
@@ -2746,7 +2884,7 @@
               <w:rFonts w:hint="eastAsia"/>
               <w:lang w:val="en-US" w:eastAsia="zh-CN"/>
             </w:rPr>
-            <w:t>采购部</w:t>
+            <w:t>人力资源部</w:t>
           </w:r>
           <w:r>
             <w:tab/>
@@ -2755,13 +2893,13 @@
             <w:fldChar w:fldCharType="begin"/>
           </w:r>
           <w:r>
-            <w:instrText xml:space="preserve"> PAGEREF _Toc24060 \h </w:instrText>
+            <w:instrText xml:space="preserve"> PAGEREF _Toc12914 \h </w:instrText>
           </w:r>
           <w:r>
             <w:fldChar w:fldCharType="separate"/>
           </w:r>
           <w:r>
-            <w:t>6</w:t>
+            <w:t>7</w:t>
           </w:r>
           <w:r>
             <w:fldChar w:fldCharType="end"/>
@@ -2793,7 +2931,7 @@
               <w:rFonts w:hint="eastAsia" w:ascii="宋体" w:hAnsi="宋体" w:eastAsia="宋体" w:cs="宋体"/>
               <w:szCs w:val="24"/>
             </w:rPr>
-            <w:instrText xml:space="preserve"> HYPERLINK \l _Toc9329 </w:instrText>
+            <w:instrText xml:space="preserve"> HYPERLINK \l _Toc9552 </w:instrText>
           </w:r>
           <w:r>
             <w:rPr>
@@ -2805,7 +2943,6 @@
           <w:r>
             <w:rPr>
               <w:rFonts w:hint="default"/>
-              <w:lang w:val="en-US" w:eastAsia="zh-CN"/>
             </w:rPr>
             <w:t xml:space="preserve">2.4. </w:t>
           </w:r>
@@ -2814,7 +2951,7 @@
               <w:rFonts w:hint="eastAsia"/>
               <w:lang w:val="en-US" w:eastAsia="zh-CN"/>
             </w:rPr>
-            <w:t>人力资源部</w:t>
+            <w:t>质量管理部</w:t>
           </w:r>
           <w:r>
             <w:tab/>
@@ -2823,142 +2960,7 @@
             <w:fldChar w:fldCharType="begin"/>
           </w:r>
           <w:r>
-            <w:instrText xml:space="preserve"> PAGEREF _Toc9329 \h </w:instrText>
-          </w:r>
-          <w:r>
-            <w:fldChar w:fldCharType="separate"/>
-          </w:r>
-          <w:r>
-            <w:t>7</w:t>
-          </w:r>
-          <w:r>
-            <w:fldChar w:fldCharType="end"/>
-          </w:r>
-          <w:r>
-            <w:rPr>
-              <w:rFonts w:hint="eastAsia" w:ascii="宋体" w:hAnsi="宋体" w:eastAsia="宋体" w:cs="宋体"/>
-              <w:szCs w:val="24"/>
-            </w:rPr>
-            <w:fldChar w:fldCharType="end"/>
-          </w:r>
-        </w:p>
-        <w:p>
-          <w:pPr>
-            <w:pStyle w:val="17"/>
-            <w:tabs>
-              <w:tab w:val="right" w:leader="dot" w:pos="8306"/>
-            </w:tabs>
-          </w:pPr>
-          <w:r>
-            <w:rPr>
-              <w:rFonts w:hint="eastAsia" w:ascii="宋体" w:hAnsi="宋体" w:eastAsia="宋体" w:cs="宋体"/>
-              <w:szCs w:val="24"/>
-            </w:rPr>
-            <w:fldChar w:fldCharType="begin"/>
-          </w:r>
-          <w:r>
-            <w:rPr>
-              <w:rFonts w:hint="eastAsia" w:ascii="宋体" w:hAnsi="宋体" w:eastAsia="宋体" w:cs="宋体"/>
-              <w:szCs w:val="24"/>
-            </w:rPr>
-            <w:instrText xml:space="preserve"> HYPERLINK \l _Toc20968 </w:instrText>
-          </w:r>
-          <w:r>
-            <w:rPr>
-              <w:rFonts w:hint="eastAsia" w:ascii="宋体" w:hAnsi="宋体" w:eastAsia="宋体" w:cs="宋体"/>
-              <w:szCs w:val="24"/>
-            </w:rPr>
-            <w:fldChar w:fldCharType="separate"/>
-          </w:r>
-          <w:r>
-            <w:rPr>
-              <w:rFonts w:hint="default"/>
-            </w:rPr>
-            <w:t xml:space="preserve">2.5. </w:t>
-          </w:r>
-          <w:r>
-            <w:rPr>
-              <w:rFonts w:hint="eastAsia"/>
-              <w:lang w:val="en-US" w:eastAsia="zh-CN"/>
-            </w:rPr>
-            <w:t>质量管理部</w:t>
-          </w:r>
-          <w:r>
-            <w:tab/>
-          </w:r>
-          <w:r>
-            <w:fldChar w:fldCharType="begin"/>
-          </w:r>
-          <w:r>
-            <w:instrText xml:space="preserve"> PAGEREF _Toc20968 \h </w:instrText>
-          </w:r>
-          <w:r>
-            <w:fldChar w:fldCharType="separate"/>
-          </w:r>
-          <w:r>
-            <w:t>7</w:t>
-          </w:r>
-          <w:r>
-            <w:fldChar w:fldCharType="end"/>
-          </w:r>
-          <w:r>
-            <w:rPr>
-              <w:rFonts w:hint="eastAsia" w:ascii="宋体" w:hAnsi="宋体" w:eastAsia="宋体" w:cs="宋体"/>
-              <w:szCs w:val="24"/>
-            </w:rPr>
-            <w:fldChar w:fldCharType="end"/>
-          </w:r>
-        </w:p>
-        <w:p>
-          <w:pPr>
-            <w:pStyle w:val="17"/>
-            <w:tabs>
-              <w:tab w:val="right" w:leader="dot" w:pos="8306"/>
-            </w:tabs>
-          </w:pPr>
-          <w:r>
-            <w:rPr>
-              <w:rFonts w:hint="eastAsia" w:ascii="宋体" w:hAnsi="宋体" w:eastAsia="宋体" w:cs="宋体"/>
-              <w:szCs w:val="24"/>
-            </w:rPr>
-            <w:fldChar w:fldCharType="begin"/>
-          </w:r>
-          <w:r>
-            <w:rPr>
-              <w:rFonts w:hint="eastAsia" w:ascii="宋体" w:hAnsi="宋体" w:eastAsia="宋体" w:cs="宋体"/>
-              <w:szCs w:val="24"/>
-            </w:rPr>
-            <w:instrText xml:space="preserve"> HYPERLINK \l _Toc17326 </w:instrText>
-          </w:r>
-          <w:r>
-            <w:rPr>
-              <w:rFonts w:hint="eastAsia" w:ascii="宋体" w:hAnsi="宋体" w:eastAsia="宋体" w:cs="宋体"/>
-              <w:szCs w:val="24"/>
-            </w:rPr>
-            <w:fldChar w:fldCharType="separate"/>
-          </w:r>
-          <w:r>
-            <w:rPr>
-              <w:rFonts w:hint="default"/>
-              <w:lang w:val="en-US" w:eastAsia="zh-CN"/>
-            </w:rPr>
-            <w:t xml:space="preserve">2.6. </w:t>
-          </w:r>
-          <w:r>
-            <w:rPr>
-              <w:rFonts w:hint="eastAsia"/>
-              <w:lang w:val="en-US" w:eastAsia="zh-CN"/>
-            </w:rPr>
-            <w:t>应急管理部</w:t>
-          </w:r>
-          <w:r>
-            <w:tab/>
-          </w:r>
-          <w:r>
-            <w:fldChar w:fldCharType="begin"/>
-          </w:r>
-          <w:r>
-            <w:instrText xml:space="preserve"> PAGEREF _Toc17326 \h </w:instrText>
+            <w:instrText xml:space="preserve"> PAGEREF _Toc9552 \h </w:instrText>
           </w:r>
           <w:r>
             <w:fldChar w:fldCharType="separate"/>
@@ -3067,7 +3069,7 @@
         <w:snapToGrid w:val="0"/>
         <w:textAlignment w:val="baseline"/>
       </w:pPr>
-      <w:bookmarkStart w:id="2" w:name="_Toc2717"/>
+      <w:bookmarkStart w:id="2" w:name="_Toc11058"/>
       <w:r>
         <w:rPr>
           <w:rFonts w:hint="eastAsia"/>
@@ -3091,7 +3093,7 @@
           <w:rFonts w:hint="eastAsia"/>
           <w:lang w:val="en-US" w:eastAsia="zh-CN"/>
         </w:rPr>
-        <w:t>桐乡华数广电网络有限公司一级运维部门有运维部、研发部、人力资源部、质量管理部、采购部和应急管理部。其中运维部下设服务台、备件库、服务知识。如图1-1所示。</w:t>
+        <w:t>桐乡华数广电网络有限公司一级运维部门有运维部、研发部、人力资源部、质量管理部。其中运维部下设服务台、备件库、服务知识、采购部和应急管理部。如图1-1所示。</w:t>
       </w:r>
     </w:p>
     <w:p>
@@ -3224,10 +3226,10 @@
           <w:lang w:val="en-US" w:eastAsia="zh-CN"/>
         </w:rPr>
         <w:object>
-          <v:shape id="_x0000_i1025" o:spt="75" type="#_x0000_t75" style="height:177.7pt;width:424.35pt;" o:ole="t" filled="f" o:preferrelative="t" stroked="f" coordsize="21600,21600">
+          <v:shape id="_x0000_i1025" o:spt="75" alt="" type="#_x0000_t75" style="height:177.7pt;width:424.35pt;" o:ole="t" filled="f" o:preferrelative="t" stroked="f" coordsize="21600,21600">
             <v:path/>
             <v:fill on="f" focussize="0,0"/>
-            <v:stroke on="f" joinstyle="miter"/>
+            <v:stroke on="f"/>
             <v:imagedata r:id="rId10" o:title=""/>
             <o:lock v:ext="edit" aspectratio="t"/>
             <w10:wrap type="none"/>
@@ -3249,7 +3251,7 @@
           <w:lang w:val="en-US" w:eastAsia="zh-CN"/>
         </w:rPr>
       </w:pPr>
-      <w:bookmarkStart w:id="3" w:name="_Toc9445"/>
+      <w:bookmarkStart w:id="3" w:name="_Toc17002"/>
       <w:r>
         <w:rPr>
           <w:rStyle w:val="38"/>
@@ -3269,7 +3271,7 @@
           <w:lang w:val="en-US" w:eastAsia="zh-CN"/>
         </w:rPr>
       </w:pPr>
-      <w:bookmarkStart w:id="4" w:name="_Toc29620"/>
+      <w:bookmarkStart w:id="4" w:name="_Toc19615"/>
       <w:r>
         <w:rPr>
           <w:rFonts w:hint="eastAsia"/>
@@ -3435,7 +3437,7 @@
           <w:lang w:val="en-US" w:eastAsia="zh-CN"/>
         </w:rPr>
       </w:pPr>
-      <w:bookmarkStart w:id="5" w:name="_Toc4671"/>
+      <w:bookmarkStart w:id="5" w:name="_Toc25945"/>
       <w:r>
         <w:rPr>
           <w:rFonts w:hint="eastAsia"/>
@@ -3559,7 +3561,7 @@
           <w:lang w:val="en-US" w:eastAsia="zh-CN"/>
         </w:rPr>
       </w:pPr>
-      <w:bookmarkStart w:id="6" w:name="_Toc10729"/>
+      <w:bookmarkStart w:id="6" w:name="_Toc16464"/>
       <w:r>
         <w:rPr>
           <w:rFonts w:hint="eastAsia"/>
@@ -3725,7 +3727,7 @@
           <w:lang w:val="en-US" w:eastAsia="zh-CN"/>
         </w:rPr>
       </w:pPr>
-      <w:bookmarkStart w:id="7" w:name="_Toc3197"/>
+      <w:bookmarkStart w:id="7" w:name="_Toc7788"/>
       <w:r>
         <w:rPr>
           <w:rFonts w:hint="eastAsia"/>
@@ -3842,197 +3844,230 @@
     </w:p>
     <w:p>
       <w:pPr>
-        <w:pStyle w:val="30"/>
+        <w:pStyle w:val="31"/>
         <w:bidi w:val="0"/>
-        <w:rPr>
-          <w:rFonts w:hint="eastAsia"/>
-          <w:lang w:val="en-US" w:eastAsia="zh-CN"/>
-        </w:rPr>
-      </w:pPr>
-      <w:bookmarkStart w:id="8" w:name="_Toc7613"/>
-      <w:r>
-        <w:rPr>
-          <w:rFonts w:hint="eastAsia"/>
-          <w:lang w:val="en-US" w:eastAsia="zh-CN"/>
-        </w:rPr>
-        <w:t>研发部</w:t>
+      </w:pPr>
+      <w:bookmarkStart w:id="8" w:name="_Toc23491"/>
+      <w:r>
+        <w:rPr>
+          <w:rFonts w:hint="eastAsia"/>
+          <w:lang w:val="en-US" w:eastAsia="zh-CN"/>
+        </w:rPr>
+        <w:t>采购部</w:t>
       </w:r>
       <w:bookmarkEnd w:id="8"/>
     </w:p>
     <w:p>
       <w:pPr>
-        <w:pStyle w:val="40"/>
+        <w:pStyle w:val="29"/>
         <w:numPr>
           <w:ilvl w:val="0"/>
           <w:numId w:val="6"/>
         </w:numPr>
-        <w:bidi w:val="0"/>
-      </w:pPr>
-      <w:r>
-        <w:t>软件产品</w:t>
-      </w:r>
-      <w:bookmarkStart w:id="13" w:name="_GoBack"/>
-      <w:bookmarkEnd w:id="13"/>
-      <w:r>
-        <w:t>研发的立项、架构设计、程序开发、功能测试等；</w:t>
-      </w:r>
-    </w:p>
-    <w:p>
-      <w:pPr>
-        <w:pStyle w:val="40"/>
+        <w:ind w:left="425" w:leftChars="0" w:hanging="425" w:firstLineChars="0"/>
+        <w:rPr>
+          <w:rFonts w:hint="eastAsia"/>
+        </w:rPr>
+      </w:pPr>
+      <w:r>
+        <w:rPr>
+          <w:rFonts w:hint="eastAsia"/>
+        </w:rPr>
+        <w:t>供应商管理：负责运维服务相关供应商（硬件厂商、第三方维保商等）的选择、评估与准入管理，建立合格供应商名录。</w:t>
+      </w:r>
+    </w:p>
+    <w:p>
+      <w:pPr>
+        <w:pStyle w:val="29"/>
         <w:numPr>
           <w:ilvl w:val="0"/>
           <w:numId w:val="6"/>
         </w:numPr>
-        <w:bidi w:val="0"/>
-      </w:pPr>
-      <w:r>
-        <w:t>软件项目资料的标准化管理；</w:t>
-      </w:r>
-    </w:p>
-    <w:p>
-      <w:pPr>
-        <w:pStyle w:val="40"/>
+        <w:ind w:left="425" w:leftChars="0" w:hanging="425" w:firstLineChars="0"/>
+        <w:rPr>
+          <w:rFonts w:hint="eastAsia"/>
+        </w:rPr>
+      </w:pPr>
+      <w:r>
+        <w:rPr>
+          <w:rFonts w:hint="eastAsia"/>
+        </w:rPr>
+        <w:t>采购实施：根据运维部及各项目组提交的备件补给、设备更新或服务外包需求，实施招投标及合同签订工作。</w:t>
+      </w:r>
+    </w:p>
+    <w:p>
+      <w:pPr>
+        <w:pStyle w:val="29"/>
         <w:numPr>
           <w:ilvl w:val="0"/>
           <w:numId w:val="6"/>
         </w:numPr>
-        <w:bidi w:val="0"/>
-      </w:pPr>
-      <w:r>
-        <w:t>软件使用说明材料的编订和培训，</w:t>
-      </w:r>
-    </w:p>
-    <w:p>
-      <w:pPr>
-        <w:pStyle w:val="40"/>
+        <w:ind w:left="425" w:leftChars="0" w:hanging="425" w:firstLineChars="0"/>
+        <w:rPr>
+          <w:rFonts w:hint="eastAsia"/>
+        </w:rPr>
+      </w:pPr>
+      <w:r>
+        <w:rPr>
+          <w:rFonts w:hint="eastAsia"/>
+        </w:rPr>
+        <w:t>合同管理：负责采购合同的归档与履行监控，确保供应商交付的备件或服务符合合同约定的质量及服务级别协议（SLA）。</w:t>
+      </w:r>
+    </w:p>
+    <w:p>
+      <w:pPr>
+        <w:pStyle w:val="29"/>
         <w:numPr>
           <w:ilvl w:val="0"/>
           <w:numId w:val="6"/>
         </w:numPr>
+        <w:ind w:left="425" w:leftChars="0" w:hanging="425" w:firstLineChars="0"/>
+      </w:pPr>
+      <w:r>
+        <w:rPr>
+          <w:rFonts w:hint="eastAsia"/>
+        </w:rPr>
+        <w:t>成本与绩效评估：定期对供应商的服务交付质量、价格水平进行绩效考核，并根据考核结果调整采购策略。</w:t>
+      </w:r>
+    </w:p>
+    <w:p>
+      <w:pPr>
+        <w:pStyle w:val="31"/>
         <w:bidi w:val="0"/>
-      </w:pPr>
-      <w:r>
-        <w:t>负责运维工具的研制与开发。</w:t>
+        <w:rPr>
+          <w:rFonts w:hint="default"/>
+          <w:lang w:val="en-US" w:eastAsia="zh-CN"/>
+        </w:rPr>
+      </w:pPr>
+      <w:bookmarkStart w:id="9" w:name="_Toc28330"/>
+      <w:r>
+        <w:rPr>
+          <w:rFonts w:hint="eastAsia"/>
+          <w:lang w:val="en-US" w:eastAsia="zh-CN"/>
+        </w:rPr>
+        <w:t>应急管理部</w:t>
+      </w:r>
+      <w:bookmarkEnd w:id="9"/>
+    </w:p>
+    <w:p>
+      <w:pPr>
+        <w:pStyle w:val="29"/>
+        <w:rPr>
+          <w:rFonts w:hint="default"/>
+          <w:lang w:val="en-US" w:eastAsia="zh-CN"/>
+        </w:rPr>
+      </w:pPr>
+      <w:r>
+        <w:rPr>
+          <w:rFonts w:hint="eastAsia"/>
+          <w:lang w:val="en-US" w:eastAsia="zh-CN"/>
+        </w:rPr>
+        <w:t>根据应急要求，可临时成立支持业务需求的指挥组、技术组等，由运维部经理担任应急管理部负责人。</w:t>
       </w:r>
     </w:p>
     <w:p>
       <w:pPr>
         <w:pStyle w:val="40"/>
-        <w:numPr>
-          <w:ilvl w:val="0"/>
-          <w:numId w:val="6"/>
-        </w:numPr>
-        <w:bidi w:val="0"/>
-      </w:pPr>
-      <w:r>
-        <w:t>参与运维活动中复杂技术问题的分析与解决方案编制，为运维团队提供技术支持和工具保障。</w:t>
-      </w:r>
-    </w:p>
-    <w:p>
-      <w:pPr>
-        <w:pStyle w:val="30"/>
-        <w:bidi w:val="0"/>
-      </w:pPr>
-      <w:bookmarkStart w:id="9" w:name="_Toc24060"/>
-      <w:r>
-        <w:rPr>
-          <w:rFonts w:hint="eastAsia"/>
-          <w:lang w:val="en-US" w:eastAsia="zh-CN"/>
-        </w:rPr>
-        <w:t>采购部</w:t>
-      </w:r>
-      <w:bookmarkEnd w:id="9"/>
-    </w:p>
-    <w:p>
-      <w:pPr>
-        <w:pStyle w:val="29"/>
         <w:numPr>
           <w:ilvl w:val="0"/>
           <w:numId w:val="7"/>
         </w:numPr>
-        <w:ind w:left="425" w:leftChars="0" w:hanging="425" w:firstLineChars="0"/>
-        <w:rPr>
-          <w:rFonts w:hint="eastAsia"/>
-        </w:rPr>
-      </w:pPr>
-      <w:r>
-        <w:rPr>
-          <w:rFonts w:hint="eastAsia"/>
-        </w:rPr>
-        <w:t>供应商管理：负责运维服务相关供应商（硬件厂商、第三方维保商等）的选择、评估与准入管理，建立合格供应商名录。</w:t>
-      </w:r>
-    </w:p>
-    <w:p>
-      <w:pPr>
-        <w:pStyle w:val="29"/>
+        <w:bidi w:val="0"/>
+        <w:rPr>
+          <w:rFonts w:hint="default"/>
+          <w:lang w:val="en-US" w:eastAsia="zh-CN"/>
+        </w:rPr>
+      </w:pPr>
+      <w:r>
+        <w:rPr>
+          <w:rFonts w:hint="default"/>
+          <w:lang w:val="en-US" w:eastAsia="zh-CN"/>
+        </w:rPr>
+        <w:t>应急体系与预案管理：负责建立、维护公司统一的应急响应体系，制定、评审和更新各类应急预案。</w:t>
+      </w:r>
+    </w:p>
+    <w:p>
+      <w:pPr>
+        <w:pStyle w:val="40"/>
         <w:numPr>
           <w:ilvl w:val="0"/>
           <w:numId w:val="7"/>
         </w:numPr>
-        <w:ind w:left="425" w:leftChars="0" w:hanging="425" w:firstLineChars="0"/>
-        <w:rPr>
-          <w:rFonts w:hint="eastAsia"/>
-        </w:rPr>
-      </w:pPr>
-      <w:r>
-        <w:rPr>
-          <w:rFonts w:hint="eastAsia"/>
-        </w:rPr>
-        <w:t>采购实施：根据运维部及各项目组提交的备件补给、设备更新或服务外包需求，实施招投标及合同签订工作。</w:t>
-      </w:r>
-    </w:p>
-    <w:p>
-      <w:pPr>
-        <w:pStyle w:val="29"/>
+        <w:bidi w:val="0"/>
+        <w:rPr>
+          <w:rFonts w:hint="default"/>
+          <w:lang w:val="en-US" w:eastAsia="zh-CN"/>
+        </w:rPr>
+      </w:pPr>
+      <w:r>
+        <w:rPr>
+          <w:rFonts w:hint="default"/>
+          <w:lang w:val="en-US" w:eastAsia="zh-CN"/>
+        </w:rPr>
+        <w:t>应急监控与预警：实时监控运维服务状态，识别潜在风险并发布预警信息，启动应急响应流程。</w:t>
+      </w:r>
+    </w:p>
+    <w:p>
+      <w:pPr>
+        <w:pStyle w:val="40"/>
         <w:numPr>
           <w:ilvl w:val="0"/>
           <w:numId w:val="7"/>
         </w:numPr>
-        <w:ind w:left="425" w:leftChars="0" w:hanging="425" w:firstLineChars="0"/>
-        <w:rPr>
-          <w:rFonts w:hint="eastAsia"/>
-        </w:rPr>
-      </w:pPr>
-      <w:r>
-        <w:rPr>
-          <w:rFonts w:hint="eastAsia"/>
-        </w:rPr>
-        <w:t>合同管理：负责采购合同的归档与履行监控，确保供应商交付的备件或服务符合合同约定的质量及服务级别协议（SLA）。</w:t>
-      </w:r>
-    </w:p>
-    <w:p>
-      <w:pPr>
-        <w:pStyle w:val="29"/>
+        <w:bidi w:val="0"/>
+        <w:rPr>
+          <w:rFonts w:hint="default"/>
+          <w:lang w:val="en-US" w:eastAsia="zh-CN"/>
+        </w:rPr>
+      </w:pPr>
+      <w:r>
+        <w:rPr>
+          <w:rFonts w:hint="default"/>
+          <w:lang w:val="en-US" w:eastAsia="zh-CN"/>
+        </w:rPr>
+        <w:t>应急指挥与协调：作为应急指挥中心，协调内外部资源进行应急处置，确保快速、有序恢复服务。</w:t>
+      </w:r>
+    </w:p>
+    <w:p>
+      <w:pPr>
+        <w:pStyle w:val="40"/>
         <w:numPr>
           <w:ilvl w:val="0"/>
           <w:numId w:val="7"/>
         </w:numPr>
-        <w:ind w:left="425" w:leftChars="0" w:hanging="425" w:firstLineChars="0"/>
-      </w:pPr>
-      <w:r>
-        <w:rPr>
-          <w:rFonts w:hint="eastAsia"/>
-        </w:rPr>
-        <w:t>成本与绩效评估：定期对供应商的服务交付质量、价格水平进行绩效考核，并根据考核结果调整采购策略。</w:t>
-      </w:r>
-    </w:p>
-    <w:p>
-      <w:pPr>
-        <w:pStyle w:val="29"/>
+        <w:bidi w:val="0"/>
+        <w:rPr>
+          <w:rFonts w:hint="default"/>
+          <w:lang w:val="en-US" w:eastAsia="zh-CN"/>
+        </w:rPr>
+      </w:pPr>
+      <w:r>
+        <w:rPr>
+          <w:rFonts w:hint="default"/>
+          <w:lang w:val="en-US" w:eastAsia="zh-CN"/>
+        </w:rPr>
+        <w:t>应急演练与培训：定期组织应急演练与培训，提升团队的应急响应能力和协同作战水平。</w:t>
+      </w:r>
+    </w:p>
+    <w:p>
+      <w:pPr>
+        <w:pStyle w:val="40"/>
         <w:numPr>
           <w:ilvl w:val="0"/>
           <w:numId w:val="7"/>
         </w:numPr>
-        <w:ind w:left="425" w:leftChars="0" w:hanging="425" w:firstLineChars="0"/>
-      </w:pPr>
-      <w:r>
-        <w:rPr>
-          <w:rFonts w:ascii="宋体" w:hAnsi="宋体" w:eastAsia="宋体" w:cs="宋体"/>
-          <w:sz w:val="24"/>
-          <w:szCs w:val="24"/>
-        </w:rPr>
-        <w:t>负责根据备件库提交的补给申请实施采购</w:t>
+        <w:bidi w:val="0"/>
+        <w:rPr>
+          <w:rFonts w:hint="default"/>
+          <w:lang w:val="en-US" w:eastAsia="zh-CN"/>
+        </w:rPr>
+      </w:pPr>
+      <w:r>
+        <w:rPr>
+          <w:rFonts w:hint="default"/>
+          <w:lang w:val="en-US" w:eastAsia="zh-CN"/>
+        </w:rPr>
+        <w:t>应急复盘与改进：主导应急事件的复盘分析，推动整改措施落地，持续优化应急流程与预案。</w:t>
       </w:r>
     </w:p>
     <w:p>
@@ -4044,13 +4079,13 @@
           <w:lang w:val="en-US" w:eastAsia="zh-CN"/>
         </w:rPr>
       </w:pPr>
-      <w:bookmarkStart w:id="10" w:name="_Toc9329"/>
-      <w:r>
-        <w:rPr>
-          <w:rFonts w:hint="eastAsia"/>
-          <w:lang w:val="en-US" w:eastAsia="zh-CN"/>
-        </w:rPr>
-        <w:t>人力资源部</w:t>
+      <w:bookmarkStart w:id="10" w:name="_Toc8031"/>
+      <w:r>
+        <w:rPr>
+          <w:rFonts w:hint="eastAsia"/>
+          <w:lang w:val="en-US" w:eastAsia="zh-CN"/>
+        </w:rPr>
+        <w:t>研发部</w:t>
       </w:r>
       <w:bookmarkEnd w:id="10"/>
     </w:p>
@@ -4064,7 +4099,7 @@
         <w:bidi w:val="0"/>
       </w:pPr>
       <w:r>
-        <w:t>负责组织发展管理（组织设计、岗位设计、业务流程梳理、任职资格与胜任能力模型）</w:t>
+        <w:t>软件产品研发的立项、架构设计、程序开发、功能测试等；</w:t>
       </w:r>
     </w:p>
     <w:p>
@@ -4077,7 +4112,7 @@
         <w:bidi w:val="0"/>
       </w:pPr>
       <w:r>
-        <w:t>负责人才供应链管理（招聘、培训、人才梯队、人才盘点、职业发展）</w:t>
+        <w:t>软件项目资料的标准化管理；</w:t>
       </w:r>
     </w:p>
     <w:p>
@@ -4090,7 +4125,7 @@
         <w:bidi w:val="0"/>
       </w:pPr>
       <w:r>
-        <w:t>负责人才价值链管理（薪酬、绩效、激励、动态升降）、</w:t>
+        <w:t>软件使用说明材料的编订和培训，</w:t>
       </w:r>
     </w:p>
     <w:p>
@@ -4103,7 +4138,7 @@
         <w:bidi w:val="0"/>
       </w:pPr>
       <w:r>
-        <w:t>负责企业文化和员工关系管理；</w:t>
+        <w:t>负责运维工具的研制与开发。</w:t>
       </w:r>
     </w:p>
     <w:p>
@@ -4116,281 +4151,248 @@
         <w:bidi w:val="0"/>
       </w:pPr>
       <w:r>
-        <w:t>负责劳动人事管理等其他事务性工作</w:t>
+        <w:t>参与运维活动中复杂技术问题的分析与解决方案编制，为运维团队提供技术支持和工具保障。</w:t>
+      </w:r>
+    </w:p>
+    <w:p>
+      <w:pPr>
+        <w:pStyle w:val="29"/>
+        <w:numPr>
+          <w:ilvl w:val="0"/>
+          <w:numId w:val="6"/>
+        </w:numPr>
+        <w:ind w:left="425" w:leftChars="0" w:hanging="425" w:firstLineChars="0"/>
+      </w:pPr>
+      <w:r>
+        <w:rPr>
+          <w:rFonts w:ascii="宋体" w:hAnsi="宋体" w:eastAsia="宋体" w:cs="宋体"/>
+          <w:sz w:val="24"/>
+          <w:szCs w:val="24"/>
+        </w:rPr>
+        <w:t>负责根据备件库提交的补给申请实施采购</w:t>
       </w:r>
     </w:p>
     <w:p>
       <w:pPr>
         <w:pStyle w:val="30"/>
         <w:bidi w:val="0"/>
-      </w:pPr>
-      <w:bookmarkStart w:id="11" w:name="_Toc20968"/>
-      <w:r>
-        <w:rPr>
-          <w:rFonts w:hint="eastAsia"/>
-          <w:lang w:val="en-US" w:eastAsia="zh-CN"/>
-        </w:rPr>
-        <w:t>质量管理部</w:t>
+        <w:rPr>
+          <w:rFonts w:hint="eastAsia"/>
+          <w:lang w:val="en-US" w:eastAsia="zh-CN"/>
+        </w:rPr>
+      </w:pPr>
+      <w:bookmarkStart w:id="11" w:name="_Toc12914"/>
+      <w:r>
+        <w:rPr>
+          <w:rFonts w:hint="eastAsia"/>
+          <w:lang w:val="en-US" w:eastAsia="zh-CN"/>
+        </w:rPr>
+        <w:t>人力资源部</w:t>
       </w:r>
       <w:bookmarkEnd w:id="11"/>
     </w:p>
     <w:p>
       <w:pPr>
-        <w:pStyle w:val="29"/>
+        <w:pStyle w:val="40"/>
         <w:numPr>
           <w:ilvl w:val="0"/>
           <w:numId w:val="9"/>
         </w:numPr>
-        <w:ind w:left="425" w:leftChars="0" w:hanging="425" w:firstLineChars="0"/>
-        <w:rPr>
-          <w:rFonts w:hint="eastAsia"/>
-        </w:rPr>
-      </w:pPr>
-      <w:r>
-        <w:rPr>
-          <w:rFonts w:hint="eastAsia"/>
-        </w:rPr>
-        <w:t>负责制定、维护并持续优化IT服务质量管理体系及相关流程、规范，确保其符合ITSS标准及业务发展要求。</w:t>
-      </w:r>
-    </w:p>
-    <w:p>
-      <w:pPr>
-        <w:pStyle w:val="29"/>
+        <w:bidi w:val="0"/>
+      </w:pPr>
+      <w:r>
+        <w:t>负责组织发展管理（组织设计、岗位设计、业务流程梳理、任职资格与胜任能力模型）</w:t>
+      </w:r>
+    </w:p>
+    <w:p>
+      <w:pPr>
+        <w:pStyle w:val="40"/>
         <w:numPr>
           <w:ilvl w:val="0"/>
           <w:numId w:val="9"/>
         </w:numPr>
-        <w:ind w:left="425" w:leftChars="0" w:hanging="425" w:firstLineChars="0"/>
-        <w:rPr>
-          <w:rFonts w:hint="eastAsia"/>
-        </w:rPr>
-      </w:pPr>
-      <w:r>
-        <w:rPr>
-          <w:rFonts w:hint="eastAsia"/>
-        </w:rPr>
-        <w:t>通过日常检查、审计或抽查等方式，监督各项IT服务过程（如事件、问题、变更管理）的执行符合既定流程与标准。</w:t>
-      </w:r>
-    </w:p>
-    <w:p>
-      <w:pPr>
-        <w:pStyle w:val="29"/>
+        <w:bidi w:val="0"/>
+      </w:pPr>
+      <w:r>
+        <w:t>负责人才供应链管理（招聘、培训、人才梯队、人才盘点、职业发展）</w:t>
+      </w:r>
+    </w:p>
+    <w:p>
+      <w:pPr>
+        <w:pStyle w:val="40"/>
         <w:numPr>
           <w:ilvl w:val="0"/>
           <w:numId w:val="9"/>
         </w:numPr>
-        <w:ind w:left="425" w:leftChars="0" w:hanging="425" w:firstLineChars="0"/>
-        <w:rPr>
-          <w:rFonts w:hint="eastAsia"/>
-        </w:rPr>
-      </w:pPr>
-      <w:r>
-        <w:rPr>
-          <w:rFonts w:hint="eastAsia"/>
-        </w:rPr>
-        <w:t>定期组织对IT服务交付成果（如系统稳定性、项目交付物、SLA达成情况）进行测量、分析和评估，出具质量报告。</w:t>
-      </w:r>
-    </w:p>
-    <w:p>
-      <w:pPr>
-        <w:pStyle w:val="29"/>
+        <w:bidi w:val="0"/>
+      </w:pPr>
+      <w:r>
+        <w:t>负责人才价值链管理（薪酬、绩效、激励、动态升降）、</w:t>
+      </w:r>
+    </w:p>
+    <w:p>
+      <w:pPr>
+        <w:pStyle w:val="40"/>
         <w:numPr>
           <w:ilvl w:val="0"/>
           <w:numId w:val="9"/>
         </w:numPr>
-        <w:ind w:left="425" w:leftChars="0" w:hanging="425" w:firstLineChars="0"/>
-        <w:rPr>
-          <w:rFonts w:hint="eastAsia"/>
-        </w:rPr>
-      </w:pPr>
-      <w:r>
-        <w:rPr>
-          <w:rFonts w:hint="eastAsia"/>
-        </w:rPr>
-        <w:t>负责识别、记录服务过程中的不符合项，推动责任部门进行根本原因分析并制定纠正预防措施，跟踪验证措施有效性。</w:t>
-      </w:r>
-    </w:p>
-    <w:p>
-      <w:pPr>
-        <w:pStyle w:val="29"/>
+        <w:bidi w:val="0"/>
+      </w:pPr>
+      <w:r>
+        <w:t>负责企业文化和员工关系管理；</w:t>
+      </w:r>
+    </w:p>
+    <w:p>
+      <w:pPr>
+        <w:pStyle w:val="40"/>
         <w:numPr>
           <w:ilvl w:val="0"/>
           <w:numId w:val="9"/>
         </w:numPr>
-        <w:ind w:left="425" w:leftChars="0" w:hanging="425" w:firstLineChars="0"/>
-        <w:rPr>
-          <w:rFonts w:hint="eastAsia"/>
-        </w:rPr>
-      </w:pPr>
-      <w:r>
-        <w:rPr>
-          <w:rFonts w:hint="eastAsia"/>
-        </w:rPr>
-        <w:t>主导质量检查单、审计报告、度量指标等质量管理工具和文档的设计与管理，确保质量活动记录完整、可追溯。</w:t>
-      </w:r>
-    </w:p>
-    <w:p>
-      <w:pPr>
-        <w:pStyle w:val="29"/>
-        <w:numPr>
-          <w:ilvl w:val="0"/>
-          <w:numId w:val="9"/>
-        </w:numPr>
-        <w:ind w:left="425" w:leftChars="0" w:hanging="425" w:firstLineChars="0"/>
-        <w:rPr>
-          <w:rFonts w:hint="eastAsia"/>
-        </w:rPr>
-      </w:pPr>
-      <w:r>
-        <w:rPr>
-          <w:rFonts w:hint="eastAsia"/>
-        </w:rPr>
-        <w:t>在公司内部宣贯质量方针与目标，组织相关质量培训，提升全员的质量意识和过程遵循能力。</w:t>
-      </w:r>
-    </w:p>
-    <w:p>
-      <w:pPr>
-        <w:pStyle w:val="29"/>
-        <w:numPr>
-          <w:ilvl w:val="0"/>
-          <w:numId w:val="9"/>
-        </w:numPr>
-        <w:ind w:left="425" w:leftChars="0" w:hanging="425" w:firstLineChars="0"/>
-      </w:pPr>
-      <w:r>
-        <w:rPr>
-          <w:rFonts w:hint="eastAsia"/>
-        </w:rPr>
-        <w:t>协助和服务管理部门，基于质量数据分析结果，共同策划和实施服务改进计划，推动服务质量的持续提升。</w:t>
+        <w:bidi w:val="0"/>
+      </w:pPr>
+      <w:r>
+        <w:t>负责劳动人事管理等其他事务性工作</w:t>
       </w:r>
     </w:p>
     <w:p>
       <w:pPr>
         <w:pStyle w:val="30"/>
         <w:bidi w:val="0"/>
-        <w:rPr>
-          <w:rFonts w:hint="default"/>
-          <w:lang w:val="en-US" w:eastAsia="zh-CN"/>
-        </w:rPr>
-      </w:pPr>
-      <w:bookmarkStart w:id="12" w:name="_Toc17326"/>
-      <w:r>
-        <w:rPr>
-          <w:rFonts w:hint="eastAsia"/>
-          <w:lang w:val="en-US" w:eastAsia="zh-CN"/>
-        </w:rPr>
-        <w:t>应急管理部</w:t>
+      </w:pPr>
+      <w:bookmarkStart w:id="12" w:name="_Toc9552"/>
+      <w:r>
+        <w:rPr>
+          <w:rFonts w:hint="eastAsia"/>
+          <w:lang w:val="en-US" w:eastAsia="zh-CN"/>
+        </w:rPr>
+        <w:t>质量管理部</w:t>
       </w:r>
       <w:bookmarkEnd w:id="12"/>
     </w:p>
     <w:p>
       <w:pPr>
         <w:pStyle w:val="29"/>
-        <w:rPr>
-          <w:rFonts w:hint="default"/>
-          <w:lang w:val="en-US" w:eastAsia="zh-CN"/>
-        </w:rPr>
-      </w:pPr>
-      <w:r>
-        <w:rPr>
-          <w:rFonts w:hint="eastAsia"/>
-          <w:lang w:val="en-US" w:eastAsia="zh-CN"/>
-        </w:rPr>
-        <w:t>根据应急要求，可临时成立支持业务需求的指挥组、技术组等，由公司副总担任应急管理部负责人。</w:t>
-      </w:r>
-    </w:p>
-    <w:p>
-      <w:pPr>
-        <w:pStyle w:val="40"/>
         <w:numPr>
           <w:ilvl w:val="0"/>
           <w:numId w:val="10"/>
         </w:numPr>
-        <w:bidi w:val="0"/>
-        <w:rPr>
-          <w:rFonts w:hint="default"/>
-          <w:lang w:val="en-US" w:eastAsia="zh-CN"/>
-        </w:rPr>
-      </w:pPr>
-      <w:r>
-        <w:rPr>
-          <w:rFonts w:hint="default"/>
-          <w:lang w:val="en-US" w:eastAsia="zh-CN"/>
-        </w:rPr>
-        <w:t>应急体系与预案管理：负责建立、维护公司统一的应急响应体系，制定、评审和更新各类应急预案。</w:t>
-      </w:r>
-    </w:p>
-    <w:p>
-      <w:pPr>
-        <w:pStyle w:val="40"/>
+        <w:ind w:left="425" w:leftChars="0" w:hanging="425" w:firstLineChars="0"/>
+        <w:rPr>
+          <w:rFonts w:hint="eastAsia"/>
+        </w:rPr>
+      </w:pPr>
+      <w:r>
+        <w:rPr>
+          <w:rFonts w:hint="eastAsia"/>
+        </w:rPr>
+        <w:t>负责制定、维护并持续优化IT服务质量管理体系及相关流程、规范，确保其符合ITSS标准及业务发展要求。</w:t>
+      </w:r>
+    </w:p>
+    <w:p>
+      <w:pPr>
+        <w:pStyle w:val="29"/>
         <w:numPr>
           <w:ilvl w:val="0"/>
           <w:numId w:val="10"/>
         </w:numPr>
-        <w:bidi w:val="0"/>
-        <w:rPr>
-          <w:rFonts w:hint="default"/>
-          <w:lang w:val="en-US" w:eastAsia="zh-CN"/>
-        </w:rPr>
-      </w:pPr>
-      <w:r>
-        <w:rPr>
-          <w:rFonts w:hint="default"/>
-          <w:lang w:val="en-US" w:eastAsia="zh-CN"/>
-        </w:rPr>
-        <w:t>应急监控与预警：实时监控运维服务状态，识别潜在风险并发布预警信息，启动应急响应流程。</w:t>
-      </w:r>
-    </w:p>
-    <w:p>
-      <w:pPr>
-        <w:pStyle w:val="40"/>
+        <w:ind w:left="425" w:leftChars="0" w:hanging="425" w:firstLineChars="0"/>
+        <w:rPr>
+          <w:rFonts w:hint="eastAsia"/>
+        </w:rPr>
+      </w:pPr>
+      <w:r>
+        <w:rPr>
+          <w:rFonts w:hint="eastAsia"/>
+        </w:rPr>
+        <w:t>通过日常检查、审计或抽查等方式，监督各项IT服务过程（如事件、问题、变更管理）的执行符合既定流程与标准。</w:t>
+      </w:r>
+    </w:p>
+    <w:p>
+      <w:pPr>
+        <w:pStyle w:val="29"/>
         <w:numPr>
           <w:ilvl w:val="0"/>
           <w:numId w:val="10"/>
         </w:numPr>
-        <w:bidi w:val="0"/>
-        <w:rPr>
-          <w:rFonts w:hint="default"/>
-          <w:lang w:val="en-US" w:eastAsia="zh-CN"/>
-        </w:rPr>
-      </w:pPr>
-      <w:r>
-        <w:rPr>
-          <w:rFonts w:hint="default"/>
-          <w:lang w:val="en-US" w:eastAsia="zh-CN"/>
-        </w:rPr>
-        <w:t>应急指挥与协调：作为应急指挥中心，协调内外部资源进行应急处置，确保快速、有序恢复服务。</w:t>
-      </w:r>
-    </w:p>
-    <w:p>
-      <w:pPr>
-        <w:pStyle w:val="40"/>
+        <w:ind w:left="425" w:leftChars="0" w:hanging="425" w:firstLineChars="0"/>
+        <w:rPr>
+          <w:rFonts w:hint="eastAsia"/>
+        </w:rPr>
+      </w:pPr>
+      <w:r>
+        <w:rPr>
+          <w:rFonts w:hint="eastAsia"/>
+        </w:rPr>
+        <w:t>定期组织对IT服务交付成果（如系统稳定性、项目交付物、SLA达成情况）进行测量、分析和评估，出具质量报告。</w:t>
+      </w:r>
+    </w:p>
+    <w:p>
+      <w:pPr>
+        <w:pStyle w:val="29"/>
         <w:numPr>
           <w:ilvl w:val="0"/>
           <w:numId w:val="10"/>
         </w:numPr>
-        <w:bidi w:val="0"/>
-        <w:rPr>
-          <w:rFonts w:hint="default"/>
-          <w:lang w:val="en-US" w:eastAsia="zh-CN"/>
-        </w:rPr>
-      </w:pPr>
-      <w:r>
-        <w:rPr>
-          <w:rFonts w:hint="default"/>
-          <w:lang w:val="en-US" w:eastAsia="zh-CN"/>
-        </w:rPr>
-        <w:t>应急演练与培训：定期组织应急演练与培训，提升团队的应急响应能力和协同作战水平。</w:t>
-      </w:r>
-    </w:p>
-    <w:p>
-      <w:pPr>
-        <w:pStyle w:val="40"/>
+        <w:ind w:left="425" w:leftChars="0" w:hanging="425" w:firstLineChars="0"/>
+        <w:rPr>
+          <w:rFonts w:hint="eastAsia"/>
+        </w:rPr>
+      </w:pPr>
+      <w:r>
+        <w:rPr>
+          <w:rFonts w:hint="eastAsia"/>
+        </w:rPr>
+        <w:t>负责识别、记录服务过程中的不符合项，推动责任部门进行根本原因分析并制定纠正预防措施，跟踪验证措施有效性。</w:t>
+      </w:r>
+    </w:p>
+    <w:p>
+      <w:pPr>
+        <w:pStyle w:val="29"/>
         <w:numPr>
           <w:ilvl w:val="0"/>
           <w:numId w:val="10"/>
         </w:numPr>
-        <w:bidi w:val="0"/>
+        <w:ind w:left="425" w:leftChars="0" w:hanging="425" w:firstLineChars="0"/>
+        <w:rPr>
+          <w:rFonts w:hint="eastAsia"/>
+        </w:rPr>
+      </w:pPr>
+      <w:r>
+        <w:rPr>
+          <w:rFonts w:hint="eastAsia"/>
+        </w:rPr>
+        <w:t>主导质量检查单、审计报告、度量指标等质量管理工具和文档的设计与管理，确保质量活动记录完整、可追溯。</w:t>
+      </w:r>
+    </w:p>
+    <w:p>
+      <w:pPr>
+        <w:pStyle w:val="29"/>
+        <w:numPr>
+          <w:ilvl w:val="0"/>
+          <w:numId w:val="10"/>
+        </w:numPr>
+        <w:ind w:left="425" w:leftChars="0" w:hanging="425" w:firstLineChars="0"/>
+        <w:rPr>
+          <w:rFonts w:hint="eastAsia"/>
+        </w:rPr>
+      </w:pPr>
+      <w:r>
+        <w:rPr>
+          <w:rFonts w:hint="eastAsia"/>
+        </w:rPr>
+        <w:t>在公司内部宣贯质量方针与目标，组织相关质量培训，提升全员的质量意识和过程遵循能力。</w:t>
+      </w:r>
+    </w:p>
+    <w:p>
+      <w:pPr>
+        <w:pStyle w:val="29"/>
+        <w:numPr>
+          <w:ilvl w:val="0"/>
+          <w:numId w:val="10"/>
+        </w:numPr>
+        <w:ind w:left="425" w:leftChars="0" w:hanging="425" w:firstLineChars="0"/>
         <w:rPr>
           <w:rFonts w:hint="default"/>
           <w:lang w:val="en-US" w:eastAsia="zh-CN"/>
@@ -4398,10 +4400,9 @@
       </w:pPr>
       <w:r>
         <w:rPr>
-          <w:rFonts w:hint="default"/>
-          <w:lang w:val="en-US" w:eastAsia="zh-CN"/>
-        </w:rPr>
-        <w:t>应急复盘与改进：主导应急事件的复盘分析，推动整改措施落地，持续优化应急流程与预案。</w:t>
+          <w:rFonts w:hint="eastAsia"/>
+        </w:rPr>
+        <w:t>协助和服务管理部门，基于质量数据分析结果，共同策划和实施服务改进计划，推动服务质量的持续提升。</w:t>
       </w:r>
     </w:p>
     <w:sectPr>
@@ -4801,19 +4802,19 @@
     <w:abstractNumId w:val="5"/>
   </w:num>
   <w:num w:numId="6">
+    <w:abstractNumId w:val="7"/>
+  </w:num>
+  <w:num w:numId="7">
+    <w:abstractNumId w:val="0"/>
+  </w:num>
+  <w:num w:numId="8">
     <w:abstractNumId w:val="4"/>
   </w:num>
-  <w:num w:numId="7">
-    <w:abstractNumId w:val="7"/>
-  </w:num>
-  <w:num w:numId="8">
+  <w:num w:numId="9">
     <w:abstractNumId w:val="3"/>
   </w:num>
-  <w:num w:numId="9">
+  <w:num w:numId="10">
     <w:abstractNumId w:val="2"/>
-  </w:num>
-  <w:num w:numId="10">
-    <w:abstractNumId w:val="0"/>
   </w:num>
 </w:numbering>
 </file>
